--- a/LakeMeadWaterConservationProgramAnalysis/LakeMeadWaterConservationProgramSuccessChallengesSuggestions_v2.docx
+++ b/LakeMeadWaterConservationProgramAnalysis/LakeMeadWaterConservationProgramSuccessChallengesSuggestions_v2.docx
@@ -4520,10 +4520,10 @@
                 <w:noProof/>
               </w:rPr>
               <w:drawing>
-                <wp:inline distT="0" distB="0" distL="0" distR="0" wp14:anchorId="4D30B906" wp14:editId="4A49C23D">
-                  <wp:extent cx="3007565" cy="1971304"/>
-                  <wp:effectExtent l="0" t="0" r="2540" b="0"/>
-                  <wp:docPr id="457550776" name="Picture 1" descr="A graph with blue bars&#10;&#10;Description automatically generated"/>
+                <wp:inline distT="0" distB="0" distL="0" distR="0" wp14:anchorId="61E4875B" wp14:editId="0A1A40F2">
+                  <wp:extent cx="2967762" cy="1901952"/>
+                  <wp:effectExtent l="0" t="0" r="4445" b="3175"/>
+                  <wp:docPr id="1919003903" name="Picture 1"/>
                   <wp:cNvGraphicFramePr>
                     <a:graphicFrameLocks xmlns:a="http://schemas.openxmlformats.org/drawingml/2006/main" noChangeAspect="1"/>
                   </wp:cNvGraphicFramePr>
@@ -4531,7 +4531,7 @@
                     <a:graphicData uri="http://schemas.openxmlformats.org/drawingml/2006/picture">
                       <pic:pic xmlns:pic="http://schemas.openxmlformats.org/drawingml/2006/picture">
                         <pic:nvPicPr>
-                          <pic:cNvPr id="457550776" name="Picture 1" descr="A graph with blue bars&#10;&#10;Description automatically generated"/>
+                          <pic:cNvPr id="1919003903" name=""/>
                           <pic:cNvPicPr/>
                         </pic:nvPicPr>
                         <pic:blipFill>
@@ -4543,7 +4543,7 @@
                         <pic:spPr>
                           <a:xfrm>
                             <a:off x="0" y="0"/>
-                            <a:ext cx="3041905" cy="1993812"/>
+                            <a:ext cx="2972486" cy="1904979"/>
                           </a:xfrm>
                           <a:prstGeom prst="rect">
                             <a:avLst/>
@@ -4724,10 +4724,10 @@
                 <w:noProof/>
               </w:rPr>
               <w:drawing>
-                <wp:inline distT="0" distB="0" distL="0" distR="0" wp14:anchorId="6B5E7B78" wp14:editId="58C92EDA">
-                  <wp:extent cx="2973717" cy="1971040"/>
+                <wp:inline distT="0" distB="0" distL="0" distR="0" wp14:anchorId="3956BFFB" wp14:editId="500FC6C4">
+                  <wp:extent cx="3055620" cy="1985010"/>
                   <wp:effectExtent l="0" t="0" r="0" b="0"/>
-                  <wp:docPr id="726890101" name="Picture 1" descr="A graph of different colored bars&#10;&#10;Description automatically generated with medium confidence"/>
+                  <wp:docPr id="2027020092" name="Picture 1"/>
                   <wp:cNvGraphicFramePr>
                     <a:graphicFrameLocks xmlns:a="http://schemas.openxmlformats.org/drawingml/2006/main" noChangeAspect="1"/>
                   </wp:cNvGraphicFramePr>
@@ -4735,7 +4735,7 @@
                     <a:graphicData uri="http://schemas.openxmlformats.org/drawingml/2006/picture">
                       <pic:pic xmlns:pic="http://schemas.openxmlformats.org/drawingml/2006/picture">
                         <pic:nvPicPr>
-                          <pic:cNvPr id="726890101" name="Picture 1" descr="A graph of different colored bars&#10;&#10;Description automatically generated with medium confidence"/>
+                          <pic:cNvPr id="2027020092" name=""/>
                           <pic:cNvPicPr/>
                         </pic:nvPicPr>
                         <pic:blipFill>
@@ -4747,7 +4747,7 @@
                         <pic:spPr>
                           <a:xfrm>
                             <a:off x="0" y="0"/>
-                            <a:ext cx="3026982" cy="2006345"/>
+                            <a:ext cx="3055620" cy="1985010"/>
                           </a:xfrm>
                           <a:prstGeom prst="rect">
                             <a:avLst/>
@@ -5915,11 +5915,12 @@
         <w:rPr>
           <w:noProof/>
         </w:rPr>
+        <w:lastRenderedPageBreak/>
         <w:drawing>
-          <wp:inline distT="0" distB="0" distL="0" distR="0" wp14:anchorId="3984C78D" wp14:editId="700661FD">
-            <wp:extent cx="5444836" cy="3401859"/>
-            <wp:effectExtent l="0" t="0" r="3810" b="8255"/>
-            <wp:docPr id="1121567393" name="Picture 1" descr="A graph of water and water&#10;&#10;Description automatically generated"/>
+          <wp:inline distT="0" distB="0" distL="0" distR="0" wp14:anchorId="57C79B56" wp14:editId="0FB793FE">
+            <wp:extent cx="5943600" cy="4328795"/>
+            <wp:effectExtent l="0" t="0" r="0" b="0"/>
+            <wp:docPr id="278026554" name="Picture 1"/>
             <wp:cNvGraphicFramePr>
               <a:graphicFrameLocks xmlns:a="http://schemas.openxmlformats.org/drawingml/2006/main" noChangeAspect="1"/>
             </wp:cNvGraphicFramePr>
@@ -5927,7 +5928,7 @@
               <a:graphicData uri="http://schemas.openxmlformats.org/drawingml/2006/picture">
                 <pic:pic xmlns:pic="http://schemas.openxmlformats.org/drawingml/2006/picture">
                   <pic:nvPicPr>
-                    <pic:cNvPr id="1121567393" name="Picture 1" descr="A graph of water and water&#10;&#10;Description automatically generated"/>
+                    <pic:cNvPr id="278026554" name=""/>
                     <pic:cNvPicPr/>
                   </pic:nvPicPr>
                   <pic:blipFill>
@@ -5939,7 +5940,7 @@
                   <pic:spPr>
                     <a:xfrm>
                       <a:off x="0" y="0"/>
-                      <a:ext cx="5452788" cy="3406827"/>
+                      <a:ext cx="5943600" cy="4328795"/>
                     </a:xfrm>
                     <a:prstGeom prst="rect">
                       <a:avLst/>
@@ -5970,7 +5971,6 @@
           <w:sz w:val="24"/>
           <w:szCs w:val="24"/>
         </w:rPr>
-        <w:lastRenderedPageBreak/>
         <w:t>Figure 3. Lake Mead Storage</w:t>
       </w:r>
       <w:r>
@@ -6439,6 +6439,7 @@
           <w:sz w:val="24"/>
           <w:szCs w:val="24"/>
         </w:rPr>
+        <w:lastRenderedPageBreak/>
         <w:t xml:space="preserve">Motivating additional voluntary water conservation is challenging. </w:t>
       </w:r>
       <w:r>
@@ -6727,10 +6728,10 @@
                                 <w:noProof/>
                               </w:rPr>
                               <w:drawing>
-                                <wp:inline distT="0" distB="0" distL="0" distR="0" wp14:anchorId="36D81B38" wp14:editId="1B98FECD">
-                                  <wp:extent cx="3248388" cy="2198789"/>
-                                  <wp:effectExtent l="0" t="0" r="0" b="0"/>
-                                  <wp:docPr id="1319886578" name="Picture 1" descr="A graph of evaporation and evaporation&#10;&#10;Description automatically generated"/>
+                                <wp:inline distT="0" distB="0" distL="0" distR="0" wp14:anchorId="71B6DF22" wp14:editId="645C22BF">
+                                  <wp:extent cx="3208655" cy="2113915"/>
+                                  <wp:effectExtent l="0" t="0" r="0" b="635"/>
+                                  <wp:docPr id="1887471880" name="Picture 1"/>
                                   <wp:cNvGraphicFramePr>
                                     <a:graphicFrameLocks xmlns:a="http://schemas.openxmlformats.org/drawingml/2006/main" noChangeAspect="1"/>
                                   </wp:cNvGraphicFramePr>
@@ -6738,7 +6739,7 @@
                                     <a:graphicData uri="http://schemas.openxmlformats.org/drawingml/2006/picture">
                                       <pic:pic xmlns:pic="http://schemas.openxmlformats.org/drawingml/2006/picture">
                                         <pic:nvPicPr>
-                                          <pic:cNvPr id="1319886578" name="Picture 1" descr="A graph of evaporation and evaporation&#10;&#10;Description automatically generated"/>
+                                          <pic:cNvPr id="1887471880" name=""/>
                                           <pic:cNvPicPr/>
                                         </pic:nvPicPr>
                                         <pic:blipFill>
@@ -6750,7 +6751,7 @@
                                         <pic:spPr>
                                           <a:xfrm>
                                             <a:off x="0" y="0"/>
-                                            <a:ext cx="3251903" cy="2201168"/>
+                                            <a:ext cx="3208655" cy="2113915"/>
                                           </a:xfrm>
                                           <a:prstGeom prst="rect">
                                             <a:avLst/>
@@ -6804,7 +6805,11 @@
           </mc:Choice>
           <mc:Fallback>
             <w:pict>
-              <v:shape w14:anchorId="0BFD2EC6" id="_x0000_s1027" type="#_x0000_t202" style="position:absolute;left:0;text-align:left;margin-left:206.35pt;margin-top:1.65pt;width:267.75pt;height:235.55pt;z-index:251671552;visibility:visible;mso-wrap-style:square;mso-width-percent:0;mso-height-percent:0;mso-wrap-distance-left:9pt;mso-wrap-distance-top:3.6pt;mso-wrap-distance-right:9pt;mso-wrap-distance-bottom:3.6pt;mso-position-horizontal:absolute;mso-position-horizontal-relative:text;mso-position-vertical:absolute;mso-position-vertical-relative:text;mso-width-percent:0;mso-height-percent:0;mso-width-relative:margin;mso-height-relative:margin;v-text-anchor:top" o:gfxdata="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">
+              <v:shapetype w14:anchorId="0BFD2EC6" id="_x0000_t202" coordsize="21600,21600" o:spt="202" path="m,l,21600r21600,l21600,xe">
+                <v:stroke joinstyle="miter"/>
+                <v:path gradientshapeok="t" o:connecttype="rect"/>
+              </v:shapetype>
+              <v:shape id="_x0000_s1027" type="#_x0000_t202" style="position:absolute;left:0;text-align:left;margin-left:206.35pt;margin-top:1.65pt;width:267.75pt;height:235.55pt;z-index:251671552;visibility:visible;mso-wrap-style:square;mso-width-percent:0;mso-height-percent:0;mso-wrap-distance-left:9pt;mso-wrap-distance-top:3.6pt;mso-wrap-distance-right:9pt;mso-wrap-distance-bottom:3.6pt;mso-position-horizontal:absolute;mso-position-horizontal-relative:text;mso-position-vertical:absolute;mso-position-vertical-relative:text;mso-width-percent:0;mso-height-percent:0;mso-width-relative:margin;mso-height-relative:margin;v-text-anchor:top" o:gfxdata="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">
                 <v:textbox>
                   <w:txbxContent>
                     <w:p>
@@ -6813,10 +6818,10 @@
                           <w:noProof/>
                         </w:rPr>
                         <w:drawing>
-                          <wp:inline distT="0" distB="0" distL="0" distR="0" wp14:anchorId="36D81B38" wp14:editId="1B98FECD">
-                            <wp:extent cx="3248388" cy="2198789"/>
-                            <wp:effectExtent l="0" t="0" r="0" b="0"/>
-                            <wp:docPr id="1319886578" name="Picture 1" descr="A graph of evaporation and evaporation&#10;&#10;Description automatically generated"/>
+                          <wp:inline distT="0" distB="0" distL="0" distR="0" wp14:anchorId="71B6DF22" wp14:editId="645C22BF">
+                            <wp:extent cx="3208655" cy="2113915"/>
+                            <wp:effectExtent l="0" t="0" r="0" b="635"/>
+                            <wp:docPr id="1887471880" name="Picture 1"/>
                             <wp:cNvGraphicFramePr>
                               <a:graphicFrameLocks xmlns:a="http://schemas.openxmlformats.org/drawingml/2006/main" noChangeAspect="1"/>
                             </wp:cNvGraphicFramePr>
@@ -6824,7 +6829,7 @@
                               <a:graphicData uri="http://schemas.openxmlformats.org/drawingml/2006/picture">
                                 <pic:pic xmlns:pic="http://schemas.openxmlformats.org/drawingml/2006/picture">
                                   <pic:nvPicPr>
-                                    <pic:cNvPr id="1319886578" name="Picture 1" descr="A graph of evaporation and evaporation&#10;&#10;Description automatically generated"/>
+                                    <pic:cNvPr id="1887471880" name=""/>
                                     <pic:cNvPicPr/>
                                   </pic:nvPicPr>
                                   <pic:blipFill>
@@ -6836,7 +6841,7 @@
                                   <pic:spPr>
                                     <a:xfrm>
                                       <a:off x="0" y="0"/>
-                                      <a:ext cx="3251903" cy="2201168"/>
+                                      <a:ext cx="3208655" cy="2113915"/>
                                     </a:xfrm>
                                     <a:prstGeom prst="rect">
                                       <a:avLst/>
@@ -7025,16 +7030,7 @@
           <w:sz w:val="24"/>
           <w:szCs w:val="24"/>
         </w:rPr>
-        <w:t xml:space="preserve">to increase their ability to </w:t>
-      </w:r>
-      <w:r>
-        <w:rPr>
-          <w:rFonts w:asciiTheme="majorBidi" w:hAnsiTheme="majorBidi" w:cstheme="majorBidi"/>
-          <w:sz w:val="24"/>
-          <w:szCs w:val="24"/>
-        </w:rPr>
-        <w:lastRenderedPageBreak/>
-        <w:t xml:space="preserve">access conserved water </w:t>
+        <w:t xml:space="preserve">to increase their ability to access conserved water </w:t>
       </w:r>
       <w:r>
         <w:rPr>
@@ -7592,7 +7588,16 @@
           <w:sz w:val="24"/>
           <w:szCs w:val="24"/>
         </w:rPr>
-        <w:t xml:space="preserve"> Century, including environmental water flows and aquatic habitat and tribal water rights. Additionally, some areas of the basin recognize that households should be able to access a minimum level of water supply for health and safety. </w:t>
+        <w:t xml:space="preserve"> Century, including environmental water flows and aquatic habitat </w:t>
+      </w:r>
+      <w:r>
+        <w:rPr>
+          <w:rFonts w:asciiTheme="majorBidi" w:hAnsiTheme="majorBidi" w:cstheme="majorBidi"/>
+          <w:sz w:val="24"/>
+          <w:szCs w:val="24"/>
+        </w:rPr>
+        <w:lastRenderedPageBreak/>
+        <w:t xml:space="preserve">and tribal water rights. Additionally, some areas of the basin recognize that households should be able to access a minimum level of water supply for health and safety. </w:t>
       </w:r>
     </w:p>
     <w:p>
@@ -8177,7 +8182,6 @@
           <w:sz w:val="24"/>
           <w:szCs w:val="24"/>
         </w:rPr>
-        <w:lastRenderedPageBreak/>
         <mc:AlternateContent>
           <mc:Choice Requires="wps">
             <w:drawing>
@@ -10000,7 +10004,18 @@
           <w:sz w:val="24"/>
           <w:szCs w:val="24"/>
         </w:rPr>
-        <w:t>there is no trigger to prohibit debits</w:t>
+        <w:t xml:space="preserve">there is no trigger </w:t>
+      </w:r>
+      <w:r>
+        <w:rPr>
+          <w:rFonts w:asciiTheme="majorBidi" w:hAnsiTheme="majorBidi" w:cstheme="majorBidi"/>
+          <w:i/>
+          <w:iCs/>
+          <w:sz w:val="24"/>
+          <w:szCs w:val="24"/>
+        </w:rPr>
+        <w:lastRenderedPageBreak/>
+        <w:t>to prohibit debits</w:t>
       </w:r>
       <w:r>
         <w:rPr>
@@ -10709,7 +10724,6 @@
         <w:pStyle w:val="Heading1"/>
       </w:pPr>
       <w:r>
-        <w:lastRenderedPageBreak/>
         <w:t xml:space="preserve">Conclusions and </w:t>
       </w:r>
       <w:r>
@@ -11460,6 +11474,7 @@
           <w:sz w:val="24"/>
           <w:szCs w:val="24"/>
         </w:rPr>
+        <w:lastRenderedPageBreak/>
         <w:t xml:space="preserve">Why </w:t>
       </w:r>
       <w:r>
@@ -11799,7 +11814,6 @@
         <w:pStyle w:val="Heading1"/>
       </w:pPr>
       <w:r>
-        <w:lastRenderedPageBreak/>
         <w:t>Appendix A. Estimate Share</w:t>
       </w:r>
       <w:r>
@@ -12282,6 +12296,7 @@
         <w:rPr>
           <w:noProof/>
         </w:rPr>
+        <w:lastRenderedPageBreak/>
         <w:drawing>
           <wp:inline distT="0" distB="0" distL="0" distR="0" wp14:anchorId="3DFF5439" wp14:editId="46D10C37">
             <wp:extent cx="5943600" cy="1592580"/>
@@ -12786,7 +12801,6 @@
           <w:sz w:val="24"/>
           <w:szCs w:val="24"/>
         </w:rPr>
-        <w:lastRenderedPageBreak/>
         <w:t xml:space="preserve">For example, at </w:t>
       </w:r>
       <w:r>
@@ -13325,6 +13339,7 @@
           <w:sz w:val="24"/>
           <w:szCs w:val="24"/>
         </w:rPr>
+        <w:lastRenderedPageBreak/>
         <w:t xml:space="preserve">Nevada and Mexico’s percent shares of the </w:t>
       </w:r>
       <w:r>
@@ -13600,7 +13615,6 @@
         <w:ind w:left="720" w:hanging="720"/>
       </w:pPr>
       <w:r>
-        <w:lastRenderedPageBreak/>
         <w:t xml:space="preserve">Cutter, S. L., Boruff, B. J., and Shirley, W. L. (2003). "Social Vulnerability to Environmental Hazards*." </w:t>
       </w:r>
       <w:r>
@@ -13838,6 +13852,7 @@
         <w:ind w:left="720" w:hanging="720"/>
       </w:pPr>
       <w:r>
+        <w:lastRenderedPageBreak/>
         <w:t xml:space="preserve">Kasprzyk, J. R., Nataraj, S., Reed, P. M., and Lempert, R. J. (2013). "Many objective robust decision making for complex environmental systems undergoing change." </w:t>
       </w:r>
       <w:r>
@@ -14008,7 +14023,6 @@
         <w:ind w:left="720" w:hanging="720"/>
       </w:pPr>
       <w:r>
-        <w:lastRenderedPageBreak/>
         <w:t xml:space="preserve">Porse, E. C., Sandoval-Solis, S., and Lane, B. A. (2015). "Integrating Environmental Flows into Multi-Objective Reservoir Management for a Transboundary, Water-Scarce River Basin: Rio Grande/Bravo." </w:t>
       </w:r>
       <w:r>
@@ -14219,6 +14233,7 @@
         <w:ind w:left="720" w:hanging="720"/>
       </w:pPr>
       <w:r>
+        <w:lastRenderedPageBreak/>
         <w:t xml:space="preserve">USBR. (2007). "Record of Decision: Colorado River Interim Guidelines for Lower Basin Shortages and Coordinated Operations for Lakes Powell and Mead." U.S. Bureau of Reclamation. </w:t>
       </w:r>
       <w:hyperlink r:id="rId45" w:history="1">
@@ -14420,7 +14435,6 @@
           <w:sz w:val="24"/>
           <w:szCs w:val="24"/>
         </w:rPr>
-        <w:lastRenderedPageBreak/>
         <w:fldChar w:fldCharType="end"/>
       </w:r>
     </w:p>

--- a/LakeMeadWaterConservationProgramAnalysis/LakeMeadWaterConservationProgramSuccessChallengesSuggestions_v2.docx
+++ b/LakeMeadWaterConservationProgramAnalysis/LakeMeadWaterConservationProgramSuccessChallengesSuggestions_v2.docx
@@ -709,22 +709,16 @@
         <w:t xml:space="preserve">This assumption is challenged as the Colorado River Basin becomes more arid. </w:t>
       </w:r>
       <w:r>
-        <w:t>Here, we, seek to improve and adapt it, and underlying river operations, to 21</w:t>
-      </w:r>
-      <w:r>
-        <w:rPr>
-          <w:vertAlign w:val="superscript"/>
-        </w:rPr>
-        <w:t>st</w:t>
-      </w:r>
-      <w:r>
-        <w:t xml:space="preserve"> Century climate conditions. </w:t>
-      </w:r>
-      <w:r>
-        <w:t xml:space="preserve">The next section </w:t>
-      </w:r>
-      <w:r>
-        <w:t xml:space="preserve">reviews prior scholarship on </w:t>
+        <w:t xml:space="preserve">Here, </w:t>
+      </w:r>
+      <w:r>
+        <w:t>we</w:t>
+      </w:r>
+      <w:r>
+        <w:t xml:space="preserve"> </w:t>
+      </w:r>
+      <w:r>
+        <w:t xml:space="preserve">review prior scholarship on </w:t>
       </w:r>
       <w:r>
         <w:t>managing vulnerability</w:t>
@@ -811,89 +805,10 @@
         <w:t xml:space="preserve"> to </w:t>
       </w:r>
       <w:r>
-        <w:t>stabilize and recover</w:t>
-      </w:r>
-      <w:r>
-        <w:t xml:space="preserve"> Lake Mead </w:t>
-      </w:r>
-      <w:r>
-        <w:t>storage for</w:t>
-      </w:r>
-      <w:r>
-        <w:t xml:space="preserve"> conditions of low reservoir storage and inflow. Th</w:t>
-      </w:r>
-      <w:r>
-        <w:t>e</w:t>
-      </w:r>
-      <w:r>
-        <w:t xml:space="preserve"> suggestion also increases </w:t>
-      </w:r>
-      <w:r>
-        <w:t>water user autonomy</w:t>
-      </w:r>
-      <w:r>
-        <w:t xml:space="preserve"> </w:t>
-      </w:r>
-      <w:r>
-        <w:t xml:space="preserve">to manage </w:t>
-      </w:r>
-      <w:r>
-        <w:t xml:space="preserve">their </w:t>
-      </w:r>
-      <w:r>
-        <w:t>vulnerability</w:t>
-      </w:r>
-      <w:r>
-        <w:t xml:space="preserve"> </w:t>
-      </w:r>
-      <w:r>
-        <w:t xml:space="preserve">to water shortages </w:t>
-      </w:r>
-      <w:r>
-        <w:t>more independently of other users</w:t>
-      </w:r>
-      <w:r>
-        <w:t xml:space="preserve"> </w:t>
-      </w:r>
-      <w:r>
-        <w:t>while</w:t>
-      </w:r>
-      <w:r>
-        <w:t xml:space="preserve"> </w:t>
-      </w:r>
-      <w:r>
-        <w:t xml:space="preserve">leverage prior negotiations and </w:t>
-      </w:r>
-      <w:r>
-        <w:t xml:space="preserve">decrease conflicts </w:t>
-      </w:r>
-      <w:r>
-        <w:t xml:space="preserve">post 2026. </w:t>
-      </w:r>
-      <w:r>
-        <w:t>We suggest</w:t>
-      </w:r>
-      <w:r>
-        <w:t xml:space="preserve"> </w:t>
-      </w:r>
-      <w:r>
-        <w:t>switching</w:t>
-      </w:r>
-      <w:r>
-        <w:t xml:space="preserve"> to </w:t>
-      </w:r>
-      <w:r>
-        <w:lastRenderedPageBreak/>
-        <w:t>water accounting</w:t>
-      </w:r>
-      <w:r>
-        <w:t xml:space="preserve"> based on the principles of division of reservoir inflow, subtract evaporation, and users consume and conserve within their available water</w:t>
-      </w:r>
-      <w:r>
-        <w:t xml:space="preserve">. </w:t>
-      </w:r>
-      <w:r>
-        <w:t>The framework moves the concept of entitlement to water towards one that recognizes environmental limits on resource availability. Such a program would stabilize and potentially recover</w:t>
+        <w:t xml:space="preserve">increase program sustainability. Both suggestions switch the accounting from reductions from historical entitlements to reductions from the annual available water. These changes can </w:t>
+      </w:r>
+      <w:r>
+        <w:t>stabilize and potentially recover</w:t>
       </w:r>
       <w:r>
         <w:t xml:space="preserve"> Lake Mead </w:t>
@@ -925,6 +840,7 @@
         <w:pStyle w:val="Heading1"/>
       </w:pPr>
       <w:r>
+        <w:lastRenderedPageBreak/>
         <w:t>Literature Review</w:t>
       </w:r>
     </w:p>
@@ -2060,7 +1976,47 @@
           <w:sz w:val="24"/>
           <w:szCs w:val="24"/>
         </w:rPr>
-        <w:t>In January 2026, Reclamation shared several ways they propose to improve the program for new operations beginning in 2027:</w:t>
+        <w:t xml:space="preserve">In January 2026, Reclamation shared several ways they propose to improve the program </w:t>
+      </w:r>
+      <w:r>
+        <w:rPr>
+          <w:rFonts w:asciiTheme="majorBidi" w:hAnsiTheme="majorBidi" w:cstheme="majorBidi"/>
+          <w:sz w:val="24"/>
+          <w:szCs w:val="24"/>
+        </w:rPr>
+        <w:t>(now called Storage and Recovery)</w:t>
+      </w:r>
+      <w:r>
+        <w:rPr>
+          <w:rFonts w:asciiTheme="majorBidi" w:hAnsiTheme="majorBidi" w:cstheme="majorBidi"/>
+          <w:sz w:val="24"/>
+          <w:szCs w:val="24"/>
+        </w:rPr>
+        <w:t xml:space="preserve"> beginning in 2027</w:t>
+      </w:r>
+      <w:r>
+        <w:rPr>
+          <w:rFonts w:asciiTheme="majorBidi" w:hAnsiTheme="majorBidi" w:cstheme="majorBidi"/>
+          <w:sz w:val="24"/>
+          <w:szCs w:val="24"/>
+        </w:rPr>
+        <w:t>. There is scarce scholarship on the program, including description</w:t>
+      </w:r>
+      <w:r>
+        <w:rPr>
+          <w:rFonts w:asciiTheme="majorBidi" w:hAnsiTheme="majorBidi" w:cstheme="majorBidi"/>
+          <w:sz w:val="24"/>
+          <w:szCs w:val="24"/>
+        </w:rPr>
+        <w:t>s</w:t>
+      </w:r>
+      <w:r>
+        <w:rPr>
+          <w:rFonts w:asciiTheme="majorBidi" w:hAnsiTheme="majorBidi" w:cstheme="majorBidi"/>
+          <w:sz w:val="24"/>
+          <w:szCs w:val="24"/>
+        </w:rPr>
+        <w:t>, successes, challenges, and suggestions to improve sustainability and user autonomy.</w:t>
       </w:r>
     </w:p>
     <w:p>
@@ -6071,7 +6027,7 @@
           <w:sz w:val="24"/>
           <w:szCs w:val="24"/>
         </w:rPr>
-        <w:t>The conservation program kept Lake Mead level above elevation 1</w:t>
+        <w:t xml:space="preserve">The conservation program </w:t>
       </w:r>
       <w:r>
         <w:rPr>
@@ -6081,7 +6037,7 @@
           <w:sz w:val="24"/>
           <w:szCs w:val="24"/>
         </w:rPr>
-        <w:t>,</w:t>
+        <w:t xml:space="preserve">had </w:t>
       </w:r>
       <w:r>
         <w:rPr>
@@ -6091,7 +6047,7 @@
           <w:sz w:val="24"/>
           <w:szCs w:val="24"/>
         </w:rPr>
-        <w:t>020 feet (5.9 million acre-feet) during low lake levels in 2022.</w:t>
+        <w:t>kept Lake Mead level above elevation 1</w:t>
       </w:r>
       <w:r>
         <w:rPr>
@@ -6101,7 +6057,37 @@
           <w:sz w:val="24"/>
           <w:szCs w:val="24"/>
         </w:rPr>
-        <w:t xml:space="preserve"> (Source: XXX)</w:t>
+        <w:t>,</w:t>
+      </w:r>
+      <w:r>
+        <w:rPr>
+          <w:rFonts w:asciiTheme="majorBidi" w:hAnsiTheme="majorBidi" w:cstheme="majorBidi"/>
+          <w:b/>
+          <w:bCs/>
+          <w:sz w:val="24"/>
+          <w:szCs w:val="24"/>
+        </w:rPr>
+        <w:t xml:space="preserve">020 feet (5.9 million acre-feet) </w:t>
+      </w:r>
+      <w:r>
+        <w:rPr>
+          <w:rFonts w:asciiTheme="majorBidi" w:hAnsiTheme="majorBidi" w:cstheme="majorBidi"/>
+          <w:b/>
+          <w:bCs/>
+          <w:sz w:val="24"/>
+          <w:szCs w:val="24"/>
+        </w:rPr>
+        <w:t xml:space="preserve">since </w:t>
+      </w:r>
+      <w:r>
+        <w:rPr>
+          <w:rFonts w:asciiTheme="majorBidi" w:hAnsiTheme="majorBidi" w:cstheme="majorBidi"/>
+          <w:b/>
+          <w:bCs/>
+          <w:sz w:val="24"/>
+          <w:szCs w:val="24"/>
+        </w:rPr>
+        <w:t>2022.</w:t>
       </w:r>
     </w:p>
     <w:p>
@@ -6480,7 +6466,23 @@
           <w:sz w:val="24"/>
           <w:szCs w:val="24"/>
         </w:rPr>
-        <w:t>states and contractors face increasing difficulty to access and debit their water conservation account balances.</w:t>
+        <w:t xml:space="preserve">states and contractors face increasing difficulty to access and debit their </w:t>
+      </w:r>
+      <w:r>
+        <w:rPr>
+          <w:rFonts w:asciiTheme="majorBidi" w:hAnsiTheme="majorBidi" w:cstheme="majorBidi"/>
+          <w:sz w:val="24"/>
+          <w:szCs w:val="24"/>
+        </w:rPr>
+        <w:t>conserved water</w:t>
+      </w:r>
+      <w:r>
+        <w:rPr>
+          <w:rFonts w:asciiTheme="majorBidi" w:hAnsiTheme="majorBidi" w:cstheme="majorBidi"/>
+          <w:sz w:val="24"/>
+          <w:szCs w:val="24"/>
+        </w:rPr>
+        <w:t>.</w:t>
       </w:r>
       <w:r>
         <w:rPr>
@@ -6805,11 +6807,7 @@
           </mc:Choice>
           <mc:Fallback>
             <w:pict>
-              <v:shapetype w14:anchorId="0BFD2EC6" id="_x0000_t202" coordsize="21600,21600" o:spt="202" path="m,l,21600r21600,l21600,xe">
-                <v:stroke joinstyle="miter"/>
-                <v:path gradientshapeok="t" o:connecttype="rect"/>
-              </v:shapetype>
-              <v:shape id="_x0000_s1027" type="#_x0000_t202" style="position:absolute;left:0;text-align:left;margin-left:206.35pt;margin-top:1.65pt;width:267.75pt;height:235.55pt;z-index:251671552;visibility:visible;mso-wrap-style:square;mso-width-percent:0;mso-height-percent:0;mso-wrap-distance-left:9pt;mso-wrap-distance-top:3.6pt;mso-wrap-distance-right:9pt;mso-wrap-distance-bottom:3.6pt;mso-position-horizontal:absolute;mso-position-horizontal-relative:text;mso-position-vertical:absolute;mso-position-vertical-relative:text;mso-width-percent:0;mso-height-percent:0;mso-width-relative:margin;mso-height-relative:margin;v-text-anchor:top" o:gfxdata="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">
+              <v:shape w14:anchorId="0BFD2EC6" id="_x0000_s1027" type="#_x0000_t202" style="position:absolute;left:0;text-align:left;margin-left:206.35pt;margin-top:1.65pt;width:267.75pt;height:235.55pt;z-index:251671552;visibility:visible;mso-wrap-style:square;mso-width-percent:0;mso-height-percent:0;mso-wrap-distance-left:9pt;mso-wrap-distance-top:3.6pt;mso-wrap-distance-right:9pt;mso-wrap-distance-bottom:3.6pt;mso-position-horizontal:absolute;mso-position-horizontal-relative:text;mso-position-vertical:absolute;mso-position-vertical-relative:text;mso-width-percent:0;mso-height-percent:0;mso-width-relative:margin;mso-height-relative:margin;v-text-anchor:top" o:gfxdata="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">
                 <v:textbox>
                   <w:txbxContent>
                     <w:p>
@@ -11364,421 +11362,32 @@
         </w:rPr>
         <w:t xml:space="preserve">. </w:t>
       </w:r>
-      <w:r>
-        <w:rPr>
-          <w:rFonts w:asciiTheme="majorBidi" w:hAnsiTheme="majorBidi" w:cstheme="majorBidi"/>
-          <w:sz w:val="24"/>
-          <w:szCs w:val="24"/>
-        </w:rPr>
-        <w:t>During a</w:t>
-      </w:r>
-      <w:r>
-        <w:rPr>
-          <w:rFonts w:asciiTheme="majorBidi" w:hAnsiTheme="majorBidi" w:cstheme="majorBidi"/>
-          <w:sz w:val="24"/>
-          <w:szCs w:val="24"/>
-        </w:rPr>
-        <w:t xml:space="preserve"> model</w:t>
-      </w:r>
-      <w:r>
-        <w:rPr>
-          <w:rFonts w:asciiTheme="majorBidi" w:hAnsiTheme="majorBidi" w:cstheme="majorBidi"/>
-          <w:sz w:val="24"/>
-          <w:szCs w:val="24"/>
-        </w:rPr>
-        <w:t xml:space="preserve"> session</w:t>
-      </w:r>
-      <w:r>
-        <w:rPr>
-          <w:rFonts w:asciiTheme="majorBidi" w:hAnsiTheme="majorBidi" w:cstheme="majorBidi"/>
-          <w:sz w:val="24"/>
-          <w:szCs w:val="24"/>
-        </w:rPr>
-        <w:t>, collaborators</w:t>
-      </w:r>
-      <w:r>
-        <w:rPr>
-          <w:rFonts w:asciiTheme="majorBidi" w:hAnsiTheme="majorBidi" w:cstheme="majorBidi"/>
-          <w:sz w:val="24"/>
-          <w:szCs w:val="24"/>
-        </w:rPr>
-        <w:t xml:space="preserve"> make extreme assumptions for hydrology, </w:t>
-      </w:r>
-      <w:r>
-        <w:rPr>
-          <w:rFonts w:asciiTheme="majorBidi" w:hAnsiTheme="majorBidi" w:cstheme="majorBidi"/>
-          <w:sz w:val="24"/>
-          <w:szCs w:val="24"/>
-        </w:rPr>
-        <w:t>ecosystem responses</w:t>
-      </w:r>
-      <w:r>
-        <w:rPr>
-          <w:rFonts w:asciiTheme="majorBidi" w:hAnsiTheme="majorBidi" w:cstheme="majorBidi"/>
-          <w:sz w:val="24"/>
-          <w:szCs w:val="24"/>
-        </w:rPr>
-        <w:t>, and starting reservoir storage. Collaborators then</w:t>
-      </w:r>
-      <w:r>
-        <w:rPr>
-          <w:rFonts w:asciiTheme="majorBidi" w:hAnsiTheme="majorBidi" w:cstheme="majorBidi"/>
-          <w:sz w:val="24"/>
-          <w:szCs w:val="24"/>
-        </w:rPr>
-        <w:t xml:space="preserve"> immerse in water user roles. They decide how much water to release and conserve in response to their available water, other’s choices, and real-time discussion of choices. As researchers, we </w:t>
-      </w:r>
-      <w:r>
-        <w:rPr>
-          <w:rFonts w:asciiTheme="majorBidi" w:hAnsiTheme="majorBidi" w:cstheme="majorBidi"/>
-          <w:sz w:val="24"/>
-          <w:szCs w:val="24"/>
-        </w:rPr>
-        <w:t>want</w:t>
-      </w:r>
-      <w:r>
-        <w:rPr>
-          <w:rFonts w:asciiTheme="majorBidi" w:hAnsiTheme="majorBidi" w:cstheme="majorBidi"/>
-          <w:sz w:val="24"/>
-          <w:szCs w:val="24"/>
-        </w:rPr>
-        <w:t xml:space="preserve"> to learn</w:t>
-      </w:r>
-      <w:r>
-        <w:rPr>
-          <w:rFonts w:asciiTheme="majorBidi" w:hAnsiTheme="majorBidi" w:cstheme="majorBidi"/>
-          <w:sz w:val="24"/>
-          <w:szCs w:val="24"/>
-        </w:rPr>
-        <w:t>:</w:t>
-      </w:r>
     </w:p>
     <w:p>
       <w:pPr>
-        <w:pStyle w:val="ListParagraph"/>
-        <w:numPr>
-          <w:ilvl w:val="0"/>
-          <w:numId w:val="25"/>
-        </w:numPr>
-        <w:rPr>
-          <w:rFonts w:asciiTheme="majorBidi" w:hAnsiTheme="majorBidi" w:cstheme="majorBidi"/>
-          <w:sz w:val="24"/>
-          <w:szCs w:val="24"/>
-        </w:rPr>
-      </w:pPr>
-      <w:r>
-        <w:rPr>
-          <w:rFonts w:asciiTheme="majorBidi" w:hAnsiTheme="majorBidi" w:cstheme="majorBidi"/>
-          <w:i/>
-          <w:iCs/>
-          <w:sz w:val="24"/>
-          <w:szCs w:val="24"/>
-        </w:rPr>
-        <w:lastRenderedPageBreak/>
-        <w:t xml:space="preserve">Why </w:t>
-      </w:r>
-      <w:r>
-        <w:rPr>
-          <w:rFonts w:asciiTheme="majorBidi" w:hAnsiTheme="majorBidi" w:cstheme="majorBidi"/>
-          <w:sz w:val="24"/>
-          <w:szCs w:val="24"/>
-        </w:rPr>
-        <w:t xml:space="preserve">basin partners choose assumptions and </w:t>
-      </w:r>
-      <w:r>
-        <w:rPr>
-          <w:rFonts w:asciiTheme="majorBidi" w:hAnsiTheme="majorBidi" w:cstheme="majorBidi"/>
-          <w:i/>
-          <w:iCs/>
-          <w:sz w:val="24"/>
-          <w:szCs w:val="24"/>
-        </w:rPr>
-        <w:t xml:space="preserve">how </w:t>
-      </w:r>
-      <w:r>
-        <w:rPr>
-          <w:rFonts w:asciiTheme="majorBidi" w:hAnsiTheme="majorBidi" w:cstheme="majorBidi"/>
-          <w:sz w:val="24"/>
-          <w:szCs w:val="24"/>
-        </w:rPr>
-        <w:t>extreme.</w:t>
+        <w:pStyle w:val="Heading1"/>
+      </w:pPr>
+      <w:r>
+        <w:t>Data Availability</w:t>
       </w:r>
     </w:p>
     <w:p>
       <w:pPr>
-        <w:pStyle w:val="ListParagraph"/>
-        <w:numPr>
-          <w:ilvl w:val="0"/>
-          <w:numId w:val="25"/>
-        </w:numPr>
-        <w:rPr>
-          <w:rFonts w:asciiTheme="majorBidi" w:hAnsiTheme="majorBidi" w:cstheme="majorBidi"/>
-          <w:sz w:val="24"/>
-          <w:szCs w:val="24"/>
-        </w:rPr>
-      </w:pPr>
-      <w:r>
-        <w:rPr>
-          <w:rFonts w:asciiTheme="majorBidi" w:hAnsiTheme="majorBidi" w:cstheme="majorBidi"/>
-          <w:i/>
-          <w:iCs/>
-          <w:sz w:val="24"/>
-          <w:szCs w:val="24"/>
-        </w:rPr>
-        <w:t>W</w:t>
-      </w:r>
-      <w:r>
-        <w:rPr>
-          <w:rFonts w:asciiTheme="majorBidi" w:hAnsiTheme="majorBidi" w:cstheme="majorBidi"/>
-          <w:i/>
-          <w:iCs/>
-          <w:sz w:val="24"/>
-          <w:szCs w:val="24"/>
-        </w:rPr>
-        <w:t xml:space="preserve">hy </w:t>
-      </w:r>
-      <w:r>
-        <w:rPr>
-          <w:rFonts w:asciiTheme="majorBidi" w:hAnsiTheme="majorBidi" w:cstheme="majorBidi"/>
-          <w:sz w:val="24"/>
-          <w:szCs w:val="24"/>
-        </w:rPr>
-        <w:t xml:space="preserve">and </w:t>
-      </w:r>
-      <w:r>
-        <w:rPr>
-          <w:rFonts w:asciiTheme="majorBidi" w:hAnsiTheme="majorBidi" w:cstheme="majorBidi"/>
-          <w:i/>
-          <w:iCs/>
-          <w:sz w:val="24"/>
-          <w:szCs w:val="24"/>
-        </w:rPr>
-        <w:t>how</w:t>
-      </w:r>
-      <w:r>
-        <w:rPr>
-          <w:rFonts w:asciiTheme="majorBidi" w:hAnsiTheme="majorBidi" w:cstheme="majorBidi"/>
-          <w:sz w:val="24"/>
-          <w:szCs w:val="24"/>
-        </w:rPr>
-        <w:t xml:space="preserve"> </w:t>
-      </w:r>
-      <w:r>
-        <w:rPr>
-          <w:rFonts w:asciiTheme="majorBidi" w:hAnsiTheme="majorBidi" w:cstheme="majorBidi"/>
-          <w:sz w:val="24"/>
-          <w:szCs w:val="24"/>
-        </w:rPr>
-        <w:t xml:space="preserve">basin </w:t>
-      </w:r>
-      <w:r>
-        <w:rPr>
-          <w:rFonts w:asciiTheme="majorBidi" w:hAnsiTheme="majorBidi" w:cstheme="majorBidi"/>
-          <w:sz w:val="24"/>
-          <w:szCs w:val="24"/>
-        </w:rPr>
-        <w:t xml:space="preserve">partners </w:t>
-      </w:r>
-      <w:r>
-        <w:rPr>
-          <w:rFonts w:asciiTheme="majorBidi" w:hAnsiTheme="majorBidi" w:cstheme="majorBidi"/>
-          <w:sz w:val="24"/>
-          <w:szCs w:val="24"/>
-        </w:rPr>
-        <w:t>manage their risk of uncertain future water supply</w:t>
-      </w:r>
-      <w:r>
-        <w:rPr>
-          <w:rFonts w:asciiTheme="majorBidi" w:hAnsiTheme="majorBidi" w:cstheme="majorBidi"/>
-          <w:sz w:val="24"/>
-          <w:szCs w:val="24"/>
-        </w:rPr>
-        <w:t>.</w:t>
-      </w:r>
-    </w:p>
-    <w:p>
-      <w:pPr>
-        <w:pStyle w:val="ListParagraph"/>
-        <w:numPr>
-          <w:ilvl w:val="0"/>
-          <w:numId w:val="25"/>
-        </w:numPr>
-        <w:rPr>
-          <w:rFonts w:asciiTheme="majorBidi" w:hAnsiTheme="majorBidi" w:cstheme="majorBidi"/>
-          <w:sz w:val="24"/>
-          <w:szCs w:val="24"/>
-        </w:rPr>
-      </w:pPr>
-      <w:r>
-        <w:rPr>
-          <w:rFonts w:asciiTheme="majorBidi" w:hAnsiTheme="majorBidi" w:cstheme="majorBidi"/>
-          <w:i/>
-          <w:iCs/>
-          <w:sz w:val="24"/>
-          <w:szCs w:val="24"/>
-        </w:rPr>
-        <w:t>W</w:t>
-      </w:r>
-      <w:r>
-        <w:rPr>
-          <w:rFonts w:asciiTheme="majorBidi" w:hAnsiTheme="majorBidi" w:cstheme="majorBidi"/>
-          <w:i/>
-          <w:iCs/>
-          <w:sz w:val="24"/>
-          <w:szCs w:val="24"/>
-        </w:rPr>
-        <w:t xml:space="preserve">hich </w:t>
-      </w:r>
-      <w:r>
-        <w:rPr>
-          <w:rFonts w:asciiTheme="majorBidi" w:hAnsiTheme="majorBidi" w:cstheme="majorBidi"/>
-          <w:sz w:val="24"/>
-          <w:szCs w:val="24"/>
-        </w:rPr>
-        <w:t>new insights they take from a model session</w:t>
-      </w:r>
-      <w:r>
-        <w:rPr>
-          <w:rFonts w:asciiTheme="majorBidi" w:hAnsiTheme="majorBidi" w:cstheme="majorBidi"/>
-          <w:sz w:val="24"/>
-          <w:szCs w:val="24"/>
-        </w:rPr>
-        <w:t>.</w:t>
-      </w:r>
-    </w:p>
-    <w:p>
-      <w:pPr>
-        <w:rPr>
-          <w:rFonts w:asciiTheme="majorBidi" w:hAnsiTheme="majorBidi" w:cstheme="majorBidi"/>
-          <w:sz w:val="24"/>
-          <w:szCs w:val="24"/>
-        </w:rPr>
-      </w:pPr>
-      <w:r>
-        <w:rPr>
-          <w:rFonts w:asciiTheme="majorBidi" w:hAnsiTheme="majorBidi" w:cstheme="majorBidi"/>
-          <w:sz w:val="24"/>
-          <w:szCs w:val="24"/>
-        </w:rPr>
-        <w:t xml:space="preserve">We believe </w:t>
-      </w:r>
-      <w:r>
-        <w:rPr>
-          <w:rFonts w:asciiTheme="majorBidi" w:hAnsiTheme="majorBidi" w:cstheme="majorBidi"/>
-          <w:sz w:val="24"/>
-          <w:szCs w:val="24"/>
-        </w:rPr>
-        <w:t>these discussions</w:t>
-      </w:r>
-      <w:r>
-        <w:rPr>
-          <w:rFonts w:asciiTheme="majorBidi" w:hAnsiTheme="majorBidi" w:cstheme="majorBidi"/>
-          <w:sz w:val="24"/>
-          <w:szCs w:val="24"/>
-        </w:rPr>
-        <w:t xml:space="preserve"> can help inform </w:t>
-      </w:r>
-      <w:r>
-        <w:rPr>
-          <w:rFonts w:asciiTheme="majorBidi" w:hAnsiTheme="majorBidi" w:cstheme="majorBidi"/>
-          <w:sz w:val="24"/>
-          <w:szCs w:val="24"/>
-        </w:rPr>
-        <w:t xml:space="preserve">how to </w:t>
-      </w:r>
-      <w:r>
-        <w:rPr>
-          <w:rFonts w:asciiTheme="majorBidi" w:hAnsiTheme="majorBidi" w:cstheme="majorBidi"/>
-          <w:sz w:val="24"/>
-          <w:szCs w:val="24"/>
-        </w:rPr>
-        <w:t xml:space="preserve">simulate impacts of Lake Mead water accounting and </w:t>
-      </w:r>
-      <w:r>
-        <w:rPr>
-          <w:rFonts w:asciiTheme="majorBidi" w:hAnsiTheme="majorBidi" w:cstheme="majorBidi"/>
-          <w:sz w:val="24"/>
-          <w:szCs w:val="24"/>
-        </w:rPr>
-        <w:t xml:space="preserve">reduce conflicting system, user, Tribal, and ecosystem </w:t>
-      </w:r>
-      <w:r>
-        <w:rPr>
-          <w:rFonts w:asciiTheme="majorBidi" w:hAnsiTheme="majorBidi" w:cstheme="majorBidi"/>
-          <w:sz w:val="24"/>
-          <w:szCs w:val="24"/>
-        </w:rPr>
-        <w:t>vulnerabilities</w:t>
-      </w:r>
-      <w:r>
-        <w:rPr>
-          <w:rFonts w:asciiTheme="majorBidi" w:hAnsiTheme="majorBidi" w:cstheme="majorBidi"/>
-          <w:sz w:val="24"/>
-          <w:szCs w:val="24"/>
-        </w:rPr>
-        <w:t xml:space="preserve"> to water shortages.</w:t>
-      </w:r>
-      <w:r>
-        <w:rPr>
-          <w:rFonts w:asciiTheme="majorBidi" w:hAnsiTheme="majorBidi" w:cstheme="majorBidi"/>
-          <w:sz w:val="24"/>
-          <w:szCs w:val="24"/>
-        </w:rPr>
-        <w:t xml:space="preserve"> </w:t>
-      </w:r>
-      <w:r>
-        <w:rPr>
-          <w:rFonts w:asciiTheme="majorBidi" w:hAnsiTheme="majorBidi" w:cstheme="majorBidi"/>
-          <w:sz w:val="24"/>
-          <w:szCs w:val="24"/>
-        </w:rPr>
-        <w:t xml:space="preserve">Reach out by email to </w:t>
+        <w:rPr>
+          <w:rFonts w:asciiTheme="majorBidi" w:hAnsiTheme="majorBidi" w:cstheme="majorBidi"/>
+          <w:sz w:val="24"/>
+          <w:szCs w:val="24"/>
+        </w:rPr>
+      </w:pPr>
+      <w:r>
+        <w:rPr>
+          <w:rFonts w:asciiTheme="majorBidi" w:hAnsiTheme="majorBidi" w:cstheme="majorBidi"/>
+          <w:sz w:val="24"/>
+          <w:szCs w:val="24"/>
+        </w:rPr>
+        <w:t xml:space="preserve">The data, models, and code used to generate tables and figures in this manuscript are available for download at </w:t>
       </w:r>
       <w:hyperlink r:id="rId16" w:history="1">
-        <w:r>
-          <w:rPr>
-            <w:rStyle w:val="Hyperlink"/>
-            <w:rFonts w:asciiTheme="majorBidi" w:hAnsiTheme="majorBidi" w:cstheme="majorBidi"/>
-            <w:sz w:val="24"/>
-            <w:szCs w:val="24"/>
-          </w:rPr>
-          <w:t>david.rosenberg@usu.edu</w:t>
-        </w:r>
-      </w:hyperlink>
-      <w:r>
-        <w:rPr>
-          <w:rFonts w:asciiTheme="majorBidi" w:hAnsiTheme="majorBidi" w:cstheme="majorBidi"/>
-          <w:sz w:val="24"/>
-          <w:szCs w:val="24"/>
-        </w:rPr>
-        <w:t xml:space="preserve"> if you have read this far and want to join a collaborative model session.</w:t>
-      </w:r>
-    </w:p>
-    <w:p>
-      <w:pPr>
-        <w:pStyle w:val="Heading1"/>
-      </w:pPr>
-      <w:r>
-        <w:t>Data Availability</w:t>
-      </w:r>
-    </w:p>
-    <w:p>
-      <w:pPr>
-        <w:rPr>
-          <w:rFonts w:asciiTheme="majorBidi" w:hAnsiTheme="majorBidi" w:cstheme="majorBidi"/>
-          <w:sz w:val="24"/>
-          <w:szCs w:val="24"/>
-        </w:rPr>
-      </w:pPr>
-      <w:r>
-        <w:rPr>
-          <w:rFonts w:asciiTheme="majorBidi" w:hAnsiTheme="majorBidi" w:cstheme="majorBidi"/>
-          <w:sz w:val="24"/>
-          <w:szCs w:val="24"/>
-        </w:rPr>
-        <w:t xml:space="preserve">The data, models, and code used to generate tables and figures in this manuscript are available for download at </w:t>
-      </w:r>
-      <w:hyperlink r:id="rId17" w:history="1">
         <w:r>
           <w:rPr>
             <w:rStyle w:val="Hyperlink"/>
@@ -11942,7 +11551,15 @@
           <w:sz w:val="24"/>
           <w:szCs w:val="24"/>
         </w:rPr>
-        <w:t>historical allocation minus the</w:t>
+        <w:t>legal entitlement</w:t>
+      </w:r>
+      <w:r>
+        <w:rPr>
+          <w:rFonts w:asciiTheme="majorBidi" w:hAnsiTheme="majorBidi" w:cstheme="majorBidi"/>
+          <w:sz w:val="24"/>
+          <w:szCs w:val="24"/>
+        </w:rPr>
+        <w:t xml:space="preserve"> minus the</w:t>
       </w:r>
       <w:r>
         <w:rPr>
@@ -12178,7 +11795,7 @@
                     </pic:cNvPicPr>
                   </pic:nvPicPr>
                   <pic:blipFill>
-                    <a:blip r:embed="rId18">
+                    <a:blip r:embed="rId17">
                       <a:extLst>
                         <a:ext uri="{28A0092B-C50C-407E-A947-70E740481C1C}">
                           <a14:useLocalDpi xmlns:a14="http://schemas.microsoft.com/office/drawing/2010/main" val="0"/>
@@ -12296,7 +11913,6 @@
         <w:rPr>
           <w:noProof/>
         </w:rPr>
-        <w:lastRenderedPageBreak/>
         <w:drawing>
           <wp:inline distT="0" distB="0" distL="0" distR="0" wp14:anchorId="3DFF5439" wp14:editId="46D10C37">
             <wp:extent cx="5943600" cy="1592580"/>
@@ -12315,7 +11931,7 @@
                     </pic:cNvPicPr>
                   </pic:nvPicPr>
                   <pic:blipFill>
-                    <a:blip r:embed="rId19">
+                    <a:blip r:embed="rId18">
                       <a:extLst>
                         <a:ext uri="{28A0092B-C50C-407E-A947-70E740481C1C}">
                           <a14:useLocalDpi xmlns:a14="http://schemas.microsoft.com/office/drawing/2010/main" val="0"/>
@@ -12631,6 +12247,7 @@
           <w:sz w:val="24"/>
           <w:szCs w:val="24"/>
         </w:rPr>
+        <w:lastRenderedPageBreak/>
         <w:t xml:space="preserve">Arizona [C] = 2.8 ─ </w:t>
       </w:r>
       <w:r>
@@ -13339,7 +12956,6 @@
           <w:sz w:val="24"/>
           <w:szCs w:val="24"/>
         </w:rPr>
-        <w:lastRenderedPageBreak/>
         <w:t xml:space="preserve">Nevada and Mexico’s percent shares of the </w:t>
       </w:r>
       <w:r>
@@ -13503,7 +13119,7 @@
       <w:r>
         <w:t xml:space="preserve">, 4(2), e1274. </w:t>
       </w:r>
-      <w:hyperlink r:id="rId20" w:history="1">
+      <w:hyperlink r:id="rId19" w:history="1">
         <w:r>
           <w:rPr>
             <w:rStyle w:val="Hyperlink"/>
@@ -13533,7 +13149,7 @@
       <w:r>
         <w:t xml:space="preserve">, November 8, 2021. </w:t>
       </w:r>
-      <w:hyperlink r:id="rId21" w:history="1">
+      <w:hyperlink r:id="rId20" w:history="1">
         <w:r>
           <w:rPr>
             <w:rStyle w:val="Hyperlink"/>
@@ -13554,7 +13170,7 @@
       <w:r>
         <w:t xml:space="preserve">Buschatzke, T., Hamby, J. B., and Entsminger, J. (2024). "Lower Basin Alternative for the Post-2026 Coordinated Operation of the Colorado River Basin." </w:t>
       </w:r>
-      <w:hyperlink r:id="rId22" w:history="1">
+      <w:hyperlink r:id="rId21" w:history="1">
         <w:r>
           <w:rPr>
             <w:rStyle w:val="Hyperlink"/>
@@ -13573,9 +13189,10 @@
         <w:ind w:left="720" w:hanging="720"/>
       </w:pPr>
       <w:r>
+        <w:lastRenderedPageBreak/>
         <w:t xml:space="preserve">CAP. (2022). "ICS – Three little letters that signify big contributions and new flexibility." Central Arizona Project, </w:t>
       </w:r>
-      <w:hyperlink r:id="rId23" w:history="1">
+      <w:hyperlink r:id="rId22" w:history="1">
         <w:r>
           <w:rPr>
             <w:rStyle w:val="Hyperlink"/>
@@ -13596,7 +13213,7 @@
       <w:r>
         <w:t xml:space="preserve">City of Phoenix. (2024). "Additional concepts for consideration - City of Phoenix." </w:t>
       </w:r>
-      <w:hyperlink r:id="rId24" w:history="1">
+      <w:hyperlink r:id="rId23" w:history="1">
         <w:r>
           <w:rPr>
             <w:rStyle w:val="Hyperlink"/>
@@ -13626,7 +13243,7 @@
       <w:r>
         <w:t xml:space="preserve">, 84(2), 242-261. </w:t>
       </w:r>
-      <w:hyperlink r:id="rId25" w:history="1">
+      <w:hyperlink r:id="rId24" w:history="1">
         <w:r>
           <w:rPr>
             <w:rStyle w:val="Hyperlink"/>
@@ -13656,7 +13273,7 @@
       <w:r>
         <w:t xml:space="preserve">, 90(4), 713-737. </w:t>
       </w:r>
-      <w:hyperlink r:id="rId26" w:history="1">
+      <w:hyperlink r:id="rId25" w:history="1">
         <w:r>
           <w:rPr>
             <w:rStyle w:val="Hyperlink"/>
@@ -13692,7 +13309,7 @@
         <w:spacing w:after="0"/>
         <w:ind w:left="720" w:hanging="720"/>
       </w:pPr>
-      <w:hyperlink r:id="rId27" w:history="1">
+      <w:hyperlink r:id="rId26" w:history="1">
         <w:r>
           <w:rPr>
             <w:rStyle w:val="Hyperlink"/>
@@ -13722,7 +13339,7 @@
       <w:r>
         <w:t xml:space="preserve">, 375(3-4), 627-643. </w:t>
       </w:r>
-      <w:hyperlink r:id="rId28" w:history="1">
+      <w:hyperlink r:id="rId27" w:history="1">
         <w:r>
           <w:rPr>
             <w:rStyle w:val="Hyperlink"/>
@@ -13752,7 +13369,7 @@
       <w:r>
         <w:t xml:space="preserve">, 146(5), 04020017. </w:t>
       </w:r>
-      <w:hyperlink r:id="rId29" w:history="1">
+      <w:hyperlink r:id="rId28" w:history="1">
         <w:r>
           <w:rPr>
             <w:rStyle w:val="Hyperlink"/>
@@ -13782,7 +13399,7 @@
       <w:r>
         <w:t xml:space="preserve">. </w:t>
       </w:r>
-      <w:hyperlink r:id="rId30" w:history="1">
+      <w:hyperlink r:id="rId29" w:history="1">
         <w:r>
           <w:rPr>
             <w:rStyle w:val="Hyperlink"/>
@@ -13803,7 +13420,7 @@
       <w:r>
         <w:t xml:space="preserve">IBWC. (2021). "Minutes between the United States and Mexican Sections of the IBWC." United States Section, </w:t>
       </w:r>
-      <w:hyperlink r:id="rId31" w:history="1">
+      <w:hyperlink r:id="rId30" w:history="1">
         <w:r>
           <w:rPr>
             <w:rStyle w:val="Hyperlink"/>
@@ -13833,7 +13450,7 @@
       <w:r>
         <w:t xml:space="preserve">, 372(6540), 418-421. </w:t>
       </w:r>
-      <w:hyperlink r:id="rId32" w:history="1">
+      <w:hyperlink r:id="rId31" w:history="1">
         <w:r>
           <w:rPr>
             <w:rStyle w:val="Hyperlink"/>
@@ -13852,7 +13469,6 @@
         <w:ind w:left="720" w:hanging="720"/>
       </w:pPr>
       <w:r>
-        <w:lastRenderedPageBreak/>
         <w:t xml:space="preserve">Kasprzyk, J. R., Nataraj, S., Reed, P. M., and Lempert, R. J. (2013). "Many objective robust decision making for complex environmental systems undergoing change." </w:t>
       </w:r>
       <w:r>
@@ -13864,7 +13480,7 @@
       <w:r>
         <w:t xml:space="preserve">, 42(0), 55-71. </w:t>
       </w:r>
-      <w:hyperlink r:id="rId33" w:history="1">
+      <w:hyperlink r:id="rId32" w:history="1">
         <w:r>
           <w:rPr>
             <w:rStyle w:val="Hyperlink"/>
@@ -13913,7 +13529,7 @@
       <w:r>
         <w:t xml:space="preserve">, 7(6), e1486. </w:t>
       </w:r>
-      <w:hyperlink r:id="rId34" w:history="1">
+      <w:hyperlink r:id="rId33" w:history="1">
         <w:r>
           <w:rPr>
             <w:rStyle w:val="Hyperlink"/>
@@ -13953,7 +13569,7 @@
       <w:r>
         <w:t xml:space="preserve">Mitchell, R., Shawcroft, G., Lopez, E., and Gebhart, B. (2024). "Upper Division States Alternative." </w:t>
       </w:r>
-      <w:hyperlink r:id="rId35" w:history="1">
+      <w:hyperlink r:id="rId34" w:history="1">
         <w:r>
           <w:rPr>
             <w:rStyle w:val="Hyperlink"/>
@@ -13983,7 +13599,7 @@
       <w:r>
         <w:t xml:space="preserve">, 19(3), 1419. </w:t>
       </w:r>
-      <w:hyperlink r:id="rId36" w:history="1">
+      <w:hyperlink r:id="rId35" w:history="1">
         <w:r>
           <w:rPr>
             <w:rStyle w:val="Hyperlink"/>
@@ -14002,9 +13618,10 @@
         <w:ind w:left="720" w:hanging="720"/>
       </w:pPr>
       <w:r>
+        <w:lastRenderedPageBreak/>
         <w:t xml:space="preserve">Pitt, J., Miller, B., Funk, A., Rice, M., Hawes, T., Moran, K., and Porterfield, S. (2024 ). "Conservation Groups’ Cooperative Conservation Alternative for Post-2026 Colorado River Guidelines Operations and Strategies." Reclamation. </w:t>
       </w:r>
-      <w:hyperlink r:id="rId37" w:history="1">
+      <w:hyperlink r:id="rId36" w:history="1">
         <w:r>
           <w:rPr>
             <w:rStyle w:val="Hyperlink"/>
@@ -14034,7 +13651,7 @@
       <w:r>
         <w:t xml:space="preserve">, 29(8), 2471-2484. </w:t>
       </w:r>
-      <w:hyperlink r:id="rId38" w:history="1">
+      <w:hyperlink r:id="rId37" w:history="1">
         <w:r>
           <w:rPr>
             <w:rStyle w:val="Hyperlink"/>
@@ -14064,7 +13681,7 @@
       <w:r>
         <w:t xml:space="preserve">, 148(10), 02522006. </w:t>
       </w:r>
-      <w:hyperlink r:id="rId39" w:history="1">
+      <w:hyperlink r:id="rId38" w:history="1">
         <w:r>
           <w:rPr>
             <w:rStyle w:val="Hyperlink"/>
@@ -14094,7 +13711,7 @@
       <w:r>
         <w:t xml:space="preserve">, 150(7). </w:t>
       </w:r>
-      <w:hyperlink r:id="rId40" w:history="1">
+      <w:hyperlink r:id="rId39" w:history="1">
         <w:r>
           <w:rPr>
             <w:rStyle w:val="Hyperlink"/>
@@ -14124,7 +13741,7 @@
       <w:r>
         <w:t xml:space="preserve">, 22(2), 4-21. </w:t>
       </w:r>
-      <w:hyperlink r:id="rId41" w:history="1">
+      <w:hyperlink r:id="rId40" w:history="1">
         <w:r>
           <w:rPr>
             <w:rStyle w:val="Hyperlink"/>
@@ -14154,7 +13771,7 @@
       <w:r>
         <w:t xml:space="preserve">, 10(2), e565. </w:t>
       </w:r>
-      <w:hyperlink r:id="rId42" w:history="1">
+      <w:hyperlink r:id="rId41" w:history="1">
         <w:r>
           <w:rPr>
             <w:rStyle w:val="Hyperlink"/>
@@ -14184,7 +13801,7 @@
       <w:r>
         <w:t xml:space="preserve">. </w:t>
       </w:r>
-      <w:hyperlink r:id="rId43" w:history="1">
+      <w:hyperlink r:id="rId42" w:history="1">
         <w:r>
           <w:rPr>
             <w:rStyle w:val="Hyperlink"/>
@@ -14214,7 +13831,7 @@
       <w:r>
         <w:t xml:space="preserve">. </w:t>
       </w:r>
-      <w:hyperlink r:id="rId44" w:history="1">
+      <w:hyperlink r:id="rId43" w:history="1">
         <w:r>
           <w:rPr>
             <w:rStyle w:val="Hyperlink"/>
@@ -14233,10 +13850,9 @@
         <w:ind w:left="720" w:hanging="720"/>
       </w:pPr>
       <w:r>
-        <w:lastRenderedPageBreak/>
         <w:t xml:space="preserve">USBR. (2007). "Record of Decision: Colorado River Interim Guidelines for Lower Basin Shortages and Coordinated Operations for Lakes Powell and Mead." U.S. Bureau of Reclamation. </w:t>
       </w:r>
-      <w:hyperlink r:id="rId45" w:history="1">
+      <w:hyperlink r:id="rId44" w:history="1">
         <w:r>
           <w:rPr>
             <w:rStyle w:val="Hyperlink"/>
@@ -14257,7 +13873,7 @@
       <w:r>
         <w:t xml:space="preserve">USBR. (2019). "Agreement Concerning Colorado River Drought Contingency Management and Operations." U.S. Bureau of Reclamation, Washington, DC. </w:t>
       </w:r>
-      <w:hyperlink r:id="rId46" w:history="1">
+      <w:hyperlink r:id="rId45" w:history="1">
         <w:r>
           <w:rPr>
             <w:rStyle w:val="Hyperlink"/>
@@ -14278,7 +13894,7 @@
       <w:r>
         <w:t xml:space="preserve">USBR. (2021a). "Boulder Canyon Operations Office - Program and Activities: Water Accounting Reports." U.S. Bureau of Reclamation. </w:t>
       </w:r>
-      <w:hyperlink r:id="rId47" w:history="1">
+      <w:hyperlink r:id="rId46" w:history="1">
         <w:r>
           <w:rPr>
             <w:rStyle w:val="Hyperlink"/>
@@ -14299,7 +13915,7 @@
       <w:r>
         <w:t xml:space="preserve">USBR. (2021b). "Pilot System Conservation Program." U.S. Bureau of Reclamation, </w:t>
       </w:r>
-      <w:hyperlink r:id="rId48" w:history="1">
+      <w:hyperlink r:id="rId47" w:history="1">
         <w:r>
           <w:rPr>
             <w:rStyle w:val="Hyperlink"/>
@@ -14329,7 +13945,7 @@
       <w:r>
         <w:t xml:space="preserve">, 147(9), 04021034. </w:t>
       </w:r>
-      <w:hyperlink r:id="rId49" w:history="1">
+      <w:hyperlink r:id="rId48" w:history="1">
         <w:r>
           <w:rPr>
             <w:rStyle w:val="Hyperlink"/>
@@ -14350,7 +13966,7 @@
       <w:r>
         <w:t xml:space="preserve">Wang, J., and Schmidt, J. C. (2020). "Stream flow and Losses of the Colorado River in the Southern Colorado Plateau." Center for Colorado River Studies, Utah State University, Logan, Utah. </w:t>
       </w:r>
-      <w:hyperlink r:id="rId50" w:history="1">
+      <w:hyperlink r:id="rId49" w:history="1">
         <w:r>
           <w:rPr>
             <w:rStyle w:val="Hyperlink"/>
@@ -14369,6 +13985,7 @@
         <w:ind w:left="720" w:hanging="720"/>
       </w:pPr>
       <w:r>
+        <w:lastRenderedPageBreak/>
         <w:t xml:space="preserve">Yates, D., Sieber, J., Purkey, D., and Huber-Lee, A. (2005). "WEAP21 - A demand-, priority-, and preference-driven water planning model Part 1: Model characteristics." </w:t>
       </w:r>
       <w:r>
@@ -14380,7 +13997,7 @@
       <w:r>
         <w:t xml:space="preserve">, 30(4), 487-500. </w:t>
       </w:r>
-      <w:hyperlink r:id="rId51" w:history="1">
+      <w:hyperlink r:id="rId50" w:history="1">
         <w:r>
           <w:rPr>
             <w:rStyle w:val="Hyperlink"/>
@@ -14409,7 +14026,7 @@
       <w:r>
         <w:t xml:space="preserve">, 37(4), 913-929. </w:t>
       </w:r>
-      <w:hyperlink r:id="rId52" w:history="1">
+      <w:hyperlink r:id="rId51" w:history="1">
         <w:r>
           <w:rPr>
             <w:rStyle w:val="Hyperlink"/>
@@ -14439,7 +14056,7 @@
       </w:r>
     </w:p>
     <w:sectPr>
-      <w:headerReference w:type="default" r:id="rId53"/>
+      <w:headerReference w:type="default" r:id="rId52"/>
       <w:pgSz w:w="12240" w:h="15840"/>
       <w:pgMar w:top="1440" w:right="1440" w:bottom="1440" w:left="1440" w:header="720" w:footer="720" w:gutter="0"/>
       <w:cols w:space="720"/>

--- a/LakeMeadWaterConservationProgramAnalysis/LakeMeadWaterConservationProgramSuccessChallengesSuggestions_v2.docx
+++ b/LakeMeadWaterConservationProgramAnalysis/LakeMeadWaterConservationProgramSuccessChallengesSuggestions_v2.docx
@@ -61,7 +61,7 @@
           <w:sz w:val="28"/>
           <w:szCs w:val="28"/>
         </w:rPr>
-        <w:t>Suggestions</w:t>
+        <w:t>Strategies</w:t>
       </w:r>
       <w:r>
         <w:rPr>
@@ -121,12 +121,9 @@
           <w:sz w:val="28"/>
           <w:szCs w:val="28"/>
         </w:rPr>
-        <w:t>.</w:t>
-      </w:r>
-    </w:p>
-    <w:p>
-      <w:pPr>
-        <w:spacing w:after="0"/>
+        <w:t xml:space="preserve"> with </w:t>
+      </w:r>
+      <w:r>
         <w:rPr>
           <w:rFonts w:asciiTheme="majorBidi" w:hAnsiTheme="majorBidi" w:cstheme="majorBidi"/>
           <w:b/>
@@ -134,53 +131,106 @@
           <w:sz w:val="28"/>
           <w:szCs w:val="28"/>
         </w:rPr>
-      </w:pPr>
+        <w:t>D</w:t>
+      </w:r>
+      <w:r>
+        <w:rPr>
+          <w:rFonts w:asciiTheme="majorBidi" w:hAnsiTheme="majorBidi" w:cstheme="majorBidi"/>
+          <w:b/>
+          <w:bCs/>
+          <w:sz w:val="28"/>
+          <w:szCs w:val="28"/>
+        </w:rPr>
+        <w:t xml:space="preserve">eclining </w:t>
+      </w:r>
+      <w:r>
+        <w:rPr>
+          <w:rFonts w:asciiTheme="majorBidi" w:hAnsiTheme="majorBidi" w:cstheme="majorBidi"/>
+          <w:b/>
+          <w:bCs/>
+          <w:sz w:val="28"/>
+          <w:szCs w:val="28"/>
+        </w:rPr>
+        <w:t>F</w:t>
+      </w:r>
+      <w:r>
+        <w:rPr>
+          <w:rFonts w:asciiTheme="majorBidi" w:hAnsiTheme="majorBidi" w:cstheme="majorBidi"/>
+          <w:b/>
+          <w:bCs/>
+          <w:sz w:val="28"/>
+          <w:szCs w:val="28"/>
+        </w:rPr>
+        <w:t>lows</w:t>
+      </w:r>
+      <w:r>
+        <w:rPr>
+          <w:rFonts w:asciiTheme="majorBidi" w:hAnsiTheme="majorBidi" w:cstheme="majorBidi"/>
+          <w:b/>
+          <w:bCs/>
+          <w:sz w:val="28"/>
+          <w:szCs w:val="28"/>
+        </w:rPr>
+        <w:t>.</w:t>
+      </w:r>
     </w:p>
     <w:p>
       <w:pPr>
-        <w:pStyle w:val="NoSpacing"/>
-      </w:pPr>
-      <w:r>
-        <w:t>David Rosenberg, Brittany Fager, Erik Porse</w:t>
-      </w:r>
+        <w:spacing w:after="0"/>
+        <w:rPr>
+          <w:rFonts w:asciiTheme="majorBidi" w:hAnsiTheme="majorBidi" w:cstheme="majorBidi"/>
+          <w:b/>
+          <w:bCs/>
+          <w:sz w:val="28"/>
+          <w:szCs w:val="28"/>
+        </w:rPr>
+      </w:pPr>
     </w:p>
     <w:p>
       <w:pPr>
-        <w:rPr>
-          <w:rFonts w:asciiTheme="majorBidi" w:hAnsiTheme="majorBidi" w:cstheme="majorBidi"/>
-          <w:sz w:val="24"/>
-          <w:szCs w:val="24"/>
-        </w:rPr>
-      </w:pPr>
-      <w:r>
-        <w:rPr>
-          <w:rFonts w:asciiTheme="majorBidi" w:hAnsiTheme="majorBidi" w:cstheme="majorBidi"/>
-          <w:sz w:val="24"/>
-          <w:szCs w:val="24"/>
-        </w:rPr>
-        <w:t xml:space="preserve">April </w:t>
-      </w:r>
-      <w:r>
-        <w:rPr>
-          <w:rFonts w:asciiTheme="majorBidi" w:hAnsiTheme="majorBidi" w:cstheme="majorBidi"/>
-          <w:sz w:val="24"/>
-          <w:szCs w:val="24"/>
-        </w:rPr>
-        <w:t>13</w:t>
-      </w:r>
-      <w:r>
-        <w:rPr>
-          <w:rFonts w:asciiTheme="majorBidi" w:hAnsiTheme="majorBidi" w:cstheme="majorBidi"/>
-          <w:sz w:val="24"/>
-          <w:szCs w:val="24"/>
-        </w:rPr>
-        <w:t>, 2026</w:t>
+        <w:pStyle w:val="NoSpacing"/>
+      </w:pPr>
+      <w:r>
+        <w:t>David Rosenberg, Brittany Fager, Erik Porse</w:t>
       </w:r>
     </w:p>
     <w:p>
       <w:pPr>
         <w:rPr>
           <w:rFonts w:asciiTheme="majorBidi" w:hAnsiTheme="majorBidi" w:cstheme="majorBidi"/>
+          <w:sz w:val="24"/>
+          <w:szCs w:val="24"/>
+        </w:rPr>
+      </w:pPr>
+      <w:r>
+        <w:rPr>
+          <w:rFonts w:asciiTheme="majorBidi" w:hAnsiTheme="majorBidi" w:cstheme="majorBidi"/>
+          <w:sz w:val="24"/>
+          <w:szCs w:val="24"/>
+        </w:rPr>
+        <w:t xml:space="preserve">April </w:t>
+      </w:r>
+      <w:r>
+        <w:rPr>
+          <w:rFonts w:asciiTheme="majorBidi" w:hAnsiTheme="majorBidi" w:cstheme="majorBidi"/>
+          <w:sz w:val="24"/>
+          <w:szCs w:val="24"/>
+        </w:rPr>
+        <w:t>13</w:t>
+      </w:r>
+      <w:r>
+        <w:rPr>
+          <w:rFonts w:asciiTheme="majorBidi" w:hAnsiTheme="majorBidi" w:cstheme="majorBidi"/>
+          <w:sz w:val="24"/>
+          <w:szCs w:val="24"/>
+        </w:rPr>
+        <w:t>, 2026</w:t>
+      </w:r>
+    </w:p>
+    <w:p>
+      <w:pPr>
+        <w:rPr>
+          <w:rFonts w:asciiTheme="majorBidi" w:hAnsiTheme="majorBidi" w:cstheme="majorBidi"/>
           <w:b/>
           <w:bCs/>
           <w:sz w:val="24"/>
@@ -446,7 +496,7 @@
         <w:t>legal entitlements</w:t>
       </w:r>
       <w:r>
-        <w:t>, keep the conserved water in Lake Mead, and withdraw the conserved water at a future point in time subject to some constraints. The program was created as part of the 2007 Interim Guidelines</w:t>
+        <w:t>, keep the conserved water in Lake Mead, and withdraw conserved water at a future point in time subject to some constraints. The program was created as part of the 2007 Interim Guidelines</w:t>
       </w:r>
       <w:r>
         <w:t xml:space="preserve"> </w:t>
@@ -531,6 +581,48 @@
           <w:noProof/>
         </w:rPr>
         <w:t>(IBWC, 2021)</w:t>
+      </w:r>
+      <w:r>
+        <w:fldChar w:fldCharType="end"/>
+      </w:r>
+      <w:r>
+        <w:t>.</w:t>
+      </w:r>
+      <w:r>
+        <w:t xml:space="preserve"> </w:t>
+      </w:r>
+      <w:r>
+        <w:t>Recently</w:t>
+      </w:r>
+      <w:r>
+        <w:t xml:space="preserve">, </w:t>
+      </w:r>
+      <w:r>
+        <w:t xml:space="preserve">the U.S. Bureau of </w:t>
+      </w:r>
+      <w:r>
+        <w:t>Reclamation</w:t>
+      </w:r>
+      <w:r>
+        <w:t xml:space="preserve"> (Reclamation)</w:t>
+      </w:r>
+      <w:r>
+        <w:t xml:space="preserve"> proposed several ways to improve the program (now called Storage and Delivery) beginning in 2027 </w:t>
+      </w:r>
+      <w:r>
+        <w:fldChar w:fldCharType="begin"/>
+      </w:r>
+      <w:r>
+        <w:instrText xml:space="preserve"> ADDIN EN.CITE &lt;EndNote&gt;&lt;Cite&gt;&lt;Author&gt;USBR&lt;/Author&gt;&lt;Year&gt;2026&lt;/Year&gt;&lt;RecNum&gt;3107&lt;/RecNum&gt;&lt;DisplayText&gt;(USBR, 2026)&lt;/DisplayText&gt;&lt;record&gt;&lt;rec-number&gt;3107&lt;/rec-number&gt;&lt;foreign-keys&gt;&lt;key app="EN" db-id="xxt5ta9pd995dwesap0pdzzp2weaz0w9werf" timestamp="1772056442"&gt;3107&lt;/key&gt;&lt;/foreign-keys&gt;&lt;ref-type name="Report"&gt;27&lt;/ref-type&gt;&lt;contributors&gt;&lt;authors&gt;&lt;author&gt;USBR&lt;/author&gt;&lt;/authors&gt;&lt;/contributors&gt;&lt;titles&gt;&lt;title&gt;Post-2026 Operational Guidelines and Strategies for Lake Powell and Lake Mead – Draft Environmental Impact Statement&lt;/title&gt;&lt;/titles&gt;&lt;dates&gt;&lt;year&gt;2026&lt;/year&gt;&lt;/dates&gt;&lt;publisher&gt;U.S. Bureau of Reclamation&lt;/publisher&gt;&lt;urls&gt;&lt;related-urls&gt;&lt;url&gt;https://www.usbr.gov/ColoradoRiverBasin/post2026/draft-eis/&lt;/url&gt;&lt;/related-urls&gt;&lt;/urls&gt;&lt;/record&gt;&lt;/Cite&gt;&lt;/EndNote&gt;</w:instrText>
+      </w:r>
+      <w:r>
+        <w:fldChar w:fldCharType="separate"/>
+      </w:r>
+      <w:r>
+        <w:rPr>
+          <w:noProof/>
+        </w:rPr>
+        <w:t>(USBR, 2026)</w:t>
       </w:r>
       <w:r>
         <w:fldChar w:fldCharType="end"/>
@@ -544,37 +636,204 @@
         <w:pStyle w:val="NoSpacing"/>
       </w:pPr>
       <w:r>
-        <w:t>A concurrent mandatory water use</w:t>
+        <w:t xml:space="preserve">The </w:t>
+      </w:r>
+      <w:r>
+        <w:t xml:space="preserve">voluntary Lake Mead </w:t>
+      </w:r>
+      <w:r>
+        <w:t xml:space="preserve">water conservation </w:t>
+      </w:r>
+      <w:r>
+        <w:t>program was set up and op</w:t>
+      </w:r>
+      <w:r>
+        <w:t>e</w:t>
+      </w:r>
+      <w:r>
+        <w:t xml:space="preserve">rates with the assumption that </w:t>
+      </w:r>
+      <w:r>
+        <w:t xml:space="preserve">the </w:t>
+      </w:r>
+      <w:r>
+        <w:t xml:space="preserve">annual </w:t>
+      </w:r>
+      <w:r>
+        <w:t>Lake Mead</w:t>
+      </w:r>
+      <w:r>
+        <w:t xml:space="preserve"> inflow minus </w:t>
+      </w:r>
+      <w:r>
+        <w:t xml:space="preserve">reservoir </w:t>
+      </w:r>
+      <w:r>
+        <w:t>evaporation</w:t>
+      </w:r>
+      <w:r>
+        <w:t xml:space="preserve">—the </w:t>
+      </w:r>
+      <w:r>
+        <w:t xml:space="preserve">annual </w:t>
+      </w:r>
+      <w:r>
+        <w:t>available water</w:t>
+      </w:r>
+      <w:r>
+        <w:t>—</w:t>
+      </w:r>
+      <w:r>
+        <w:t xml:space="preserve">exceed </w:t>
+      </w:r>
+      <w:r>
+        <w:t>legal entitlements</w:t>
+      </w:r>
+      <w:r>
+        <w:t xml:space="preserve">. </w:t>
+      </w:r>
+      <w:r>
+        <w:t>This assumption is challenged as the Colorado River Basin becomes more arid</w:t>
       </w:r>
       <w:r>
         <w:t xml:space="preserve"> </w:t>
       </w:r>
       <w:r>
-        <w:t>reduction</w:t>
-      </w:r>
-      <w:r>
-        <w:t xml:space="preserve"> program requires decreasing </w:t>
-      </w:r>
-      <w:r>
-        <w:t xml:space="preserve">water use </w:t>
-      </w:r>
-      <w:r>
-        <w:t>from legal entitlements (</w:t>
-      </w:r>
-      <w:r>
-        <w:t xml:space="preserve">increasing </w:t>
-      </w:r>
-      <w:r>
-        <w:t xml:space="preserve">shortages) </w:t>
-      </w:r>
-      <w:r>
-        <w:t xml:space="preserve">tied to declining Lake Mead storage </w:t>
-      </w:r>
-      <w:r>
-        <w:fldChar w:fldCharType="begin"/>
-      </w:r>
-      <w:r>
-        <w:instrText xml:space="preserve"> ADDIN EN.CITE &lt;EndNote&gt;&lt;Cite&gt;&lt;Author&gt;USBR&lt;/Author&gt;&lt;Year&gt;2007&lt;/Year&gt;&lt;RecNum&gt;2736&lt;/RecNum&gt;&lt;DisplayText&gt;(USBR, 2007; USBR, 2019)&lt;/DisplayText&gt;&lt;record&gt;&lt;rec-number&gt;2736&lt;/rec-number&gt;&lt;foreign-keys&gt;&lt;key app="EN" db-id="xxt5ta9pd995dwesap0pdzzp2weaz0w9werf" timestamp="1600884226"&gt;2736&lt;/key&gt;&lt;/foreign-keys&gt;&lt;ref-type name="Report"&gt;27&lt;/ref-type&gt;&lt;contributors&gt;&lt;authors&gt;&lt;author&gt;USBR&lt;/author&gt;&lt;/authors&gt;&lt;/contributors&gt;&lt;titles&gt;&lt;title&gt;Record of Decision: Colorado River Interim Guidelines for Lower Basin Shortages and Coordinated Operations for Lakes Powell and Mead&lt;/title&gt;&lt;/titles&gt;&lt;pages&gt;58&lt;/pages&gt;&lt;volume&gt;Appendix A. CRSS Documentation&lt;/volume&gt;&lt;dates&gt;&lt;year&gt;2007&lt;/year&gt;&lt;pub-dates&gt;&lt;date&gt;November&lt;/date&gt;&lt;/pub-dates&gt;&lt;/dates&gt;&lt;publisher&gt;U.S. Bureau of Reclamation&lt;/publisher&gt;&lt;urls&gt;&lt;related-urls&gt;&lt;url&gt;https://www.usbr.gov/lc/region/programs/strategies/RecordofDecision.pdf&lt;/url&gt;&lt;/related-urls&gt;&lt;/urls&gt;&lt;/record&gt;&lt;/Cite&gt;&lt;Cite&gt;&lt;Author&gt;USBR&lt;/Author&gt;&lt;Year&gt;2019&lt;/Year&gt;&lt;RecNum&gt;2578&lt;/RecNum&gt;&lt;record&gt;&lt;rec-number&gt;2578&lt;/rec-number&gt;&lt;foreign-keys&gt;&lt;key app="EN" db-id="xxt5ta9pd995dwesap0pdzzp2weaz0w9werf" timestamp="1554700022"&gt;2578&lt;/key&gt;&lt;/foreign-keys&gt;&lt;ref-type name="Report"&gt;27&lt;/ref-type&gt;&lt;contributors&gt;&lt;authors&gt;&lt;author&gt;USBR&lt;/author&gt;&lt;/authors&gt;&lt;/contributors&gt;&lt;titles&gt;&lt;title&gt;Agreement Concerning Colorado River Drought Contingency Management and Operations&lt;/title&gt;&lt;/titles&gt;&lt;pages&gt;56&lt;/pages&gt;&lt;dates&gt;&lt;year&gt;2019&lt;/year&gt;&lt;pub-dates&gt;&lt;date&gt;May 20&lt;/date&gt;&lt;/pub-dates&gt;&lt;/dates&gt;&lt;pub-location&gt;Washington, DC&lt;/pub-location&gt;&lt;publisher&gt;U.S. Bureau of Reclamation&lt;/publisher&gt;&lt;urls&gt;&lt;related-urls&gt;&lt;url&gt;https://www.usbr.gov/ColoradoRiverBasin/dcp/index.html&lt;/url&gt;&lt;/related-urls&gt;&lt;/urls&gt;&lt;/record&gt;&lt;/Cite&gt;&lt;/EndNote&gt;</w:instrText>
+        <w:fldChar w:fldCharType="begin">
+          <w:fldData xml:space="preserve">PEVuZE5vdGU+PENpdGU+PEF1dGhvcj5TYWxlaGFiYWRpPC9BdXRob3I+PFllYXI+MjAyMjwvWWVh
+cj48UmVjTnVtPjI5NTA8L1JlY051bT48RGlzcGxheVRleHQ+KFNhbGVoYWJhZGkgZXQgYWwuLCAy
+MDIyOyBTYWxlaGFiYWRpIGV0IGFsLiwgMjAyNDsgVWRhbGwgYW5kIE92ZXJwZWNrLCAyMDE3KTwv
+RGlzcGxheVRleHQ+PHJlY29yZD48cmVjLW51bWJlcj4yOTUwPC9yZWMtbnVtYmVyPjxmb3JlaWdu
+LWtleXM+PGtleSBhcHA9IkVOIiBkYi1pZD0ieHh0NXRhOXBkOTk1ZHdlc2FwMHBkenpwMndlYXow
+dzl3ZXJmIiB0aW1lc3RhbXA9IjE2OTUwNjMwMDAiPjI5NTA8L2tleT48L2ZvcmVpZ24ta2V5cz48
+cmVmLXR5cGUgbmFtZT0iSm91cm5hbCBBcnRpY2xlIj4xNzwvcmVmLXR5cGU+PGNvbnRyaWJ1dG9y
+cz48YXV0aG9ycz48YXV0aG9yPlNhbGVoYWJhZGksIEhvbWE8L2F1dGhvcj48YXV0aG9yPlRhcmJv
+dG9uLCBEYXZpZCBHLjwvYXV0aG9yPjxhdXRob3I+VWRhbGwsIEJyYWRsZXk8L2F1dGhvcj48YXV0
+aG9yPldoZWVsZXIsIEtldmluIEcuPC9hdXRob3I+PGF1dGhvcj5TY2htaWR0LCBKb2huIEMuPC9h
+dXRob3I+PC9hdXRob3JzPjwvY29udHJpYnV0b3JzPjx0aXRsZXM+PHRpdGxlPkFuIEFzc2Vzc21l
+bnQgb2YgUG90ZW50aWFsIFNldmVyZSBEcm91Z2h0cyBpbiB0aGUgQ29sb3JhZG8gUml2ZXIgQmFz
+aW48L3RpdGxlPjxzZWNvbmRhcnktdGl0bGU+SkFXUkEgSm91cm5hbCBvZiB0aGUgQW1lcmljYW4g
+V2F0ZXIgUmVzb3VyY2VzIEFzc29jaWF0aW9uPC9zZWNvbmRhcnktdGl0bGU+PC90aXRsZXM+PHBl
+cmlvZGljYWw+PGZ1bGwtdGl0bGU+SkFXUkEgSm91cm5hbCBvZiB0aGUgQW1lcmljYW4gV2F0ZXIg
+UmVzb3VyY2VzIEFzc29jaWF0aW9uPC9mdWxsLXRpdGxlPjwvcGVyaW9kaWNhbD48cGFnZXM+MTA1
+My0xMDc1PC9wYWdlcz48dm9sdW1lPjU4PC92b2x1bWU+PG51bWJlcj42PC9udW1iZXI+PGRhdGVz
+Pjx5ZWFyPjIwMjI8L3llYXI+PC9kYXRlcz48aXNibj4xMDkzLTQ3NFg8L2lzYm4+PHVybHM+PHJl
+bGF0ZWQtdXJscz48dXJsPmh0dHBzOi8vb25saW5lbGlicmFyeS53aWxleS5jb20vZG9pL2Ficy8x
+MC4xMTExLzE3NTItMTY4OC4xMzA2MTwvdXJsPjwvcmVsYXRlZC11cmxzPjwvdXJscz48ZWxlY3Ry
+b25pYy1yZXNvdXJjZS1udW0+aHR0cHM6Ly9kb2kub3JnLzEwLjExMTEvMTc1Mi0xNjg4LjEzMDYx
+PC9lbGVjdHJvbmljLXJlc291cmNlLW51bT48L3JlY29yZD48L0NpdGU+PENpdGU+PEF1dGhvcj5T
+YWxlaGFiYWRpPC9BdXRob3I+PFllYXI+MjAyNDwvWWVhcj48UmVjTnVtPjMwMjM8L1JlY051bT48
+cmVjb3JkPjxyZWMtbnVtYmVyPjMwMjM8L3JlYy1udW1iZXI+PGZvcmVpZ24ta2V5cz48a2V5IGFw
+cD0iRU4iIGRiLWlkPSJ4eHQ1dGE5cGQ5OTVkd2VzYXAwcGR6enAyd2VhejB3OXdlcmYiIHRpbWVz
+dGFtcD0iMTcyODA3NDM1NSI+MzAyMzwva2V5PjwvZm9yZWlnbi1rZXlzPjxyZWYtdHlwZSBuYW1l
+PSJKb3VybmFsIEFydGljbGUiPjE3PC9yZWYtdHlwZT48Y29udHJpYnV0b3JzPjxhdXRob3JzPjxh
+dXRob3I+U2FsZWhhYmFkaSwgSG9tYTwvYXV0aG9yPjxhdXRob3I+VGFyYm90b24sIERhdmlkIEcu
+PC9hdXRob3I+PGF1dGhvcj5XaGVlbGVyLCBLZXZpbiBHLjwvYXV0aG9yPjxhdXRob3I+U21pdGgs
+IFJlYmVjY2E8L2F1dGhvcj48YXV0aG9yPkJha2VyLCBTYXJhaDwvYXV0aG9yPjwvYXV0aG9ycz48
+L2NvbnRyaWJ1dG9ycz48dGl0bGVzPjx0aXRsZT5RdWFudGlmeWluZyBhbmQgQ2xhc3NpZnlpbmcg
+U3RyZWFtZmxvdyBFbnNlbWJsZXMgVXNpbmcgYSBCcm9hZCBSYW5nZSBvZiBNZXRyaWNzIGZvciBh
+biBFdmlkZW5jZS1CYXNlZCBBbmFseXNpczogQ29sb3JhZG8gUml2ZXIgQ2FzZSBTdHVkeTwvdGl0
+bGU+PHNlY29uZGFyeS10aXRsZT5XYXRlciBSZXNvdXJjZXMgUmVzZWFyY2g8L3NlY29uZGFyeS10
+aXRsZT48L3RpdGxlcz48cGVyaW9kaWNhbD48ZnVsbC10aXRsZT5XYXRlciBSZXNvdXJjZXMgUmVz
+ZWFyY2g8L2Z1bGwtdGl0bGU+PC9wZXJpb2RpY2FsPjxwYWdlcz5lMjAyNFdSMDM3MjI1PC9wYWdl
+cz48dm9sdW1lPjYwPC92b2x1bWU+PG51bWJlcj43PC9udW1iZXI+PGRhdGVzPjx5ZWFyPjIwMjQ8
+L3llYXI+PC9kYXRlcz48aXNibj4wMDQzLTEzOTc8L2lzYm4+PHVybHM+PHJlbGF0ZWQtdXJscz48
+dXJsPmh0dHBzOi8vYWd1cHVicy5vbmxpbmVsaWJyYXJ5LndpbGV5LmNvbS9kb2kvYWJzLzEwLjEw
+MjkvMjAyNFdSMDM3MjI1PC91cmw+PC9yZWxhdGVkLXVybHM+PC91cmxzPjxlbGVjdHJvbmljLXJl
+c291cmNlLW51bT5odHRwczovL2RvaS5vcmcvMTAuMTAyOS8yMDI0V1IwMzcyMjU8L2VsZWN0cm9u
+aWMtcmVzb3VyY2UtbnVtPjwvcmVjb3JkPjwvQ2l0ZT48Q2l0ZT48QXV0aG9yPlVkYWxsPC9BdXRo
+b3I+PFllYXI+MjAxNzwvWWVhcj48UmVjTnVtPjIyOTA8L1JlY051bT48cmVjb3JkPjxyZWMtbnVt
+YmVyPjIyOTA8L3JlYy1udW1iZXI+PGZvcmVpZ24ta2V5cz48a2V5IGFwcD0iRU4iIGRiLWlkPSJ4
+eHQ1dGE5cGQ5OTVkd2VzYXAwcGR6enAyd2VhejB3OXdlcmYiIHRpbWVzdGFtcD0iMTUyMzU1MDg2
+OCI+MjI5MDwva2V5PjwvZm9yZWlnbi1rZXlzPjxyZWYtdHlwZSBuYW1lPSJKb3VybmFsIEFydGlj
+bGUiPjE3PC9yZWYtdHlwZT48Y29udHJpYnV0b3JzPjxhdXRob3JzPjxhdXRob3I+QnJhZGxleSBV
+ZGFsbDwvYXV0aG9yPjxhdXRob3I+Sm9uYXRoYW4gT3ZlcnBlY2s8L2F1dGhvcj48L2F1dGhvcnM+
+PC9jb250cmlidXRvcnM+PHRpdGxlcz48dGl0bGU+VGhlIHR3ZW50eeKAkGZpcnN0IGNlbnR1cnkg
+Q29sb3JhZG8gUml2ZXIgaG90IGRyb3VnaHQgYW5kIGltcGxpY2F0aW9ucyBmb3IgdGhlIGZ1dHVy
+ZTwvdGl0bGU+PHNlY29uZGFyeS10aXRsZT5XYXRlciBSZXNvdXJjZXMgUmVzZWFyY2g8L3NlY29u
+ZGFyeS10aXRsZT48L3RpdGxlcz48cGVyaW9kaWNhbD48ZnVsbC10aXRsZT5XYXRlciBSZXNvdXJj
+ZXMgUmVzZWFyY2g8L2Z1bGwtdGl0bGU+PC9wZXJpb2RpY2FsPjxwYWdlcz4yNDA0LTI0MTg8L3Bh
+Z2VzPjx2b2x1bWU+NTM8L3ZvbHVtZT48bnVtYmVyPjM8L251bWJlcj48a2V5d29yZHM+PGtleXdv
+cmQ+Q29sb3JhZG8gUml2ZXI8L2tleXdvcmQ+PC9rZXl3b3Jkcz48ZGF0ZXM+PHllYXI+MjAxNzwv
+eWVhcj48L2RhdGVzPjx1cmxzPjxyZWxhdGVkLXVybHM+PHVybD4gaHR0cHM6Ly9kb2kub3JnLzEw
+LjEwMDIvMjAxNldSMDE5NjM4PC91cmw+PC9yZWxhdGVkLXVybHM+PC91cmxzPjxlbGVjdHJvbmlj
+LXJlc291cmNlLW51bT4gaHR0cHM6Ly9kb2kub3JnLzEwLjEwMDIvMjAxNldSMDE5NjM4PC9lbGVj
+dHJvbmljLXJlc291cmNlLW51bT48L3JlY29yZD48L0NpdGU+PC9FbmROb3RlPn==
+</w:fldData>
+        </w:fldChar>
+      </w:r>
+      <w:r>
+        <w:instrText xml:space="preserve"> ADDIN EN.CITE </w:instrText>
+      </w:r>
+      <w:r>
+        <w:fldChar w:fldCharType="begin">
+          <w:fldData xml:space="preserve">PEVuZE5vdGU+PENpdGU+PEF1dGhvcj5TYWxlaGFiYWRpPC9BdXRob3I+PFllYXI+MjAyMjwvWWVh
+cj48UmVjTnVtPjI5NTA8L1JlY051bT48RGlzcGxheVRleHQ+KFNhbGVoYWJhZGkgZXQgYWwuLCAy
+MDIyOyBTYWxlaGFiYWRpIGV0IGFsLiwgMjAyNDsgVWRhbGwgYW5kIE92ZXJwZWNrLCAyMDE3KTwv
+RGlzcGxheVRleHQ+PHJlY29yZD48cmVjLW51bWJlcj4yOTUwPC9yZWMtbnVtYmVyPjxmb3JlaWdu
+LWtleXM+PGtleSBhcHA9IkVOIiBkYi1pZD0ieHh0NXRhOXBkOTk1ZHdlc2FwMHBkenpwMndlYXow
+dzl3ZXJmIiB0aW1lc3RhbXA9IjE2OTUwNjMwMDAiPjI5NTA8L2tleT48L2ZvcmVpZ24ta2V5cz48
+cmVmLXR5cGUgbmFtZT0iSm91cm5hbCBBcnRpY2xlIj4xNzwvcmVmLXR5cGU+PGNvbnRyaWJ1dG9y
+cz48YXV0aG9ycz48YXV0aG9yPlNhbGVoYWJhZGksIEhvbWE8L2F1dGhvcj48YXV0aG9yPlRhcmJv
+dG9uLCBEYXZpZCBHLjwvYXV0aG9yPjxhdXRob3I+VWRhbGwsIEJyYWRsZXk8L2F1dGhvcj48YXV0
+aG9yPldoZWVsZXIsIEtldmluIEcuPC9hdXRob3I+PGF1dGhvcj5TY2htaWR0LCBKb2huIEMuPC9h
+dXRob3I+PC9hdXRob3JzPjwvY29udHJpYnV0b3JzPjx0aXRsZXM+PHRpdGxlPkFuIEFzc2Vzc21l
+bnQgb2YgUG90ZW50aWFsIFNldmVyZSBEcm91Z2h0cyBpbiB0aGUgQ29sb3JhZG8gUml2ZXIgQmFz
+aW48L3RpdGxlPjxzZWNvbmRhcnktdGl0bGU+SkFXUkEgSm91cm5hbCBvZiB0aGUgQW1lcmljYW4g
+V2F0ZXIgUmVzb3VyY2VzIEFzc29jaWF0aW9uPC9zZWNvbmRhcnktdGl0bGU+PC90aXRsZXM+PHBl
+cmlvZGljYWw+PGZ1bGwtdGl0bGU+SkFXUkEgSm91cm5hbCBvZiB0aGUgQW1lcmljYW4gV2F0ZXIg
+UmVzb3VyY2VzIEFzc29jaWF0aW9uPC9mdWxsLXRpdGxlPjwvcGVyaW9kaWNhbD48cGFnZXM+MTA1
+My0xMDc1PC9wYWdlcz48dm9sdW1lPjU4PC92b2x1bWU+PG51bWJlcj42PC9udW1iZXI+PGRhdGVz
+Pjx5ZWFyPjIwMjI8L3llYXI+PC9kYXRlcz48aXNibj4xMDkzLTQ3NFg8L2lzYm4+PHVybHM+PHJl
+bGF0ZWQtdXJscz48dXJsPmh0dHBzOi8vb25saW5lbGlicmFyeS53aWxleS5jb20vZG9pL2Ficy8x
+MC4xMTExLzE3NTItMTY4OC4xMzA2MTwvdXJsPjwvcmVsYXRlZC11cmxzPjwvdXJscz48ZWxlY3Ry
+b25pYy1yZXNvdXJjZS1udW0+aHR0cHM6Ly9kb2kub3JnLzEwLjExMTEvMTc1Mi0xNjg4LjEzMDYx
+PC9lbGVjdHJvbmljLXJlc291cmNlLW51bT48L3JlY29yZD48L0NpdGU+PENpdGU+PEF1dGhvcj5T
+YWxlaGFiYWRpPC9BdXRob3I+PFllYXI+MjAyNDwvWWVhcj48UmVjTnVtPjMwMjM8L1JlY051bT48
+cmVjb3JkPjxyZWMtbnVtYmVyPjMwMjM8L3JlYy1udW1iZXI+PGZvcmVpZ24ta2V5cz48a2V5IGFw
+cD0iRU4iIGRiLWlkPSJ4eHQ1dGE5cGQ5OTVkd2VzYXAwcGR6enAyd2VhejB3OXdlcmYiIHRpbWVz
+dGFtcD0iMTcyODA3NDM1NSI+MzAyMzwva2V5PjwvZm9yZWlnbi1rZXlzPjxyZWYtdHlwZSBuYW1l
+PSJKb3VybmFsIEFydGljbGUiPjE3PC9yZWYtdHlwZT48Y29udHJpYnV0b3JzPjxhdXRob3JzPjxh
+dXRob3I+U2FsZWhhYmFkaSwgSG9tYTwvYXV0aG9yPjxhdXRob3I+VGFyYm90b24sIERhdmlkIEcu
+PC9hdXRob3I+PGF1dGhvcj5XaGVlbGVyLCBLZXZpbiBHLjwvYXV0aG9yPjxhdXRob3I+U21pdGgs
+IFJlYmVjY2E8L2F1dGhvcj48YXV0aG9yPkJha2VyLCBTYXJhaDwvYXV0aG9yPjwvYXV0aG9ycz48
+L2NvbnRyaWJ1dG9ycz48dGl0bGVzPjx0aXRsZT5RdWFudGlmeWluZyBhbmQgQ2xhc3NpZnlpbmcg
+U3RyZWFtZmxvdyBFbnNlbWJsZXMgVXNpbmcgYSBCcm9hZCBSYW5nZSBvZiBNZXRyaWNzIGZvciBh
+biBFdmlkZW5jZS1CYXNlZCBBbmFseXNpczogQ29sb3JhZG8gUml2ZXIgQ2FzZSBTdHVkeTwvdGl0
+bGU+PHNlY29uZGFyeS10aXRsZT5XYXRlciBSZXNvdXJjZXMgUmVzZWFyY2g8L3NlY29uZGFyeS10
+aXRsZT48L3RpdGxlcz48cGVyaW9kaWNhbD48ZnVsbC10aXRsZT5XYXRlciBSZXNvdXJjZXMgUmVz
+ZWFyY2g8L2Z1bGwtdGl0bGU+PC9wZXJpb2RpY2FsPjxwYWdlcz5lMjAyNFdSMDM3MjI1PC9wYWdl
+cz48dm9sdW1lPjYwPC92b2x1bWU+PG51bWJlcj43PC9udW1iZXI+PGRhdGVzPjx5ZWFyPjIwMjQ8
+L3llYXI+PC9kYXRlcz48aXNibj4wMDQzLTEzOTc8L2lzYm4+PHVybHM+PHJlbGF0ZWQtdXJscz48
+dXJsPmh0dHBzOi8vYWd1cHVicy5vbmxpbmVsaWJyYXJ5LndpbGV5LmNvbS9kb2kvYWJzLzEwLjEw
+MjkvMjAyNFdSMDM3MjI1PC91cmw+PC9yZWxhdGVkLXVybHM+PC91cmxzPjxlbGVjdHJvbmljLXJl
+c291cmNlLW51bT5odHRwczovL2RvaS5vcmcvMTAuMTAyOS8yMDI0V1IwMzcyMjU8L2VsZWN0cm9u
+aWMtcmVzb3VyY2UtbnVtPjwvcmVjb3JkPjwvQ2l0ZT48Q2l0ZT48QXV0aG9yPlVkYWxsPC9BdXRo
+b3I+PFllYXI+MjAxNzwvWWVhcj48UmVjTnVtPjIyOTA8L1JlY051bT48cmVjb3JkPjxyZWMtbnVt
+YmVyPjIyOTA8L3JlYy1udW1iZXI+PGZvcmVpZ24ta2V5cz48a2V5IGFwcD0iRU4iIGRiLWlkPSJ4
+eHQ1dGE5cGQ5OTVkd2VzYXAwcGR6enAyd2VhejB3OXdlcmYiIHRpbWVzdGFtcD0iMTUyMzU1MDg2
+OCI+MjI5MDwva2V5PjwvZm9yZWlnbi1rZXlzPjxyZWYtdHlwZSBuYW1lPSJKb3VybmFsIEFydGlj
+bGUiPjE3PC9yZWYtdHlwZT48Y29udHJpYnV0b3JzPjxhdXRob3JzPjxhdXRob3I+QnJhZGxleSBV
+ZGFsbDwvYXV0aG9yPjxhdXRob3I+Sm9uYXRoYW4gT3ZlcnBlY2s8L2F1dGhvcj48L2F1dGhvcnM+
+PC9jb250cmlidXRvcnM+PHRpdGxlcz48dGl0bGU+VGhlIHR3ZW50eeKAkGZpcnN0IGNlbnR1cnkg
+Q29sb3JhZG8gUml2ZXIgaG90IGRyb3VnaHQgYW5kIGltcGxpY2F0aW9ucyBmb3IgdGhlIGZ1dHVy
+ZTwvdGl0bGU+PHNlY29uZGFyeS10aXRsZT5XYXRlciBSZXNvdXJjZXMgUmVzZWFyY2g8L3NlY29u
+ZGFyeS10aXRsZT48L3RpdGxlcz48cGVyaW9kaWNhbD48ZnVsbC10aXRsZT5XYXRlciBSZXNvdXJj
+ZXMgUmVzZWFyY2g8L2Z1bGwtdGl0bGU+PC9wZXJpb2RpY2FsPjxwYWdlcz4yNDA0LTI0MTg8L3Bh
+Z2VzPjx2b2x1bWU+NTM8L3ZvbHVtZT48bnVtYmVyPjM8L251bWJlcj48a2V5d29yZHM+PGtleXdv
+cmQ+Q29sb3JhZG8gUml2ZXI8L2tleXdvcmQ+PC9rZXl3b3Jkcz48ZGF0ZXM+PHllYXI+MjAxNzwv
+eWVhcj48L2RhdGVzPjx1cmxzPjxyZWxhdGVkLXVybHM+PHVybD4gaHR0cHM6Ly9kb2kub3JnLzEw
+LjEwMDIvMjAxNldSMDE5NjM4PC91cmw+PC9yZWxhdGVkLXVybHM+PC91cmxzPjxlbGVjdHJvbmlj
+LXJlc291cmNlLW51bT4gaHR0cHM6Ly9kb2kub3JnLzEwLjEwMDIvMjAxNldSMDE5NjM4PC9lbGVj
+dHJvbmljLXJlc291cmNlLW51bT48L3JlY29yZD48L0NpdGU+PC9FbmROb3RlPn==
+</w:fldData>
+        </w:fldChar>
+      </w:r>
+      <w:r>
+        <w:instrText xml:space="preserve"> ADDIN EN.CITE.DATA </w:instrText>
+      </w:r>
+      <w:r>
+        <w:fldChar w:fldCharType="end"/>
       </w:r>
       <w:r>
         <w:fldChar w:fldCharType="separate"/>
@@ -583,121 +842,16 @@
         <w:rPr>
           <w:noProof/>
         </w:rPr>
-        <w:t>(USBR, 2007; USBR, 2019)</w:t>
+        <w:t>(Salehabadi et al., 2022; Salehabadi et al., 2024; Udall and Overpeck, 2017)</w:t>
       </w:r>
       <w:r>
         <w:fldChar w:fldCharType="end"/>
       </w:r>
       <w:r>
-        <w:t>{Kuhn, 2019 #2780}</w:t>
-      </w:r>
-      <w:r>
         <w:t>.</w:t>
       </w:r>
       <w:r>
-        <w:t xml:space="preserve"> In January of this year, the U.S. Bureau of Reclamation (Reclamation) proposed several improvements to the </w:t>
-      </w:r>
-      <w:r>
-        <w:t>Lake Mead water conservation</w:t>
-      </w:r>
-      <w:r>
-        <w:t xml:space="preserve"> program </w:t>
-      </w:r>
-      <w:r>
-        <w:t>{USBR, 2026 #3107}</w:t>
-      </w:r>
-      <w:r>
-        <w:t>, including to reduce gaming between the voluntary water conservation and mandatory water use reduction programs.</w:t>
-      </w:r>
-    </w:p>
-    <w:p>
-      <w:pPr>
-        <w:pStyle w:val="NoSpacing"/>
-      </w:pPr>
-      <w:r>
-        <w:t xml:space="preserve">The </w:t>
-      </w:r>
-      <w:r>
-        <w:t xml:space="preserve">voluntary Lake Mead </w:t>
-      </w:r>
-      <w:r>
-        <w:t xml:space="preserve">water conservation </w:t>
-      </w:r>
-      <w:r>
-        <w:t>program was set up and op</w:t>
-      </w:r>
-      <w:r>
-        <w:t>e</w:t>
-      </w:r>
-      <w:r>
-        <w:t xml:space="preserve">rates with the assumption that </w:t>
-      </w:r>
-      <w:r>
-        <w:t xml:space="preserve">the </w:t>
-      </w:r>
-      <w:r>
-        <w:t xml:space="preserve">annual </w:t>
-      </w:r>
-      <w:r>
-        <w:t>Lake Mead</w:t>
-      </w:r>
-      <w:r>
-        <w:t xml:space="preserve"> inflow minus </w:t>
-      </w:r>
-      <w:r>
-        <w:t xml:space="preserve">reservoir </w:t>
-      </w:r>
-      <w:r>
-        <w:t>evaporation</w:t>
-      </w:r>
-      <w:r>
-        <w:t xml:space="preserve">—the </w:t>
-      </w:r>
-      <w:r>
-        <w:t xml:space="preserve">annual </w:t>
-      </w:r>
-      <w:r>
-        <w:t>available water</w:t>
-      </w:r>
-      <w:r>
-        <w:t>—</w:t>
-      </w:r>
-      <w:r>
-        <w:t xml:space="preserve">exceed </w:t>
-      </w:r>
-      <w:r>
-        <w:t>legal entitlements</w:t>
-      </w:r>
-      <w:r>
-        <w:t xml:space="preserve">. </w:t>
-      </w:r>
-      <w:r>
-        <w:t>This assumption is challenged as the Colorado River Basin becomes more arid.</w:t>
-      </w:r>
-      <w:r>
-        <w:t xml:space="preserve"> </w:t>
-      </w:r>
-      <w:r>
-        <w:t xml:space="preserve">To date, there has been little scholarship on the voluntary Lake Mead water </w:t>
-      </w:r>
-      <w:r>
-        <w:lastRenderedPageBreak/>
-        <w:t xml:space="preserve">conservation program </w:t>
-      </w:r>
-      <w:r>
-        <w:t>{Grant, 2007 #3014;Stelter, 2022 #3013}</w:t>
-      </w:r>
-      <w:r>
-        <w:t>{Rosenberg, 2024 #2847}</w:t>
-      </w:r>
-      <w:r>
-        <w:t>.</w:t>
-      </w:r>
-      <w:r>
-        <w:t xml:space="preserve"> </w:t>
-      </w:r>
-      <w:r>
-        <w:t>We ask and answer the following questions:</w:t>
+        <w:t xml:space="preserve"> We ask and answer the following questions:</w:t>
       </w:r>
     </w:p>
     <w:p>
@@ -742,6 +896,7 @@
         </w:numPr>
       </w:pPr>
       <w:r>
+        <w:lastRenderedPageBreak/>
         <w:t>Wh</w:t>
       </w:r>
       <w:r>
@@ -766,7 +921,16 @@
         </w:numPr>
       </w:pPr>
       <w:r>
-        <w:t>How to improve program sustainability while give users more autonomy to manage their differing and sometimes conflicting risks of water shortages</w:t>
+        <w:t xml:space="preserve">How to improve program sustainability </w:t>
+      </w:r>
+      <w:r>
+        <w:t>in the face of</w:t>
+      </w:r>
+      <w:r>
+        <w:t xml:space="preserve"> aridity </w:t>
+      </w:r>
+      <w:r>
+        <w:t>while give users more autonomy to manage their differing and sometimes conflicting risks of water shortages</w:t>
       </w:r>
       <w:r>
         <w:t>?</w:t>
@@ -840,7 +1004,13 @@
         <w:t>operations</w:t>
       </w:r>
       <w:r>
-        <w:t xml:space="preserve">. Subsequent sections share </w:t>
+        <w:t xml:space="preserve">. </w:t>
+      </w:r>
+      <w:r>
+        <w:t xml:space="preserve">Sections 4 and 5 </w:t>
+      </w:r>
+      <w:r>
+        <w:t xml:space="preserve">share </w:t>
       </w:r>
       <w:r>
         <w:t>10</w:t>
@@ -855,13 +1025,19 @@
         <w:t xml:space="preserve"> </w:t>
       </w:r>
       <w:r>
-        <w:t>4</w:t>
+        <w:t>3</w:t>
       </w:r>
       <w:r>
         <w:t xml:space="preserve"> challenges</w:t>
       </w:r>
       <w:r>
-        <w:t xml:space="preserve">. </w:t>
+        <w:t>.</w:t>
+      </w:r>
+      <w:r>
+        <w:t xml:space="preserve"> Section 6 elaborates on the challenge</w:t>
+      </w:r>
+      <w:r>
+        <w:t xml:space="preserve"> </w:t>
       </w:r>
       <w:r>
         <w:t>Finally, we share</w:t>
@@ -882,7 +1058,16 @@
         <w:t xml:space="preserve"> to </w:t>
       </w:r>
       <w:r>
-        <w:t xml:space="preserve">increase program sustainability. Both suggestions switch the accounting from reductions from historical entitlements to reductions from the annual available water. These changes can </w:t>
+        <w:t>increase program sustainability</w:t>
+      </w:r>
+      <w:r>
+        <w:t xml:space="preserve"> and user autonomy</w:t>
+      </w:r>
+      <w:r>
+        <w:t xml:space="preserve">. Both suggestions switch the accounting from reductions from historical entitlements to reductions from the annual available water. These changes can </w:t>
+      </w:r>
+      <w:r>
+        <w:t xml:space="preserve">help </w:t>
       </w:r>
       <w:r>
         <w:t>stabilize and potentially recover</w:t>
@@ -894,37 +1079,7 @@
         <w:t>storage under</w:t>
       </w:r>
       <w:r>
-        <w:t xml:space="preserve"> conditions of low storage and low inflow </w:t>
-      </w:r>
-      <w:r>
-        <w:t>while increasing user</w:t>
-      </w:r>
-      <w:r>
-        <w:t>s</w:t>
-      </w:r>
-      <w:r>
-        <w:t xml:space="preserve"> </w:t>
-      </w:r>
-      <w:r>
-        <w:t>autonomy</w:t>
-      </w:r>
-      <w:r>
-        <w:t xml:space="preserve"> to manage their risks of water shortages</w:t>
-      </w:r>
-      <w:r>
-        <w:t>. These dual benefits</w:t>
-      </w:r>
-      <w:r>
-        <w:t xml:space="preserve"> mean </w:t>
-      </w:r>
-      <w:r>
-        <w:t xml:space="preserve">fewer negotiations and less stress for </w:t>
-      </w:r>
-      <w:r>
-        <w:t>water users</w:t>
-      </w:r>
-      <w:r>
-        <w:t xml:space="preserve"> both now and in the future</w:t>
+        <w:t xml:space="preserve"> conditions of low storage and low inflow</w:t>
       </w:r>
       <w:r>
         <w:t>.</w:t>
@@ -941,6 +1096,7 @@
     <w:p>
       <w:pPr>
         <w:rPr>
+          <w:rFonts w:ascii="Times New Roman" w:eastAsia="Times New Roman" w:hAnsi="Times New Roman" w:cs="Times New Roman"/>
           <w:sz w:val="24"/>
           <w:szCs w:val="24"/>
         </w:rPr>
@@ -1642,14 +1798,6 @@
         </w:rPr>
         <w:fldChar w:fldCharType="end"/>
       </w:r>
-      <w:r>
-        <w:rPr>
-          <w:rFonts w:ascii="Times New Roman" w:eastAsia="Times New Roman" w:hAnsi="Times New Roman" w:cs="Times New Roman"/>
-          <w:sz w:val="24"/>
-          <w:szCs w:val="24"/>
-        </w:rPr>
-        <w:t>.</w:t>
-      </w:r>
     </w:p>
     <w:p>
       <w:pPr>
@@ -1852,13 +2000,55 @@
         </w:rPr>
         <w:t xml:space="preserve"> </w:t>
       </w:r>
-      <w:r>
-        <w:rPr>
-          <w:rFonts w:asciiTheme="majorBidi" w:hAnsiTheme="majorBidi" w:cstheme="majorBidi"/>
-          <w:sz w:val="24"/>
-          <w:szCs w:val="24"/>
-        </w:rPr>
-        <w:t>{Robison, 2017 #3108}</w:t>
+    </w:p>
+    <w:p>
+      <w:pPr>
+        <w:rPr>
+          <w:rFonts w:asciiTheme="majorBidi" w:hAnsiTheme="majorBidi" w:cstheme="majorBidi"/>
+          <w:sz w:val="24"/>
+          <w:szCs w:val="24"/>
+        </w:rPr>
+      </w:pPr>
+      <w:r>
+        <w:rPr>
+          <w:rFonts w:asciiTheme="majorBidi" w:hAnsiTheme="majorBidi" w:cstheme="majorBidi"/>
+          <w:sz w:val="24"/>
+          <w:szCs w:val="24"/>
+        </w:rPr>
+        <w:fldChar w:fldCharType="begin"/>
+      </w:r>
+      <w:r>
+        <w:rPr>
+          <w:rFonts w:asciiTheme="majorBidi" w:hAnsiTheme="majorBidi" w:cstheme="majorBidi"/>
+          <w:sz w:val="24"/>
+          <w:szCs w:val="24"/>
+        </w:rPr>
+        <w:instrText xml:space="preserve"> ADDIN EN.CITE &lt;EndNote&gt;&lt;Cite&gt;&lt;Author&gt;Robison&lt;/Author&gt;&lt;Year&gt;2017&lt;/Year&gt;&lt;RecNum&gt;3108&lt;/RecNum&gt;&lt;DisplayText&gt;(Robison, 2017)&lt;/DisplayText&gt;&lt;record&gt;&lt;rec-number&gt;3108&lt;/rec-number&gt;&lt;foreign-keys&gt;&lt;key app="EN" db-id="xxt5ta9pd995dwesap0pdzzp2weaz0w9werf" timestamp="1776460861"&gt;3108&lt;/key&gt;&lt;/foreign-keys&gt;&lt;ref-type name="Journal Article"&gt;17&lt;/ref-type&gt;&lt;contributors&gt;&lt;authors&gt;&lt;author&gt;Jason Anthony Robison&lt;/author&gt;&lt;/authors&gt;&lt;/contributors&gt;&lt;titles&gt;&lt;title&gt;The Colorado River Revisited&lt;/title&gt;&lt;secondary-title&gt;University of Colorado Law Review&lt;/secondary-title&gt;&lt;/titles&gt;&lt;periodical&gt;&lt;full-title&gt;University of Colorado Law Review&lt;/full-title&gt;&lt;/periodical&gt;&lt;volume&gt;88&lt;/volume&gt;&lt;number&gt;3&lt;/number&gt;&lt;dates&gt;&lt;year&gt;2017&lt;/year&gt;&lt;/dates&gt;&lt;urls&gt;&lt;related-urls&gt;&lt;url&gt;https://heinonline.org/HOL/Page?handle=hein.journals/ucollr88&amp;amp;id=511&amp;amp;collection=journals&amp;amp;index=&lt;/url&gt;&lt;/related-urls&gt;&lt;/urls&gt;&lt;/record&gt;&lt;/Cite&gt;&lt;/EndNote&gt;</w:instrText>
+      </w:r>
+      <w:r>
+        <w:rPr>
+          <w:rFonts w:asciiTheme="majorBidi" w:hAnsiTheme="majorBidi" w:cstheme="majorBidi"/>
+          <w:sz w:val="24"/>
+          <w:szCs w:val="24"/>
+        </w:rPr>
+        <w:fldChar w:fldCharType="separate"/>
+      </w:r>
+      <w:r>
+        <w:rPr>
+          <w:rFonts w:asciiTheme="majorBidi" w:hAnsiTheme="majorBidi" w:cstheme="majorBidi"/>
+          <w:noProof/>
+          <w:sz w:val="24"/>
+          <w:szCs w:val="24"/>
+        </w:rPr>
+        <w:t>(Robison, 2017)</w:t>
+      </w:r>
+      <w:r>
+        <w:rPr>
+          <w:rFonts w:asciiTheme="majorBidi" w:hAnsiTheme="majorBidi" w:cstheme="majorBidi"/>
+          <w:sz w:val="24"/>
+          <w:szCs w:val="24"/>
+        </w:rPr>
+        <w:fldChar w:fldCharType="end"/>
       </w:r>
       <w:r>
         <w:rPr>
@@ -1906,7 +2096,7 @@
           <w:sz w:val="24"/>
           <w:szCs w:val="24"/>
         </w:rPr>
-        <w:instrText xml:space="preserve"> ADDIN EN.CITE &lt;EndNote&gt;&lt;Cite AuthorYear="1"&gt;&lt;Author&gt;Kuhn&lt;/Author&gt;&lt;Year&gt;2019&lt;/Year&gt;&lt;RecNum&gt;2780&lt;/RecNum&gt;&lt;DisplayText&gt;Kuhn and Fleck (2019)&lt;/DisplayText&gt;&lt;record&gt;&lt;rec-number&gt;2780&lt;/rec-number&gt;&lt;foreign-keys&gt;&lt;key app="EN" db-id="xxt5ta9pd995dwesap0pdzzp2weaz0w9werf" timestamp="1620673300"&gt;2780&lt;/key&gt;&lt;/foreign-keys&gt;&lt;ref-type name="Book"&gt;6&lt;/ref-type&gt;&lt;contributors&gt;&lt;authors&gt;&lt;author&gt;Eric Kuhn&lt;/author&gt;&lt;author&gt;John Fleck&lt;/author&gt;&lt;/authors&gt;&lt;/contributors&gt;&lt;titles&gt;&lt;title&gt;Science Be Dammed: How Ignoring Inconvenient Science Drained the Colorado River&lt;/title&gt;&lt;/titles&gt;&lt;section&gt;288&lt;/section&gt;&lt;dates&gt;&lt;year&gt;2019&lt;/year&gt;&lt;pub-dates&gt;&lt;date&gt;November&lt;/date&gt;&lt;/pub-dates&gt;&lt;/dates&gt;&lt;publisher&gt;University of Arizona Press&lt;/publisher&gt;&lt;urls&gt;&lt;/urls&gt;&lt;/record&gt;&lt;/Cite&gt;&lt;/EndNote&gt;</w:instrText>
+        <w:instrText xml:space="preserve"> ADDIN EN.CITE &lt;EndNote&gt;&lt;Cite&gt;&lt;Author&gt;Fleck&lt;/Author&gt;&lt;Year&gt;2022&lt;/Year&gt;&lt;RecNum&gt;2842&lt;/RecNum&gt;&lt;DisplayText&gt;(Fleck and Castle, 2022)&lt;/DisplayText&gt;&lt;record&gt;&lt;rec-number&gt;2842&lt;/rec-number&gt;&lt;foreign-keys&gt;&lt;key app="EN" db-id="xxt5ta9pd995dwesap0pdzzp2weaz0w9werf" timestamp="1640129640"&gt;2842&lt;/key&gt;&lt;/foreign-keys&gt;&lt;ref-type name="Journal Article"&gt;17&lt;/ref-type&gt;&lt;contributors&gt;&lt;authors&gt;&lt;author&gt;Fleck, John&lt;/author&gt;&lt;author&gt;Castle, Anne&lt;/author&gt;&lt;/authors&gt;&lt;/contributors&gt;&lt;titles&gt;&lt;title&gt;Green Light for Adaptive Policies on the Colorado River&lt;/title&gt;&lt;secondary-title&gt;Water&lt;/secondary-title&gt;&lt;/titles&gt;&lt;periodical&gt;&lt;full-title&gt;Water&lt;/full-title&gt;&lt;/periodical&gt;&lt;pages&gt;2&lt;/pages&gt;&lt;volume&gt;14&lt;/volume&gt;&lt;number&gt;1&lt;/number&gt;&lt;dates&gt;&lt;year&gt;2022&lt;/year&gt;&lt;/dates&gt;&lt;isbn&gt;2073-4441&lt;/isbn&gt;&lt;accession-num&gt;doi:10.3390/w14010002&lt;/accession-num&gt;&lt;urls&gt;&lt;related-urls&gt;&lt;url&gt;https://www.mdpi.com/2073-4441/14/1/2&lt;/url&gt;&lt;/related-urls&gt;&lt;/urls&gt;&lt;/record&gt;&lt;/Cite&gt;&lt;/EndNote&gt;</w:instrText>
       </w:r>
       <w:r>
         <w:rPr>
@@ -1923,7 +2113,7 @@
           <w:sz w:val="24"/>
           <w:szCs w:val="24"/>
         </w:rPr>
-        <w:t>Kuhn and Fleck (2019)</w:t>
+        <w:t>(Fleck and Castle, 2022)</w:t>
       </w:r>
       <w:r>
         <w:rPr>
@@ -1939,23 +2129,48 @@
           <w:sz w:val="24"/>
           <w:szCs w:val="24"/>
         </w:rPr>
-        <w:t xml:space="preserve"> described mandatory </w:t>
-      </w:r>
-      <w:r>
-        <w:rPr>
-          <w:rFonts w:asciiTheme="majorBidi" w:hAnsiTheme="majorBidi" w:cstheme="majorBidi"/>
-          <w:sz w:val="24"/>
-          <w:szCs w:val="24"/>
-        </w:rPr>
-        <w:t>Lake Mead water use reduction (shortage)</w:t>
-      </w:r>
-      <w:r>
-        <w:rPr>
-          <w:rFonts w:asciiTheme="majorBidi" w:hAnsiTheme="majorBidi" w:cstheme="majorBidi"/>
-          <w:sz w:val="24"/>
-          <w:szCs w:val="24"/>
-        </w:rPr>
-        <w:t xml:space="preserve"> program</w:t>
+        <w:t xml:space="preserve"> also suggested to raise the caps. </w:t>
+      </w:r>
+      <w:r>
+        <w:rPr>
+          <w:rFonts w:asciiTheme="majorBidi" w:hAnsiTheme="majorBidi" w:cstheme="majorBidi"/>
+          <w:sz w:val="24"/>
+          <w:szCs w:val="24"/>
+        </w:rPr>
+        <w:fldChar w:fldCharType="begin"/>
+      </w:r>
+      <w:r>
+        <w:rPr>
+          <w:rFonts w:asciiTheme="majorBidi" w:hAnsiTheme="majorBidi" w:cstheme="majorBidi"/>
+          <w:sz w:val="24"/>
+          <w:szCs w:val="24"/>
+        </w:rPr>
+        <w:instrText xml:space="preserve"> ADDIN EN.CITE &lt;EndNote&gt;&lt;Cite AuthorYear="1"&gt;&lt;Author&gt;Stelter&lt;/Author&gt;&lt;Year&gt;2022&lt;/Year&gt;&lt;RecNum&gt;3013&lt;/RecNum&gt;&lt;DisplayText&gt;Stelter (2022)&lt;/DisplayText&gt;&lt;record&gt;&lt;rec-number&gt;3013&lt;/rec-number&gt;&lt;foreign-keys&gt;&lt;key app="EN" db-id="xxt5ta9pd995dwesap0pdzzp2weaz0w9werf" timestamp="1722973781"&gt;3013&lt;/key&gt;&lt;/foreign-keys&gt;&lt;ref-type name="Journal Article"&gt;17&lt;/ref-type&gt;&lt;contributors&gt;&lt;authors&gt;&lt;author&gt;Devin Stelter&lt;/author&gt;&lt;/authors&gt;&lt;/contributors&gt;&lt;titles&gt;&lt;title&gt;Towards a Utah Intentionally Created Surplus Program&lt;/title&gt;&lt;secondary-title&gt;Sustainable Development Law and Policy&lt;/secondary-title&gt;&lt;/titles&gt;&lt;periodical&gt;&lt;full-title&gt;Sustainable Development Law and Policy&lt;/full-title&gt;&lt;/periodical&gt;&lt;pages&gt;4-21&lt;/pages&gt;&lt;volume&gt;22&lt;/volume&gt;&lt;number&gt;2&lt;/number&gt;&lt;dates&gt;&lt;year&gt;2022&lt;/year&gt;&lt;/dates&gt;&lt;urls&gt;&lt;related-urls&gt;&lt;url&gt;https://heinonline.org/HOL/Page?collection=journals&amp;amp;handle=hein.journals/sdlp22&amp;amp;id=44&amp;amp;men_tab=srchresults&lt;/url&gt;&lt;/related-urls&gt;&lt;/urls&gt;&lt;/record&gt;&lt;/Cite&gt;&lt;/EndNote&gt;</w:instrText>
+      </w:r>
+      <w:r>
+        <w:rPr>
+          <w:rFonts w:asciiTheme="majorBidi" w:hAnsiTheme="majorBidi" w:cstheme="majorBidi"/>
+          <w:sz w:val="24"/>
+          <w:szCs w:val="24"/>
+        </w:rPr>
+        <w:fldChar w:fldCharType="separate"/>
+      </w:r>
+      <w:r>
+        <w:rPr>
+          <w:rFonts w:asciiTheme="majorBidi" w:hAnsiTheme="majorBidi" w:cstheme="majorBidi"/>
+          <w:noProof/>
+          <w:sz w:val="24"/>
+          <w:szCs w:val="24"/>
+        </w:rPr>
+        <w:t>Stelter (2022)</w:t>
+      </w:r>
+      <w:r>
+        <w:rPr>
+          <w:rFonts w:asciiTheme="majorBidi" w:hAnsiTheme="majorBidi" w:cstheme="majorBidi"/>
+          <w:sz w:val="24"/>
+          <w:szCs w:val="24"/>
+        </w:rPr>
+        <w:fldChar w:fldCharType="end"/>
       </w:r>
       <w:r>
         <w:rPr>
@@ -1971,23 +2186,55 @@
           <w:sz w:val="24"/>
           <w:szCs w:val="24"/>
         </w:rPr>
-        <w:t>also introduced</w:t>
-      </w:r>
-      <w:r>
-        <w:rPr>
-          <w:rFonts w:asciiTheme="majorBidi" w:hAnsiTheme="majorBidi" w:cstheme="majorBidi"/>
-          <w:sz w:val="24"/>
-          <w:szCs w:val="24"/>
-        </w:rPr>
-        <w:t xml:space="preserve"> in the Interim Guidelines </w:t>
-      </w:r>
-      <w:r>
-        <w:rPr>
-          <w:rFonts w:asciiTheme="majorBidi" w:hAnsiTheme="majorBidi" w:cstheme="majorBidi"/>
-          <w:sz w:val="24"/>
-          <w:szCs w:val="24"/>
-        </w:rPr>
-        <w:t>and expanded in the Lower Basin Drought Contingency Plan</w:t>
+        <w:t>suggested</w:t>
+      </w:r>
+      <w:r>
+        <w:rPr>
+          <w:rFonts w:asciiTheme="majorBidi" w:hAnsiTheme="majorBidi" w:cstheme="majorBidi"/>
+          <w:sz w:val="24"/>
+          <w:szCs w:val="24"/>
+        </w:rPr>
+        <w:t xml:space="preserve"> Utah adopt the </w:t>
+      </w:r>
+      <w:r>
+        <w:rPr>
+          <w:rFonts w:asciiTheme="majorBidi" w:hAnsiTheme="majorBidi" w:cstheme="majorBidi"/>
+          <w:sz w:val="24"/>
+          <w:szCs w:val="24"/>
+        </w:rPr>
+        <w:t xml:space="preserve">same </w:t>
+      </w:r>
+      <w:r>
+        <w:rPr>
+          <w:rFonts w:asciiTheme="majorBidi" w:hAnsiTheme="majorBidi" w:cstheme="majorBidi"/>
+          <w:sz w:val="24"/>
+          <w:szCs w:val="24"/>
+        </w:rPr>
+        <w:t xml:space="preserve">voluntary </w:t>
+      </w:r>
+      <w:r>
+        <w:rPr>
+          <w:rFonts w:asciiTheme="majorBidi" w:hAnsiTheme="majorBidi" w:cstheme="majorBidi"/>
+          <w:sz w:val="24"/>
+          <w:szCs w:val="24"/>
+        </w:rPr>
+        <w:t xml:space="preserve">water conservation </w:t>
+      </w:r>
+      <w:r>
+        <w:rPr>
+          <w:rFonts w:asciiTheme="majorBidi" w:hAnsiTheme="majorBidi" w:cstheme="majorBidi"/>
+          <w:sz w:val="24"/>
+          <w:szCs w:val="24"/>
+        </w:rPr>
+        <w:t>program using Flaming Gorge as the reservoir</w:t>
+      </w:r>
+      <w:r>
+        <w:rPr>
+          <w:rFonts w:asciiTheme="majorBidi" w:hAnsiTheme="majorBidi" w:cstheme="majorBidi"/>
+          <w:sz w:val="24"/>
+          <w:szCs w:val="24"/>
+        </w:rPr>
+        <w:t>.</w:t>
       </w:r>
       <w:r>
         <w:rPr>
@@ -2011,7 +2258,7 @@
           <w:sz w:val="24"/>
           <w:szCs w:val="24"/>
         </w:rPr>
-        <w:instrText xml:space="preserve"> ADDIN EN.CITE &lt;EndNote&gt;&lt;Cite&gt;&lt;Author&gt;USBR&lt;/Author&gt;&lt;Year&gt;2007&lt;/Year&gt;&lt;RecNum&gt;2736&lt;/RecNum&gt;&lt;DisplayText&gt;(USBR, 2007; USBR, 2019)&lt;/DisplayText&gt;&lt;record&gt;&lt;rec-number&gt;2736&lt;/rec-number&gt;&lt;foreign-keys&gt;&lt;key app="EN" db-id="xxt5ta9pd995dwesap0pdzzp2weaz0w9werf" timestamp="1600884226"&gt;2736&lt;/key&gt;&lt;/foreign-keys&gt;&lt;ref-type name="Report"&gt;27&lt;/ref-type&gt;&lt;contributors&gt;&lt;authors&gt;&lt;author&gt;USBR&lt;/author&gt;&lt;/authors&gt;&lt;/contributors&gt;&lt;titles&gt;&lt;title&gt;Record of Decision: Colorado River Interim Guidelines for Lower Basin Shortages and Coordinated Operations for Lakes Powell and Mead&lt;/title&gt;&lt;/titles&gt;&lt;pages&gt;58&lt;/pages&gt;&lt;volume&gt;Appendix A. CRSS Documentation&lt;/volume&gt;&lt;dates&gt;&lt;year&gt;2007&lt;/year&gt;&lt;pub-dates&gt;&lt;date&gt;November&lt;/date&gt;&lt;/pub-dates&gt;&lt;/dates&gt;&lt;publisher&gt;U.S. Bureau of Reclamation&lt;/publisher&gt;&lt;urls&gt;&lt;related-urls&gt;&lt;url&gt;https://www.usbr.gov/lc/region/programs/strategies/RecordofDecision.pdf&lt;/url&gt;&lt;/related-urls&gt;&lt;/urls&gt;&lt;/record&gt;&lt;/Cite&gt;&lt;Cite&gt;&lt;Author&gt;USBR&lt;/Author&gt;&lt;Year&gt;2019&lt;/Year&gt;&lt;RecNum&gt;2578&lt;/RecNum&gt;&lt;record&gt;&lt;rec-number&gt;2578&lt;/rec-number&gt;&lt;foreign-keys&gt;&lt;key app="EN" db-id="xxt5ta9pd995dwesap0pdzzp2weaz0w9werf" timestamp="1554700022"&gt;2578&lt;/key&gt;&lt;/foreign-keys&gt;&lt;ref-type name="Report"&gt;27&lt;/ref-type&gt;&lt;contributors&gt;&lt;authors&gt;&lt;author&gt;USBR&lt;/author&gt;&lt;/authors&gt;&lt;/contributors&gt;&lt;titles&gt;&lt;title&gt;Agreement Concerning Colorado River Drought Contingency Management and Operations&lt;/title&gt;&lt;/titles&gt;&lt;pages&gt;56&lt;/pages&gt;&lt;dates&gt;&lt;year&gt;2019&lt;/year&gt;&lt;pub-dates&gt;&lt;date&gt;May 20&lt;/date&gt;&lt;/pub-dates&gt;&lt;/dates&gt;&lt;pub-location&gt;Washington, DC&lt;/pub-location&gt;&lt;publisher&gt;U.S. Bureau of Reclamation&lt;/publisher&gt;&lt;urls&gt;&lt;related-urls&gt;&lt;url&gt;https://www.usbr.gov/ColoradoRiverBasin/dcp/index.html&lt;/url&gt;&lt;/related-urls&gt;&lt;/urls&gt;&lt;/record&gt;&lt;/Cite&gt;&lt;/EndNote&gt;</w:instrText>
+        <w:instrText xml:space="preserve"> ADDIN EN.CITE &lt;EndNote&gt;&lt;Cite&gt;&lt;Author&gt;Colby&lt;/Author&gt;&lt;Year&gt;2025&lt;/Year&gt;&lt;RecNum&gt;3109&lt;/RecNum&gt;&lt;DisplayText&gt;(Colby et al., 2025)&lt;/DisplayText&gt;&lt;record&gt;&lt;rec-number&gt;3109&lt;/rec-number&gt;&lt;foreign-keys&gt;&lt;key app="EN" db-id="xxt5ta9pd995dwesap0pdzzp2weaz0w9werf" timestamp="1776466532"&gt;3109&lt;/key&gt;&lt;/foreign-keys&gt;&lt;ref-type name="Journal Article"&gt;17&lt;/ref-type&gt;&lt;contributors&gt;&lt;authors&gt;&lt;author&gt;Colby, Bonnie&lt;/author&gt;&lt;author&gt;Hansen, Kristiana&lt;/author&gt;&lt;author&gt;Sorensen, Kathryn&lt;/author&gt;&lt;/authors&gt;&lt;/contributors&gt;&lt;titles&gt;&lt;title&gt;Policy Nook — Policy Note: Tough Tradeoffs in the Colorado River Basin&lt;/title&gt;&lt;secondary-title&gt;Water Economics and Policy&lt;/secondary-title&gt;&lt;/titles&gt;&lt;periodical&gt;&lt;full-title&gt;Water Economics and Policy&lt;/full-title&gt;&lt;/periodical&gt;&lt;pages&gt;2471002&lt;/pages&gt;&lt;volume&gt;11&lt;/volume&gt;&lt;number&gt;04&lt;/number&gt;&lt;keywords&gt;&lt;keyword&gt;Colorado River Basin,water shortage,water conservation,water equity,tribal water&lt;/keyword&gt;&lt;/keywords&gt;&lt;dates&gt;&lt;year&gt;2025&lt;/year&gt;&lt;/dates&gt;&lt;urls&gt;&lt;related-urls&gt;&lt;url&gt;https://www.worldscientific.com/doi/abs/10.1142/S2382624X24710024&lt;/url&gt;&lt;/related-urls&gt;&lt;/urls&gt;&lt;electronic-resource-num&gt;10.1142/s2382624x24710024&lt;/electronic-resource-num&gt;&lt;/record&gt;&lt;/Cite&gt;&lt;/EndNote&gt;</w:instrText>
       </w:r>
       <w:r>
         <w:rPr>
@@ -2028,7 +2275,7 @@
           <w:sz w:val="24"/>
           <w:szCs w:val="24"/>
         </w:rPr>
-        <w:t>(USBR, 2007; USBR, 2019)</w:t>
+        <w:t>(Colby et al., 2025)</w:t>
       </w:r>
       <w:r>
         <w:rPr>
@@ -2044,6 +2291,14 @@
           <w:sz w:val="24"/>
           <w:szCs w:val="24"/>
         </w:rPr>
+        <w:t xml:space="preserve"> suggested to assign up to 50% of conserved water to remain in Lake Mead as system water to create a balance of individual and collective resiliency</w:t>
+      </w:r>
+      <w:r>
+        <w:rPr>
+          <w:rFonts w:asciiTheme="majorBidi" w:hAnsiTheme="majorBidi" w:cstheme="majorBidi"/>
+          <w:sz w:val="24"/>
+          <w:szCs w:val="24"/>
+        </w:rPr>
         <w:t xml:space="preserve">. </w:t>
       </w:r>
       <w:r>
@@ -2052,30 +2307,6 @@
           <w:sz w:val="24"/>
           <w:szCs w:val="24"/>
         </w:rPr>
-        <w:t>In both programs, mandatory water shortages</w:t>
-      </w:r>
-      <w:r>
-        <w:rPr>
-          <w:rFonts w:asciiTheme="majorBidi" w:hAnsiTheme="majorBidi" w:cstheme="majorBidi"/>
-          <w:sz w:val="24"/>
-          <w:szCs w:val="24"/>
-        </w:rPr>
-        <w:t xml:space="preserve"> increase as Lake Mead’s level declines from elevation 1,090 to 1,020 feet.</w:t>
-      </w:r>
-      <w:r>
-        <w:rPr>
-          <w:rFonts w:asciiTheme="majorBidi" w:hAnsiTheme="majorBidi" w:cstheme="majorBidi"/>
-          <w:sz w:val="24"/>
-          <w:szCs w:val="24"/>
-        </w:rPr>
-        <w:t xml:space="preserve"> </w:t>
-      </w:r>
-      <w:r>
-        <w:rPr>
-          <w:rFonts w:asciiTheme="majorBidi" w:hAnsiTheme="majorBidi" w:cstheme="majorBidi"/>
-          <w:sz w:val="24"/>
-          <w:szCs w:val="24"/>
-        </w:rPr>
         <w:fldChar w:fldCharType="begin"/>
       </w:r>
       <w:r>
@@ -2084,7 +2315,7 @@
           <w:sz w:val="24"/>
           <w:szCs w:val="24"/>
         </w:rPr>
-        <w:instrText xml:space="preserve"> ADDIN EN.CITE &lt;EndNote&gt;&lt;Cite AuthorYear="1"&gt;&lt;Author&gt;Stelter&lt;/Author&gt;&lt;Year&gt;2022&lt;/Year&gt;&lt;RecNum&gt;3013&lt;/RecNum&gt;&lt;DisplayText&gt;Stelter (2022)&lt;/DisplayText&gt;&lt;record&gt;&lt;rec-number&gt;3013&lt;/rec-number&gt;&lt;foreign-keys&gt;&lt;key app="EN" db-id="xxt5ta9pd995dwesap0pdzzp2weaz0w9werf" timestamp="1722973781"&gt;3013&lt;/key&gt;&lt;/foreign-keys&gt;&lt;ref-type name="Journal Article"&gt;17&lt;/ref-type&gt;&lt;contributors&gt;&lt;authors&gt;&lt;author&gt;Devin Stelter&lt;/author&gt;&lt;/authors&gt;&lt;/contributors&gt;&lt;titles&gt;&lt;title&gt;Towards a Utah Intentionally Created Surplus Program&lt;/title&gt;&lt;secondary-title&gt;Sustainable Development Law and Policy&lt;/secondary-title&gt;&lt;/titles&gt;&lt;periodical&gt;&lt;full-title&gt;Sustainable Development Law and Policy&lt;/full-title&gt;&lt;/periodical&gt;&lt;pages&gt;4-21&lt;/pages&gt;&lt;volume&gt;22&lt;/volume&gt;&lt;number&gt;2&lt;/number&gt;&lt;dates&gt;&lt;year&gt;2022&lt;/year&gt;&lt;/dates&gt;&lt;urls&gt;&lt;related-urls&gt;&lt;url&gt;https://heinonline.org/HOL/Page?collection=journals&amp;amp;handle=hein.journals/sdlp22&amp;amp;id=44&amp;amp;men_tab=srchresults&lt;/url&gt;&lt;/related-urls&gt;&lt;/urls&gt;&lt;/record&gt;&lt;/Cite&gt;&lt;/EndNote&gt;</w:instrText>
+        <w:instrText xml:space="preserve"> ADDIN EN.CITE &lt;EndNote&gt;&lt;Cite&gt;&lt;Author&gt;Huizar&lt;/Author&gt;&lt;Year&gt;2023&lt;/Year&gt;&lt;RecNum&gt;3110&lt;/RecNum&gt;&lt;DisplayText&gt;(Huizar et al., 2023)&lt;/DisplayText&gt;&lt;record&gt;&lt;rec-number&gt;3110&lt;/rec-number&gt;&lt;foreign-keys&gt;&lt;key app="EN" db-id="xxt5ta9pd995dwesap0pdzzp2weaz0w9werf" timestamp="1776715189"&gt;3110&lt;/key&gt;&lt;/foreign-keys&gt;&lt;ref-type name="Journal Article"&gt;17&lt;/ref-type&gt;&lt;contributors&gt;&lt;authors&gt;&lt;author&gt;Luis Huizar&lt;/author&gt;&lt;author&gt;Sarai Díaz&lt;/author&gt;&lt;author&gt;Kevin Lansey&lt;/author&gt;&lt;author&gt;Robert Arnold&lt;/author&gt;&lt;/authors&gt;&lt;/contributors&gt;&lt;titles&gt;&lt;title&gt;Water Supply in the Lower Colorado River Basin: Effectiveness of the 2019 Drought Contingency Plan&lt;/title&gt;&lt;secondary-title&gt;Journal of Environmental Engineering&lt;/secondary-title&gt;&lt;/titles&gt;&lt;periodical&gt;&lt;full-title&gt;Journal of Environmental Engineering&lt;/full-title&gt;&lt;/periodical&gt;&lt;pages&gt;04023058&lt;/pages&gt;&lt;volume&gt;149&lt;/volume&gt;&lt;number&gt;10&lt;/number&gt;&lt;dates&gt;&lt;year&gt;2023&lt;/year&gt;&lt;/dates&gt;&lt;urls&gt;&lt;related-urls&gt;&lt;url&gt;https://ascelibrary.org/doi/abs/10.1061/JOEEDU.EEENG-7324&lt;/url&gt;&lt;/related-urls&gt;&lt;/urls&gt;&lt;electronic-resource-num&gt;doi:10.1061/JOEEDU.EEENG-7324&lt;/electronic-resource-num&gt;&lt;/record&gt;&lt;/Cite&gt;&lt;/EndNote&gt;</w:instrText>
       </w:r>
       <w:r>
         <w:rPr>
@@ -2101,7 +2332,7 @@
           <w:sz w:val="24"/>
           <w:szCs w:val="24"/>
         </w:rPr>
-        <w:t>Stelter (2022)</w:t>
+        <w:t>(Huizar et al., 2023)</w:t>
       </w:r>
       <w:r>
         <w:rPr>
@@ -2117,64 +2348,97 @@
           <w:sz w:val="24"/>
           <w:szCs w:val="24"/>
         </w:rPr>
-        <w:t xml:space="preserve"> </w:t>
-      </w:r>
-      <w:r>
-        <w:rPr>
-          <w:rFonts w:asciiTheme="majorBidi" w:hAnsiTheme="majorBidi" w:cstheme="majorBidi"/>
-          <w:sz w:val="24"/>
-          <w:szCs w:val="24"/>
-        </w:rPr>
-        <w:t>suggested</w:t>
-      </w:r>
-      <w:r>
-        <w:rPr>
-          <w:rFonts w:asciiTheme="majorBidi" w:hAnsiTheme="majorBidi" w:cstheme="majorBidi"/>
-          <w:sz w:val="24"/>
-          <w:szCs w:val="24"/>
-        </w:rPr>
-        <w:t xml:space="preserve"> Utah adopt the </w:t>
-      </w:r>
-      <w:r>
-        <w:rPr>
-          <w:rFonts w:asciiTheme="majorBidi" w:hAnsiTheme="majorBidi" w:cstheme="majorBidi"/>
-          <w:sz w:val="24"/>
-          <w:szCs w:val="24"/>
-        </w:rPr>
-        <w:t xml:space="preserve">same </w:t>
-      </w:r>
-      <w:r>
-        <w:rPr>
-          <w:rFonts w:asciiTheme="majorBidi" w:hAnsiTheme="majorBidi" w:cstheme="majorBidi"/>
-          <w:sz w:val="24"/>
-          <w:szCs w:val="24"/>
-        </w:rPr>
-        <w:t xml:space="preserve">voluntary </w:t>
-      </w:r>
-      <w:r>
-        <w:rPr>
-          <w:rFonts w:asciiTheme="majorBidi" w:hAnsiTheme="majorBidi" w:cstheme="majorBidi"/>
-          <w:sz w:val="24"/>
-          <w:szCs w:val="24"/>
-        </w:rPr>
-        <w:t xml:space="preserve">water conservation </w:t>
-      </w:r>
-      <w:r>
-        <w:rPr>
-          <w:rFonts w:asciiTheme="majorBidi" w:hAnsiTheme="majorBidi" w:cstheme="majorBidi"/>
-          <w:sz w:val="24"/>
-          <w:szCs w:val="24"/>
-        </w:rPr>
-        <w:t xml:space="preserve">program using </w:t>
-      </w:r>
-      <w:r>
-        <w:rPr>
-          <w:rFonts w:asciiTheme="majorBidi" w:hAnsiTheme="majorBidi" w:cstheme="majorBidi"/>
-          <w:sz w:val="24"/>
-          <w:szCs w:val="24"/>
-        </w:rPr>
-        <w:lastRenderedPageBreak/>
-        <w:t>Flaming Gorge as the reservoir</w:t>
+        <w:t xml:space="preserve"> reported difficulty to predict and model state’s water conservation choices. Various agency webpages overview the existing program </w:t>
+      </w:r>
+      <w:r>
+        <w:rPr>
+          <w:rFonts w:asciiTheme="majorBidi" w:hAnsiTheme="majorBidi" w:cstheme="majorBidi"/>
+          <w:sz w:val="24"/>
+          <w:szCs w:val="24"/>
+        </w:rPr>
+        <w:fldChar w:fldCharType="begin"/>
+      </w:r>
+      <w:r>
+        <w:rPr>
+          <w:rFonts w:asciiTheme="majorBidi" w:hAnsiTheme="majorBidi" w:cstheme="majorBidi"/>
+          <w:sz w:val="24"/>
+          <w:szCs w:val="24"/>
+        </w:rPr>
+        <w:instrText xml:space="preserve"> ADDIN EN.CITE &lt;EndNote&gt;&lt;Cite&gt;&lt;Author&gt;CAP&lt;/Author&gt;&lt;Year&gt;2022&lt;/Year&gt;&lt;RecNum&gt;3015&lt;/RecNum&gt;&lt;Prefix&gt;e.g.`, &lt;/Prefix&gt;&lt;DisplayText&gt;(e.g., CAP, 2022)&lt;/DisplayText&gt;&lt;record&gt;&lt;rec-number&gt;3015&lt;/rec-number&gt;&lt;foreign-keys&gt;&lt;key app="EN" db-id="xxt5ta9pd995dwesap0pdzzp2weaz0w9werf" timestamp="1723586715"&gt;3015&lt;/key&gt;&lt;/foreign-keys&gt;&lt;ref-type name="Web Page"&gt;12&lt;/ref-type&gt;&lt;contributors&gt;&lt;authors&gt;&lt;author&gt;CAP&lt;/author&gt;&lt;/authors&gt;&lt;/contributors&gt;&lt;titles&gt;&lt;title&gt;ICS – Three little letters that signify big contributions and new flexibility&lt;/title&gt;&lt;/titles&gt;&lt;volume&gt;2024&lt;/volume&gt;&lt;number&gt;August 13&lt;/number&gt;&lt;dates&gt;&lt;year&gt;2022&lt;/year&gt;&lt;/dates&gt;&lt;publisher&gt;Central Arizona Project&lt;/publisher&gt;&lt;urls&gt;&lt;related-urls&gt;&lt;url&gt;https://knowyourwaternews.com/ics-three-little-letters-that-signify-big-contributions-and-new-flexibility/&lt;/url&gt;&lt;/related-urls&gt;&lt;/urls&gt;&lt;/record&gt;&lt;/Cite&gt;&lt;/EndNote&gt;</w:instrText>
+      </w:r>
+      <w:r>
+        <w:rPr>
+          <w:rFonts w:asciiTheme="majorBidi" w:hAnsiTheme="majorBidi" w:cstheme="majorBidi"/>
+          <w:sz w:val="24"/>
+          <w:szCs w:val="24"/>
+        </w:rPr>
+        <w:fldChar w:fldCharType="separate"/>
+      </w:r>
+      <w:r>
+        <w:rPr>
+          <w:rFonts w:asciiTheme="majorBidi" w:hAnsiTheme="majorBidi" w:cstheme="majorBidi"/>
+          <w:noProof/>
+          <w:sz w:val="24"/>
+          <w:szCs w:val="24"/>
+        </w:rPr>
+        <w:t>(e.g., CAP, 2022)</w:t>
+      </w:r>
+      <w:r>
+        <w:rPr>
+          <w:rFonts w:asciiTheme="majorBidi" w:hAnsiTheme="majorBidi" w:cstheme="majorBidi"/>
+          <w:sz w:val="24"/>
+          <w:szCs w:val="24"/>
+        </w:rPr>
+        <w:fldChar w:fldCharType="end"/>
+      </w:r>
+      <w:r>
+        <w:rPr>
+          <w:rFonts w:asciiTheme="majorBidi" w:hAnsiTheme="majorBidi" w:cstheme="majorBidi"/>
+          <w:sz w:val="24"/>
+          <w:szCs w:val="24"/>
+        </w:rPr>
+        <w:t xml:space="preserve">. Rosenberg proposed and tested water accounts in a combined Lake Powell-Lake Mead system </w:t>
+      </w:r>
+      <w:r>
+        <w:rPr>
+          <w:rFonts w:asciiTheme="majorBidi" w:hAnsiTheme="majorBidi" w:cstheme="majorBidi"/>
+          <w:sz w:val="24"/>
+          <w:szCs w:val="24"/>
+        </w:rPr>
+        <w:fldChar w:fldCharType="begin"/>
+      </w:r>
+      <w:r>
+        <w:rPr>
+          <w:rFonts w:asciiTheme="majorBidi" w:hAnsiTheme="majorBidi" w:cstheme="majorBidi"/>
+          <w:sz w:val="24"/>
+          <w:szCs w:val="24"/>
+        </w:rPr>
+        <w:instrText xml:space="preserve"> ADDIN EN.CITE &lt;EndNote&gt;&lt;Cite&gt;&lt;Author&gt;Rosenberg&lt;/Author&gt;&lt;Year&gt;2024&lt;/Year&gt;&lt;RecNum&gt;2847&lt;/RecNum&gt;&lt;DisplayText&gt;(Rosenberg, 2024)&lt;/DisplayText&gt;&lt;record&gt;&lt;rec-number&gt;2847&lt;/rec-number&gt;&lt;foreign-keys&gt;&lt;key app="EN" db-id="xxt5ta9pd995dwesap0pdzzp2weaz0w9werf" timestamp="1642471467"&gt;2847&lt;/key&gt;&lt;/foreign-keys&gt;&lt;ref-type name="Journal Article"&gt;17&lt;/ref-type&gt;&lt;contributors&gt;&lt;authors&gt;&lt;author&gt;David E. Rosenberg&lt;/author&gt;&lt;/authors&gt;&lt;/contributors&gt;&lt;titles&gt;&lt;title&gt;Lessons from immersive online collaborative modeling to discuss more adaptive reservoir operations&lt;/title&gt;&lt;secondary-title&gt;Journal of Water Resources Planning and Management&lt;/secondary-title&gt;&lt;/titles&gt;&lt;periodical&gt;&lt;full-title&gt;Journal of Water Resources Planning and Management&lt;/full-title&gt;&lt;/periodical&gt;&lt;volume&gt;150&lt;/volume&gt;&lt;number&gt;7&lt;/number&gt;&lt;dates&gt;&lt;year&gt;2024&lt;/year&gt;&lt;/dates&gt;&lt;publisher&gt;American Society of Civil Engineers&lt;/publisher&gt;&lt;urls&gt;&lt;related-urls&gt;&lt;url&gt;https://doi.org/10.4211/hs.e0cbe52ad4524c07bb5b7ff8c373a343&lt;/url&gt;&lt;/related-urls&gt;&lt;/urls&gt;&lt;electronic-resource-num&gt;https://doi.org/10.1061/JWRMD5.WRENG-5893&lt;/electronic-resource-num&gt;&lt;/record&gt;&lt;/Cite&gt;&lt;/EndNote&gt;</w:instrText>
+      </w:r>
+      <w:r>
+        <w:rPr>
+          <w:rFonts w:asciiTheme="majorBidi" w:hAnsiTheme="majorBidi" w:cstheme="majorBidi"/>
+          <w:sz w:val="24"/>
+          <w:szCs w:val="24"/>
+        </w:rPr>
+        <w:fldChar w:fldCharType="separate"/>
+      </w:r>
+      <w:r>
+        <w:rPr>
+          <w:rFonts w:asciiTheme="majorBidi" w:hAnsiTheme="majorBidi" w:cstheme="majorBidi"/>
+          <w:noProof/>
+          <w:sz w:val="24"/>
+          <w:szCs w:val="24"/>
+        </w:rPr>
+        <w:t>(Rosenberg, 2024)</w:t>
+      </w:r>
+      <w:r>
+        <w:rPr>
+          <w:rFonts w:asciiTheme="majorBidi" w:hAnsiTheme="majorBidi" w:cstheme="majorBidi"/>
+          <w:sz w:val="24"/>
+          <w:szCs w:val="24"/>
+        </w:rPr>
+        <w:fldChar w:fldCharType="end"/>
       </w:r>
       <w:r>
         <w:rPr>
@@ -2183,239 +2447,6 @@
           <w:szCs w:val="24"/>
         </w:rPr>
         <w:t>.</w:t>
-      </w:r>
-      <w:r>
-        <w:rPr>
-          <w:rFonts w:asciiTheme="majorBidi" w:hAnsiTheme="majorBidi" w:cstheme="majorBidi"/>
-          <w:sz w:val="24"/>
-          <w:szCs w:val="24"/>
-        </w:rPr>
-        <w:t xml:space="preserve"> </w:t>
-      </w:r>
-      <w:r>
-        <w:rPr>
-          <w:rFonts w:asciiTheme="majorBidi" w:hAnsiTheme="majorBidi" w:cstheme="majorBidi"/>
-          <w:sz w:val="24"/>
-          <w:szCs w:val="24"/>
-        </w:rPr>
-        <w:t xml:space="preserve">Various agency webpages overview the </w:t>
-      </w:r>
-      <w:r>
-        <w:rPr>
-          <w:rFonts w:asciiTheme="majorBidi" w:hAnsiTheme="majorBidi" w:cstheme="majorBidi"/>
-          <w:sz w:val="24"/>
-          <w:szCs w:val="24"/>
-        </w:rPr>
-        <w:t xml:space="preserve">existing </w:t>
-      </w:r>
-      <w:r>
-        <w:rPr>
-          <w:rFonts w:asciiTheme="majorBidi" w:hAnsiTheme="majorBidi" w:cstheme="majorBidi"/>
-          <w:sz w:val="24"/>
-          <w:szCs w:val="24"/>
-        </w:rPr>
-        <w:t xml:space="preserve">program </w:t>
-      </w:r>
-      <w:r>
-        <w:rPr>
-          <w:rFonts w:asciiTheme="majorBidi" w:hAnsiTheme="majorBidi" w:cstheme="majorBidi"/>
-          <w:sz w:val="24"/>
-          <w:szCs w:val="24"/>
-        </w:rPr>
-        <w:fldChar w:fldCharType="begin"/>
-      </w:r>
-      <w:r>
-        <w:rPr>
-          <w:rFonts w:asciiTheme="majorBidi" w:hAnsiTheme="majorBidi" w:cstheme="majorBidi"/>
-          <w:sz w:val="24"/>
-          <w:szCs w:val="24"/>
-        </w:rPr>
-        <w:instrText xml:space="preserve"> ADDIN EN.CITE &lt;EndNote&gt;&lt;Cite&gt;&lt;Author&gt;CAP&lt;/Author&gt;&lt;Year&gt;2022&lt;/Year&gt;&lt;RecNum&gt;3015&lt;/RecNum&gt;&lt;Prefix&gt;e.g.`, &lt;/Prefix&gt;&lt;DisplayText&gt;(e.g., CAP, 2022)&lt;/DisplayText&gt;&lt;record&gt;&lt;rec-number&gt;3015&lt;/rec-number&gt;&lt;foreign-keys&gt;&lt;key app="EN" db-id="xxt5ta9pd995dwesap0pdzzp2weaz0w9werf" timestamp="1723586715"&gt;3015&lt;/key&gt;&lt;/foreign-keys&gt;&lt;ref-type name="Web Page"&gt;12&lt;/ref-type&gt;&lt;contributors&gt;&lt;authors&gt;&lt;author&gt;CAP&lt;/author&gt;&lt;/authors&gt;&lt;/contributors&gt;&lt;titles&gt;&lt;title&gt;ICS – Three little letters that signify big contributions and new flexibility&lt;/title&gt;&lt;/titles&gt;&lt;volume&gt;2024&lt;/volume&gt;&lt;number&gt;August 13&lt;/number&gt;&lt;dates&gt;&lt;year&gt;2022&lt;/year&gt;&lt;/dates&gt;&lt;publisher&gt;Central Arizona Project&lt;/publisher&gt;&lt;urls&gt;&lt;related-urls&gt;&lt;url&gt;https://knowyourwaternews.com/ics-three-little-letters-that-signify-big-contributions-and-new-flexibility/&lt;/url&gt;&lt;/related-urls&gt;&lt;/urls&gt;&lt;/record&gt;&lt;/Cite&gt;&lt;/EndNote&gt;</w:instrText>
-      </w:r>
-      <w:r>
-        <w:rPr>
-          <w:rFonts w:asciiTheme="majorBidi" w:hAnsiTheme="majorBidi" w:cstheme="majorBidi"/>
-          <w:sz w:val="24"/>
-          <w:szCs w:val="24"/>
-        </w:rPr>
-        <w:fldChar w:fldCharType="separate"/>
-      </w:r>
-      <w:r>
-        <w:rPr>
-          <w:rFonts w:asciiTheme="majorBidi" w:hAnsiTheme="majorBidi" w:cstheme="majorBidi"/>
-          <w:noProof/>
-          <w:sz w:val="24"/>
-          <w:szCs w:val="24"/>
-        </w:rPr>
-        <w:t>(e.g., CAP, 2022)</w:t>
-      </w:r>
-      <w:r>
-        <w:rPr>
-          <w:rFonts w:asciiTheme="majorBidi" w:hAnsiTheme="majorBidi" w:cstheme="majorBidi"/>
-          <w:sz w:val="24"/>
-          <w:szCs w:val="24"/>
-        </w:rPr>
-        <w:fldChar w:fldCharType="end"/>
-      </w:r>
-      <w:r>
-        <w:rPr>
-          <w:rFonts w:asciiTheme="majorBidi" w:hAnsiTheme="majorBidi" w:cstheme="majorBidi"/>
-          <w:sz w:val="24"/>
-          <w:szCs w:val="24"/>
-        </w:rPr>
-        <w:t>.</w:t>
-      </w:r>
-      <w:r>
-        <w:rPr>
-          <w:rFonts w:asciiTheme="majorBidi" w:hAnsiTheme="majorBidi" w:cstheme="majorBidi"/>
-          <w:sz w:val="24"/>
-          <w:szCs w:val="24"/>
-        </w:rPr>
-        <w:t xml:space="preserve"> </w:t>
-      </w:r>
-      <w:r>
-        <w:rPr>
-          <w:rFonts w:asciiTheme="majorBidi" w:hAnsiTheme="majorBidi" w:cstheme="majorBidi"/>
-          <w:sz w:val="24"/>
-          <w:szCs w:val="24"/>
-        </w:rPr>
-        <w:t>Rosenberg proposed and tested water account</w:t>
-      </w:r>
-      <w:r>
-        <w:rPr>
-          <w:rFonts w:asciiTheme="majorBidi" w:hAnsiTheme="majorBidi" w:cstheme="majorBidi"/>
-          <w:sz w:val="24"/>
-          <w:szCs w:val="24"/>
-        </w:rPr>
-        <w:t>s</w:t>
-      </w:r>
-      <w:r>
-        <w:rPr>
-          <w:rFonts w:asciiTheme="majorBidi" w:hAnsiTheme="majorBidi" w:cstheme="majorBidi"/>
-          <w:sz w:val="24"/>
-          <w:szCs w:val="24"/>
-        </w:rPr>
-        <w:t xml:space="preserve"> in a combined Lake Powell-Lake Mead system </w:t>
-      </w:r>
-      <w:r>
-        <w:rPr>
-          <w:rFonts w:asciiTheme="majorBidi" w:hAnsiTheme="majorBidi" w:cstheme="majorBidi"/>
-          <w:sz w:val="24"/>
-          <w:szCs w:val="24"/>
-        </w:rPr>
-        <w:t>{Rosenberg, 2024 #2847}</w:t>
-      </w:r>
-      <w:r>
-        <w:rPr>
-          <w:rFonts w:asciiTheme="majorBidi" w:hAnsiTheme="majorBidi" w:cstheme="majorBidi"/>
-          <w:sz w:val="24"/>
-          <w:szCs w:val="24"/>
-        </w:rPr>
-        <w:t xml:space="preserve">. </w:t>
-      </w:r>
-      <w:r>
-        <w:rPr>
-          <w:rFonts w:asciiTheme="majorBidi" w:hAnsiTheme="majorBidi" w:cstheme="majorBidi"/>
-          <w:sz w:val="24"/>
-          <w:szCs w:val="24"/>
-        </w:rPr>
-        <w:t>{Colby, 2025 #3109}</w:t>
-      </w:r>
-      <w:r>
-        <w:rPr>
-          <w:rFonts w:asciiTheme="majorBidi" w:hAnsiTheme="majorBidi" w:cstheme="majorBidi"/>
-          <w:sz w:val="24"/>
-          <w:szCs w:val="24"/>
-        </w:rPr>
-        <w:t xml:space="preserve"> suggested to assign up to 50% of conserved water to remain in Lake Mead as system water to create a balance of individual and collective resiliency. </w:t>
-      </w:r>
-      <w:r>
-        <w:rPr>
-          <w:rFonts w:asciiTheme="majorBidi" w:hAnsiTheme="majorBidi" w:cstheme="majorBidi"/>
-          <w:sz w:val="24"/>
-          <w:szCs w:val="24"/>
-        </w:rPr>
-        <w:t xml:space="preserve">In January 2026, Reclamation </w:t>
-      </w:r>
-      <w:r>
-        <w:rPr>
-          <w:rFonts w:asciiTheme="majorBidi" w:hAnsiTheme="majorBidi" w:cstheme="majorBidi"/>
-          <w:sz w:val="24"/>
-          <w:szCs w:val="24"/>
-        </w:rPr>
-        <w:t>proposed</w:t>
-      </w:r>
-      <w:r>
-        <w:rPr>
-          <w:rFonts w:asciiTheme="majorBidi" w:hAnsiTheme="majorBidi" w:cstheme="majorBidi"/>
-          <w:sz w:val="24"/>
-          <w:szCs w:val="24"/>
-        </w:rPr>
-        <w:t xml:space="preserve"> several ways to improve the program </w:t>
-      </w:r>
-      <w:r>
-        <w:rPr>
-          <w:rFonts w:asciiTheme="majorBidi" w:hAnsiTheme="majorBidi" w:cstheme="majorBidi"/>
-          <w:sz w:val="24"/>
-          <w:szCs w:val="24"/>
-        </w:rPr>
-        <w:t xml:space="preserve">(now called Storage and </w:t>
-      </w:r>
-      <w:r>
-        <w:rPr>
-          <w:rFonts w:asciiTheme="majorBidi" w:hAnsiTheme="majorBidi" w:cstheme="majorBidi"/>
-          <w:sz w:val="24"/>
-          <w:szCs w:val="24"/>
-        </w:rPr>
-        <w:t>Delivery</w:t>
-      </w:r>
-      <w:r>
-        <w:rPr>
-          <w:rFonts w:asciiTheme="majorBidi" w:hAnsiTheme="majorBidi" w:cstheme="majorBidi"/>
-          <w:sz w:val="24"/>
-          <w:szCs w:val="24"/>
-        </w:rPr>
-        <w:t>)</w:t>
-      </w:r>
-      <w:r>
-        <w:rPr>
-          <w:rFonts w:asciiTheme="majorBidi" w:hAnsiTheme="majorBidi" w:cstheme="majorBidi"/>
-          <w:sz w:val="24"/>
-          <w:szCs w:val="24"/>
-        </w:rPr>
-        <w:t xml:space="preserve"> beginning in 2027</w:t>
-      </w:r>
-      <w:r>
-        <w:rPr>
-          <w:rFonts w:asciiTheme="majorBidi" w:hAnsiTheme="majorBidi" w:cstheme="majorBidi"/>
-          <w:sz w:val="24"/>
-          <w:szCs w:val="24"/>
-        </w:rPr>
-        <w:t xml:space="preserve">. There is scarce scholarship on the program, including </w:t>
-      </w:r>
-      <w:r>
-        <w:rPr>
-          <w:rFonts w:asciiTheme="majorBidi" w:hAnsiTheme="majorBidi" w:cstheme="majorBidi"/>
-          <w:sz w:val="24"/>
-          <w:szCs w:val="24"/>
-        </w:rPr>
-        <w:t xml:space="preserve">definitions </w:t>
-      </w:r>
-      <w:r>
-        <w:rPr>
-          <w:rFonts w:asciiTheme="majorBidi" w:hAnsiTheme="majorBidi" w:cstheme="majorBidi"/>
-          <w:sz w:val="24"/>
-          <w:szCs w:val="24"/>
-        </w:rPr>
-        <w:t>and examples</w:t>
-      </w:r>
-      <w:r>
-        <w:rPr>
-          <w:rFonts w:asciiTheme="majorBidi" w:hAnsiTheme="majorBidi" w:cstheme="majorBidi"/>
-          <w:sz w:val="24"/>
-          <w:szCs w:val="24"/>
-        </w:rPr>
-        <w:t>, successes, challenges, and suggestions to improve sustainability and user autonomy.</w:t>
       </w:r>
     </w:p>
     <w:p>
@@ -2428,6 +2459,7 @@
           <w:bCs w:val="0"/>
           <w:noProof/>
         </w:rPr>
+        <w:lastRenderedPageBreak/>
         <mc:AlternateContent>
           <mc:Choice Requires="wps">
             <w:drawing>
@@ -4286,7 +4318,6 @@
           <w:sz w:val="24"/>
           <w:szCs w:val="24"/>
         </w:rPr>
-        <w:lastRenderedPageBreak/>
         <w:t>Example 2.</w:t>
       </w:r>
       <w:r>
@@ -4597,7 +4628,16 @@
           <w:sz w:val="24"/>
           <w:szCs w:val="24"/>
         </w:rPr>
-        <w:t xml:space="preserve"> conservation account balances for the three Lower Basin states. The program also prohibits debits</w:t>
+        <w:t xml:space="preserve"> conservation account balances for the three Lower Basin states. The program </w:t>
+      </w:r>
+      <w:r>
+        <w:rPr>
+          <w:rFonts w:asciiTheme="majorBidi" w:hAnsiTheme="majorBidi" w:cstheme="majorBidi"/>
+          <w:sz w:val="24"/>
+          <w:szCs w:val="24"/>
+        </w:rPr>
+        <w:lastRenderedPageBreak/>
+        <w:t>also prohibits debits</w:t>
       </w:r>
       <w:r>
         <w:rPr>
@@ -4629,7 +4669,15 @@
           <w:sz w:val="24"/>
           <w:szCs w:val="24"/>
         </w:rPr>
-        <w:t>above historical allocations</w:t>
+        <w:t xml:space="preserve">above </w:t>
+      </w:r>
+      <w:r>
+        <w:rPr>
+          <w:rFonts w:asciiTheme="majorBidi" w:hAnsiTheme="majorBidi" w:cstheme="majorBidi"/>
+          <w:sz w:val="24"/>
+          <w:szCs w:val="24"/>
+        </w:rPr>
+        <w:t>legal entitlements</w:t>
       </w:r>
       <w:r>
         <w:rPr>
@@ -4772,55 +4820,72 @@
           <w:sz w:val="24"/>
           <w:szCs w:val="24"/>
         </w:rPr>
-        <w:t>. Th</w:t>
-      </w:r>
-      <w:r>
-        <w:rPr>
-          <w:rFonts w:asciiTheme="majorBidi" w:hAnsiTheme="majorBidi" w:cstheme="majorBidi"/>
-          <w:sz w:val="24"/>
-          <w:szCs w:val="24"/>
-        </w:rPr>
-        <w:t>e</w:t>
-      </w:r>
-      <w:r>
-        <w:rPr>
-          <w:rFonts w:asciiTheme="majorBidi" w:hAnsiTheme="majorBidi" w:cstheme="majorBidi"/>
-          <w:sz w:val="24"/>
-          <w:szCs w:val="24"/>
-        </w:rPr>
-        <w:t xml:space="preserve"> 2007 Interim Guidelines and 2019 Drought </w:t>
-      </w:r>
-      <w:r>
-        <w:rPr>
-          <w:rFonts w:asciiTheme="majorBidi" w:hAnsiTheme="majorBidi" w:cstheme="majorBidi"/>
-          <w:sz w:val="24"/>
-          <w:szCs w:val="24"/>
-        </w:rPr>
-        <w:t>C</w:t>
-      </w:r>
-      <w:r>
-        <w:rPr>
-          <w:rFonts w:asciiTheme="majorBidi" w:hAnsiTheme="majorBidi" w:cstheme="majorBidi"/>
-          <w:sz w:val="24"/>
-          <w:szCs w:val="24"/>
-        </w:rPr>
-        <w:t xml:space="preserve">ontingency </w:t>
-      </w:r>
-      <w:r>
-        <w:rPr>
-          <w:rFonts w:asciiTheme="majorBidi" w:hAnsiTheme="majorBidi" w:cstheme="majorBidi"/>
-          <w:sz w:val="24"/>
-          <w:szCs w:val="24"/>
-        </w:rPr>
-        <w:t>P</w:t>
-      </w:r>
-      <w:r>
-        <w:rPr>
-          <w:rFonts w:asciiTheme="majorBidi" w:hAnsiTheme="majorBidi" w:cstheme="majorBidi"/>
-          <w:sz w:val="24"/>
-          <w:szCs w:val="24"/>
-        </w:rPr>
-        <w:t>lan specify increasing volumes of mandatory reductions in reservoir withdraws as Lake Mead level declines towards 1,020 feet</w:t>
+        <w:t xml:space="preserve">. </w:t>
+      </w:r>
+      <w:r>
+        <w:rPr>
+          <w:rFonts w:asciiTheme="majorBidi" w:hAnsiTheme="majorBidi" w:cstheme="majorBidi"/>
+          <w:sz w:val="24"/>
+          <w:szCs w:val="24"/>
+        </w:rPr>
+        <w:fldChar w:fldCharType="begin"/>
+      </w:r>
+      <w:r>
+        <w:rPr>
+          <w:rFonts w:asciiTheme="majorBidi" w:hAnsiTheme="majorBidi" w:cstheme="majorBidi"/>
+          <w:sz w:val="24"/>
+          <w:szCs w:val="24"/>
+        </w:rPr>
+        <w:instrText xml:space="preserve"> ADDIN EN.CITE &lt;EndNote&gt;&lt;Cite AuthorYear="1"&gt;&lt;Author&gt;Kuhn&lt;/Author&gt;&lt;Year&gt;2019&lt;/Year&gt;&lt;RecNum&gt;2780&lt;/RecNum&gt;&lt;DisplayText&gt;Kuhn and Fleck (2019)&lt;/DisplayText&gt;&lt;record&gt;&lt;rec-number&gt;2780&lt;/rec-number&gt;&lt;foreign-keys&gt;&lt;key app="EN" db-id="xxt5ta9pd995dwesap0pdzzp2weaz0w9werf" timestamp="1620673300"&gt;2780&lt;/key&gt;&lt;/foreign-keys&gt;&lt;ref-type name="Book"&gt;6&lt;/ref-type&gt;&lt;contributors&gt;&lt;authors&gt;&lt;author&gt;Eric Kuhn&lt;/author&gt;&lt;author&gt;John Fleck&lt;/author&gt;&lt;/authors&gt;&lt;/contributors&gt;&lt;titles&gt;&lt;title&gt;Science Be Dammed: How Ignoring Inconvenient Science Drained the Colorado River&lt;/title&gt;&lt;/titles&gt;&lt;section&gt;288&lt;/section&gt;&lt;dates&gt;&lt;year&gt;2019&lt;/year&gt;&lt;pub-dates&gt;&lt;date&gt;November&lt;/date&gt;&lt;/pub-dates&gt;&lt;/dates&gt;&lt;publisher&gt;University of Arizona Press&lt;/publisher&gt;&lt;urls&gt;&lt;/urls&gt;&lt;/record&gt;&lt;/Cite&gt;&lt;/EndNote&gt;</w:instrText>
+      </w:r>
+      <w:r>
+        <w:rPr>
+          <w:rFonts w:asciiTheme="majorBidi" w:hAnsiTheme="majorBidi" w:cstheme="majorBidi"/>
+          <w:sz w:val="24"/>
+          <w:szCs w:val="24"/>
+        </w:rPr>
+        <w:fldChar w:fldCharType="separate"/>
+      </w:r>
+      <w:r>
+        <w:rPr>
+          <w:rFonts w:asciiTheme="majorBidi" w:hAnsiTheme="majorBidi" w:cstheme="majorBidi"/>
+          <w:noProof/>
+          <w:sz w:val="24"/>
+          <w:szCs w:val="24"/>
+        </w:rPr>
+        <w:t>Kuhn and Fleck (2019)</w:t>
+      </w:r>
+      <w:r>
+        <w:rPr>
+          <w:rFonts w:asciiTheme="majorBidi" w:hAnsiTheme="majorBidi" w:cstheme="majorBidi"/>
+          <w:sz w:val="24"/>
+          <w:szCs w:val="24"/>
+        </w:rPr>
+        <w:fldChar w:fldCharType="end"/>
+      </w:r>
+      <w:r>
+        <w:rPr>
+          <w:rFonts w:asciiTheme="majorBidi" w:hAnsiTheme="majorBidi" w:cstheme="majorBidi"/>
+          <w:sz w:val="24"/>
+          <w:szCs w:val="24"/>
+        </w:rPr>
+        <w:t xml:space="preserve"> described</w:t>
+      </w:r>
+      <w:r>
+        <w:rPr>
+          <w:rFonts w:asciiTheme="majorBidi" w:hAnsiTheme="majorBidi" w:cstheme="majorBidi"/>
+          <w:sz w:val="24"/>
+          <w:szCs w:val="24"/>
+        </w:rPr>
+        <w:t xml:space="preserve"> a parallel</w:t>
+      </w:r>
+      <w:r>
+        <w:rPr>
+          <w:rFonts w:asciiTheme="majorBidi" w:hAnsiTheme="majorBidi" w:cstheme="majorBidi"/>
+          <w:sz w:val="24"/>
+          <w:szCs w:val="24"/>
+        </w:rPr>
+        <w:t xml:space="preserve"> mandatory Lake Mead water use reduction (shortage) program for Lower Basin users</w:t>
       </w:r>
       <w:r>
         <w:rPr>
@@ -4836,6 +4901,14 @@
           <w:sz w:val="24"/>
           <w:szCs w:val="24"/>
         </w:rPr>
+        <w:t xml:space="preserve">introduced in the Interim Guidelines and expanded in the Lower Basin Drought Contingency Plan </w:t>
+      </w:r>
+      <w:r>
+        <w:rPr>
+          <w:rFonts w:asciiTheme="majorBidi" w:hAnsiTheme="majorBidi" w:cstheme="majorBidi"/>
+          <w:sz w:val="24"/>
+          <w:szCs w:val="24"/>
+        </w:rPr>
         <w:fldChar w:fldCharType="begin"/>
       </w:r>
       <w:r>
@@ -4877,7 +4950,39 @@
           <w:sz w:val="24"/>
           <w:szCs w:val="24"/>
         </w:rPr>
-        <w:t>. Th</w:t>
+        <w:t xml:space="preserve">. </w:t>
+      </w:r>
+      <w:r>
+        <w:rPr>
+          <w:rFonts w:asciiTheme="majorBidi" w:hAnsiTheme="majorBidi" w:cstheme="majorBidi"/>
+          <w:sz w:val="24"/>
+          <w:szCs w:val="24"/>
+        </w:rPr>
+        <w:t>M</w:t>
+      </w:r>
+      <w:r>
+        <w:rPr>
+          <w:rFonts w:asciiTheme="majorBidi" w:hAnsiTheme="majorBidi" w:cstheme="majorBidi"/>
+          <w:sz w:val="24"/>
+          <w:szCs w:val="24"/>
+        </w:rPr>
+        <w:t>andatory water shortages increase as Lake Mead’s level declines from elevation 1,090 to 1,020 feet.</w:t>
+      </w:r>
+      <w:r>
+        <w:rPr>
+          <w:rFonts w:asciiTheme="majorBidi" w:hAnsiTheme="majorBidi" w:cstheme="majorBidi"/>
+          <w:sz w:val="24"/>
+          <w:szCs w:val="24"/>
+        </w:rPr>
+        <w:t xml:space="preserve"> Nonetheless, t</w:t>
+      </w:r>
+      <w:r>
+        <w:rPr>
+          <w:rFonts w:asciiTheme="majorBidi" w:hAnsiTheme="majorBidi" w:cstheme="majorBidi"/>
+          <w:sz w:val="24"/>
+          <w:szCs w:val="24"/>
+        </w:rPr>
+        <w:t>h</w:t>
       </w:r>
       <w:r>
         <w:rPr>
@@ -4893,7 +4998,23 @@
           <w:sz w:val="24"/>
           <w:szCs w:val="24"/>
         </w:rPr>
-        <w:t>2019 DCP allows states and contractors to debit their water conservation account balance to meet their mandatory reductions in water use. This transfer is an administrative action and does not change Lake Mead level. I</w:t>
+        <w:t xml:space="preserve">2019 DCP allows states and contractors to debit their </w:t>
+      </w:r>
+      <w:r>
+        <w:rPr>
+          <w:rFonts w:asciiTheme="majorBidi" w:hAnsiTheme="majorBidi" w:cstheme="majorBidi"/>
+          <w:sz w:val="24"/>
+          <w:szCs w:val="24"/>
+        </w:rPr>
+        <w:t xml:space="preserve">voluntary </w:t>
+      </w:r>
+      <w:r>
+        <w:rPr>
+          <w:rFonts w:asciiTheme="majorBidi" w:hAnsiTheme="majorBidi" w:cstheme="majorBidi"/>
+          <w:sz w:val="24"/>
+          <w:szCs w:val="24"/>
+        </w:rPr>
+        <w:t>water conservation account balance to meet their mandatory reductions in water use. This transfer is an administrative action and does not change Lake Mead level. I</w:t>
       </w:r>
       <w:r>
         <w:rPr>
@@ -4968,47 +5089,31 @@
           <w:sz w:val="24"/>
           <w:szCs w:val="24"/>
         </w:rPr>
-        <w:t xml:space="preserve">The water conservation program functions under </w:t>
-      </w:r>
-      <w:r>
-        <w:rPr>
-          <w:rFonts w:asciiTheme="majorBidi" w:hAnsiTheme="majorBidi" w:cstheme="majorBidi"/>
-          <w:sz w:val="24"/>
-          <w:szCs w:val="24"/>
-        </w:rPr>
-        <w:t>the assumption</w:t>
-      </w:r>
-      <w:r>
-        <w:rPr>
-          <w:rFonts w:asciiTheme="majorBidi" w:hAnsiTheme="majorBidi" w:cstheme="majorBidi"/>
-          <w:sz w:val="24"/>
-          <w:szCs w:val="24"/>
-        </w:rPr>
-        <w:t xml:space="preserve"> that</w:t>
-      </w:r>
-      <w:r>
-        <w:rPr>
-          <w:rFonts w:asciiTheme="majorBidi" w:hAnsiTheme="majorBidi" w:cstheme="majorBidi"/>
-          <w:sz w:val="24"/>
-          <w:szCs w:val="24"/>
-        </w:rPr>
-        <w:t xml:space="preserve"> </w:t>
-      </w:r>
-      <w:r>
-        <w:rPr>
-          <w:rFonts w:asciiTheme="majorBidi" w:hAnsiTheme="majorBidi" w:cstheme="majorBidi"/>
-          <w:sz w:val="24"/>
-          <w:szCs w:val="24"/>
-        </w:rPr>
-        <w:t xml:space="preserve">the </w:t>
-      </w:r>
-      <w:r>
-        <w:rPr>
-          <w:rFonts w:asciiTheme="majorBidi" w:hAnsiTheme="majorBidi" w:cstheme="majorBidi"/>
-          <w:sz w:val="24"/>
-          <w:szCs w:val="24"/>
-        </w:rPr>
-        <w:t>annual</w:t>
+        <w:t xml:space="preserve">The </w:t>
+      </w:r>
+      <w:r>
+        <w:rPr>
+          <w:rFonts w:asciiTheme="majorBidi" w:hAnsiTheme="majorBidi" w:cstheme="majorBidi"/>
+          <w:sz w:val="24"/>
+          <w:szCs w:val="24"/>
+        </w:rPr>
+        <w:t xml:space="preserve">voluntary </w:t>
+      </w:r>
+      <w:r>
+        <w:rPr>
+          <w:rFonts w:asciiTheme="majorBidi" w:hAnsiTheme="majorBidi" w:cstheme="majorBidi"/>
+          <w:sz w:val="24"/>
+          <w:szCs w:val="24"/>
+        </w:rPr>
+        <w:t>water conservation program functions under the assumption that</w:t>
+      </w:r>
+      <w:r>
+        <w:rPr>
+          <w:rFonts w:asciiTheme="majorBidi" w:hAnsiTheme="majorBidi" w:cstheme="majorBidi"/>
+          <w:sz w:val="24"/>
+          <w:szCs w:val="24"/>
+        </w:rPr>
+        <w:t xml:space="preserve"> the annual</w:t>
       </w:r>
       <w:r>
         <w:rPr>
@@ -5183,15 +5288,15 @@
           <w:sz w:val="24"/>
           <w:szCs w:val="24"/>
         </w:rPr>
-        <w:t>Of those credits, t</w:t>
-      </w:r>
-      <w:r>
-        <w:rPr>
-          <w:rFonts w:asciiTheme="majorBidi" w:hAnsiTheme="majorBidi" w:cstheme="majorBidi"/>
-          <w:sz w:val="24"/>
-          <w:szCs w:val="24"/>
-        </w:rPr>
-        <w:t>he Lower Basin states have left in Lake Mead 3.</w:t>
+        <w:t xml:space="preserve">Of those credits, </w:t>
+      </w:r>
+      <w:r>
+        <w:rPr>
+          <w:rFonts w:asciiTheme="majorBidi" w:hAnsiTheme="majorBidi" w:cstheme="majorBidi"/>
+          <w:sz w:val="24"/>
+          <w:szCs w:val="24"/>
+        </w:rPr>
+        <w:t>3.</w:t>
       </w:r>
       <w:r>
         <w:rPr>
@@ -5207,7 +5312,23 @@
           <w:sz w:val="24"/>
           <w:szCs w:val="24"/>
         </w:rPr>
-        <w:t xml:space="preserve"> million acre-feet of water (Figure </w:t>
+        <w:t xml:space="preserve"> million acre-feet of water</w:t>
+      </w:r>
+      <w:r>
+        <w:rPr>
+          <w:rFonts w:asciiTheme="majorBidi" w:hAnsiTheme="majorBidi" w:cstheme="majorBidi"/>
+          <w:sz w:val="24"/>
+          <w:szCs w:val="24"/>
+        </w:rPr>
+        <w:t xml:space="preserve"> remain in Lake Mead</w:t>
+      </w:r>
+      <w:r>
+        <w:rPr>
+          <w:rFonts w:asciiTheme="majorBidi" w:hAnsiTheme="majorBidi" w:cstheme="majorBidi"/>
+          <w:sz w:val="24"/>
+          <w:szCs w:val="24"/>
+        </w:rPr>
+        <w:t xml:space="preserve"> (Figure </w:t>
       </w:r>
       <w:r>
         <w:rPr>
@@ -6472,101 +6593,105 @@
       <w:r>
         <w:rPr>
           <w:rFonts w:asciiTheme="majorBidi" w:hAnsiTheme="majorBidi" w:cstheme="majorBidi"/>
+          <w:sz w:val="24"/>
+          <w:szCs w:val="24"/>
+        </w:rPr>
+        <w:t>Since 2022, t</w:t>
+      </w:r>
+      <w:r>
+        <w:rPr>
+          <w:rFonts w:asciiTheme="majorBidi" w:hAnsiTheme="majorBidi" w:cstheme="majorBidi"/>
+          <w:sz w:val="24"/>
+          <w:szCs w:val="24"/>
+        </w:rPr>
+        <w:t xml:space="preserve">he conservation program </w:t>
+      </w:r>
+      <w:r>
+        <w:rPr>
+          <w:rFonts w:asciiTheme="majorBidi" w:hAnsiTheme="majorBidi" w:cstheme="majorBidi"/>
+          <w:sz w:val="24"/>
+          <w:szCs w:val="24"/>
+        </w:rPr>
+        <w:t>ha</w:t>
+      </w:r>
+      <w:r>
+        <w:rPr>
+          <w:rFonts w:asciiTheme="majorBidi" w:hAnsiTheme="majorBidi" w:cstheme="majorBidi"/>
+          <w:sz w:val="24"/>
+          <w:szCs w:val="24"/>
+        </w:rPr>
+        <w:t>s</w:t>
+      </w:r>
+      <w:r>
+        <w:rPr>
+          <w:rFonts w:asciiTheme="majorBidi" w:hAnsiTheme="majorBidi" w:cstheme="majorBidi"/>
+          <w:sz w:val="24"/>
+          <w:szCs w:val="24"/>
+        </w:rPr>
+        <w:t xml:space="preserve"> </w:t>
+      </w:r>
+      <w:r>
+        <w:rPr>
+          <w:rFonts w:asciiTheme="majorBidi" w:hAnsiTheme="majorBidi" w:cstheme="majorBidi"/>
+          <w:sz w:val="24"/>
+          <w:szCs w:val="24"/>
+        </w:rPr>
+        <w:t>kept Lake Mead level above elevation 1</w:t>
+      </w:r>
+      <w:r>
+        <w:rPr>
+          <w:rFonts w:asciiTheme="majorBidi" w:hAnsiTheme="majorBidi" w:cstheme="majorBidi"/>
+          <w:sz w:val="24"/>
+          <w:szCs w:val="24"/>
+        </w:rPr>
+        <w:t>,</w:t>
+      </w:r>
+      <w:r>
+        <w:rPr>
+          <w:rFonts w:asciiTheme="majorBidi" w:hAnsiTheme="majorBidi" w:cstheme="majorBidi"/>
+          <w:sz w:val="24"/>
+          <w:szCs w:val="24"/>
+        </w:rPr>
+        <w:t>020 feet (5.9 million acre-feet).</w:t>
+      </w:r>
+    </w:p>
+    <w:p>
+      <w:pPr>
+        <w:rPr>
+          <w:rFonts w:asciiTheme="majorBidi" w:hAnsiTheme="majorBidi" w:cstheme="majorBidi"/>
           <w:b/>
           <w:bCs/>
           <w:sz w:val="24"/>
           <w:szCs w:val="24"/>
         </w:rPr>
-        <w:t>Since 2022, t</w:t>
-      </w:r>
-      <w:r>
-        <w:rPr>
-          <w:rFonts w:asciiTheme="majorBidi" w:hAnsiTheme="majorBidi" w:cstheme="majorBidi"/>
-          <w:b/>
-          <w:bCs/>
-          <w:sz w:val="24"/>
-          <w:szCs w:val="24"/>
-        </w:rPr>
-        <w:t xml:space="preserve">he conservation program </w:t>
-      </w:r>
-      <w:r>
-        <w:rPr>
-          <w:rFonts w:asciiTheme="majorBidi" w:hAnsiTheme="majorBidi" w:cstheme="majorBidi"/>
-          <w:b/>
-          <w:bCs/>
-          <w:sz w:val="24"/>
-          <w:szCs w:val="24"/>
-        </w:rPr>
-        <w:t xml:space="preserve">had </w:t>
-      </w:r>
-      <w:r>
-        <w:rPr>
-          <w:rFonts w:asciiTheme="majorBidi" w:hAnsiTheme="majorBidi" w:cstheme="majorBidi"/>
-          <w:b/>
-          <w:bCs/>
-          <w:sz w:val="24"/>
-          <w:szCs w:val="24"/>
-        </w:rPr>
-        <w:t>kept Lake Mead level above elevation 1</w:t>
-      </w:r>
-      <w:r>
-        <w:rPr>
-          <w:rFonts w:asciiTheme="majorBidi" w:hAnsiTheme="majorBidi" w:cstheme="majorBidi"/>
-          <w:b/>
-          <w:bCs/>
-          <w:sz w:val="24"/>
-          <w:szCs w:val="24"/>
-        </w:rPr>
-        <w:t>,</w:t>
-      </w:r>
-      <w:r>
-        <w:rPr>
-          <w:rFonts w:asciiTheme="majorBidi" w:hAnsiTheme="majorBidi" w:cstheme="majorBidi"/>
-          <w:b/>
-          <w:bCs/>
-          <w:sz w:val="24"/>
-          <w:szCs w:val="24"/>
-        </w:rPr>
-        <w:t>020 feet (5.9 million acre-feet).</w:t>
-      </w:r>
+      </w:pPr>
     </w:p>
     <w:p>
       <w:pPr>
-        <w:rPr>
-          <w:rFonts w:asciiTheme="majorBidi" w:hAnsiTheme="majorBidi" w:cstheme="majorBidi"/>
-          <w:b/>
-          <w:bCs/>
-          <w:sz w:val="24"/>
-          <w:szCs w:val="24"/>
-        </w:rPr>
-      </w:pPr>
+        <w:pStyle w:val="Heading1"/>
+      </w:pPr>
+      <w:r>
+        <w:t xml:space="preserve">Program </w:t>
+      </w:r>
+      <w:r>
+        <w:t>Challenges</w:t>
+      </w:r>
     </w:p>
     <w:p>
       <w:pPr>
-        <w:pStyle w:val="Heading1"/>
-      </w:pPr>
-      <w:r>
-        <w:t xml:space="preserve">Program </w:t>
-      </w:r>
-      <w:r>
-        <w:t>Challenges</w:t>
-      </w:r>
-    </w:p>
-    <w:p>
-      <w:pPr>
-        <w:rPr>
-          <w:rFonts w:asciiTheme="majorBidi" w:hAnsiTheme="majorBidi" w:cstheme="majorBidi"/>
-          <w:sz w:val="24"/>
-          <w:szCs w:val="24"/>
-        </w:rPr>
-      </w:pPr>
-      <w:r>
-        <w:rPr>
-          <w:rFonts w:asciiTheme="majorBidi" w:hAnsiTheme="majorBidi" w:cstheme="majorBidi"/>
-          <w:sz w:val="24"/>
-          <w:szCs w:val="24"/>
-        </w:rPr>
-        <w:t>There are</w:t>
+        <w:rPr>
+          <w:rFonts w:asciiTheme="majorBidi" w:hAnsiTheme="majorBidi" w:cstheme="majorBidi"/>
+          <w:sz w:val="24"/>
+          <w:szCs w:val="24"/>
+        </w:rPr>
+      </w:pPr>
+      <w:r>
+        <w:rPr>
+          <w:rFonts w:asciiTheme="majorBidi" w:hAnsiTheme="majorBidi" w:cstheme="majorBidi"/>
+          <w:sz w:val="24"/>
+          <w:szCs w:val="24"/>
+        </w:rPr>
+        <w:t>Here we describe 3</w:t>
       </w:r>
       <w:r>
         <w:rPr>
@@ -6582,31 +6707,7 @@
           <w:sz w:val="24"/>
           <w:szCs w:val="24"/>
         </w:rPr>
-        <w:t>four</w:t>
-      </w:r>
-      <w:r>
-        <w:rPr>
-          <w:rFonts w:asciiTheme="majorBidi" w:hAnsiTheme="majorBidi" w:cstheme="majorBidi"/>
-          <w:sz w:val="24"/>
-          <w:szCs w:val="24"/>
-        </w:rPr>
-        <w:t xml:space="preserve"> </w:t>
-      </w:r>
-      <w:r>
-        <w:rPr>
-          <w:rFonts w:asciiTheme="majorBidi" w:hAnsiTheme="majorBidi" w:cstheme="majorBidi"/>
-          <w:sz w:val="24"/>
-          <w:szCs w:val="24"/>
-        </w:rPr>
-        <w:t>c</w:t>
-      </w:r>
-      <w:r>
-        <w:rPr>
-          <w:rFonts w:asciiTheme="majorBidi" w:hAnsiTheme="majorBidi" w:cstheme="majorBidi"/>
-          <w:sz w:val="24"/>
-          <w:szCs w:val="24"/>
-        </w:rPr>
-        <w:t xml:space="preserve">ore challenges </w:t>
+        <w:t xml:space="preserve">challenges </w:t>
       </w:r>
       <w:r>
         <w:rPr>
@@ -7105,7 +7206,7 @@
           <w:sz w:val="24"/>
           <w:szCs w:val="24"/>
         </w:rPr>
-        <w:t>find</w:t>
+        <w:t>agree on</w:t>
       </w:r>
       <w:r>
         <w:rPr>
@@ -7307,26 +7408,23 @@
           <w:sz w:val="24"/>
           <w:szCs w:val="24"/>
         </w:rPr>
-        <w:t xml:space="preserve">with the undesired effect to lower Laken Mead </w:t>
-      </w:r>
-      <w:commentRangeStart w:id="0"/>
-      <w:r>
-        <w:rPr>
-          <w:rFonts w:asciiTheme="majorBidi" w:hAnsiTheme="majorBidi" w:cstheme="majorBidi"/>
-          <w:sz w:val="24"/>
-          <w:szCs w:val="24"/>
-        </w:rPr>
-        <w:t>storage</w:t>
-      </w:r>
-      <w:commentRangeEnd w:id="0"/>
-      <w:r>
-        <w:rPr>
-          <w:rStyle w:val="CommentReference"/>
-          <w:rFonts w:asciiTheme="majorBidi" w:hAnsiTheme="majorBidi" w:cstheme="majorBidi"/>
-          <w:sz w:val="24"/>
-          <w:szCs w:val="24"/>
-        </w:rPr>
-        <w:commentReference w:id="0"/>
+        <w:t xml:space="preserve">with the undesired effect to </w:t>
+      </w:r>
+      <w:r>
+        <w:rPr>
+          <w:rFonts w:asciiTheme="majorBidi" w:hAnsiTheme="majorBidi" w:cstheme="majorBidi"/>
+          <w:sz w:val="24"/>
+          <w:szCs w:val="24"/>
+        </w:rPr>
+        <w:t>further draw down</w:t>
+      </w:r>
+      <w:r>
+        <w:rPr>
+          <w:rFonts w:asciiTheme="majorBidi" w:hAnsiTheme="majorBidi" w:cstheme="majorBidi"/>
+          <w:sz w:val="24"/>
+          <w:szCs w:val="24"/>
+        </w:rPr>
+        <w:t xml:space="preserve"> Laken Mead</w:t>
       </w:r>
       <w:r>
         <w:rPr>
@@ -7341,16 +7439,6 @@
       <w:pPr>
         <w:pStyle w:val="ListParagraph"/>
         <w:ind w:left="1440"/>
-        <w:rPr>
-          <w:rFonts w:asciiTheme="majorBidi" w:hAnsiTheme="majorBidi" w:cstheme="majorBidi"/>
-          <w:sz w:val="24"/>
-          <w:szCs w:val="24"/>
-        </w:rPr>
-      </w:pPr>
-    </w:p>
-    <w:p>
-      <w:pPr>
-        <w:pStyle w:val="ListParagraph"/>
         <w:rPr>
           <w:rFonts w:asciiTheme="majorBidi" w:hAnsiTheme="majorBidi" w:cstheme="majorBidi"/>
           <w:sz w:val="24"/>
@@ -7379,11 +7467,33 @@
           <w:sz w:val="24"/>
           <w:szCs w:val="24"/>
         </w:rPr>
-        <w:t>Reservoir inflows are not considered in conservation accounting.</w:t>
-      </w:r>
-      <w:r>
-        <w:rPr>
-          <w:rFonts w:asciiTheme="majorBidi" w:hAnsiTheme="majorBidi" w:cstheme="majorBidi"/>
+        <w:t>Environmental</w:t>
+      </w:r>
+      <w:r>
+        <w:rPr>
+          <w:rFonts w:asciiTheme="majorBidi" w:hAnsiTheme="majorBidi" w:cstheme="majorBidi"/>
+          <w:b/>
+          <w:bCs/>
+          <w:sz w:val="24"/>
+          <w:szCs w:val="24"/>
+        </w:rPr>
+        <w:t xml:space="preserve"> and Tr</w:t>
+      </w:r>
+      <w:r>
+        <w:rPr>
+          <w:rFonts w:asciiTheme="majorBidi" w:hAnsiTheme="majorBidi" w:cstheme="majorBidi"/>
+          <w:b/>
+          <w:bCs/>
+          <w:sz w:val="24"/>
+          <w:szCs w:val="24"/>
+        </w:rPr>
+        <w:t>ibal</w:t>
+      </w:r>
+      <w:r>
+        <w:rPr>
+          <w:rFonts w:asciiTheme="majorBidi" w:hAnsiTheme="majorBidi" w:cstheme="majorBidi"/>
+          <w:b/>
+          <w:bCs/>
           <w:sz w:val="24"/>
           <w:szCs w:val="24"/>
         </w:rPr>
@@ -7392,54 +7502,28 @@
       <w:r>
         <w:rPr>
           <w:rFonts w:asciiTheme="majorBidi" w:hAnsiTheme="majorBidi" w:cstheme="majorBidi"/>
-          <w:sz w:val="24"/>
-          <w:szCs w:val="24"/>
-        </w:rPr>
-        <w:t>W</w:t>
-      </w:r>
-      <w:r>
-        <w:rPr>
-          <w:rFonts w:asciiTheme="majorBidi" w:hAnsiTheme="majorBidi" w:cstheme="majorBidi"/>
-          <w:sz w:val="24"/>
-          <w:szCs w:val="24"/>
-        </w:rPr>
-        <w:t xml:space="preserve">hen </w:t>
-      </w:r>
-      <w:r>
-        <w:rPr>
-          <w:rFonts w:asciiTheme="majorBidi" w:hAnsiTheme="majorBidi" w:cstheme="majorBidi"/>
-          <w:sz w:val="24"/>
-          <w:szCs w:val="24"/>
-        </w:rPr>
-        <w:t>a key component</w:t>
-      </w:r>
-      <w:r>
-        <w:rPr>
-          <w:rFonts w:asciiTheme="majorBidi" w:hAnsiTheme="majorBidi" w:cstheme="majorBidi"/>
-          <w:sz w:val="24"/>
-          <w:szCs w:val="24"/>
-        </w:rPr>
-        <w:t xml:space="preserve"> that define</w:t>
-      </w:r>
-      <w:r>
-        <w:rPr>
-          <w:rFonts w:asciiTheme="majorBidi" w:hAnsiTheme="majorBidi" w:cstheme="majorBidi"/>
-          <w:sz w:val="24"/>
-          <w:szCs w:val="24"/>
-        </w:rPr>
-        <w:t>s</w:t>
-      </w:r>
-      <w:r>
-        <w:rPr>
-          <w:rFonts w:asciiTheme="majorBidi" w:hAnsiTheme="majorBidi" w:cstheme="majorBidi"/>
-          <w:sz w:val="24"/>
-          <w:szCs w:val="24"/>
-        </w:rPr>
-        <w:t xml:space="preserve"> the water</w:t>
-      </w:r>
-      <w:r>
-        <w:rPr>
-          <w:rFonts w:asciiTheme="majorBidi" w:hAnsiTheme="majorBidi" w:cstheme="majorBidi"/>
+          <w:b/>
+          <w:bCs/>
+          <w:sz w:val="24"/>
+          <w:szCs w:val="24"/>
+        </w:rPr>
+        <w:t>water needs are not explicitly included</w:t>
+      </w:r>
+      <w:r>
+        <w:rPr>
+          <w:rFonts w:asciiTheme="majorBidi" w:hAnsiTheme="majorBidi" w:cstheme="majorBidi"/>
+          <w:b/>
+          <w:bCs/>
+          <w:sz w:val="24"/>
+          <w:szCs w:val="24"/>
+        </w:rPr>
+        <w:t>.</w:t>
+      </w:r>
+      <w:r>
+        <w:rPr>
+          <w:rFonts w:asciiTheme="majorBidi" w:hAnsiTheme="majorBidi" w:cstheme="majorBidi"/>
+          <w:b/>
+          <w:bCs/>
           <w:sz w:val="24"/>
           <w:szCs w:val="24"/>
         </w:rPr>
@@ -7451,79 +7535,104 @@
           <w:sz w:val="24"/>
           <w:szCs w:val="24"/>
         </w:rPr>
-        <w:t>available for release</w:t>
-      </w:r>
-      <w:r>
-        <w:rPr>
-          <w:rFonts w:asciiTheme="majorBidi" w:hAnsiTheme="majorBidi" w:cstheme="majorBidi"/>
-          <w:sz w:val="24"/>
-          <w:szCs w:val="24"/>
-        </w:rPr>
-        <w:t>―</w:t>
-      </w:r>
-      <w:r>
-        <w:rPr>
-          <w:rFonts w:asciiTheme="majorBidi" w:hAnsiTheme="majorBidi" w:cstheme="majorBidi"/>
-          <w:sz w:val="24"/>
-          <w:szCs w:val="24"/>
-        </w:rPr>
-        <w:t>reservoir inflow</w:t>
-      </w:r>
-      <w:r>
-        <w:rPr>
-          <w:rFonts w:asciiTheme="majorBidi" w:hAnsiTheme="majorBidi" w:cstheme="majorBidi"/>
-          <w:sz w:val="24"/>
-          <w:szCs w:val="24"/>
-        </w:rPr>
-        <w:t>―is</w:t>
-      </w:r>
-      <w:r>
-        <w:rPr>
-          <w:rFonts w:asciiTheme="majorBidi" w:hAnsiTheme="majorBidi" w:cstheme="majorBidi"/>
-          <w:sz w:val="24"/>
-          <w:szCs w:val="24"/>
-        </w:rPr>
-        <w:t xml:space="preserve"> not included in the design of a water conservation program</w:t>
-      </w:r>
-      <w:r>
-        <w:rPr>
-          <w:rFonts w:asciiTheme="majorBidi" w:hAnsiTheme="majorBidi" w:cstheme="majorBidi"/>
-          <w:sz w:val="24"/>
-          <w:szCs w:val="24"/>
-        </w:rPr>
-        <w:t>, overdraft can occur despite large systemwide storage capacity</w:t>
-      </w:r>
-      <w:r>
-        <w:rPr>
-          <w:rFonts w:asciiTheme="majorBidi" w:hAnsiTheme="majorBidi" w:cstheme="majorBidi"/>
-          <w:sz w:val="24"/>
-          <w:szCs w:val="24"/>
-        </w:rPr>
-        <w:t xml:space="preserve"> or decreasing use</w:t>
-      </w:r>
-      <w:r>
-        <w:rPr>
-          <w:rFonts w:asciiTheme="majorBidi" w:hAnsiTheme="majorBidi" w:cstheme="majorBidi"/>
-          <w:sz w:val="24"/>
-          <w:szCs w:val="24"/>
-        </w:rPr>
-        <w:t>.</w:t>
-      </w:r>
-      <w:r>
-        <w:rPr>
-          <w:rFonts w:asciiTheme="majorBidi" w:hAnsiTheme="majorBidi" w:cstheme="majorBidi"/>
-          <w:sz w:val="24"/>
-          <w:szCs w:val="24"/>
-        </w:rPr>
-        <w:t xml:space="preserve"> </w:t>
-      </w:r>
-      <w:r>
-        <w:rPr>
-          <w:rFonts w:asciiTheme="majorBidi" w:hAnsiTheme="majorBidi" w:cstheme="majorBidi"/>
-          <w:sz w:val="24"/>
-          <w:szCs w:val="24"/>
-        </w:rPr>
-        <w:t>In this scenario</w:t>
+        <w:t>The Lake Mead water conservation program is</w:t>
+      </w:r>
+      <w:r>
+        <w:rPr>
+          <w:rFonts w:asciiTheme="majorBidi" w:hAnsiTheme="majorBidi" w:cstheme="majorBidi"/>
+          <w:sz w:val="24"/>
+          <w:szCs w:val="24"/>
+        </w:rPr>
+        <w:t xml:space="preserve"> built on </w:t>
+      </w:r>
+      <w:r>
+        <w:rPr>
+          <w:rFonts w:asciiTheme="majorBidi" w:hAnsiTheme="majorBidi" w:cstheme="majorBidi"/>
+          <w:sz w:val="24"/>
+          <w:szCs w:val="24"/>
+        </w:rPr>
+        <w:t>legal entitlements</w:t>
+      </w:r>
+      <w:r>
+        <w:rPr>
+          <w:rFonts w:asciiTheme="majorBidi" w:hAnsiTheme="majorBidi" w:cstheme="majorBidi"/>
+          <w:sz w:val="24"/>
+          <w:szCs w:val="24"/>
+        </w:rPr>
+        <w:t xml:space="preserve"> to states</w:t>
+      </w:r>
+      <w:r>
+        <w:rPr>
+          <w:rFonts w:asciiTheme="majorBidi" w:hAnsiTheme="majorBidi" w:cstheme="majorBidi"/>
+          <w:sz w:val="24"/>
+          <w:szCs w:val="24"/>
+        </w:rPr>
+        <w:t xml:space="preserve">. </w:t>
+      </w:r>
+      <w:r>
+        <w:rPr>
+          <w:rFonts w:asciiTheme="majorBidi" w:hAnsiTheme="majorBidi" w:cstheme="majorBidi"/>
+          <w:sz w:val="24"/>
+          <w:szCs w:val="24"/>
+        </w:rPr>
+        <w:t xml:space="preserve">, which were developed at a time that did not include </w:t>
+      </w:r>
+      <w:r>
+        <w:rPr>
+          <w:rFonts w:asciiTheme="majorBidi" w:hAnsiTheme="majorBidi" w:cstheme="majorBidi"/>
+          <w:sz w:val="24"/>
+          <w:szCs w:val="24"/>
+        </w:rPr>
+        <w:t>key water needs that we recognize in the 21</w:t>
+      </w:r>
+      <w:r>
+        <w:rPr>
+          <w:rFonts w:asciiTheme="majorBidi" w:hAnsiTheme="majorBidi" w:cstheme="majorBidi"/>
+          <w:sz w:val="24"/>
+          <w:szCs w:val="24"/>
+          <w:vertAlign w:val="superscript"/>
+        </w:rPr>
+        <w:t>st</w:t>
+      </w:r>
+      <w:r>
+        <w:rPr>
+          <w:rFonts w:asciiTheme="majorBidi" w:hAnsiTheme="majorBidi" w:cstheme="majorBidi"/>
+          <w:sz w:val="24"/>
+          <w:szCs w:val="24"/>
+        </w:rPr>
+        <w:t xml:space="preserve"> Century</w:t>
+      </w:r>
+      <w:r>
+        <w:rPr>
+          <w:rFonts w:asciiTheme="majorBidi" w:hAnsiTheme="majorBidi" w:cstheme="majorBidi"/>
+          <w:sz w:val="24"/>
+          <w:szCs w:val="24"/>
+        </w:rPr>
+        <w:t xml:space="preserve">. These needs include for expanding, </w:t>
+      </w:r>
+      <w:r>
+        <w:rPr>
+          <w:rFonts w:asciiTheme="majorBidi" w:hAnsiTheme="majorBidi" w:cstheme="majorBidi"/>
+          <w:sz w:val="24"/>
+          <w:szCs w:val="24"/>
+        </w:rPr>
+        <w:t>al water flows</w:t>
+      </w:r>
+      <w:r>
+        <w:rPr>
+          <w:rFonts w:asciiTheme="majorBidi" w:hAnsiTheme="majorBidi" w:cstheme="majorBidi"/>
+          <w:sz w:val="24"/>
+          <w:szCs w:val="24"/>
+        </w:rPr>
+        <w:t>,</w:t>
+      </w:r>
+      <w:r>
+        <w:rPr>
+          <w:rFonts w:asciiTheme="majorBidi" w:hAnsiTheme="majorBidi" w:cstheme="majorBidi"/>
+          <w:sz w:val="24"/>
+          <w:szCs w:val="24"/>
+        </w:rPr>
+        <w:t xml:space="preserve"> aquatic habitat</w:t>
       </w:r>
       <w:r>
         <w:rPr>
@@ -7539,389 +7648,41 @@
           <w:sz w:val="24"/>
           <w:szCs w:val="24"/>
         </w:rPr>
-        <w:t xml:space="preserve">Lake Mead </w:t>
-      </w:r>
-      <w:r>
-        <w:rPr>
-          <w:rFonts w:asciiTheme="majorBidi" w:hAnsiTheme="majorBidi" w:cstheme="majorBidi"/>
-          <w:sz w:val="24"/>
-          <w:szCs w:val="24"/>
-        </w:rPr>
-        <w:t>would</w:t>
-      </w:r>
-      <w:r>
-        <w:rPr>
-          <w:rFonts w:asciiTheme="majorBidi" w:hAnsiTheme="majorBidi" w:cstheme="majorBidi"/>
-          <w:sz w:val="24"/>
-          <w:szCs w:val="24"/>
-        </w:rPr>
-        <w:t xml:space="preserve"> draw down</w:t>
-      </w:r>
-      <w:r>
-        <w:rPr>
-          <w:rFonts w:asciiTheme="majorBidi" w:hAnsiTheme="majorBidi" w:cstheme="majorBidi"/>
-          <w:sz w:val="24"/>
-          <w:szCs w:val="24"/>
-        </w:rPr>
-        <w:t xml:space="preserve"> even as states credit their water conservation accounts. This situation </w:t>
-      </w:r>
-      <w:r>
-        <w:rPr>
-          <w:rFonts w:asciiTheme="majorBidi" w:hAnsiTheme="majorBidi" w:cstheme="majorBidi"/>
-          <w:sz w:val="24"/>
-          <w:szCs w:val="24"/>
-        </w:rPr>
-        <w:t xml:space="preserve">occurred </w:t>
-      </w:r>
-      <w:r>
-        <w:rPr>
-          <w:rFonts w:asciiTheme="majorBidi" w:hAnsiTheme="majorBidi" w:cstheme="majorBidi"/>
-          <w:sz w:val="24"/>
-          <w:szCs w:val="24"/>
-        </w:rPr>
-        <w:t>over the past decade</w:t>
-      </w:r>
-      <w:r>
-        <w:rPr>
-          <w:rFonts w:asciiTheme="majorBidi" w:hAnsiTheme="majorBidi" w:cstheme="majorBidi"/>
-          <w:sz w:val="24"/>
-          <w:szCs w:val="24"/>
-        </w:rPr>
-        <w:t xml:space="preserve"> (Figure 3)</w:t>
-      </w:r>
-      <w:r>
-        <w:rPr>
-          <w:rFonts w:asciiTheme="majorBidi" w:hAnsiTheme="majorBidi" w:cstheme="majorBidi"/>
-          <w:sz w:val="24"/>
-          <w:szCs w:val="24"/>
-        </w:rPr>
-        <w:t>.</w:t>
-      </w:r>
-      <w:r>
-        <w:rPr>
-          <w:rFonts w:asciiTheme="majorBidi" w:hAnsiTheme="majorBidi" w:cstheme="majorBidi"/>
-          <w:sz w:val="24"/>
-          <w:szCs w:val="24"/>
-        </w:rPr>
-        <w:t xml:space="preserve"> </w:t>
-      </w:r>
-      <w:r>
-        <w:rPr>
-          <w:rFonts w:asciiTheme="majorBidi" w:hAnsiTheme="majorBidi" w:cstheme="majorBidi"/>
-          <w:sz w:val="24"/>
-          <w:szCs w:val="24"/>
-        </w:rPr>
-        <w:t>This happened</w:t>
-      </w:r>
-      <w:r>
-        <w:rPr>
-          <w:rFonts w:asciiTheme="majorBidi" w:hAnsiTheme="majorBidi" w:cstheme="majorBidi"/>
-          <w:sz w:val="24"/>
-          <w:szCs w:val="24"/>
-        </w:rPr>
-        <w:t xml:space="preserve"> when </w:t>
-      </w:r>
-      <w:r>
-        <w:rPr>
-          <w:rFonts w:asciiTheme="majorBidi" w:hAnsiTheme="majorBidi" w:cstheme="majorBidi"/>
-          <w:sz w:val="24"/>
-          <w:szCs w:val="24"/>
-        </w:rPr>
-        <w:t xml:space="preserve">the balance of </w:t>
-      </w:r>
-      <w:r>
-        <w:rPr>
-          <w:rFonts w:asciiTheme="majorBidi" w:hAnsiTheme="majorBidi" w:cstheme="majorBidi"/>
-          <w:sz w:val="24"/>
-          <w:szCs w:val="24"/>
-        </w:rPr>
-        <w:t xml:space="preserve">Lake Mead inflows </w:t>
-      </w:r>
-      <w:r>
-        <w:rPr>
-          <w:rFonts w:asciiTheme="majorBidi" w:hAnsiTheme="majorBidi" w:cstheme="majorBidi"/>
-          <w:sz w:val="24"/>
-          <w:szCs w:val="24"/>
-        </w:rPr>
-        <w:t>and</w:t>
-      </w:r>
-      <w:r>
-        <w:rPr>
-          <w:rFonts w:asciiTheme="majorBidi" w:hAnsiTheme="majorBidi" w:cstheme="majorBidi"/>
-          <w:sz w:val="24"/>
-          <w:szCs w:val="24"/>
-        </w:rPr>
-        <w:t xml:space="preserve"> </w:t>
-      </w:r>
-      <w:r>
-        <w:rPr>
-          <w:rFonts w:asciiTheme="majorBidi" w:hAnsiTheme="majorBidi" w:cstheme="majorBidi"/>
-          <w:sz w:val="24"/>
-          <w:szCs w:val="24"/>
-        </w:rPr>
-        <w:t xml:space="preserve">evaporation </w:t>
-      </w:r>
-      <w:r>
-        <w:rPr>
-          <w:rFonts w:asciiTheme="majorBidi" w:hAnsiTheme="majorBidi" w:cstheme="majorBidi"/>
-          <w:sz w:val="24"/>
-          <w:szCs w:val="24"/>
-        </w:rPr>
-        <w:t>were</w:t>
-      </w:r>
-      <w:r>
-        <w:rPr>
-          <w:rFonts w:asciiTheme="majorBidi" w:hAnsiTheme="majorBidi" w:cstheme="majorBidi"/>
-          <w:sz w:val="24"/>
-          <w:szCs w:val="24"/>
-        </w:rPr>
-        <w:t xml:space="preserve"> </w:t>
-      </w:r>
-      <w:r>
-        <w:rPr>
-          <w:rFonts w:asciiTheme="majorBidi" w:hAnsiTheme="majorBidi" w:cstheme="majorBidi"/>
-          <w:sz w:val="24"/>
-          <w:szCs w:val="24"/>
-        </w:rPr>
-        <w:t xml:space="preserve">less than </w:t>
-      </w:r>
-      <w:r>
-        <w:rPr>
-          <w:rFonts w:asciiTheme="majorBidi" w:hAnsiTheme="majorBidi" w:cstheme="majorBidi"/>
-          <w:sz w:val="24"/>
-          <w:szCs w:val="24"/>
-        </w:rPr>
-        <w:t>legal entitlements</w:t>
-      </w:r>
-      <w:r>
-        <w:rPr>
-          <w:rFonts w:asciiTheme="majorBidi" w:hAnsiTheme="majorBidi" w:cstheme="majorBidi"/>
-          <w:sz w:val="24"/>
-          <w:szCs w:val="24"/>
-        </w:rPr>
-        <w:t xml:space="preserve"> (Figure 4). Essentially, states got credit for voluntary water conservation activity even though the physical water never entered the reservoir. </w:t>
-      </w:r>
-      <w:r>
-        <w:rPr>
-          <w:rFonts w:asciiTheme="majorBidi" w:hAnsiTheme="majorBidi" w:cstheme="majorBidi"/>
-          <w:sz w:val="24"/>
-          <w:szCs w:val="24"/>
-        </w:rPr>
-        <w:t>We</w:t>
-      </w:r>
-      <w:r>
-        <w:rPr>
-          <w:rFonts w:asciiTheme="majorBidi" w:hAnsiTheme="majorBidi" w:cstheme="majorBidi"/>
-          <w:sz w:val="24"/>
-          <w:szCs w:val="24"/>
-        </w:rPr>
-        <w:t xml:space="preserve"> </w:t>
-      </w:r>
-      <w:r>
-        <w:rPr>
-          <w:rFonts w:asciiTheme="majorBidi" w:hAnsiTheme="majorBidi" w:cstheme="majorBidi"/>
-          <w:sz w:val="24"/>
-          <w:szCs w:val="24"/>
-        </w:rPr>
-        <w:t>estimate</w:t>
-      </w:r>
-      <w:r>
-        <w:rPr>
-          <w:rFonts w:asciiTheme="majorBidi" w:hAnsiTheme="majorBidi" w:cstheme="majorBidi"/>
-          <w:sz w:val="24"/>
-          <w:szCs w:val="24"/>
-        </w:rPr>
-        <w:t>d</w:t>
-      </w:r>
-      <w:r>
-        <w:rPr>
-          <w:rFonts w:asciiTheme="majorBidi" w:hAnsiTheme="majorBidi" w:cstheme="majorBidi"/>
-          <w:sz w:val="24"/>
-          <w:szCs w:val="24"/>
-        </w:rPr>
-        <w:t xml:space="preserve"> that </w:t>
-      </w:r>
-      <w:r>
-        <w:rPr>
-          <w:rFonts w:asciiTheme="majorBidi" w:hAnsiTheme="majorBidi" w:cstheme="majorBidi"/>
-          <w:sz w:val="24"/>
-          <w:szCs w:val="24"/>
-        </w:rPr>
-        <w:t>0.</w:t>
-      </w:r>
-      <w:r>
-        <w:rPr>
-          <w:rFonts w:asciiTheme="majorBidi" w:hAnsiTheme="majorBidi" w:cstheme="majorBidi"/>
-          <w:sz w:val="24"/>
-          <w:szCs w:val="24"/>
-        </w:rPr>
-        <w:t>8</w:t>
-      </w:r>
-      <w:r>
-        <w:rPr>
-          <w:rFonts w:asciiTheme="majorBidi" w:hAnsiTheme="majorBidi" w:cstheme="majorBidi"/>
-          <w:sz w:val="24"/>
-          <w:szCs w:val="24"/>
-        </w:rPr>
-        <w:t xml:space="preserve"> </w:t>
-      </w:r>
-      <w:r>
-        <w:rPr>
-          <w:rFonts w:asciiTheme="majorBidi" w:hAnsiTheme="majorBidi" w:cstheme="majorBidi"/>
-          <w:sz w:val="24"/>
-          <w:szCs w:val="24"/>
-        </w:rPr>
-        <w:t>million acre-feet of th</w:t>
-      </w:r>
-      <w:r>
-        <w:rPr>
-          <w:rFonts w:asciiTheme="majorBidi" w:hAnsiTheme="majorBidi" w:cstheme="majorBidi"/>
-          <w:sz w:val="24"/>
-          <w:szCs w:val="24"/>
-        </w:rPr>
-        <w:t xml:space="preserve">e </w:t>
-      </w:r>
-      <w:r>
-        <w:rPr>
-          <w:rFonts w:asciiTheme="majorBidi" w:hAnsiTheme="majorBidi" w:cstheme="majorBidi"/>
-          <w:sz w:val="24"/>
-          <w:szCs w:val="24"/>
-        </w:rPr>
-        <w:t>total 4.</w:t>
-      </w:r>
-      <w:r>
-        <w:rPr>
-          <w:rFonts w:asciiTheme="majorBidi" w:hAnsiTheme="majorBidi" w:cstheme="majorBidi"/>
-          <w:sz w:val="24"/>
-          <w:szCs w:val="24"/>
-        </w:rPr>
-        <w:t>4</w:t>
-      </w:r>
-      <w:r>
-        <w:rPr>
-          <w:rFonts w:asciiTheme="majorBidi" w:hAnsiTheme="majorBidi" w:cstheme="majorBidi"/>
-          <w:sz w:val="24"/>
-          <w:szCs w:val="24"/>
-        </w:rPr>
-        <w:t xml:space="preserve"> million acre-feet of </w:t>
-      </w:r>
-      <w:r>
-        <w:rPr>
-          <w:rFonts w:asciiTheme="majorBidi" w:hAnsiTheme="majorBidi" w:cstheme="majorBidi"/>
-          <w:sz w:val="24"/>
-          <w:szCs w:val="24"/>
-        </w:rPr>
-        <w:t xml:space="preserve">program conservation efforts were credited </w:t>
-      </w:r>
-      <w:r>
-        <w:rPr>
-          <w:rFonts w:asciiTheme="majorBidi" w:hAnsiTheme="majorBidi" w:cstheme="majorBidi"/>
-          <w:sz w:val="24"/>
-          <w:szCs w:val="24"/>
-        </w:rPr>
-        <w:t xml:space="preserve">even </w:t>
-      </w:r>
-      <w:r>
-        <w:rPr>
-          <w:rFonts w:asciiTheme="majorBidi" w:hAnsiTheme="majorBidi" w:cstheme="majorBidi"/>
-          <w:sz w:val="24"/>
-          <w:szCs w:val="24"/>
-        </w:rPr>
-        <w:t xml:space="preserve">though </w:t>
-      </w:r>
-      <w:r>
-        <w:rPr>
-          <w:rFonts w:asciiTheme="majorBidi" w:hAnsiTheme="majorBidi" w:cstheme="majorBidi"/>
-          <w:sz w:val="24"/>
-          <w:szCs w:val="24"/>
-        </w:rPr>
-        <w:t>sufficient water did not flow into Lake Mead (Figure 4)</w:t>
-      </w:r>
-      <w:r>
-        <w:rPr>
-          <w:rFonts w:asciiTheme="majorBidi" w:hAnsiTheme="majorBidi" w:cstheme="majorBidi"/>
-          <w:sz w:val="24"/>
-          <w:szCs w:val="24"/>
-        </w:rPr>
-        <w:t>.</w:t>
+        <w:t xml:space="preserve">and tribal water rights. Additionally, some areas of the basin recognize that households should be able to access a minimum level of water supply for health and safety. </w:t>
       </w:r>
     </w:p>
     <w:p>
       <w:pPr>
         <w:pStyle w:val="ListParagraph"/>
-        <w:numPr>
-          <w:ilvl w:val="0"/>
-          <w:numId w:val="18"/>
-        </w:numPr>
-        <w:rPr>
-          <w:rFonts w:asciiTheme="majorBidi" w:hAnsiTheme="majorBidi" w:cstheme="majorBidi"/>
-          <w:sz w:val="24"/>
-          <w:szCs w:val="24"/>
-        </w:rPr>
-      </w:pPr>
-      <w:r>
-        <w:rPr>
-          <w:rFonts w:asciiTheme="majorBidi" w:hAnsiTheme="majorBidi" w:cstheme="majorBidi"/>
-          <w:b/>
-          <w:bCs/>
-          <w:sz w:val="24"/>
-          <w:szCs w:val="24"/>
-        </w:rPr>
-        <w:lastRenderedPageBreak/>
-        <w:t xml:space="preserve">Environmental and minimum household water needs are not explicitly included in the current framework. </w:t>
-      </w:r>
-      <w:r>
-        <w:rPr>
-          <w:rFonts w:asciiTheme="majorBidi" w:hAnsiTheme="majorBidi" w:cstheme="majorBidi"/>
-          <w:sz w:val="24"/>
-          <w:szCs w:val="24"/>
-        </w:rPr>
-        <w:t xml:space="preserve">The interim guidelines are built on </w:t>
-      </w:r>
-      <w:r>
-        <w:rPr>
-          <w:rFonts w:asciiTheme="majorBidi" w:hAnsiTheme="majorBidi" w:cstheme="majorBidi"/>
-          <w:sz w:val="24"/>
-          <w:szCs w:val="24"/>
-        </w:rPr>
-        <w:t>legal entitlements</w:t>
-      </w:r>
-      <w:r>
-        <w:rPr>
-          <w:rFonts w:asciiTheme="majorBidi" w:hAnsiTheme="majorBidi" w:cstheme="majorBidi"/>
-          <w:sz w:val="24"/>
-          <w:szCs w:val="24"/>
-        </w:rPr>
-        <w:t xml:space="preserve"> to states, which were developed at a time that did not include </w:t>
-      </w:r>
-      <w:r>
-        <w:rPr>
-          <w:rFonts w:asciiTheme="majorBidi" w:hAnsiTheme="majorBidi" w:cstheme="majorBidi"/>
-          <w:sz w:val="24"/>
-          <w:szCs w:val="24"/>
-        </w:rPr>
-        <w:t>key water needs that we recognize in the 21</w:t>
-      </w:r>
-      <w:r>
-        <w:rPr>
-          <w:rFonts w:asciiTheme="majorBidi" w:hAnsiTheme="majorBidi" w:cstheme="majorBidi"/>
-          <w:sz w:val="24"/>
-          <w:szCs w:val="24"/>
-          <w:vertAlign w:val="superscript"/>
-        </w:rPr>
-        <w:t>st</w:t>
-      </w:r>
-      <w:r>
-        <w:rPr>
-          <w:rFonts w:asciiTheme="majorBidi" w:hAnsiTheme="majorBidi" w:cstheme="majorBidi"/>
-          <w:sz w:val="24"/>
-          <w:szCs w:val="24"/>
-        </w:rPr>
-        <w:t xml:space="preserve"> Century, including environmental water flows and aquatic habitat and tribal water rights. Additionally, some areas of the basin recognize that households should be able to access a minimum level of water supply for health and safety. </w:t>
-      </w:r>
+        <w:rPr>
+          <w:rFonts w:asciiTheme="majorBidi" w:hAnsiTheme="majorBidi" w:cstheme="majorBidi"/>
+          <w:sz w:val="24"/>
+          <w:szCs w:val="24"/>
+        </w:rPr>
+      </w:pPr>
     </w:p>
     <w:p>
       <w:pPr>
+        <w:pStyle w:val="Heading1"/>
+      </w:pPr>
+      <w:r>
+        <w:t xml:space="preserve">Reservoir inflows are not considered in conservation accounting. </w:t>
+      </w:r>
+    </w:p>
+    <w:p>
+      <w:pPr>
+        <w:pStyle w:val="NoSpacing"/>
+      </w:pPr>
+      <w:r>
+        <w:t xml:space="preserve">When a key component that defines the water available for release―reservoir inflow―is not included in the design of a water conservation program, overdraft can occur despite large systemwide storage capacity or decreasing use. In this scenario, Lake Mead would draw down </w:t>
+      </w:r>
+      <w:r>
+        <w:lastRenderedPageBreak/>
+        <w:t>even as states credit their water conservation accounts. This situation occurred over the past decade (Figure 3). This happened when the balance of Lake Mead inflows and evaporation were less than legal entitlements (Figure 4). Essentially, states got credit for voluntary water conservation activity even though the physical water never entered the reservoir. We estimated that 0.8 million acre-feet of the total 4.4 million acre-feet of program conservation efforts were credited even though sufficient water did not flow into Lake Mead (Figure 4).</w:t>
+      </w:r>
+    </w:p>
+    <w:p>
+      <w:pPr>
         <w:pStyle w:val="ListParagraph"/>
         <w:rPr>
           <w:rFonts w:asciiTheme="majorBidi" w:hAnsiTheme="majorBidi" w:cstheme="majorBidi"/>
@@ -7934,7 +7695,7 @@
           <w:noProof/>
         </w:rPr>
         <w:drawing>
-          <wp:inline distT="0" distB="0" distL="0" distR="0" wp14:anchorId="1FA37E32" wp14:editId="41C519E8">
+          <wp:inline distT="0" distB="0" distL="0" distR="0" wp14:anchorId="1FBC528F" wp14:editId="16B80AE6">
             <wp:extent cx="3831745" cy="2524417"/>
             <wp:effectExtent l="0" t="0" r="0" b="9525"/>
             <wp:docPr id="1887471880" name="Picture 1"/>
@@ -7949,7 +7710,7 @@
                     <pic:cNvPicPr/>
                   </pic:nvPicPr>
                   <pic:blipFill>
-                    <a:blip r:embed="rId15"/>
+                    <a:blip r:embed="rId11"/>
                     <a:stretch>
                       <a:fillRect/>
                     </a:stretch>
@@ -7994,287 +7755,12 @@
     </w:p>
     <w:p>
       <w:pPr>
-        <w:pStyle w:val="ListParagraph"/>
-        <w:rPr>
-          <w:rFonts w:asciiTheme="majorBidi" w:hAnsiTheme="majorBidi" w:cstheme="majorBidi"/>
-          <w:sz w:val="24"/>
-          <w:szCs w:val="24"/>
-        </w:rPr>
-      </w:pPr>
-    </w:p>
-    <w:p>
-      <w:pPr>
-        <w:pStyle w:val="Heading1"/>
-      </w:pPr>
-      <w:r>
-        <w:t>Suggestion</w:t>
-      </w:r>
-      <w:r>
-        <w:t>s</w:t>
-      </w:r>
-      <w:r>
-        <w:t xml:space="preserve"> to Increase Program Sustainability and User Autonomy</w:t>
-      </w:r>
-    </w:p>
-    <w:p>
-      <w:pPr>
-        <w:rPr>
-          <w:rFonts w:asciiTheme="majorBidi" w:hAnsiTheme="majorBidi" w:cstheme="majorBidi"/>
-          <w:sz w:val="24"/>
-          <w:szCs w:val="24"/>
-        </w:rPr>
-      </w:pPr>
-      <w:r>
-        <w:rPr>
-          <w:rFonts w:asciiTheme="majorBidi" w:hAnsiTheme="majorBidi" w:cstheme="majorBidi"/>
-          <w:sz w:val="24"/>
-          <w:szCs w:val="24"/>
-        </w:rPr>
-        <w:t xml:space="preserve">There are numerous ways to </w:t>
-      </w:r>
-      <w:r>
-        <w:rPr>
-          <w:rFonts w:asciiTheme="majorBidi" w:hAnsiTheme="majorBidi" w:cstheme="majorBidi"/>
-          <w:sz w:val="24"/>
-          <w:szCs w:val="24"/>
-        </w:rPr>
-        <w:t>structure</w:t>
-      </w:r>
-      <w:r>
-        <w:rPr>
-          <w:rFonts w:asciiTheme="majorBidi" w:hAnsiTheme="majorBidi" w:cstheme="majorBidi"/>
-          <w:sz w:val="24"/>
-          <w:szCs w:val="24"/>
-        </w:rPr>
-        <w:t xml:space="preserve"> </w:t>
-      </w:r>
-      <w:r>
-        <w:rPr>
-          <w:rFonts w:asciiTheme="majorBidi" w:hAnsiTheme="majorBidi" w:cstheme="majorBidi"/>
-          <w:sz w:val="24"/>
-          <w:szCs w:val="24"/>
-        </w:rPr>
-        <w:t xml:space="preserve">the key </w:t>
-      </w:r>
-      <w:r>
-        <w:rPr>
-          <w:rFonts w:asciiTheme="majorBidi" w:hAnsiTheme="majorBidi" w:cstheme="majorBidi"/>
-          <w:sz w:val="24"/>
-          <w:szCs w:val="24"/>
-        </w:rPr>
-        <w:t>factors in a hydrologic balance</w:t>
-      </w:r>
-      <w:r>
-        <w:rPr>
-          <w:rFonts w:asciiTheme="majorBidi" w:hAnsiTheme="majorBidi" w:cstheme="majorBidi"/>
-          <w:sz w:val="24"/>
-          <w:szCs w:val="24"/>
-        </w:rPr>
-        <w:t>―</w:t>
-      </w:r>
-      <w:r>
-        <w:rPr>
-          <w:rFonts w:asciiTheme="majorBidi" w:hAnsiTheme="majorBidi" w:cstheme="majorBidi"/>
-          <w:sz w:val="24"/>
-          <w:szCs w:val="24"/>
-        </w:rPr>
-        <w:t xml:space="preserve">reservoir inflow, evaporation, current storage, </w:t>
-      </w:r>
-      <w:r>
-        <w:rPr>
-          <w:rFonts w:asciiTheme="majorBidi" w:hAnsiTheme="majorBidi" w:cstheme="majorBidi"/>
-          <w:sz w:val="24"/>
-          <w:szCs w:val="24"/>
-        </w:rPr>
-        <w:t>prohibitions on debits</w:t>
-      </w:r>
-      <w:r>
-        <w:rPr>
-          <w:rFonts w:asciiTheme="majorBidi" w:hAnsiTheme="majorBidi" w:cstheme="majorBidi"/>
-          <w:sz w:val="24"/>
-          <w:szCs w:val="24"/>
-        </w:rPr>
-        <w:t>, and</w:t>
-      </w:r>
-      <w:r>
-        <w:rPr>
-          <w:rFonts w:asciiTheme="majorBidi" w:hAnsiTheme="majorBidi" w:cstheme="majorBidi"/>
-          <w:sz w:val="24"/>
-          <w:szCs w:val="24"/>
-        </w:rPr>
-        <w:t xml:space="preserve"> </w:t>
-      </w:r>
-      <w:r>
-        <w:rPr>
-          <w:rFonts w:asciiTheme="majorBidi" w:hAnsiTheme="majorBidi" w:cstheme="majorBidi"/>
-          <w:sz w:val="24"/>
-          <w:szCs w:val="24"/>
-        </w:rPr>
-        <w:t>protected storage</w:t>
-      </w:r>
-      <w:r>
-        <w:rPr>
-          <w:rFonts w:asciiTheme="majorBidi" w:hAnsiTheme="majorBidi" w:cstheme="majorBidi"/>
-          <w:sz w:val="24"/>
-          <w:szCs w:val="24"/>
-        </w:rPr>
-        <w:t xml:space="preserve"> </w:t>
-      </w:r>
-      <w:r>
-        <w:rPr>
-          <w:rFonts w:asciiTheme="majorBidi" w:hAnsiTheme="majorBidi" w:cstheme="majorBidi"/>
-          <w:sz w:val="24"/>
-          <w:szCs w:val="24"/>
-        </w:rPr>
-        <w:t>volume―</w:t>
-      </w:r>
-      <w:r>
-        <w:rPr>
-          <w:rFonts w:asciiTheme="majorBidi" w:hAnsiTheme="majorBidi" w:cstheme="majorBidi"/>
-          <w:sz w:val="24"/>
-          <w:szCs w:val="24"/>
-        </w:rPr>
-        <w:t xml:space="preserve">within </w:t>
-      </w:r>
-      <w:r>
-        <w:rPr>
-          <w:rFonts w:asciiTheme="majorBidi" w:hAnsiTheme="majorBidi" w:cstheme="majorBidi"/>
-          <w:sz w:val="24"/>
-          <w:szCs w:val="24"/>
-        </w:rPr>
-        <w:t>a water conservation program</w:t>
-      </w:r>
-      <w:r>
-        <w:rPr>
-          <w:rFonts w:asciiTheme="majorBidi" w:hAnsiTheme="majorBidi" w:cstheme="majorBidi"/>
-          <w:sz w:val="24"/>
-          <w:szCs w:val="24"/>
-        </w:rPr>
-        <w:t xml:space="preserve"> with reservoir storage</w:t>
-      </w:r>
-      <w:r>
-        <w:rPr>
-          <w:rFonts w:asciiTheme="majorBidi" w:hAnsiTheme="majorBidi" w:cstheme="majorBidi"/>
-          <w:sz w:val="24"/>
-          <w:szCs w:val="24"/>
-        </w:rPr>
-        <w:t xml:space="preserve">. </w:t>
-      </w:r>
-      <w:r>
-        <w:rPr>
-          <w:rFonts w:asciiTheme="majorBidi" w:hAnsiTheme="majorBidi" w:cstheme="majorBidi"/>
-          <w:sz w:val="24"/>
-          <w:szCs w:val="24"/>
-        </w:rPr>
-        <w:t>Thus,</w:t>
-      </w:r>
-      <w:r>
-        <w:rPr>
-          <w:rFonts w:asciiTheme="majorBidi" w:hAnsiTheme="majorBidi" w:cstheme="majorBidi"/>
-          <w:sz w:val="24"/>
-          <w:szCs w:val="24"/>
-        </w:rPr>
-        <w:t xml:space="preserve"> there are numerous ways to design a voluntary, uncompensated</w:t>
-      </w:r>
-      <w:r>
-        <w:rPr>
-          <w:rFonts w:asciiTheme="majorBidi" w:hAnsiTheme="majorBidi" w:cstheme="majorBidi"/>
-          <w:sz w:val="24"/>
-          <w:szCs w:val="24"/>
-        </w:rPr>
-        <w:t xml:space="preserve"> water conservation</w:t>
-      </w:r>
-      <w:r>
-        <w:rPr>
-          <w:rFonts w:asciiTheme="majorBidi" w:hAnsiTheme="majorBidi" w:cstheme="majorBidi"/>
-          <w:sz w:val="24"/>
-          <w:szCs w:val="24"/>
-        </w:rPr>
-        <w:t xml:space="preserve"> </w:t>
-      </w:r>
-      <w:commentRangeStart w:id="1"/>
-      <w:r>
-        <w:rPr>
-          <w:rFonts w:asciiTheme="majorBidi" w:hAnsiTheme="majorBidi" w:cstheme="majorBidi"/>
-          <w:sz w:val="24"/>
-          <w:szCs w:val="24"/>
-        </w:rPr>
-        <w:t>program</w:t>
-      </w:r>
-      <w:commentRangeEnd w:id="1"/>
-      <w:r>
-        <w:rPr>
-          <w:rStyle w:val="CommentReference"/>
-          <w:rFonts w:asciiTheme="majorBidi" w:hAnsiTheme="majorBidi" w:cstheme="majorBidi"/>
-          <w:sz w:val="24"/>
-          <w:szCs w:val="24"/>
-        </w:rPr>
-        <w:commentReference w:id="1"/>
-      </w:r>
-      <w:r>
-        <w:rPr>
-          <w:rFonts w:asciiTheme="majorBidi" w:hAnsiTheme="majorBidi" w:cstheme="majorBidi"/>
-          <w:sz w:val="24"/>
-          <w:szCs w:val="24"/>
-        </w:rPr>
-        <w:t xml:space="preserve">. </w:t>
-      </w:r>
-      <w:r>
-        <w:rPr>
-          <w:rFonts w:asciiTheme="majorBidi" w:hAnsiTheme="majorBidi" w:cstheme="majorBidi"/>
-          <w:sz w:val="24"/>
-          <w:szCs w:val="24"/>
-        </w:rPr>
-        <w:t>One option is to raise the elevation trigger that prohibits debits on water conservation accounts. Another option is to s</w:t>
-      </w:r>
-      <w:r>
-        <w:rPr>
-          <w:rFonts w:asciiTheme="majorBidi" w:hAnsiTheme="majorBidi" w:cstheme="majorBidi"/>
-          <w:sz w:val="24"/>
-          <w:szCs w:val="24"/>
-        </w:rPr>
-        <w:t xml:space="preserve">et the storage </w:t>
-      </w:r>
-      <w:r>
-        <w:rPr>
-          <w:rFonts w:asciiTheme="majorBidi" w:hAnsiTheme="majorBidi" w:cstheme="majorBidi"/>
-          <w:sz w:val="24"/>
-          <w:szCs w:val="24"/>
-        </w:rPr>
-        <w:t>trigger</w:t>
-      </w:r>
-      <w:r>
-        <w:rPr>
-          <w:rFonts w:asciiTheme="majorBidi" w:hAnsiTheme="majorBidi" w:cstheme="majorBidi"/>
-          <w:sz w:val="24"/>
-          <w:szCs w:val="24"/>
-        </w:rPr>
-        <w:t xml:space="preserve"> that require</w:t>
-      </w:r>
-      <w:r>
-        <w:rPr>
-          <w:rFonts w:asciiTheme="majorBidi" w:hAnsiTheme="majorBidi" w:cstheme="majorBidi"/>
-          <w:sz w:val="24"/>
-          <w:szCs w:val="24"/>
-        </w:rPr>
-        <w:t>s</w:t>
-      </w:r>
-      <w:r>
-        <w:rPr>
-          <w:rFonts w:asciiTheme="majorBidi" w:hAnsiTheme="majorBidi" w:cstheme="majorBidi"/>
-          <w:sz w:val="24"/>
-          <w:szCs w:val="24"/>
-        </w:rPr>
-        <w:t xml:space="preserve"> mandatory water conservation to the anticipated Lake Mead storage volume had the voluntary water conservation program not existed</w:t>
-      </w:r>
-      <w:r>
-        <w:rPr>
-          <w:rFonts w:asciiTheme="majorBidi" w:hAnsiTheme="majorBidi" w:cstheme="majorBidi"/>
-          <w:sz w:val="24"/>
-          <w:szCs w:val="24"/>
-        </w:rPr>
-        <w:t xml:space="preserve"> (i.e., the dashed red line in Figure 4)</w:t>
-      </w:r>
+        <w:rPr>
+          <w:rFonts w:asciiTheme="majorBidi" w:hAnsiTheme="majorBidi" w:cstheme="majorBidi"/>
+          <w:sz w:val="24"/>
+          <w:szCs w:val="24"/>
+        </w:rPr>
+      </w:pPr>
       <w:r>
         <w:rPr>
           <w:rFonts w:asciiTheme="majorBidi" w:hAnsiTheme="majorBidi" w:cstheme="majorBidi"/>
@@ -8289,7 +7775,7 @@
           <w:sz w:val="24"/>
           <w:szCs w:val="24"/>
         </w:rPr>
-        <w:instrText xml:space="preserve"> ADDIN EN.CITE &lt;EndNote&gt;&lt;Cite&gt;&lt;Author&gt;Pitt&lt;/Author&gt;&lt;Year&gt;2024 &lt;/Year&gt;&lt;RecNum&gt;3029&lt;/RecNum&gt;&lt;DisplayText&gt;(City of Phoenix, 2024; Pitt et al., 2024 )&lt;/DisplayText&gt;&lt;record&gt;&lt;rec-number&gt;3029&lt;/rec-number&gt;&lt;foreign-keys&gt;&lt;key app="EN" db-id="xxt5ta9pd995dwesap0pdzzp2weaz0w9werf" timestamp="1730142127"&gt;3029&lt;/key&gt;&lt;/foreign-keys&gt;&lt;ref-type name="Report"&gt;27&lt;/ref-type&gt;&lt;contributors&gt;&lt;authors&gt;&lt;author&gt;Jennifer Pitt&lt;/author&gt;&lt;author&gt;Bart Miller&lt;/author&gt;&lt;author&gt;Alex Funk&lt;/author&gt;&lt;author&gt;Matt Rice&lt;/author&gt;&lt;author&gt;Taylor Hawes&lt;/author&gt;&lt;author&gt;Kevin Moran&lt;/author&gt;&lt;author&gt;Sara Porterfield&lt;/author&gt;&lt;/authors&gt;&lt;/contributors&gt;&lt;titles&gt;&lt;title&gt;Conservation Groups’ Cooperative Conservation Alternative for Post-2026 Colorado River Guidelines Operations and Strategies&lt;/title&gt;&lt;/titles&gt;&lt;pages&gt;26&amp;#xD;&lt;/pages&gt;&lt;dates&gt;&lt;year&gt;2024 &lt;/year&gt;&lt;/dates&gt;&lt;publisher&gt;Reclamation&lt;/publisher&gt;&lt;urls&gt;&lt;related-urls&gt;&lt;url&gt;https://www.usbr.gov/ColoradoRiverBasin/documents/post2026/alternatives/2024-03-29_Final_Letter_re_Cooperative_Conservation_508.pdf&lt;/url&gt;&lt;/related-urls&gt;&lt;/urls&gt;&lt;access-date&gt;October 28, 2024&lt;/access-date&gt;&lt;/record&gt;&lt;/Cite&gt;&lt;Cite&gt;&lt;Author&gt;City of Phoenix&lt;/Author&gt;&lt;Year&gt;2024&lt;/Year&gt;&lt;RecNum&gt;3027&lt;/RecNum&gt;&lt;record&gt;&lt;rec-number&gt;3027&lt;/rec-number&gt;&lt;foreign-keys&gt;&lt;key app="EN" db-id="xxt5ta9pd995dwesap0pdzzp2weaz0w9werf" timestamp="1730138172"&gt;3027&lt;/key&gt;&lt;/foreign-keys&gt;&lt;ref-type name="Report"&gt;27&lt;/ref-type&gt;&lt;contributors&gt;&lt;authors&gt;&lt;author&gt;City of Phoenix,&lt;/author&gt;&lt;/authors&gt;&lt;/contributors&gt;&lt;titles&gt;&lt;title&gt;Additional concepts for consideration - City of Phoenix&lt;/title&gt;&lt;/titles&gt;&lt;dates&gt;&lt;year&gt;2024&lt;/year&gt;&lt;/dates&gt;&lt;urls&gt;&lt;related-urls&gt;&lt;url&gt;https://www.usbr.gov/ColoradoRiverBasin/documents/post2026/alternatives/2024-05-08_Additional_Concepts_for_Consideration_City_of_Phoenix_508.pdf&lt;/url&gt;&lt;/related-urls&gt;&lt;/urls&gt;&lt;access-date&gt;October 28, 2024&lt;/access-date&gt;&lt;/record&gt;&lt;/Cite&gt;&lt;/EndNote&gt;</w:instrText>
+        <w:instrText xml:space="preserve"> ADDIN EN.CITE &lt;EndNote&gt;&lt;Cite&gt;&lt;Author&gt;USBR&lt;/Author&gt;&lt;Year&gt;2026&lt;/Year&gt;&lt;RecNum&gt;3107&lt;/RecNum&gt;&lt;DisplayText&gt;(USBR, 2026)&lt;/DisplayText&gt;&lt;record&gt;&lt;rec-number&gt;3107&lt;/rec-number&gt;&lt;foreign-keys&gt;&lt;key app="EN" db-id="xxt5ta9pd995dwesap0pdzzp2weaz0w9werf" timestamp="1772056442"&gt;3107&lt;/key&gt;&lt;/foreign-keys&gt;&lt;ref-type name="Report"&gt;27&lt;/ref-type&gt;&lt;contributors&gt;&lt;authors&gt;&lt;author&gt;USBR&lt;/author&gt;&lt;/authors&gt;&lt;/contributors&gt;&lt;titles&gt;&lt;title&gt;Post-2026 Operational Guidelines and Strategies for Lake Powell and Lake Mead – Draft Environmental Impact Statement&lt;/title&gt;&lt;/titles&gt;&lt;dates&gt;&lt;year&gt;2026&lt;/year&gt;&lt;/dates&gt;&lt;publisher&gt;U.S. Bureau of Reclamation&lt;/publisher&gt;&lt;urls&gt;&lt;related-urls&gt;&lt;url&gt;https://www.usbr.gov/ColoradoRiverBasin/post2026/draft-eis/&lt;/url&gt;&lt;/related-urls&gt;&lt;/urls&gt;&lt;/record&gt;&lt;/Cite&gt;&lt;/EndNote&gt;</w:instrText>
       </w:r>
       <w:r>
         <w:rPr>
@@ -8306,7 +7792,7 @@
           <w:sz w:val="24"/>
           <w:szCs w:val="24"/>
         </w:rPr>
-        <w:t>(City of Phoenix, 2024; Pitt et al., 2024 )</w:t>
+        <w:t>(USBR, 2026)</w:t>
       </w:r>
       <w:r>
         <w:rPr>
@@ -8322,71 +7808,7 @@
           <w:sz w:val="24"/>
           <w:szCs w:val="24"/>
         </w:rPr>
-        <w:t>{USBR, 2026 #3107}</w:t>
-      </w:r>
-      <w:r>
-        <w:rPr>
-          <w:rFonts w:asciiTheme="majorBidi" w:hAnsiTheme="majorBidi" w:cstheme="majorBidi"/>
-          <w:sz w:val="24"/>
-          <w:szCs w:val="24"/>
-        </w:rPr>
-        <w:t>.</w:t>
-      </w:r>
-      <w:r>
-        <w:rPr>
-          <w:rFonts w:asciiTheme="majorBidi" w:hAnsiTheme="majorBidi" w:cstheme="majorBidi"/>
-          <w:sz w:val="24"/>
-          <w:szCs w:val="24"/>
-        </w:rPr>
-        <w:t xml:space="preserve"> Other improvements allow Tribal users to participate, split conserved water between Lake Powell and Lake Mead to provide more flexibility in operations to sustain ecosystems in Grand Canyon, or create a system pool to be managed by Reclamation </w:t>
-      </w:r>
-      <w:r>
-        <w:rPr>
-          <w:rFonts w:asciiTheme="majorBidi" w:hAnsiTheme="majorBidi" w:cstheme="majorBidi"/>
-          <w:sz w:val="24"/>
-          <w:szCs w:val="24"/>
-        </w:rPr>
-        <w:t>{Rosenberg, 2023 #2819;Rosenberg, 2024 #2847}{USBR, 2026 #3107}</w:t>
-      </w:r>
-      <w:r>
-        <w:rPr>
-          <w:rFonts w:asciiTheme="majorBidi" w:hAnsiTheme="majorBidi" w:cstheme="majorBidi"/>
-          <w:sz w:val="24"/>
-          <w:szCs w:val="24"/>
-        </w:rPr>
-        <w:t xml:space="preserve">. </w:t>
-      </w:r>
-      <w:r>
-        <w:rPr>
-          <w:rFonts w:asciiTheme="majorBidi" w:hAnsiTheme="majorBidi" w:cstheme="majorBidi"/>
-          <w:sz w:val="24"/>
-          <w:szCs w:val="24"/>
-        </w:rPr>
-        <w:t>{USBR, 2026 #3107}</w:t>
-      </w:r>
-      <w:r>
-        <w:rPr>
-          <w:rFonts w:asciiTheme="majorBidi" w:hAnsiTheme="majorBidi" w:cstheme="majorBidi"/>
-          <w:sz w:val="24"/>
-          <w:szCs w:val="24"/>
-        </w:rPr>
-        <w:t xml:space="preserve"> also proposed that users </w:t>
-      </w:r>
-      <w:r>
-        <w:rPr>
-          <w:rFonts w:asciiTheme="majorBidi" w:hAnsiTheme="majorBidi" w:cstheme="majorBidi"/>
-          <w:sz w:val="24"/>
-          <w:szCs w:val="24"/>
-        </w:rPr>
-        <w:t>do</w:t>
-      </w:r>
-      <w:r>
-        <w:rPr>
-          <w:rFonts w:asciiTheme="majorBidi" w:hAnsiTheme="majorBidi" w:cstheme="majorBidi"/>
-          <w:sz w:val="24"/>
-          <w:szCs w:val="24"/>
-        </w:rPr>
-        <w:t xml:space="preserve"> not receive credits for mandatory reductions in water use:</w:t>
+        <w:t xml:space="preserve"> also proposed that users do not receive credits for mandatory reductions in water use:</w:t>
       </w:r>
     </w:p>
     <w:p>
@@ -8605,31 +8027,7 @@
           <w:sz w:val="24"/>
           <w:szCs w:val="24"/>
         </w:rPr>
-        <w:t>H</w:t>
-      </w:r>
-      <w:r>
-        <w:rPr>
-          <w:rFonts w:asciiTheme="majorBidi" w:hAnsiTheme="majorBidi" w:cstheme="majorBidi"/>
-          <w:sz w:val="24"/>
-          <w:szCs w:val="24"/>
-        </w:rPr>
-        <w:t>ere</w:t>
-      </w:r>
-      <w:r>
-        <w:rPr>
-          <w:rFonts w:asciiTheme="majorBidi" w:hAnsiTheme="majorBidi" w:cstheme="majorBidi"/>
-          <w:sz w:val="24"/>
-          <w:szCs w:val="24"/>
-        </w:rPr>
-        <w:t>,</w:t>
-      </w:r>
-      <w:r>
-        <w:rPr>
-          <w:rFonts w:asciiTheme="majorBidi" w:hAnsiTheme="majorBidi" w:cstheme="majorBidi"/>
-          <w:sz w:val="24"/>
-          <w:szCs w:val="24"/>
-        </w:rPr>
-        <w:t xml:space="preserve"> </w:t>
+        <w:t xml:space="preserve">Here, </w:t>
       </w:r>
       <w:r>
         <w:rPr>
@@ -8668,59 +8066,15 @@
           <w:sz w:val="24"/>
           <w:szCs w:val="24"/>
         </w:rPr>
-        <w:t>i</w:t>
-      </w:r>
-      <w:r>
-        <w:rPr>
-          <w:rFonts w:asciiTheme="majorBidi" w:hAnsiTheme="majorBidi" w:cstheme="majorBidi"/>
-          <w:i/>
-          <w:iCs/>
-          <w:sz w:val="24"/>
-          <w:szCs w:val="24"/>
-        </w:rPr>
-        <w:t>’s</w:t>
-      </w:r>
-      <w:r>
-        <w:rPr>
-          <w:rFonts w:asciiTheme="majorBidi" w:hAnsiTheme="majorBidi" w:cstheme="majorBidi"/>
-          <w:i/>
-          <w:iCs/>
-          <w:sz w:val="24"/>
-          <w:szCs w:val="24"/>
-        </w:rPr>
-        <w:t xml:space="preserve"> </w:t>
-      </w:r>
-      <w:r>
-        <w:rPr>
-          <w:rFonts w:asciiTheme="majorBidi" w:hAnsiTheme="majorBidi" w:cstheme="majorBidi"/>
-          <w:sz w:val="24"/>
-          <w:szCs w:val="24"/>
-        </w:rPr>
-        <w:t>mandatory reduction in water use [million acre-feet per year], and A, E, and D are defined previously</w:t>
-      </w:r>
-      <w:r>
-        <w:rPr>
-          <w:rFonts w:asciiTheme="majorBidi" w:hAnsiTheme="majorBidi" w:cstheme="majorBidi"/>
-          <w:sz w:val="24"/>
-          <w:szCs w:val="24"/>
-        </w:rPr>
-        <w:t xml:space="preserve"> in Eq. 1</w:t>
-      </w:r>
-      <w:r>
-        <w:rPr>
-          <w:rFonts w:asciiTheme="majorBidi" w:hAnsiTheme="majorBidi" w:cstheme="majorBidi"/>
-          <w:sz w:val="24"/>
-          <w:szCs w:val="24"/>
-        </w:rPr>
-        <w:t>.</w:t>
-      </w:r>
-      <w:r>
-        <w:rPr>
-          <w:rFonts w:asciiTheme="majorBidi" w:hAnsiTheme="majorBidi" w:cstheme="majorBidi"/>
-          <w:sz w:val="24"/>
-          <w:szCs w:val="24"/>
-        </w:rPr>
-        <w:t xml:space="preserve"> Summing Eq. 2 over all users gives:</w:t>
+        <w:t xml:space="preserve">i’s </w:t>
+      </w:r>
+      <w:r>
+        <w:rPr>
+          <w:rFonts w:asciiTheme="majorBidi" w:hAnsiTheme="majorBidi" w:cstheme="majorBidi"/>
+          <w:sz w:val="24"/>
+          <w:szCs w:val="24"/>
+        </w:rPr>
+        <w:t>mandatory reduction in water use [million acre-feet per year], and A, E, and D are defined previously in Eq. 1. Summing Eq. 2 over all users gives:</w:t>
       </w:r>
     </w:p>
     <w:p>
@@ -8923,7 +8277,6 @@
         <w:spacing w:after="0" w:line="240" w:lineRule="auto"/>
       </w:pPr>
       <w:r>
-        <w:lastRenderedPageBreak/>
         <w:t xml:space="preserve">The system is </w:t>
       </w:r>
       <w:r>
@@ -9144,10 +8497,7 @@
         <w:t xml:space="preserve"> is that positive number and</w:t>
       </w:r>
       <w:r>
-        <w:t xml:space="preserve"> </w:t>
-      </w:r>
-      <w:r>
-        <w:t>full</w:t>
+        <w:t xml:space="preserve"> full</w:t>
       </w:r>
       <w:r>
         <w:t xml:space="preserve"> credit</w:t>
@@ -9192,19 +8542,7 @@
         <w:spacing w:after="0" w:line="240" w:lineRule="auto"/>
       </w:pPr>
       <w:r>
-        <w:t xml:space="preserve">However, in </w:t>
-      </w:r>
-      <w:r>
-        <w:t xml:space="preserve">a </w:t>
-      </w:r>
-      <w:r>
-        <w:t>Case #2 when the Annual Available Water is less than the Total Legal Entitlements</w:t>
-      </w:r>
-      <w:r>
-        <w:t xml:space="preserve"> </w:t>
-      </w:r>
-      <w:r>
-        <w:t>minus Total Mandatory Cuts (</w:t>
+        <w:t>However, in a Case #2 when the Annual Available Water is less than the Total Legal Entitlements minus Total Mandatory Cuts (</w:t>
       </w:r>
       <w:r>
         <w:rPr>
@@ -9272,19 +8610,7 @@
         <w:t>Total</w:t>
       </w:r>
       <w:r>
-        <w:t>), there is a gap between the Total Legal</w:t>
-      </w:r>
-      <w:r>
-        <w:t xml:space="preserve"> </w:t>
-      </w:r>
-      <w:r>
-        <w:t>Entitlements and Annual Available Water that the Total Mandatory Cuts do not fill (Figure 3,</w:t>
-      </w:r>
-      <w:r>
-        <w:t xml:space="preserve"> </w:t>
-      </w:r>
-      <w:r>
-        <w:t xml:space="preserve">Case #2). In this case, the proposed Eq. 3 will award a credit </w:t>
+        <w:t xml:space="preserve">), there is a gap between the Total Legal Entitlements and Annual Available Water that the Total Mandatory Cuts do not fill (Figure 3, Case #2). In this case, the proposed Eq. 3 will award a credit </w:t>
       </w:r>
       <w:r>
         <w:rPr>
@@ -9302,31 +8628,11 @@
         <w:t>Total</w:t>
       </w:r>
       <w:r>
-        <w:t xml:space="preserve"> even though some or all of that water did not flow into the reservoir. Case #2 will increasingly occur as future flows become more volatile and/or decline.</w:t>
-      </w:r>
-      <w:r>
-        <w:t xml:space="preserve"> </w:t>
-      </w:r>
-      <w:r>
-        <w:t xml:space="preserve">For example, with a total maximum mandatory shortage of 1.5 maf per year </w:t>
-      </w:r>
-      <w:r>
-        <w:t xml:space="preserve">as </w:t>
-      </w:r>
-      <w:r>
-        <w:t xml:space="preserve">envisioned in Reclamation’s basic coordination alternative, Lake Mead inflows below 7.8 maf (corresponding to a Lake Powell release of ~ 8.4 maf per year) will result </w:t>
-      </w:r>
-      <w:r>
-        <w:t xml:space="preserve">in problems. </w:t>
-      </w:r>
-      <w:r>
-        <w:t xml:space="preserve">Similarly, if the total maximum mandatory shortage is 4.0 maf per year as envisioned in Reclamation’s maximum operational flexibility alternative, Lake Mead inflows below 5.3 maf per year (corresponding to a Lake Powell release of ~ 4.7 maf) </w:t>
-      </w:r>
-      <w:r>
-        <w:t xml:space="preserve">will cause problems. </w:t>
-      </w:r>
-      <w:r>
-        <w:t xml:space="preserve">For sustainability in Case #2, we should only credit water that physically flowed into the reservoir and can be stored for later release. </w:t>
+        <w:t xml:space="preserve"> even though some or all of that water did not flow into the reservoir. Case #2 will increasingly occur as future flows become more volatile and/or decline. For example, with a total maximum mandatory shortage of 1.5 maf per year as envisioned in Reclamation’s basic coordination alternative, Lake Mead </w:t>
+      </w:r>
+      <w:r>
+        <w:lastRenderedPageBreak/>
+        <w:t xml:space="preserve">inflows below 7.8 maf (corresponding to a Lake Powell release of ~ 8.4 maf per year) will result in problems. Similarly, if the total maximum mandatory shortage is 4.0 maf per year as envisioned in Reclamation’s maximum operational flexibility alternative, Lake Mead inflows below 5.3 maf per year (corresponding to a Lake Powell release of ~ 4.7 maf) will cause problems. For sustainability in Case #2, we should only credit water that physically flowed into the reservoir and can be stored for later release. </w:t>
       </w:r>
       <w:r>
         <w:t>Never allow total annual</w:t>
@@ -9518,23 +8824,7 @@
           <w:sz w:val="24"/>
           <w:szCs w:val="24"/>
         </w:rPr>
-        <w:t xml:space="preserve">  </w:t>
-      </w:r>
-      <w:r>
-        <w:rPr>
-          <w:rFonts w:asciiTheme="majorBidi" w:eastAsiaTheme="minorEastAsia" w:hAnsiTheme="majorBidi" w:cstheme="majorBidi"/>
-          <w:sz w:val="24"/>
-          <w:szCs w:val="24"/>
-        </w:rPr>
-        <w:t xml:space="preserve">or </w:t>
-      </w:r>
-      <w:r>
-        <w:rPr>
-          <w:rFonts w:asciiTheme="majorBidi" w:eastAsiaTheme="minorEastAsia" w:hAnsiTheme="majorBidi" w:cstheme="majorBidi"/>
-          <w:sz w:val="24"/>
-          <w:szCs w:val="24"/>
-        </w:rPr>
-        <w:t xml:space="preserve">  </w:t>
+        <w:t xml:space="preserve">  or   </w:t>
       </w:r>
       <m:oMath>
         <m:sSub>
@@ -9679,6 +8969,650 @@
           <w:szCs w:val="24"/>
         </w:rPr>
         <w:t xml:space="preserve">  [Eq. 4]</w:t>
+      </w:r>
+    </w:p>
+    <w:p>
+      <w:pPr>
+        <w:pStyle w:val="NoSpacing"/>
+      </w:pPr>
+    </w:p>
+    <w:p>
+      <w:pPr>
+        <w:pStyle w:val="Heading1"/>
+      </w:pPr>
+      <w:r>
+        <w:t>Suggestion</w:t>
+      </w:r>
+      <w:r>
+        <w:t>s</w:t>
+      </w:r>
+      <w:r>
+        <w:t xml:space="preserve"> to Increase Program Sustainability and User Autonomy</w:t>
+      </w:r>
+    </w:p>
+    <w:p>
+      <w:pPr>
+        <w:rPr>
+          <w:rFonts w:asciiTheme="majorBidi" w:eastAsiaTheme="minorEastAsia" w:hAnsiTheme="majorBidi" w:cstheme="majorBidi"/>
+          <w:sz w:val="24"/>
+          <w:szCs w:val="24"/>
+        </w:rPr>
+      </w:pPr>
+      <w:r>
+        <w:rPr>
+          <w:rFonts w:asciiTheme="majorBidi" w:hAnsiTheme="majorBidi" w:cstheme="majorBidi"/>
+          <w:sz w:val="24"/>
+          <w:szCs w:val="24"/>
+        </w:rPr>
+        <w:t xml:space="preserve">There are numerous ways to </w:t>
+      </w:r>
+      <w:r>
+        <w:rPr>
+          <w:rFonts w:asciiTheme="majorBidi" w:hAnsiTheme="majorBidi" w:cstheme="majorBidi"/>
+          <w:sz w:val="24"/>
+          <w:szCs w:val="24"/>
+        </w:rPr>
+        <w:t>structure</w:t>
+      </w:r>
+      <w:r>
+        <w:rPr>
+          <w:rFonts w:asciiTheme="majorBidi" w:hAnsiTheme="majorBidi" w:cstheme="majorBidi"/>
+          <w:sz w:val="24"/>
+          <w:szCs w:val="24"/>
+        </w:rPr>
+        <w:t xml:space="preserve"> </w:t>
+      </w:r>
+      <w:r>
+        <w:rPr>
+          <w:rFonts w:asciiTheme="majorBidi" w:hAnsiTheme="majorBidi" w:cstheme="majorBidi"/>
+          <w:sz w:val="24"/>
+          <w:szCs w:val="24"/>
+        </w:rPr>
+        <w:t xml:space="preserve">the key </w:t>
+      </w:r>
+      <w:r>
+        <w:rPr>
+          <w:rFonts w:asciiTheme="majorBidi" w:hAnsiTheme="majorBidi" w:cstheme="majorBidi"/>
+          <w:sz w:val="24"/>
+          <w:szCs w:val="24"/>
+        </w:rPr>
+        <w:t>factors in a hydrologic balance</w:t>
+      </w:r>
+      <w:r>
+        <w:rPr>
+          <w:rFonts w:asciiTheme="majorBidi" w:hAnsiTheme="majorBidi" w:cstheme="majorBidi"/>
+          <w:sz w:val="24"/>
+          <w:szCs w:val="24"/>
+        </w:rPr>
+        <w:t>―</w:t>
+      </w:r>
+      <w:r>
+        <w:rPr>
+          <w:rFonts w:asciiTheme="majorBidi" w:hAnsiTheme="majorBidi" w:cstheme="majorBidi"/>
+          <w:sz w:val="24"/>
+          <w:szCs w:val="24"/>
+        </w:rPr>
+        <w:t xml:space="preserve">reservoir inflow, evaporation, current storage, </w:t>
+      </w:r>
+      <w:r>
+        <w:rPr>
+          <w:rFonts w:asciiTheme="majorBidi" w:hAnsiTheme="majorBidi" w:cstheme="majorBidi"/>
+          <w:sz w:val="24"/>
+          <w:szCs w:val="24"/>
+        </w:rPr>
+        <w:t>prohibitions on debits</w:t>
+      </w:r>
+      <w:r>
+        <w:rPr>
+          <w:rFonts w:asciiTheme="majorBidi" w:hAnsiTheme="majorBidi" w:cstheme="majorBidi"/>
+          <w:sz w:val="24"/>
+          <w:szCs w:val="24"/>
+        </w:rPr>
+        <w:t>, and</w:t>
+      </w:r>
+      <w:r>
+        <w:rPr>
+          <w:rFonts w:asciiTheme="majorBidi" w:hAnsiTheme="majorBidi" w:cstheme="majorBidi"/>
+          <w:sz w:val="24"/>
+          <w:szCs w:val="24"/>
+        </w:rPr>
+        <w:t xml:space="preserve"> </w:t>
+      </w:r>
+      <w:r>
+        <w:rPr>
+          <w:rFonts w:asciiTheme="majorBidi" w:hAnsiTheme="majorBidi" w:cstheme="majorBidi"/>
+          <w:sz w:val="24"/>
+          <w:szCs w:val="24"/>
+        </w:rPr>
+        <w:t>protected storage</w:t>
+      </w:r>
+      <w:r>
+        <w:rPr>
+          <w:rFonts w:asciiTheme="majorBidi" w:hAnsiTheme="majorBidi" w:cstheme="majorBidi"/>
+          <w:sz w:val="24"/>
+          <w:szCs w:val="24"/>
+        </w:rPr>
+        <w:t xml:space="preserve"> </w:t>
+      </w:r>
+      <w:r>
+        <w:rPr>
+          <w:rFonts w:asciiTheme="majorBidi" w:hAnsiTheme="majorBidi" w:cstheme="majorBidi"/>
+          <w:sz w:val="24"/>
+          <w:szCs w:val="24"/>
+        </w:rPr>
+        <w:t>volume―</w:t>
+      </w:r>
+      <w:r>
+        <w:rPr>
+          <w:rFonts w:asciiTheme="majorBidi" w:hAnsiTheme="majorBidi" w:cstheme="majorBidi"/>
+          <w:sz w:val="24"/>
+          <w:szCs w:val="24"/>
+        </w:rPr>
+        <w:t xml:space="preserve">within </w:t>
+      </w:r>
+      <w:r>
+        <w:rPr>
+          <w:rFonts w:asciiTheme="majorBidi" w:hAnsiTheme="majorBidi" w:cstheme="majorBidi"/>
+          <w:sz w:val="24"/>
+          <w:szCs w:val="24"/>
+        </w:rPr>
+        <w:t>a water conservation program</w:t>
+      </w:r>
+      <w:r>
+        <w:rPr>
+          <w:rFonts w:asciiTheme="majorBidi" w:hAnsiTheme="majorBidi" w:cstheme="majorBidi"/>
+          <w:sz w:val="24"/>
+          <w:szCs w:val="24"/>
+        </w:rPr>
+        <w:t xml:space="preserve"> with reservoir storage</w:t>
+      </w:r>
+      <w:r>
+        <w:rPr>
+          <w:rFonts w:asciiTheme="majorBidi" w:hAnsiTheme="majorBidi" w:cstheme="majorBidi"/>
+          <w:sz w:val="24"/>
+          <w:szCs w:val="24"/>
+        </w:rPr>
+        <w:t xml:space="preserve">. </w:t>
+      </w:r>
+      <w:r>
+        <w:rPr>
+          <w:rFonts w:asciiTheme="majorBidi" w:hAnsiTheme="majorBidi" w:cstheme="majorBidi"/>
+          <w:sz w:val="24"/>
+          <w:szCs w:val="24"/>
+        </w:rPr>
+        <w:t>Thus,</w:t>
+      </w:r>
+      <w:r>
+        <w:rPr>
+          <w:rFonts w:asciiTheme="majorBidi" w:hAnsiTheme="majorBidi" w:cstheme="majorBidi"/>
+          <w:sz w:val="24"/>
+          <w:szCs w:val="24"/>
+        </w:rPr>
+        <w:t xml:space="preserve"> there are numerous ways to design a</w:t>
+      </w:r>
+      <w:r>
+        <w:rPr>
+          <w:rFonts w:asciiTheme="majorBidi" w:hAnsiTheme="majorBidi" w:cstheme="majorBidi"/>
+          <w:sz w:val="24"/>
+          <w:szCs w:val="24"/>
+        </w:rPr>
+        <w:t xml:space="preserve">nd incentivize </w:t>
+      </w:r>
+      <w:r>
+        <w:rPr>
+          <w:rFonts w:asciiTheme="majorBidi" w:hAnsiTheme="majorBidi" w:cstheme="majorBidi"/>
+          <w:sz w:val="24"/>
+          <w:szCs w:val="24"/>
+        </w:rPr>
+        <w:t>voluntary, uncompensated</w:t>
+      </w:r>
+      <w:r>
+        <w:rPr>
+          <w:rFonts w:asciiTheme="majorBidi" w:hAnsiTheme="majorBidi" w:cstheme="majorBidi"/>
+          <w:sz w:val="24"/>
+          <w:szCs w:val="24"/>
+        </w:rPr>
+        <w:t xml:space="preserve"> water conservation</w:t>
+      </w:r>
+      <w:r>
+        <w:rPr>
+          <w:rFonts w:asciiTheme="majorBidi" w:hAnsiTheme="majorBidi" w:cstheme="majorBidi"/>
+          <w:sz w:val="24"/>
+          <w:szCs w:val="24"/>
+        </w:rPr>
+        <w:t xml:space="preserve"> </w:t>
+      </w:r>
+      <w:r>
+        <w:rPr>
+          <w:rFonts w:asciiTheme="majorBidi" w:hAnsiTheme="majorBidi" w:cstheme="majorBidi"/>
+          <w:sz w:val="24"/>
+          <w:szCs w:val="24"/>
+        </w:rPr>
+        <w:t>in the face of aridity</w:t>
+      </w:r>
+      <w:r>
+        <w:rPr>
+          <w:rFonts w:asciiTheme="majorBidi" w:hAnsiTheme="majorBidi" w:cstheme="majorBidi"/>
+          <w:sz w:val="24"/>
+          <w:szCs w:val="24"/>
+        </w:rPr>
+        <w:t xml:space="preserve">. </w:t>
+      </w:r>
+      <w:r>
+        <w:rPr>
+          <w:rFonts w:asciiTheme="majorBidi" w:hAnsiTheme="majorBidi" w:cstheme="majorBidi"/>
+          <w:sz w:val="24"/>
+          <w:szCs w:val="24"/>
+        </w:rPr>
+        <w:t>One option is to raise the elevation trigger that prohibits debits on water conservation accounts. Another option is to s</w:t>
+      </w:r>
+      <w:r>
+        <w:rPr>
+          <w:rFonts w:asciiTheme="majorBidi" w:hAnsiTheme="majorBidi" w:cstheme="majorBidi"/>
+          <w:sz w:val="24"/>
+          <w:szCs w:val="24"/>
+        </w:rPr>
+        <w:t xml:space="preserve">et the storage </w:t>
+      </w:r>
+      <w:r>
+        <w:rPr>
+          <w:rFonts w:asciiTheme="majorBidi" w:hAnsiTheme="majorBidi" w:cstheme="majorBidi"/>
+          <w:sz w:val="24"/>
+          <w:szCs w:val="24"/>
+        </w:rPr>
+        <w:t>trigger</w:t>
+      </w:r>
+      <w:r>
+        <w:rPr>
+          <w:rFonts w:asciiTheme="majorBidi" w:hAnsiTheme="majorBidi" w:cstheme="majorBidi"/>
+          <w:sz w:val="24"/>
+          <w:szCs w:val="24"/>
+        </w:rPr>
+        <w:t xml:space="preserve"> that require</w:t>
+      </w:r>
+      <w:r>
+        <w:rPr>
+          <w:rFonts w:asciiTheme="majorBidi" w:hAnsiTheme="majorBidi" w:cstheme="majorBidi"/>
+          <w:sz w:val="24"/>
+          <w:szCs w:val="24"/>
+        </w:rPr>
+        <w:t>s</w:t>
+      </w:r>
+      <w:r>
+        <w:rPr>
+          <w:rFonts w:asciiTheme="majorBidi" w:hAnsiTheme="majorBidi" w:cstheme="majorBidi"/>
+          <w:sz w:val="24"/>
+          <w:szCs w:val="24"/>
+        </w:rPr>
+        <w:t xml:space="preserve"> mandatory water conservation to the anticipated Lake Mead storage volume had the voluntary water conservation program not existed</w:t>
+      </w:r>
+      <w:r>
+        <w:rPr>
+          <w:rFonts w:asciiTheme="majorBidi" w:hAnsiTheme="majorBidi" w:cstheme="majorBidi"/>
+          <w:sz w:val="24"/>
+          <w:szCs w:val="24"/>
+        </w:rPr>
+        <w:t xml:space="preserve"> (i.e., the dashed red line in Figure 4)</w:t>
+      </w:r>
+      <w:r>
+        <w:rPr>
+          <w:rFonts w:asciiTheme="majorBidi" w:hAnsiTheme="majorBidi" w:cstheme="majorBidi"/>
+          <w:sz w:val="24"/>
+          <w:szCs w:val="24"/>
+        </w:rPr>
+        <w:fldChar w:fldCharType="begin">
+          <w:fldData xml:space="preserve">PEVuZE5vdGU+PENpdGU+PEF1dGhvcj5QaXR0PC9BdXRob3I+PFllYXI+MjAyNDwvWWVhcj48UmVj
+TnVtPjMwMjk8L1JlY051bT48RGlzcGxheVRleHQ+KENpdHkgb2YgUGhvZW5peCwgMjAyNDsgUGl0
+dCBldCBhbC4sIDIwMjQ7IFVTQlIsIDIwMjYpPC9EaXNwbGF5VGV4dD48cmVjb3JkPjxyZWMtbnVt
+YmVyPjMwMjk8L3JlYy1udW1iZXI+PGZvcmVpZ24ta2V5cz48a2V5IGFwcD0iRU4iIGRiLWlkPSJ4
+eHQ1dGE5cGQ5OTVkd2VzYXAwcGR6enAyd2VhejB3OXdlcmYiIHRpbWVzdGFtcD0iMTczMDE0MjEy
+NyI+MzAyOTwva2V5PjwvZm9yZWlnbi1rZXlzPjxyZWYtdHlwZSBuYW1lPSJSZXBvcnQiPjI3PC9y
+ZWYtdHlwZT48Y29udHJpYnV0b3JzPjxhdXRob3JzPjxhdXRob3I+SmVubmlmZXIgUGl0dDwvYXV0
+aG9yPjxhdXRob3I+QmFydCBNaWxsZXI8L2F1dGhvcj48YXV0aG9yPkFsZXggRnVuazwvYXV0aG9y
+PjxhdXRob3I+TWF0dCBSaWNlPC9hdXRob3I+PGF1dGhvcj5UYXlsb3IgSGF3ZXM8L2F1dGhvcj48
+YXV0aG9yPktldmluIE1vcmFuPC9hdXRob3I+PGF1dGhvcj5TYXJhIFBvcnRlcmZpZWxkPC9hdXRo
+b3I+PC9hdXRob3JzPjwvY29udHJpYnV0b3JzPjx0aXRsZXM+PHRpdGxlPkNvbnNlcnZhdGlvbiBH
+cm91cHPigJkgQ29vcGVyYXRpdmUgQ29uc2VydmF0aW9uIEFsdGVybmF0aXZlIGZvciBQb3N0LTIw
+MjYgQ29sb3JhZG8gUml2ZXIgR3VpZGVsaW5lcyBPcGVyYXRpb25zIGFuZCBTdHJhdGVnaWVzPC90
+aXRsZT48L3RpdGxlcz48cGFnZXM+MjYmI3hEOzwvcGFnZXM+PGRhdGVzPjx5ZWFyPjIwMjQ8L3ll
+YXI+PC9kYXRlcz48cHVibGlzaGVyPlJlY2xhbWF0aW9uPC9wdWJsaXNoZXI+PHVybHM+PHJlbGF0
+ZWQtdXJscz48dXJsPmh0dHBzOi8vd3d3LnVzYnIuZ292L0NvbG9yYWRvUml2ZXJCYXNpbi9kb2N1
+bWVudHMvcG9zdDIwMjYvYWx0ZXJuYXRpdmVzLzIwMjQtMDMtMjlfRmluYWxfTGV0dGVyX3JlX0Nv
+b3BlcmF0aXZlX0NvbnNlcnZhdGlvbl81MDgucGRmPC91cmw+PC9yZWxhdGVkLXVybHM+PC91cmxz
+PjxhY2Nlc3MtZGF0ZT5PY3RvYmVyIDI4LCAyMDI0PC9hY2Nlc3MtZGF0ZT48L3JlY29yZD48L0Np
+dGU+PENpdGU+PEF1dGhvcj5DaXR5IG9mIFBob2VuaXg8L0F1dGhvcj48WWVhcj4yMDI0PC9ZZWFy
+PjxSZWNOdW0+MzAyNzwvUmVjTnVtPjxyZWNvcmQ+PHJlYy1udW1iZXI+MzAyNzwvcmVjLW51bWJl
+cj48Zm9yZWlnbi1rZXlzPjxrZXkgYXBwPSJFTiIgZGItaWQ9Inh4dDV0YTlwZDk5NWR3ZXNhcDBw
+ZHp6cDJ3ZWF6MHc5d2VyZiIgdGltZXN0YW1wPSIxNzMwMTM4MTcyIj4zMDI3PC9rZXk+PC9mb3Jl
+aWduLWtleXM+PHJlZi10eXBlIG5hbWU9IlJlcG9ydCI+Mjc8L3JlZi10eXBlPjxjb250cmlidXRv
+cnM+PGF1dGhvcnM+PGF1dGhvcj5DaXR5IG9mIFBob2VuaXgsPC9hdXRob3I+PC9hdXRob3JzPjwv
+Y29udHJpYnV0b3JzPjx0aXRsZXM+PHRpdGxlPkFkZGl0aW9uYWwgY29uY2VwdHMgZm9yIGNvbnNp
+ZGVyYXRpb24gLSBDaXR5IG9mIFBob2VuaXg8L3RpdGxlPjwvdGl0bGVzPjxkYXRlcz48eWVhcj4y
+MDI0PC95ZWFyPjwvZGF0ZXM+PHVybHM+PHJlbGF0ZWQtdXJscz48dXJsPmh0dHBzOi8vd3d3LnVz
+YnIuZ292L0NvbG9yYWRvUml2ZXJCYXNpbi9kb2N1bWVudHMvcG9zdDIwMjYvYWx0ZXJuYXRpdmVz
+LzIwMjQtMDUtMDhfQWRkaXRpb25hbF9Db25jZXB0c19mb3JfQ29uc2lkZXJhdGlvbl9DaXR5X29m
+X1Bob2VuaXhfNTA4LnBkZjwvdXJsPjwvcmVsYXRlZC11cmxzPjwvdXJscz48YWNjZXNzLWRhdGU+
+T2N0b2JlciAyOCwgMjAyNDwvYWNjZXNzLWRhdGU+PC9yZWNvcmQ+PC9DaXRlPjxDaXRlPjxBdXRo
+b3I+VVNCUjwvQXV0aG9yPjxZZWFyPjIwMjY8L1llYXI+PFJlY051bT4zMTA3PC9SZWNOdW0+PHJl
+Y29yZD48cmVjLW51bWJlcj4zMTA3PC9yZWMtbnVtYmVyPjxmb3JlaWduLWtleXM+PGtleSBhcHA9
+IkVOIiBkYi1pZD0ieHh0NXRhOXBkOTk1ZHdlc2FwMHBkenpwMndlYXowdzl3ZXJmIiB0aW1lc3Rh
+bXA9IjE3NzIwNTY0NDIiPjMxMDc8L2tleT48L2ZvcmVpZ24ta2V5cz48cmVmLXR5cGUgbmFtZT0i
+UmVwb3J0Ij4yNzwvcmVmLXR5cGU+PGNvbnRyaWJ1dG9ycz48YXV0aG9ycz48YXV0aG9yPlVTQlI8
+L2F1dGhvcj48L2F1dGhvcnM+PC9jb250cmlidXRvcnM+PHRpdGxlcz48dGl0bGU+UG9zdC0yMDI2
+IE9wZXJhdGlvbmFsIEd1aWRlbGluZXMgYW5kIFN0cmF0ZWdpZXMgZm9yIExha2UgUG93ZWxsIGFu
+ZCBMYWtlIE1lYWQg4oCTIERyYWZ0IEVudmlyb25tZW50YWwgSW1wYWN0IFN0YXRlbWVudDwvdGl0
+bGU+PC90aXRsZXM+PGRhdGVzPjx5ZWFyPjIwMjY8L3llYXI+PC9kYXRlcz48cHVibGlzaGVyPlUu
+Uy4gQnVyZWF1IG9mIFJlY2xhbWF0aW9uPC9wdWJsaXNoZXI+PHVybHM+PHJlbGF0ZWQtdXJscz48
+dXJsPmh0dHBzOi8vd3d3LnVzYnIuZ292L0NvbG9yYWRvUml2ZXJCYXNpbi9wb3N0MjAyNi9kcmFm
+dC1laXMvPC91cmw+PC9yZWxhdGVkLXVybHM+PC91cmxzPjwvcmVjb3JkPjwvQ2l0ZT48L0VuZE5v
+dGU+AG==
+</w:fldData>
+        </w:fldChar>
+      </w:r>
+      <w:r>
+        <w:rPr>
+          <w:rFonts w:asciiTheme="majorBidi" w:hAnsiTheme="majorBidi" w:cstheme="majorBidi"/>
+          <w:sz w:val="24"/>
+          <w:szCs w:val="24"/>
+        </w:rPr>
+        <w:instrText xml:space="preserve"> ADDIN EN.CITE </w:instrText>
+      </w:r>
+      <w:r>
+        <w:rPr>
+          <w:rFonts w:asciiTheme="majorBidi" w:hAnsiTheme="majorBidi" w:cstheme="majorBidi"/>
+          <w:sz w:val="24"/>
+          <w:szCs w:val="24"/>
+        </w:rPr>
+        <w:fldChar w:fldCharType="begin">
+          <w:fldData xml:space="preserve">PEVuZE5vdGU+PENpdGU+PEF1dGhvcj5QaXR0PC9BdXRob3I+PFllYXI+MjAyNDwvWWVhcj48UmVj
+TnVtPjMwMjk8L1JlY051bT48RGlzcGxheVRleHQ+KENpdHkgb2YgUGhvZW5peCwgMjAyNDsgUGl0
+dCBldCBhbC4sIDIwMjQ7IFVTQlIsIDIwMjYpPC9EaXNwbGF5VGV4dD48cmVjb3JkPjxyZWMtbnVt
+YmVyPjMwMjk8L3JlYy1udW1iZXI+PGZvcmVpZ24ta2V5cz48a2V5IGFwcD0iRU4iIGRiLWlkPSJ4
+eHQ1dGE5cGQ5OTVkd2VzYXAwcGR6enAyd2VhejB3OXdlcmYiIHRpbWVzdGFtcD0iMTczMDE0MjEy
+NyI+MzAyOTwva2V5PjwvZm9yZWlnbi1rZXlzPjxyZWYtdHlwZSBuYW1lPSJSZXBvcnQiPjI3PC9y
+ZWYtdHlwZT48Y29udHJpYnV0b3JzPjxhdXRob3JzPjxhdXRob3I+SmVubmlmZXIgUGl0dDwvYXV0
+aG9yPjxhdXRob3I+QmFydCBNaWxsZXI8L2F1dGhvcj48YXV0aG9yPkFsZXggRnVuazwvYXV0aG9y
+PjxhdXRob3I+TWF0dCBSaWNlPC9hdXRob3I+PGF1dGhvcj5UYXlsb3IgSGF3ZXM8L2F1dGhvcj48
+YXV0aG9yPktldmluIE1vcmFuPC9hdXRob3I+PGF1dGhvcj5TYXJhIFBvcnRlcmZpZWxkPC9hdXRo
+b3I+PC9hdXRob3JzPjwvY29udHJpYnV0b3JzPjx0aXRsZXM+PHRpdGxlPkNvbnNlcnZhdGlvbiBH
+cm91cHPigJkgQ29vcGVyYXRpdmUgQ29uc2VydmF0aW9uIEFsdGVybmF0aXZlIGZvciBQb3N0LTIw
+MjYgQ29sb3JhZG8gUml2ZXIgR3VpZGVsaW5lcyBPcGVyYXRpb25zIGFuZCBTdHJhdGVnaWVzPC90
+aXRsZT48L3RpdGxlcz48cGFnZXM+MjYmI3hEOzwvcGFnZXM+PGRhdGVzPjx5ZWFyPjIwMjQ8L3ll
+YXI+PC9kYXRlcz48cHVibGlzaGVyPlJlY2xhbWF0aW9uPC9wdWJsaXNoZXI+PHVybHM+PHJlbGF0
+ZWQtdXJscz48dXJsPmh0dHBzOi8vd3d3LnVzYnIuZ292L0NvbG9yYWRvUml2ZXJCYXNpbi9kb2N1
+bWVudHMvcG9zdDIwMjYvYWx0ZXJuYXRpdmVzLzIwMjQtMDMtMjlfRmluYWxfTGV0dGVyX3JlX0Nv
+b3BlcmF0aXZlX0NvbnNlcnZhdGlvbl81MDgucGRmPC91cmw+PC9yZWxhdGVkLXVybHM+PC91cmxz
+PjxhY2Nlc3MtZGF0ZT5PY3RvYmVyIDI4LCAyMDI0PC9hY2Nlc3MtZGF0ZT48L3JlY29yZD48L0Np
+dGU+PENpdGU+PEF1dGhvcj5DaXR5IG9mIFBob2VuaXg8L0F1dGhvcj48WWVhcj4yMDI0PC9ZZWFy
+PjxSZWNOdW0+MzAyNzwvUmVjTnVtPjxyZWNvcmQ+PHJlYy1udW1iZXI+MzAyNzwvcmVjLW51bWJl
+cj48Zm9yZWlnbi1rZXlzPjxrZXkgYXBwPSJFTiIgZGItaWQ9Inh4dDV0YTlwZDk5NWR3ZXNhcDBw
+ZHp6cDJ3ZWF6MHc5d2VyZiIgdGltZXN0YW1wPSIxNzMwMTM4MTcyIj4zMDI3PC9rZXk+PC9mb3Jl
+aWduLWtleXM+PHJlZi10eXBlIG5hbWU9IlJlcG9ydCI+Mjc8L3JlZi10eXBlPjxjb250cmlidXRv
+cnM+PGF1dGhvcnM+PGF1dGhvcj5DaXR5IG9mIFBob2VuaXgsPC9hdXRob3I+PC9hdXRob3JzPjwv
+Y29udHJpYnV0b3JzPjx0aXRsZXM+PHRpdGxlPkFkZGl0aW9uYWwgY29uY2VwdHMgZm9yIGNvbnNp
+ZGVyYXRpb24gLSBDaXR5IG9mIFBob2VuaXg8L3RpdGxlPjwvdGl0bGVzPjxkYXRlcz48eWVhcj4y
+MDI0PC95ZWFyPjwvZGF0ZXM+PHVybHM+PHJlbGF0ZWQtdXJscz48dXJsPmh0dHBzOi8vd3d3LnVz
+YnIuZ292L0NvbG9yYWRvUml2ZXJCYXNpbi9kb2N1bWVudHMvcG9zdDIwMjYvYWx0ZXJuYXRpdmVz
+LzIwMjQtMDUtMDhfQWRkaXRpb25hbF9Db25jZXB0c19mb3JfQ29uc2lkZXJhdGlvbl9DaXR5X29m
+X1Bob2VuaXhfNTA4LnBkZjwvdXJsPjwvcmVsYXRlZC11cmxzPjwvdXJscz48YWNjZXNzLWRhdGU+
+T2N0b2JlciAyOCwgMjAyNDwvYWNjZXNzLWRhdGU+PC9yZWNvcmQ+PC9DaXRlPjxDaXRlPjxBdXRo
+b3I+VVNCUjwvQXV0aG9yPjxZZWFyPjIwMjY8L1llYXI+PFJlY051bT4zMTA3PC9SZWNOdW0+PHJl
+Y29yZD48cmVjLW51bWJlcj4zMTA3PC9yZWMtbnVtYmVyPjxmb3JlaWduLWtleXM+PGtleSBhcHA9
+IkVOIiBkYi1pZD0ieHh0NXRhOXBkOTk1ZHdlc2FwMHBkenpwMndlYXowdzl3ZXJmIiB0aW1lc3Rh
+bXA9IjE3NzIwNTY0NDIiPjMxMDc8L2tleT48L2ZvcmVpZ24ta2V5cz48cmVmLXR5cGUgbmFtZT0i
+UmVwb3J0Ij4yNzwvcmVmLXR5cGU+PGNvbnRyaWJ1dG9ycz48YXV0aG9ycz48YXV0aG9yPlVTQlI8
+L2F1dGhvcj48L2F1dGhvcnM+PC9jb250cmlidXRvcnM+PHRpdGxlcz48dGl0bGU+UG9zdC0yMDI2
+IE9wZXJhdGlvbmFsIEd1aWRlbGluZXMgYW5kIFN0cmF0ZWdpZXMgZm9yIExha2UgUG93ZWxsIGFu
+ZCBMYWtlIE1lYWQg4oCTIERyYWZ0IEVudmlyb25tZW50YWwgSW1wYWN0IFN0YXRlbWVudDwvdGl0
+bGU+PC90aXRsZXM+PGRhdGVzPjx5ZWFyPjIwMjY8L3llYXI+PC9kYXRlcz48cHVibGlzaGVyPlUu
+Uy4gQnVyZWF1IG9mIFJlY2xhbWF0aW9uPC9wdWJsaXNoZXI+PHVybHM+PHJlbGF0ZWQtdXJscz48
+dXJsPmh0dHBzOi8vd3d3LnVzYnIuZ292L0NvbG9yYWRvUml2ZXJCYXNpbi9wb3N0MjAyNi9kcmFm
+dC1laXMvPC91cmw+PC9yZWxhdGVkLXVybHM+PC91cmxzPjwvcmVjb3JkPjwvQ2l0ZT48L0VuZE5v
+dGU+AG==
+</w:fldData>
+        </w:fldChar>
+      </w:r>
+      <w:r>
+        <w:rPr>
+          <w:rFonts w:asciiTheme="majorBidi" w:hAnsiTheme="majorBidi" w:cstheme="majorBidi"/>
+          <w:sz w:val="24"/>
+          <w:szCs w:val="24"/>
+        </w:rPr>
+        <w:instrText xml:space="preserve"> ADDIN EN.CITE.DATA </w:instrText>
+      </w:r>
+      <w:r>
+        <w:rPr>
+          <w:rFonts w:asciiTheme="majorBidi" w:hAnsiTheme="majorBidi" w:cstheme="majorBidi"/>
+          <w:sz w:val="24"/>
+          <w:szCs w:val="24"/>
+        </w:rPr>
+      </w:r>
+      <w:r>
+        <w:rPr>
+          <w:rFonts w:asciiTheme="majorBidi" w:hAnsiTheme="majorBidi" w:cstheme="majorBidi"/>
+          <w:sz w:val="24"/>
+          <w:szCs w:val="24"/>
+        </w:rPr>
+        <w:fldChar w:fldCharType="end"/>
+      </w:r>
+      <w:r>
+        <w:rPr>
+          <w:rFonts w:asciiTheme="majorBidi" w:hAnsiTheme="majorBidi" w:cstheme="majorBidi"/>
+          <w:sz w:val="24"/>
+          <w:szCs w:val="24"/>
+        </w:rPr>
+        <w:fldChar w:fldCharType="separate"/>
+      </w:r>
+      <w:r>
+        <w:rPr>
+          <w:rFonts w:asciiTheme="majorBidi" w:hAnsiTheme="majorBidi" w:cstheme="majorBidi"/>
+          <w:noProof/>
+          <w:sz w:val="24"/>
+          <w:szCs w:val="24"/>
+        </w:rPr>
+        <w:t>(City of Phoenix, 2024; Pitt et al., 2024; USBR, 2026)</w:t>
+      </w:r>
+      <w:r>
+        <w:rPr>
+          <w:rFonts w:asciiTheme="majorBidi" w:hAnsiTheme="majorBidi" w:cstheme="majorBidi"/>
+          <w:sz w:val="24"/>
+          <w:szCs w:val="24"/>
+        </w:rPr>
+        <w:fldChar w:fldCharType="end"/>
+      </w:r>
+      <w:r>
+        <w:rPr>
+          <w:rFonts w:asciiTheme="majorBidi" w:hAnsiTheme="majorBidi" w:cstheme="majorBidi"/>
+          <w:sz w:val="24"/>
+          <w:szCs w:val="24"/>
+        </w:rPr>
+        <w:t>.</w:t>
+      </w:r>
+      <w:r>
+        <w:rPr>
+          <w:rFonts w:asciiTheme="majorBidi" w:hAnsiTheme="majorBidi" w:cstheme="majorBidi"/>
+          <w:sz w:val="24"/>
+          <w:szCs w:val="24"/>
+        </w:rPr>
+        <w:t xml:space="preserve"> Other improvements allow Tribal users to participate, split conserved water between Lake Powell and Lake Mead to provide more flexibility in operations to sustain ecosystems in Grand Canyon, or create a system pool to be managed by Reclamation </w:t>
+      </w:r>
+      <w:r>
+        <w:rPr>
+          <w:rFonts w:asciiTheme="majorBidi" w:hAnsiTheme="majorBidi" w:cstheme="majorBidi"/>
+          <w:sz w:val="24"/>
+          <w:szCs w:val="24"/>
+        </w:rPr>
+        <w:fldChar w:fldCharType="begin">
+          <w:fldData xml:space="preserve">PEVuZE5vdGU+PENpdGU+PEF1dGhvcj5Sb3NlbmJlcmc8L0F1dGhvcj48WWVhcj4yMDIzPC9ZZWFy
+PjxSZWNOdW0+MjgxOTwvUmVjTnVtPjxEaXNwbGF5VGV4dD4oUm9zZW5iZXJnLCAyMDIzOyBSb3Nl
+bmJlcmcsIDIwMjQ7IFVTQlIsIDIwMjYpPC9EaXNwbGF5VGV4dD48cmVjb3JkPjxyZWMtbnVtYmVy
+PjI4MTk8L3JlYy1udW1iZXI+PGZvcmVpZ24ta2V5cz48a2V5IGFwcD0iRU4iIGRiLWlkPSJ4eHQ1
+dGE5cGQ5OTVkd2VzYXAwcGR6enAyd2VhejB3OXdlcmYiIHRpbWVzdGFtcD0iMTYzMjg2NDA4NSI+
+MjgxOTwva2V5PjwvZm9yZWlnbi1rZXlzPjxyZWYtdHlwZSBuYW1lPSJXZWIgUGFnZSI+MTI8L3Jl
+Zi10eXBlPjxjb250cmlidXRvcnM+PGF1dGhvcnM+PGF1dGhvcj5EYXZpZCBFLiBSb3NlbmJlcmc8
+L2F1dGhvcj48L2F1dGhvcnM+PC9jb250cmlidXRvcnM+PHRpdGxlcz48dGl0bGU+Q29sb3JhZG8g
+Uml2ZXIgQmFzaW4gV2F0ZXIgQWNjb3VudHM6IFByb3Zva2UgZGlzY3Vzc2lvbiBhYm91dCBtb3Jl
+IGFkYXB0aXZlIHJlc2Vydm9pciBvcGVyYXRpb25zPC90aXRsZT48L3RpdGxlcz48ZGF0ZXM+PHll
+YXI+MjAyMzwveWVhcj48L2RhdGVzPjxwdWJsaXNoZXI+SHlkcm9zaGFyZS5vcmc8L3B1Ymxpc2hl
+cj48dXJscz48cmVsYXRlZC11cmxzPjx1cmw+aHR0cHM6Ly9kb2kub3JnLzEwLjQyMTEvaHMuMDkw
+YmUxZTY5ZTczNGM4OTkxYTFjNGQ4ZjliOWUyMWM8L3VybD48L3JlbGF0ZWQtdXJscz48L3VybHM+
+PGVsZWN0cm9uaWMtcmVzb3VyY2UtbnVtPmh0dHBzOi8vZG9pLm9yZy8xMC40MjExL2hzLjA5MGJl
+MWU2OWU3MzRjODk5MWExYzRkOGY5YjllMjFjPC9lbGVjdHJvbmljLXJlc291cmNlLW51bT48cmVt
+b3RlLWRhdGFiYXNlLXByb3ZpZGVyPkh5ZHJvc2hhcmUub3JnPC9yZW1vdGUtZGF0YWJhc2UtcHJv
+dmlkZXI+PC9yZWNvcmQ+PC9DaXRlPjxDaXRlPjxBdXRob3I+Um9zZW5iZXJnPC9BdXRob3I+PFll
+YXI+MjAyNDwvWWVhcj48UmVjTnVtPjI4NDc8L1JlY051bT48cmVjb3JkPjxyZWMtbnVtYmVyPjI4
+NDc8L3JlYy1udW1iZXI+PGZvcmVpZ24ta2V5cz48a2V5IGFwcD0iRU4iIGRiLWlkPSJ4eHQ1dGE5
+cGQ5OTVkd2VzYXAwcGR6enAyd2VhejB3OXdlcmYiIHRpbWVzdGFtcD0iMTY0MjQ3MTQ2NyI+Mjg0
+Nzwva2V5PjwvZm9yZWlnbi1rZXlzPjxyZWYtdHlwZSBuYW1lPSJKb3VybmFsIEFydGljbGUiPjE3
+PC9yZWYtdHlwZT48Y29udHJpYnV0b3JzPjxhdXRob3JzPjxhdXRob3I+RGF2aWQgRS4gUm9zZW5i
+ZXJnPC9hdXRob3I+PC9hdXRob3JzPjwvY29udHJpYnV0b3JzPjx0aXRsZXM+PHRpdGxlPkxlc3Nv
+bnMgZnJvbSBpbW1lcnNpdmUgb25saW5lIGNvbGxhYm9yYXRpdmUgbW9kZWxpbmcgdG8gZGlzY3Vz
+cyBtb3JlIGFkYXB0aXZlIHJlc2Vydm9pciBvcGVyYXRpb25zPC90aXRsZT48c2Vjb25kYXJ5LXRp
+dGxlPkpvdXJuYWwgb2YgV2F0ZXIgUmVzb3VyY2VzIFBsYW5uaW5nIGFuZCBNYW5hZ2VtZW50PC9z
+ZWNvbmRhcnktdGl0bGU+PC90aXRsZXM+PHBlcmlvZGljYWw+PGZ1bGwtdGl0bGU+Sm91cm5hbCBv
+ZiBXYXRlciBSZXNvdXJjZXMgUGxhbm5pbmcgYW5kIE1hbmFnZW1lbnQ8L2Z1bGwtdGl0bGU+PC9w
+ZXJpb2RpY2FsPjx2b2x1bWU+MTUwPC92b2x1bWU+PG51bWJlcj43PC9udW1iZXI+PGRhdGVzPjx5
+ZWFyPjIwMjQ8L3llYXI+PC9kYXRlcz48cHVibGlzaGVyPkFtZXJpY2FuIFNvY2lldHkgb2YgQ2l2
+aWwgRW5naW5lZXJzPC9wdWJsaXNoZXI+PHVybHM+PHJlbGF0ZWQtdXJscz48dXJsPmh0dHBzOi8v
+ZG9pLm9yZy8xMC40MjExL2hzLmUwY2JlNTJhZDQ1MjRjMDdiYjViN2ZmOGMzNzNhMzQzPC91cmw+
+PC9yZWxhdGVkLXVybHM+PC91cmxzPjxlbGVjdHJvbmljLXJlc291cmNlLW51bT5odHRwczovL2Rv
+aS5vcmcvMTAuMTA2MS9KV1JNRDUuV1JFTkctNTg5MzwvZWxlY3Ryb25pYy1yZXNvdXJjZS1udW0+
+PC9yZWNvcmQ+PC9DaXRlPjxDaXRlPjxBdXRob3I+VVNCUjwvQXV0aG9yPjxZZWFyPjIwMjY8L1ll
+YXI+PFJlY051bT4zMTA3PC9SZWNOdW0+PHJlY29yZD48cmVjLW51bWJlcj4zMTA3PC9yZWMtbnVt
+YmVyPjxmb3JlaWduLWtleXM+PGtleSBhcHA9IkVOIiBkYi1pZD0ieHh0NXRhOXBkOTk1ZHdlc2Fw
+MHBkenpwMndlYXowdzl3ZXJmIiB0aW1lc3RhbXA9IjE3NzIwNTY0NDIiPjMxMDc8L2tleT48L2Zv
+cmVpZ24ta2V5cz48cmVmLXR5cGUgbmFtZT0iUmVwb3J0Ij4yNzwvcmVmLXR5cGU+PGNvbnRyaWJ1
+dG9ycz48YXV0aG9ycz48YXV0aG9yPlVTQlI8L2F1dGhvcj48L2F1dGhvcnM+PC9jb250cmlidXRv
+cnM+PHRpdGxlcz48dGl0bGU+UG9zdC0yMDI2IE9wZXJhdGlvbmFsIEd1aWRlbGluZXMgYW5kIFN0
+cmF0ZWdpZXMgZm9yIExha2UgUG93ZWxsIGFuZCBMYWtlIE1lYWQg4oCTIERyYWZ0IEVudmlyb25t
+ZW50YWwgSW1wYWN0IFN0YXRlbWVudDwvdGl0bGU+PC90aXRsZXM+PGRhdGVzPjx5ZWFyPjIwMjY8
+L3llYXI+PC9kYXRlcz48cHVibGlzaGVyPlUuUy4gQnVyZWF1IG9mIFJlY2xhbWF0aW9uPC9wdWJs
+aXNoZXI+PHVybHM+PHJlbGF0ZWQtdXJscz48dXJsPmh0dHBzOi8vd3d3LnVzYnIuZ292L0NvbG9y
+YWRvUml2ZXJCYXNpbi9wb3N0MjAyNi9kcmFmdC1laXMvPC91cmw+PC9yZWxhdGVkLXVybHM+PC91
+cmxzPjwvcmVjb3JkPjwvQ2l0ZT48L0VuZE5vdGU+
+</w:fldData>
+        </w:fldChar>
+      </w:r>
+      <w:r>
+        <w:rPr>
+          <w:rFonts w:asciiTheme="majorBidi" w:hAnsiTheme="majorBidi" w:cstheme="majorBidi"/>
+          <w:sz w:val="24"/>
+          <w:szCs w:val="24"/>
+        </w:rPr>
+        <w:instrText xml:space="preserve"> ADDIN EN.CITE </w:instrText>
+      </w:r>
+      <w:r>
+        <w:rPr>
+          <w:rFonts w:asciiTheme="majorBidi" w:hAnsiTheme="majorBidi" w:cstheme="majorBidi"/>
+          <w:sz w:val="24"/>
+          <w:szCs w:val="24"/>
+        </w:rPr>
+        <w:fldChar w:fldCharType="begin">
+          <w:fldData xml:space="preserve">PEVuZE5vdGU+PENpdGU+PEF1dGhvcj5Sb3NlbmJlcmc8L0F1dGhvcj48WWVhcj4yMDIzPC9ZZWFy
+PjxSZWNOdW0+MjgxOTwvUmVjTnVtPjxEaXNwbGF5VGV4dD4oUm9zZW5iZXJnLCAyMDIzOyBSb3Nl
+bmJlcmcsIDIwMjQ7IFVTQlIsIDIwMjYpPC9EaXNwbGF5VGV4dD48cmVjb3JkPjxyZWMtbnVtYmVy
+PjI4MTk8L3JlYy1udW1iZXI+PGZvcmVpZ24ta2V5cz48a2V5IGFwcD0iRU4iIGRiLWlkPSJ4eHQ1
+dGE5cGQ5OTVkd2VzYXAwcGR6enAyd2VhejB3OXdlcmYiIHRpbWVzdGFtcD0iMTYzMjg2NDA4NSI+
+MjgxOTwva2V5PjwvZm9yZWlnbi1rZXlzPjxyZWYtdHlwZSBuYW1lPSJXZWIgUGFnZSI+MTI8L3Jl
+Zi10eXBlPjxjb250cmlidXRvcnM+PGF1dGhvcnM+PGF1dGhvcj5EYXZpZCBFLiBSb3NlbmJlcmc8
+L2F1dGhvcj48L2F1dGhvcnM+PC9jb250cmlidXRvcnM+PHRpdGxlcz48dGl0bGU+Q29sb3JhZG8g
+Uml2ZXIgQmFzaW4gV2F0ZXIgQWNjb3VudHM6IFByb3Zva2UgZGlzY3Vzc2lvbiBhYm91dCBtb3Jl
+IGFkYXB0aXZlIHJlc2Vydm9pciBvcGVyYXRpb25zPC90aXRsZT48L3RpdGxlcz48ZGF0ZXM+PHll
+YXI+MjAyMzwveWVhcj48L2RhdGVzPjxwdWJsaXNoZXI+SHlkcm9zaGFyZS5vcmc8L3B1Ymxpc2hl
+cj48dXJscz48cmVsYXRlZC11cmxzPjx1cmw+aHR0cHM6Ly9kb2kub3JnLzEwLjQyMTEvaHMuMDkw
+YmUxZTY5ZTczNGM4OTkxYTFjNGQ4ZjliOWUyMWM8L3VybD48L3JlbGF0ZWQtdXJscz48L3VybHM+
+PGVsZWN0cm9uaWMtcmVzb3VyY2UtbnVtPmh0dHBzOi8vZG9pLm9yZy8xMC40MjExL2hzLjA5MGJl
+MWU2OWU3MzRjODk5MWExYzRkOGY5YjllMjFjPC9lbGVjdHJvbmljLXJlc291cmNlLW51bT48cmVt
+b3RlLWRhdGFiYXNlLXByb3ZpZGVyPkh5ZHJvc2hhcmUub3JnPC9yZW1vdGUtZGF0YWJhc2UtcHJv
+dmlkZXI+PC9yZWNvcmQ+PC9DaXRlPjxDaXRlPjxBdXRob3I+Um9zZW5iZXJnPC9BdXRob3I+PFll
+YXI+MjAyNDwvWWVhcj48UmVjTnVtPjI4NDc8L1JlY051bT48cmVjb3JkPjxyZWMtbnVtYmVyPjI4
+NDc8L3JlYy1udW1iZXI+PGZvcmVpZ24ta2V5cz48a2V5IGFwcD0iRU4iIGRiLWlkPSJ4eHQ1dGE5
+cGQ5OTVkd2VzYXAwcGR6enAyd2VhejB3OXdlcmYiIHRpbWVzdGFtcD0iMTY0MjQ3MTQ2NyI+Mjg0
+Nzwva2V5PjwvZm9yZWlnbi1rZXlzPjxyZWYtdHlwZSBuYW1lPSJKb3VybmFsIEFydGljbGUiPjE3
+PC9yZWYtdHlwZT48Y29udHJpYnV0b3JzPjxhdXRob3JzPjxhdXRob3I+RGF2aWQgRS4gUm9zZW5i
+ZXJnPC9hdXRob3I+PC9hdXRob3JzPjwvY29udHJpYnV0b3JzPjx0aXRsZXM+PHRpdGxlPkxlc3Nv
+bnMgZnJvbSBpbW1lcnNpdmUgb25saW5lIGNvbGxhYm9yYXRpdmUgbW9kZWxpbmcgdG8gZGlzY3Vz
+cyBtb3JlIGFkYXB0aXZlIHJlc2Vydm9pciBvcGVyYXRpb25zPC90aXRsZT48c2Vjb25kYXJ5LXRp
+dGxlPkpvdXJuYWwgb2YgV2F0ZXIgUmVzb3VyY2VzIFBsYW5uaW5nIGFuZCBNYW5hZ2VtZW50PC9z
+ZWNvbmRhcnktdGl0bGU+PC90aXRsZXM+PHBlcmlvZGljYWw+PGZ1bGwtdGl0bGU+Sm91cm5hbCBv
+ZiBXYXRlciBSZXNvdXJjZXMgUGxhbm5pbmcgYW5kIE1hbmFnZW1lbnQ8L2Z1bGwtdGl0bGU+PC9w
+ZXJpb2RpY2FsPjx2b2x1bWU+MTUwPC92b2x1bWU+PG51bWJlcj43PC9udW1iZXI+PGRhdGVzPjx5
+ZWFyPjIwMjQ8L3llYXI+PC9kYXRlcz48cHVibGlzaGVyPkFtZXJpY2FuIFNvY2lldHkgb2YgQ2l2
+aWwgRW5naW5lZXJzPC9wdWJsaXNoZXI+PHVybHM+PHJlbGF0ZWQtdXJscz48dXJsPmh0dHBzOi8v
+ZG9pLm9yZy8xMC40MjExL2hzLmUwY2JlNTJhZDQ1MjRjMDdiYjViN2ZmOGMzNzNhMzQzPC91cmw+
+PC9yZWxhdGVkLXVybHM+PC91cmxzPjxlbGVjdHJvbmljLXJlc291cmNlLW51bT5odHRwczovL2Rv
+aS5vcmcvMTAuMTA2MS9KV1JNRDUuV1JFTkctNTg5MzwvZWxlY3Ryb25pYy1yZXNvdXJjZS1udW0+
+PC9yZWNvcmQ+PC9DaXRlPjxDaXRlPjxBdXRob3I+VVNCUjwvQXV0aG9yPjxZZWFyPjIwMjY8L1ll
+YXI+PFJlY051bT4zMTA3PC9SZWNOdW0+PHJlY29yZD48cmVjLW51bWJlcj4zMTA3PC9yZWMtbnVt
+YmVyPjxmb3JlaWduLWtleXM+PGtleSBhcHA9IkVOIiBkYi1pZD0ieHh0NXRhOXBkOTk1ZHdlc2Fw
+MHBkenpwMndlYXowdzl3ZXJmIiB0aW1lc3RhbXA9IjE3NzIwNTY0NDIiPjMxMDc8L2tleT48L2Zv
+cmVpZ24ta2V5cz48cmVmLXR5cGUgbmFtZT0iUmVwb3J0Ij4yNzwvcmVmLXR5cGU+PGNvbnRyaWJ1
+dG9ycz48YXV0aG9ycz48YXV0aG9yPlVTQlI8L2F1dGhvcj48L2F1dGhvcnM+PC9jb250cmlidXRv
+cnM+PHRpdGxlcz48dGl0bGU+UG9zdC0yMDI2IE9wZXJhdGlvbmFsIEd1aWRlbGluZXMgYW5kIFN0
+cmF0ZWdpZXMgZm9yIExha2UgUG93ZWxsIGFuZCBMYWtlIE1lYWQg4oCTIERyYWZ0IEVudmlyb25t
+ZW50YWwgSW1wYWN0IFN0YXRlbWVudDwvdGl0bGU+PC90aXRsZXM+PGRhdGVzPjx5ZWFyPjIwMjY8
+L3llYXI+PC9kYXRlcz48cHVibGlzaGVyPlUuUy4gQnVyZWF1IG9mIFJlY2xhbWF0aW9uPC9wdWJs
+aXNoZXI+PHVybHM+PHJlbGF0ZWQtdXJscz48dXJsPmh0dHBzOi8vd3d3LnVzYnIuZ292L0NvbG9y
+YWRvUml2ZXJCYXNpbi9wb3N0MjAyNi9kcmFmdC1laXMvPC91cmw+PC9yZWxhdGVkLXVybHM+PC91
+cmxzPjwvcmVjb3JkPjwvQ2l0ZT48L0VuZE5vdGU+
+</w:fldData>
+        </w:fldChar>
+      </w:r>
+      <w:r>
+        <w:rPr>
+          <w:rFonts w:asciiTheme="majorBidi" w:hAnsiTheme="majorBidi" w:cstheme="majorBidi"/>
+          <w:sz w:val="24"/>
+          <w:szCs w:val="24"/>
+        </w:rPr>
+        <w:instrText xml:space="preserve"> ADDIN EN.CITE.DATA </w:instrText>
+      </w:r>
+      <w:r>
+        <w:rPr>
+          <w:rFonts w:asciiTheme="majorBidi" w:hAnsiTheme="majorBidi" w:cstheme="majorBidi"/>
+          <w:sz w:val="24"/>
+          <w:szCs w:val="24"/>
+        </w:rPr>
+      </w:r>
+      <w:r>
+        <w:rPr>
+          <w:rFonts w:asciiTheme="majorBidi" w:hAnsiTheme="majorBidi" w:cstheme="majorBidi"/>
+          <w:sz w:val="24"/>
+          <w:szCs w:val="24"/>
+        </w:rPr>
+        <w:fldChar w:fldCharType="end"/>
+      </w:r>
+      <w:r>
+        <w:rPr>
+          <w:rFonts w:asciiTheme="majorBidi" w:hAnsiTheme="majorBidi" w:cstheme="majorBidi"/>
+          <w:sz w:val="24"/>
+          <w:szCs w:val="24"/>
+        </w:rPr>
+        <w:fldChar w:fldCharType="separate"/>
+      </w:r>
+      <w:r>
+        <w:rPr>
+          <w:rFonts w:asciiTheme="majorBidi" w:hAnsiTheme="majorBidi" w:cstheme="majorBidi"/>
+          <w:noProof/>
+          <w:sz w:val="24"/>
+          <w:szCs w:val="24"/>
+        </w:rPr>
+        <w:t>(Rosenberg, 2023; Rosenberg, 2024; USBR, 2026)</w:t>
+      </w:r>
+      <w:r>
+        <w:rPr>
+          <w:rFonts w:asciiTheme="majorBidi" w:hAnsiTheme="majorBidi" w:cstheme="majorBidi"/>
+          <w:sz w:val="24"/>
+          <w:szCs w:val="24"/>
+        </w:rPr>
+        <w:fldChar w:fldCharType="end"/>
+      </w:r>
+      <w:r>
+        <w:rPr>
+          <w:rFonts w:asciiTheme="majorBidi" w:hAnsiTheme="majorBidi" w:cstheme="majorBidi"/>
+          <w:sz w:val="24"/>
+          <w:szCs w:val="24"/>
+        </w:rPr>
+        <w:t xml:space="preserve">. </w:t>
       </w:r>
     </w:p>
     <w:p>
@@ -10598,7 +10532,7 @@
                     <pic:cNvPicPr/>
                   </pic:nvPicPr>
                   <pic:blipFill>
-                    <a:blip r:embed="rId16"/>
+                    <a:blip r:embed="rId12"/>
                     <a:stretch>
                       <a:fillRect/>
                     </a:stretch>
@@ -10654,7 +10588,68 @@
           <w:sz w:val="24"/>
           <w:szCs w:val="24"/>
         </w:rPr>
-        <w:t>Conceptual models showing when the {USBR, 2026 #3107} formula to calculate credits for the Storage and Recovery program is correct (Case 1, left) and incorrect (Case 2, right).</w:t>
+        <w:t xml:space="preserve">Conceptual models showing when the </w:t>
+      </w:r>
+      <w:r>
+        <w:rPr>
+          <w:rFonts w:asciiTheme="majorBidi" w:hAnsiTheme="majorBidi" w:cstheme="majorBidi"/>
+          <w:b/>
+          <w:bCs/>
+          <w:sz w:val="24"/>
+          <w:szCs w:val="24"/>
+        </w:rPr>
+        <w:fldChar w:fldCharType="begin"/>
+      </w:r>
+      <w:r>
+        <w:rPr>
+          <w:rFonts w:asciiTheme="majorBidi" w:hAnsiTheme="majorBidi" w:cstheme="majorBidi"/>
+          <w:b/>
+          <w:bCs/>
+          <w:sz w:val="24"/>
+          <w:szCs w:val="24"/>
+        </w:rPr>
+        <w:instrText xml:space="preserve"> ADDIN EN.CITE &lt;EndNote&gt;&lt;Cite&gt;&lt;Author&gt;USBR&lt;/Author&gt;&lt;Year&gt;2026&lt;/Year&gt;&lt;RecNum&gt;3107&lt;/RecNum&gt;&lt;DisplayText&gt;(USBR, 2026)&lt;/DisplayText&gt;&lt;record&gt;&lt;rec-number&gt;3107&lt;/rec-number&gt;&lt;foreign-keys&gt;&lt;key app="EN" db-id="xxt5ta9pd995dwesap0pdzzp2weaz0w9werf" timestamp="1772056442"&gt;3107&lt;/key&gt;&lt;/foreign-keys&gt;&lt;ref-type name="Report"&gt;27&lt;/ref-type&gt;&lt;contributors&gt;&lt;authors&gt;&lt;author&gt;USBR&lt;/author&gt;&lt;/authors&gt;&lt;/contributors&gt;&lt;titles&gt;&lt;title&gt;Post-2026 Operational Guidelines and Strategies for Lake Powell and Lake Mead – Draft Environmental Impact Statement&lt;/title&gt;&lt;/titles&gt;&lt;dates&gt;&lt;year&gt;2026&lt;/year&gt;&lt;/dates&gt;&lt;publisher&gt;U.S. Bureau of Reclamation&lt;/publisher&gt;&lt;urls&gt;&lt;related-urls&gt;&lt;url&gt;https://www.usbr.gov/ColoradoRiverBasin/post2026/draft-eis/&lt;/url&gt;&lt;/related-urls&gt;&lt;/urls&gt;&lt;/record&gt;&lt;/Cite&gt;&lt;/EndNote&gt;</w:instrText>
+      </w:r>
+      <w:r>
+        <w:rPr>
+          <w:rFonts w:asciiTheme="majorBidi" w:hAnsiTheme="majorBidi" w:cstheme="majorBidi"/>
+          <w:b/>
+          <w:bCs/>
+          <w:sz w:val="24"/>
+          <w:szCs w:val="24"/>
+        </w:rPr>
+        <w:fldChar w:fldCharType="separate"/>
+      </w:r>
+      <w:r>
+        <w:rPr>
+          <w:rFonts w:asciiTheme="majorBidi" w:hAnsiTheme="majorBidi" w:cstheme="majorBidi"/>
+          <w:b/>
+          <w:bCs/>
+          <w:noProof/>
+          <w:sz w:val="24"/>
+          <w:szCs w:val="24"/>
+        </w:rPr>
+        <w:t>(USBR, 2026)</w:t>
+      </w:r>
+      <w:r>
+        <w:rPr>
+          <w:rFonts w:asciiTheme="majorBidi" w:hAnsiTheme="majorBidi" w:cstheme="majorBidi"/>
+          <w:b/>
+          <w:bCs/>
+          <w:sz w:val="24"/>
+          <w:szCs w:val="24"/>
+        </w:rPr>
+        <w:fldChar w:fldCharType="end"/>
+      </w:r>
+      <w:r>
+        <w:rPr>
+          <w:rFonts w:asciiTheme="majorBidi" w:hAnsiTheme="majorBidi" w:cstheme="majorBidi"/>
+          <w:b/>
+          <w:bCs/>
+          <w:sz w:val="24"/>
+          <w:szCs w:val="24"/>
+        </w:rPr>
+        <w:t xml:space="preserve"> formula to calculate credits for the Storage and Recovery program is correct (Case 1, left) and incorrect (Case 2, right).</w:t>
       </w:r>
       <w:r>
         <w:rPr>
@@ -10962,7 +10957,7 @@
         </w:rPr>
         <w:t xml:space="preserve">reservoir </w:t>
       </w:r>
-      <w:commentRangeStart w:id="2"/>
+      <w:commentRangeStart w:id="0"/>
       <w:r>
         <w:rPr>
           <w:rFonts w:asciiTheme="majorBidi" w:hAnsiTheme="majorBidi" w:cstheme="majorBidi"/>
@@ -10971,7 +10966,7 @@
         </w:rPr>
         <w:t>inflow</w:t>
       </w:r>
-      <w:commentRangeEnd w:id="2"/>
+      <w:commentRangeEnd w:id="0"/>
       <w:r>
         <w:rPr>
           <w:rStyle w:val="CommentReference"/>
@@ -10979,7 +10974,7 @@
           <w:sz w:val="24"/>
           <w:szCs w:val="24"/>
         </w:rPr>
-        <w:commentReference w:id="2"/>
+        <w:commentReference w:id="0"/>
       </w:r>
       <w:r>
         <w:rPr>
@@ -11045,7 +11040,7 @@
         </w:rPr>
         <w:t xml:space="preserve"> within their available water (account balance). </w:t>
       </w:r>
-      <w:commentRangeStart w:id="3"/>
+      <w:commentRangeStart w:id="1"/>
       <w:r>
         <w:rPr>
           <w:rFonts w:asciiTheme="majorBidi" w:hAnsiTheme="majorBidi" w:cstheme="majorBidi"/>
@@ -11054,7 +11049,7 @@
         </w:rPr>
         <w:t>Users carry over end-of-year account balances to the next year</w:t>
       </w:r>
-      <w:commentRangeEnd w:id="3"/>
+      <w:commentRangeEnd w:id="1"/>
       <w:r>
         <w:rPr>
           <w:rStyle w:val="CommentReference"/>
@@ -11062,7 +11057,7 @@
           <w:sz w:val="24"/>
           <w:szCs w:val="24"/>
         </w:rPr>
-        <w:commentReference w:id="3"/>
+        <w:commentReference w:id="1"/>
       </w:r>
       <w:r>
         <w:rPr>
@@ -11118,7 +11113,40 @@
           <w:sz w:val="24"/>
           <w:szCs w:val="24"/>
         </w:rPr>
-        <w:t>{Myers, 2025 #3103}</w:t>
+        <w:fldChar w:fldCharType="begin"/>
+      </w:r>
+      <w:r>
+        <w:rPr>
+          <w:rFonts w:asciiTheme="majorBidi" w:hAnsiTheme="majorBidi" w:cstheme="majorBidi"/>
+          <w:sz w:val="24"/>
+          <w:szCs w:val="24"/>
+        </w:rPr>
+        <w:instrText xml:space="preserve"> ADDIN EN.CITE &lt;EndNote&gt;&lt;Cite&gt;&lt;Author&gt;Myers&lt;/Author&gt;&lt;Year&gt;2025&lt;/Year&gt;&lt;RecNum&gt;3103&lt;/RecNum&gt;&lt;DisplayText&gt;(Myers et al., 2025)&lt;/DisplayText&gt;&lt;record&gt;&lt;rec-number&gt;3103&lt;/rec-number&gt;&lt;foreign-keys&gt;&lt;key app="EN" db-id="xxt5ta9pd995dwesap0pdzzp2weaz0w9werf" timestamp="1762385688"&gt;3103&lt;/key&gt;&lt;/foreign-keys&gt;&lt;ref-type name="Journal Article"&gt;17&lt;/ref-type&gt;&lt;contributors&gt;&lt;authors&gt;&lt;author&gt;Anabelle Myers&lt;/author&gt;&lt;author&gt;David Rosenberg&lt;/author&gt;&lt;author&gt;Hadia Akbar&lt;/author&gt;&lt;author&gt;Erik Porse&lt;/author&gt;&lt;/authors&gt;&lt;/contributors&gt;&lt;titles&gt;&lt;title&gt;Immersive Model for Lake Mead Based on the Principle of Divide Reservoir Inflow&lt;/title&gt;&lt;secondary-title&gt;Hydroshare&lt;/secondary-title&gt;&lt;/titles&gt;&lt;periodical&gt;&lt;full-title&gt;Hydroshare&lt;/full-title&gt;&lt;/periodical&gt;&lt;dates&gt;&lt;year&gt;2025&lt;/year&gt;&lt;/dates&gt;&lt;urls&gt;&lt;/urls&gt;&lt;electronic-resource-num&gt;http://www.hydroshare.org/resource/23bf9eb290ce4c6a8290c214e6b04da4&lt;/electronic-resource-num&gt;&lt;/record&gt;&lt;/Cite&gt;&lt;/EndNote&gt;</w:instrText>
+      </w:r>
+      <w:r>
+        <w:rPr>
+          <w:rFonts w:asciiTheme="majorBidi" w:hAnsiTheme="majorBidi" w:cstheme="majorBidi"/>
+          <w:sz w:val="24"/>
+          <w:szCs w:val="24"/>
+        </w:rPr>
+        <w:fldChar w:fldCharType="separate"/>
+      </w:r>
+      <w:r>
+        <w:rPr>
+          <w:rFonts w:asciiTheme="majorBidi" w:hAnsiTheme="majorBidi" w:cstheme="majorBidi"/>
+          <w:noProof/>
+          <w:sz w:val="24"/>
+          <w:szCs w:val="24"/>
+        </w:rPr>
+        <w:t>(Myers et al., 2025)</w:t>
+      </w:r>
+      <w:r>
+        <w:rPr>
+          <w:rFonts w:asciiTheme="majorBidi" w:hAnsiTheme="majorBidi" w:cstheme="majorBidi"/>
+          <w:sz w:val="24"/>
+          <w:szCs w:val="24"/>
+        </w:rPr>
+        <w:fldChar w:fldCharType="end"/>
       </w:r>
       <w:r>
         <w:rPr>
@@ -11661,7 +11689,7 @@
         </w:rPr>
         <w:t xml:space="preserve"> it allows for some decoupling of Lake Powell and Lake Mead operations that introduce operational </w:t>
       </w:r>
-      <w:commentRangeStart w:id="4"/>
+      <w:commentRangeStart w:id="2"/>
       <w:r>
         <w:rPr>
           <w:rFonts w:asciiTheme="majorBidi" w:hAnsiTheme="majorBidi" w:cstheme="majorBidi"/>
@@ -11670,7 +11698,7 @@
         </w:rPr>
         <w:t>flexibility</w:t>
       </w:r>
-      <w:commentRangeEnd w:id="4"/>
+      <w:commentRangeEnd w:id="2"/>
       <w:r>
         <w:rPr>
           <w:rStyle w:val="CommentReference"/>
@@ -11678,7 +11706,7 @@
           <w:sz w:val="24"/>
           <w:szCs w:val="24"/>
         </w:rPr>
-        <w:commentReference w:id="4"/>
+        <w:commentReference w:id="2"/>
       </w:r>
       <w:r>
         <w:rPr>
@@ -11955,7 +11983,7 @@
         </w:rPr>
         <w:t xml:space="preserve"> independent of other </w:t>
       </w:r>
-      <w:commentRangeStart w:id="5"/>
+      <w:commentRangeStart w:id="3"/>
       <w:r>
         <w:rPr>
           <w:rFonts w:asciiTheme="majorBidi" w:hAnsiTheme="majorBidi" w:cstheme="majorBidi"/>
@@ -11964,7 +11992,7 @@
         </w:rPr>
         <w:t>users</w:t>
       </w:r>
-      <w:commentRangeEnd w:id="5"/>
+      <w:commentRangeEnd w:id="3"/>
       <w:r>
         <w:rPr>
           <w:rStyle w:val="CommentReference"/>
@@ -11972,7 +12000,7 @@
           <w:sz w:val="24"/>
           <w:szCs w:val="24"/>
         </w:rPr>
-        <w:commentReference w:id="5"/>
+        <w:commentReference w:id="3"/>
       </w:r>
       <w:r>
         <w:rPr>
@@ -14192,6 +14220,25 @@
         <w:ind w:left="720" w:hanging="720"/>
       </w:pPr>
       <w:r>
+        <w:t xml:space="preserve">Colby, B., Hansen, K., and Sorensen, K. (2025). "Policy Nook — Policy Note: Tough Tradeoffs in the Colorado River Basin." </w:t>
+      </w:r>
+      <w:r>
+        <w:rPr>
+          <w:i/>
+        </w:rPr>
+        <w:t>Water Economics and Policy</w:t>
+      </w:r>
+      <w:r>
+        <w:t>, 11(04), 2471002. 10.1142/s2382624x24710024.</w:t>
+      </w:r>
+    </w:p>
+    <w:p>
+      <w:pPr>
+        <w:pStyle w:val="EndNoteBibliography"/>
+        <w:spacing w:after="0"/>
+        <w:ind w:left="720" w:hanging="720"/>
+      </w:pPr>
+      <w:r>
         <w:t xml:space="preserve">Cutter, S. L., Boruff, B. J., and Shirley, W. L. (2003). "Social Vulnerability to Environmental Hazards*." </w:t>
       </w:r>
       <w:r>
@@ -14248,6 +14295,36 @@
     <w:p>
       <w:pPr>
         <w:pStyle w:val="EndNoteBibliography"/>
+        <w:spacing w:after="0"/>
+        <w:ind w:left="720" w:hanging="720"/>
+      </w:pPr>
+      <w:r>
+        <w:t xml:space="preserve">Fleck, J., and Castle, A. (2022). "Green Light for Adaptive Policies on the Colorado River." </w:t>
+      </w:r>
+      <w:r>
+        <w:rPr>
+          <w:i/>
+        </w:rPr>
+        <w:t>Water</w:t>
+      </w:r>
+      <w:r>
+        <w:t xml:space="preserve">, 14(1), 2. </w:t>
+      </w:r>
+      <w:hyperlink r:id="rId27" w:history="1">
+        <w:r>
+          <w:rPr>
+            <w:rStyle w:val="Hyperlink"/>
+          </w:rPr>
+          <w:t>https://www.mdpi.com/2073-4441/14/1/2</w:t>
+        </w:r>
+      </w:hyperlink>
+      <w:r>
+        <w:t>.</w:t>
+      </w:r>
+    </w:p>
+    <w:p>
+      <w:pPr>
+        <w:pStyle w:val="EndNoteBibliography"/>
         <w:ind w:left="720" w:hanging="720"/>
       </w:pPr>
       <w:r>
@@ -14269,7 +14346,7 @@
         <w:spacing w:after="0"/>
         <w:ind w:left="720" w:hanging="720"/>
       </w:pPr>
-      <w:hyperlink r:id="rId27" w:history="1">
+      <w:hyperlink r:id="rId28" w:history="1">
         <w:r>
           <w:rPr>
             <w:rStyle w:val="Hyperlink"/>
@@ -14279,36 +14356,6 @@
       </w:hyperlink>
       <w:r>
         <w:t>=.</w:t>
-      </w:r>
-    </w:p>
-    <w:p>
-      <w:pPr>
-        <w:pStyle w:val="EndNoteBibliography"/>
-        <w:spacing w:after="0"/>
-        <w:ind w:left="720" w:hanging="720"/>
-      </w:pPr>
-      <w:r>
-        <w:t xml:space="preserve">Harou, J., Pulido-Velazquez, M., Rosenberg, D. E., Josue Medellin-Azuara, Lund, J. R., and Howitt, R. E. (2009). "Hydro-economic Models: Concepts, Design, Applications, and Future Prospects." </w:t>
-      </w:r>
-      <w:r>
-        <w:rPr>
-          <w:i/>
-        </w:rPr>
-        <w:t>Journal of Hydrology</w:t>
-      </w:r>
-      <w:r>
-        <w:t xml:space="preserve">, 375(3-4), 627-643. </w:t>
-      </w:r>
-      <w:hyperlink r:id="rId28" w:history="1">
-        <w:r>
-          <w:rPr>
-            <w:rStyle w:val="Hyperlink"/>
-          </w:rPr>
-          <w:t>https://doi.org/10.1016/j.jhydrol.2009.06.037</w:t>
-        </w:r>
-      </w:hyperlink>
-      <w:r>
-        <w:t>.</w:t>
       </w:r>
     </w:p>
     <w:p>
@@ -14379,6 +14426,25 @@
         <w:ind w:left="720" w:hanging="720"/>
       </w:pPr>
       <w:r>
+        <w:t xml:space="preserve">Huizar, L., Díaz, S., Lansey, K., and Arnold, R. (2023). "Water Supply in the Lower Colorado River Basin: Effectiveness of the 2019 Drought Contingency Plan." </w:t>
+      </w:r>
+      <w:r>
+        <w:rPr>
+          <w:i/>
+        </w:rPr>
+        <w:t>Journal of Environmental Engineering</w:t>
+      </w:r>
+      <w:r>
+        <w:t>, 149(10), 04023058. doi:10.1061/JOEEDU.EEENG-7324.</w:t>
+      </w:r>
+    </w:p>
+    <w:p>
+      <w:pPr>
+        <w:pStyle w:val="EndNoteBibliography"/>
+        <w:spacing w:after="0"/>
+        <w:ind w:left="720" w:hanging="720"/>
+      </w:pPr>
+      <w:r>
         <w:t xml:space="preserve">IBWC. (2021). "Minutes between the United States and Mexican Sections of the IBWC." United States Section, </w:t>
       </w:r>
       <w:hyperlink r:id="rId31" w:history="1">
@@ -14430,27 +14496,16 @@
         <w:ind w:left="720" w:hanging="720"/>
       </w:pPr>
       <w:r>
-        <w:t xml:space="preserve">Kasprzyk, J. R., Nataraj, S., Reed, P. M., and Lempert, R. J. (2013). "Many objective robust decision making for complex environmental systems undergoing change." </w:t>
+        <w:t xml:space="preserve">Kuhn, E., and Fleck, J. (2019). </w:t>
       </w:r>
       <w:r>
         <w:rPr>
           <w:i/>
         </w:rPr>
-        <w:t>Environmental Modelling &amp; Software</w:t>
-      </w:r>
-      <w:r>
-        <w:t xml:space="preserve">, 42(0), 55-71. </w:t>
-      </w:r>
-      <w:hyperlink r:id="rId33" w:history="1">
-        <w:r>
-          <w:rPr>
-            <w:rStyle w:val="Hyperlink"/>
-          </w:rPr>
-          <w:t>http://dx.doi.org/10.1016/j.envsoft.2012.12.007</w:t>
-        </w:r>
-      </w:hyperlink>
-      <w:r>
-        <w:t>.</w:t>
+        <w:t>Science Be Dammed: How Ignoring Inconvenient Science Drained the Colorado River</w:t>
+      </w:r>
+      <w:r>
+        <w:t>, University of Arizona Press.</w:t>
       </w:r>
     </w:p>
     <w:p>
@@ -14460,37 +14515,18 @@
         <w:ind w:left="720" w:hanging="720"/>
       </w:pPr>
       <w:r>
-        <w:t xml:space="preserve">Kuhn, E., and Fleck, J. (2019). </w:t>
+        <w:t xml:space="preserve">Meehan, K., Jepson, W., Harris, L. M., Wutich, A., Beresford, M., Fencl, A., London, J., Pierce, G., Radonic, L., Wells, C., Wilson, N. J., Adams, E. A., Arsenault, R., Brewis, A., Harrington, V., Lambrinidou, Y., McGregor, D., Patrick, R., Pauli, B., Pearson, A. L., Shah, S., Splichalova, D., Workman, C., and Young, S. (2020). "Exposing the myths of household water insecurity in the global north: A critical review." </w:t>
       </w:r>
       <w:r>
         <w:rPr>
           <w:i/>
         </w:rPr>
-        <w:t>Science Be Dammed: How Ignoring Inconvenient Science Drained the Colorado River</w:t>
-      </w:r>
-      <w:r>
-        <w:t>, University of Arizona Press.</w:t>
-      </w:r>
-    </w:p>
-    <w:p>
-      <w:pPr>
-        <w:pStyle w:val="EndNoteBibliography"/>
-        <w:spacing w:after="0"/>
-        <w:ind w:left="720" w:hanging="720"/>
-      </w:pPr>
-      <w:r>
-        <w:t xml:space="preserve">Meehan, K., Jepson, W., Harris, L. M., Wutich, A., Beresford, M., Fencl, A., London, J., Pierce, G., Radonic, L., Wells, C., Wilson, N. J., Adams, E. A., Arsenault, R., Brewis, A., Harrington, V., Lambrinidou, Y., McGregor, D., Patrick, R., Pauli, B., Pearson, A. L., Shah, S., Splichalova, D., Workman, C., and Young, S. (2020). "Exposing the myths of household water insecurity in the global north: A critical review." </w:t>
-      </w:r>
-      <w:r>
-        <w:rPr>
-          <w:i/>
-        </w:rPr>
         <w:t>WIREs Water</w:t>
       </w:r>
       <w:r>
         <w:t xml:space="preserve">, 7(6), e1486. </w:t>
       </w:r>
-      <w:hyperlink r:id="rId34" w:history="1">
+      <w:hyperlink r:id="rId33" w:history="1">
         <w:r>
           <w:rPr>
             <w:rStyle w:val="Hyperlink"/>
@@ -14528,18 +14564,27 @@
         <w:ind w:left="720" w:hanging="720"/>
       </w:pPr>
       <w:r>
-        <w:t xml:space="preserve">Mitchell, R., Shawcroft, G., Lopez, E., and Gebhart, B. (2024). "Upper Division States Alternative." </w:t>
-      </w:r>
-      <w:hyperlink r:id="rId35" w:history="1">
+        <w:t xml:space="preserve">Myers, A., Rosenberg, D., Akbar, H., and Porse, E. (2025). "Immersive Model for Lake Mead Based on the Principle of Divide Reservoir Inflow." </w:t>
+      </w:r>
+      <w:r>
+        <w:rPr>
+          <w:i/>
+        </w:rPr>
+        <w:t>Hydroshare</w:t>
+      </w:r>
+      <w:r>
+        <w:t xml:space="preserve">. </w:t>
+      </w:r>
+      <w:hyperlink r:id="rId34" w:history="1">
         <w:r>
           <w:rPr>
             <w:rStyle w:val="Hyperlink"/>
           </w:rPr>
-          <w:t>http://www.ucrcommission.com/wp-content/uploads/2024/03/UDS-Alternative-Submittal-March-5-2024.pdf</w:t>
+          <w:t>http://www.hydroshare.org/resource/23bf9eb290ce4c6a8290c214e6b04da4</w:t>
         </w:r>
       </w:hyperlink>
       <w:r>
-        <w:t xml:space="preserve"> [Accessed on: August 14, 2024].</w:t>
+        <w:t>.</w:t>
       </w:r>
     </w:p>
     <w:p>
@@ -14560,7 +14605,7 @@
       <w:r>
         <w:t xml:space="preserve">, 19(3), 1419. </w:t>
       </w:r>
-      <w:hyperlink r:id="rId36" w:history="1">
+      <w:hyperlink r:id="rId35" w:history="1">
         <w:r>
           <w:rPr>
             <w:rStyle w:val="Hyperlink"/>
@@ -14579,9 +14624,9 @@
         <w:ind w:left="720" w:hanging="720"/>
       </w:pPr>
       <w:r>
-        <w:t xml:space="preserve">Pitt, J., Miller, B., Funk, A., Rice, M., Hawes, T., Moran, K., and Porterfield, S. (2024 ). "Conservation Groups’ Cooperative Conservation Alternative for Post-2026 Colorado River Guidelines Operations and Strategies." Reclamation. </w:t>
-      </w:r>
-      <w:hyperlink r:id="rId37" w:history="1">
+        <w:t xml:space="preserve">Pitt, J., Miller, B., Funk, A., Rice, M., Hawes, T., Moran, K., and Porterfield, S. (2024). "Conservation Groups’ Cooperative Conservation Alternative for Post-2026 Colorado River Guidelines Operations and Strategies." Reclamation. </w:t>
+      </w:r>
+      <w:hyperlink r:id="rId36" w:history="1">
         <w:r>
           <w:rPr>
             <w:rStyle w:val="Hyperlink"/>
@@ -14600,23 +14645,44 @@
         <w:ind w:left="720" w:hanging="720"/>
       </w:pPr>
       <w:r>
-        <w:t xml:space="preserve">Porse, E. C., Sandoval-Solis, S., and Lane, B. A. (2015). "Integrating Environmental Flows into Multi-Objective Reservoir Management for a Transboundary, Water-Scarce River Basin: Rio Grande/Bravo." </w:t>
+        <w:t xml:space="preserve">Robison, J. A. (2017). "The Colorado River Revisited." </w:t>
       </w:r>
       <w:r>
         <w:rPr>
           <w:i/>
         </w:rPr>
-        <w:t>Water Resources Management</w:t>
-      </w:r>
-      <w:r>
-        <w:t xml:space="preserve">, 29(8), 2471-2484. </w:t>
+        <w:t>University of Colorado Law Review</w:t>
+      </w:r>
+      <w:r>
+        <w:t xml:space="preserve">, 88(3). </w:t>
+      </w:r>
+      <w:hyperlink r:id="rId37" w:history="1">
+        <w:r>
+          <w:rPr>
+            <w:rStyle w:val="Hyperlink"/>
+          </w:rPr>
+          <w:t>https://heinonline.org/HOL/Page?handle=hein.journals/ucollr88&amp;id=511&amp;collection=journals&amp;index</w:t>
+        </w:r>
+      </w:hyperlink>
+      <w:r>
+        <w:t>=.</w:t>
+      </w:r>
+    </w:p>
+    <w:p>
+      <w:pPr>
+        <w:pStyle w:val="EndNoteBibliography"/>
+        <w:spacing w:after="0"/>
+        <w:ind w:left="720" w:hanging="720"/>
+      </w:pPr>
+      <w:r>
+        <w:t xml:space="preserve">Rosenberg, D. E. (2023). "Colorado River Basin Water Accounts: Provoke discussion about more adaptive reservoir operations." Hydroshare.org. </w:t>
       </w:r>
       <w:hyperlink r:id="rId38" w:history="1">
         <w:r>
           <w:rPr>
             <w:rStyle w:val="Hyperlink"/>
           </w:rPr>
-          <w:t>https://doi.org/10.1007/s11269-015-0952-8</w:t>
+          <w:t>https://doi.org/10.4211/hs.090be1e69e734c8991a1c4d8f9b9e21c</w:t>
         </w:r>
       </w:hyperlink>
       <w:r>
@@ -14630,7 +14696,7 @@
         <w:ind w:left="720" w:hanging="720"/>
       </w:pPr>
       <w:r>
-        <w:t xml:space="preserve">Rosenberg, D. E. (2022). "Adapt Lake Mead Releases to Inflow to Give Managers More Flexibility to Slow Reservoir Drawdown." </w:t>
+        <w:t xml:space="preserve">Rosenberg, D. E. (2024). "Lessons from immersive online collaborative modeling to discuss more adaptive reservoir operations." </w:t>
       </w:r>
       <w:r>
         <w:rPr>
@@ -14639,39 +14705,9 @@
         <w:t>Journal of Water Resources Planning and Management</w:t>
       </w:r>
       <w:r>
-        <w:t xml:space="preserve">, 148(10), 02522006. </w:t>
+        <w:t xml:space="preserve">, 150(7). </w:t>
       </w:r>
       <w:hyperlink r:id="rId39" w:history="1">
-        <w:r>
-          <w:rPr>
-            <w:rStyle w:val="Hyperlink"/>
-          </w:rPr>
-          <w:t>https://doi.org/10.1061/(ASCE)WR.1943-5452.0001592</w:t>
-        </w:r>
-      </w:hyperlink>
-      <w:r>
-        <w:t>.</w:t>
-      </w:r>
-    </w:p>
-    <w:p>
-      <w:pPr>
-        <w:pStyle w:val="EndNoteBibliography"/>
-        <w:spacing w:after="0"/>
-        <w:ind w:left="720" w:hanging="720"/>
-      </w:pPr>
-      <w:r>
-        <w:t xml:space="preserve">Rosenberg, D. E. (2024). "Lessons from immersive online collaborative modeling to discuss more adaptive reservoir operations." </w:t>
-      </w:r>
-      <w:r>
-        <w:rPr>
-          <w:i/>
-        </w:rPr>
-        <w:t>Journal of Water Resources Planning and Management</w:t>
-      </w:r>
-      <w:r>
-        <w:t xml:space="preserve">, 150(7). </w:t>
-      </w:r>
-      <w:hyperlink r:id="rId40" w:history="1">
         <w:r>
           <w:rPr>
             <w:rStyle w:val="Hyperlink"/>
@@ -14690,6 +14726,67 @@
         <w:ind w:left="720" w:hanging="720"/>
       </w:pPr>
       <w:r>
+        <w:t xml:space="preserve">Salehabadi, H., Tarboton, D. G., Udall, B., Wheeler, K. G., and Schmidt, J. C. (2022). "An Assessment of Potential Severe Droughts in the Colorado River Basin." </w:t>
+      </w:r>
+      <w:r>
+        <w:rPr>
+          <w:i/>
+        </w:rPr>
+        <w:t>JAWRA Journal of the American Water Resources Association</w:t>
+      </w:r>
+      <w:r>
+        <w:t xml:space="preserve">, 58(6), 1053-1075. </w:t>
+      </w:r>
+      <w:hyperlink r:id="rId40" w:history="1">
+        <w:r>
+          <w:rPr>
+            <w:rStyle w:val="Hyperlink"/>
+          </w:rPr>
+          <w:t>https://doi.org/10.1111/1752-1688.13061</w:t>
+        </w:r>
+      </w:hyperlink>
+      <w:r>
+        <w:t>.</w:t>
+      </w:r>
+    </w:p>
+    <w:p>
+      <w:pPr>
+        <w:pStyle w:val="EndNoteBibliography"/>
+        <w:spacing w:after="0"/>
+        <w:ind w:left="720" w:hanging="720"/>
+      </w:pPr>
+      <w:r>
+        <w:t xml:space="preserve">Salehabadi, H., Tarboton, D. G., Wheeler, K. G., Smith, R., and Baker, S. (2024). "Quantifying and Classifying Streamflow Ensembles Using a Broad Range of Metrics for an Evidence-Based Analysis: Colorado River Case Study." </w:t>
+      </w:r>
+      <w:r>
+        <w:rPr>
+          <w:i/>
+        </w:rPr>
+        <w:t>Water Resources Research</w:t>
+      </w:r>
+      <w:r>
+        <w:t xml:space="preserve">, 60(7), e2024WR037225. </w:t>
+      </w:r>
+      <w:hyperlink r:id="rId41" w:history="1">
+        <w:r>
+          <w:rPr>
+            <w:rStyle w:val="Hyperlink"/>
+          </w:rPr>
+          <w:t>https://doi.org/10.1029/2024WR037225</w:t>
+        </w:r>
+      </w:hyperlink>
+      <w:r>
+        <w:t>.</w:t>
+      </w:r>
+    </w:p>
+    <w:p>
+      <w:pPr>
+        <w:pStyle w:val="EndNoteBibliography"/>
+        <w:spacing w:after="0"/>
+        <w:ind w:left="720" w:hanging="720"/>
+      </w:pPr>
+      <w:r>
+        <w:lastRenderedPageBreak/>
         <w:t xml:space="preserve">Stelter, D. (2022). "Towards a Utah Intentionally Created Surplus Program." </w:t>
       </w:r>
       <w:r>
@@ -14701,7 +14798,7 @@
       <w:r>
         <w:t xml:space="preserve">, 22(2), 4-21. </w:t>
       </w:r>
-      <w:hyperlink r:id="rId41" w:history="1">
+      <w:hyperlink r:id="rId42" w:history="1">
         <w:r>
           <w:rPr>
             <w:rStyle w:val="Hyperlink"/>
@@ -14720,11 +14817,7 @@
         <w:ind w:left="720" w:hanging="720"/>
       </w:pPr>
       <w:r>
-        <w:t xml:space="preserve">Thomas, K., Hardy, R. D., Lazrus, H., Mendez, M., Orlove, B., Rivera-Collazo, I., Roberts, J. T., Rockman, M., Warner, B. P., and Winthrop, R. (2019). "Explaining differential vulnerability to climate </w:t>
-      </w:r>
-      <w:r>
-        <w:lastRenderedPageBreak/>
-        <w:t xml:space="preserve">change: A social science review." </w:t>
+        <w:t xml:space="preserve">Thomas, K., Hardy, R. D., Lazrus, H., Mendez, M., Orlove, B., Rivera-Collazo, I., Roberts, J. T., Rockman, M., Warner, B. P., and Winthrop, R. (2019). "Explaining differential vulnerability to climate change: A social science review." </w:t>
       </w:r>
       <w:r>
         <w:rPr>
@@ -14735,7 +14828,7 @@
       <w:r>
         <w:t xml:space="preserve">, 10(2), e565. </w:t>
       </w:r>
-      <w:hyperlink r:id="rId42" w:history="1">
+      <w:hyperlink r:id="rId43" w:history="1">
         <w:r>
           <w:rPr>
             <w:rStyle w:val="Hyperlink"/>
@@ -14765,7 +14858,7 @@
       <w:r>
         <w:t xml:space="preserve">. </w:t>
       </w:r>
-      <w:hyperlink r:id="rId43" w:history="1">
+      <w:hyperlink r:id="rId44" w:history="1">
         <w:r>
           <w:rPr>
             <w:rStyle w:val="Hyperlink"/>
@@ -14795,7 +14888,7 @@
       <w:r>
         <w:t xml:space="preserve">. </w:t>
       </w:r>
-      <w:hyperlink r:id="rId44" w:history="1">
+      <w:hyperlink r:id="rId45" w:history="1">
         <w:r>
           <w:rPr>
             <w:rStyle w:val="Hyperlink"/>
@@ -14814,9 +14907,39 @@
         <w:ind w:left="720" w:hanging="720"/>
       </w:pPr>
       <w:r>
+        <w:t xml:space="preserve">Udall, B., and Overpeck, J. (2017). "The twenty‐first century Colorado River hot drought and implications for the future." </w:t>
+      </w:r>
+      <w:r>
+        <w:rPr>
+          <w:i/>
+        </w:rPr>
+        <w:t>Water Resources Research</w:t>
+      </w:r>
+      <w:r>
+        <w:t xml:space="preserve">, 53(3), 2404-2418. </w:t>
+      </w:r>
+      <w:hyperlink r:id="rId46" w:history="1">
+        <w:r>
+          <w:rPr>
+            <w:rStyle w:val="Hyperlink"/>
+          </w:rPr>
+          <w:t>https://doi.org/10.1002/2016WR019638</w:t>
+        </w:r>
+      </w:hyperlink>
+      <w:r>
+        <w:t>.</w:t>
+      </w:r>
+    </w:p>
+    <w:p>
+      <w:pPr>
+        <w:pStyle w:val="EndNoteBibliography"/>
+        <w:spacing w:after="0"/>
+        <w:ind w:left="720" w:hanging="720"/>
+      </w:pPr>
+      <w:r>
         <w:t xml:space="preserve">USBR. (2007). "Record of Decision: Colorado River Interim Guidelines for Lower Basin Shortages and Coordinated Operations for Lakes Powell and Mead." U.S. Bureau of Reclamation. </w:t>
       </w:r>
-      <w:hyperlink r:id="rId45" w:history="1">
+      <w:hyperlink r:id="rId47" w:history="1">
         <w:r>
           <w:rPr>
             <w:rStyle w:val="Hyperlink"/>
@@ -14837,7 +14960,7 @@
       <w:r>
         <w:t xml:space="preserve">USBR. (2019). "Agreement Concerning Colorado River Drought Contingency Management and Operations." U.S. Bureau of Reclamation, Washington, DC. </w:t>
       </w:r>
-      <w:hyperlink r:id="rId46" w:history="1">
+      <w:hyperlink r:id="rId48" w:history="1">
         <w:r>
           <w:rPr>
             <w:rStyle w:val="Hyperlink"/>
@@ -14858,7 +14981,7 @@
       <w:r>
         <w:t xml:space="preserve">USBR. (2021a). "Boulder Canyon Operations Office - Program and Activities: Water Accounting Reports." U.S. Bureau of Reclamation. </w:t>
       </w:r>
-      <w:hyperlink r:id="rId47" w:history="1">
+      <w:hyperlink r:id="rId49" w:history="1">
         <w:r>
           <w:rPr>
             <w:rStyle w:val="Hyperlink"/>
@@ -14879,7 +15002,7 @@
       <w:r>
         <w:t xml:space="preserve">USBR. (2021b). "Pilot System Conservation Program." U.S. Bureau of Reclamation, </w:t>
       </w:r>
-      <w:hyperlink r:id="rId48" w:history="1">
+      <w:hyperlink r:id="rId50" w:history="1">
         <w:r>
           <w:rPr>
             <w:rStyle w:val="Hyperlink"/>
@@ -14898,6 +15021,26 @@
         <w:ind w:left="720" w:hanging="720"/>
       </w:pPr>
       <w:r>
+        <w:t xml:space="preserve">USBR. (2026). "Post-2026 Operational Guidelines and Strategies for Lake Powell and Lake Mead – Draft Environmental Impact Statement." U.S. Bureau of Reclamation. </w:t>
+      </w:r>
+      <w:hyperlink r:id="rId51" w:history="1">
+        <w:r>
+          <w:rPr>
+            <w:rStyle w:val="Hyperlink"/>
+          </w:rPr>
+          <w:t>https://www.usbr.gov/ColoradoRiverBasin/post2026/draft-eis/</w:t>
+        </w:r>
+      </w:hyperlink>
+      <w:r>
+        <w:t>.</w:t>
+      </w:r>
+    </w:p>
+    <w:p>
+      <w:pPr>
+        <w:pStyle w:val="EndNoteBibliography"/>
+        <w:ind w:left="720" w:hanging="720"/>
+      </w:pPr>
+      <w:r>
         <w:t xml:space="preserve">Wakhungu, M. J., Abdel-Mottaleb, N., Wells, E. C., and Zhang, Q. (2021). "Geospatial Vulnerability Framework for Identifying Water Infrastructure Inequalities." </w:t>
       </w:r>
       <w:r>
@@ -14909,92 +15052,12 @@
       <w:r>
         <w:t xml:space="preserve">, 147(9), 04021034. </w:t>
       </w:r>
-      <w:hyperlink r:id="rId49" w:history="1">
+      <w:hyperlink r:id="rId52" w:history="1">
         <w:r>
           <w:rPr>
             <w:rStyle w:val="Hyperlink"/>
           </w:rPr>
           <w:t>https://doi.org/10.1061/(ASCE)EE.1943-7870.0001903</w:t>
-        </w:r>
-      </w:hyperlink>
-      <w:r>
-        <w:t>.</w:t>
-      </w:r>
-    </w:p>
-    <w:p>
-      <w:pPr>
-        <w:pStyle w:val="EndNoteBibliography"/>
-        <w:spacing w:after="0"/>
-        <w:ind w:left="720" w:hanging="720"/>
-      </w:pPr>
-      <w:r>
-        <w:t xml:space="preserve">Wang, J., and Schmidt, J. C. (2020). "Stream flow and Losses of the Colorado River in the Southern Colorado Plateau." Center for Colorado River Studies, Utah State University, Logan, Utah. </w:t>
-      </w:r>
-      <w:hyperlink r:id="rId50" w:history="1">
-        <w:r>
-          <w:rPr>
-            <w:rStyle w:val="Hyperlink"/>
-          </w:rPr>
-          <w:t>https://qcnr.usu.edu/coloradoriver/files/WhitePaper5.pdf</w:t>
-        </w:r>
-      </w:hyperlink>
-      <w:r>
-        <w:t>.</w:t>
-      </w:r>
-    </w:p>
-    <w:p>
-      <w:pPr>
-        <w:pStyle w:val="EndNoteBibliography"/>
-        <w:spacing w:after="0"/>
-        <w:ind w:left="720" w:hanging="720"/>
-      </w:pPr>
-      <w:r>
-        <w:t xml:space="preserve">Yates, D., Sieber, J., Purkey, D., and Huber-Lee, A. (2005). "WEAP21 - A demand-, priority-, and preference-driven water planning model Part 1: Model characteristics." </w:t>
-      </w:r>
-      <w:r>
-        <w:rPr>
-          <w:i/>
-        </w:rPr>
-        <w:t>Water International</w:t>
-      </w:r>
-      <w:r>
-        <w:t xml:space="preserve">, 30(4), 487-500. </w:t>
-      </w:r>
-      <w:hyperlink r:id="rId51" w:history="1">
-        <w:r>
-          <w:rPr>
-            <w:rStyle w:val="Hyperlink"/>
-          </w:rPr>
-          <w:t>https://doi.org/10.1080/02508060508691893</w:t>
-        </w:r>
-      </w:hyperlink>
-      <w:r>
-        <w:t>.</w:t>
-      </w:r>
-    </w:p>
-    <w:p>
-      <w:pPr>
-        <w:pStyle w:val="EndNoteBibliography"/>
-        <w:ind w:left="720" w:hanging="720"/>
-      </w:pPr>
-      <w:r>
-        <w:t xml:space="preserve">Zagona, E. A., Fulp, T. J., Shane, R., Magee, T., and Goranflo, H. M. (2001). "Riverware: A Generalized Tool for Complex Reservoir System Modeling." </w:t>
-      </w:r>
-      <w:r>
-        <w:rPr>
-          <w:i/>
-        </w:rPr>
-        <w:t>JAWRA Journal of the American Water Resources Association</w:t>
-      </w:r>
-      <w:r>
-        <w:t xml:space="preserve">, 37(4), 913-929. </w:t>
-      </w:r>
-      <w:hyperlink r:id="rId52" w:history="1">
-        <w:r>
-          <w:rPr>
-            <w:rStyle w:val="Hyperlink"/>
-          </w:rPr>
-          <w:t>https://doi.org/10.1111/j.1752-1688.2001.tb05522.x</w:t>
         </w:r>
       </w:hyperlink>
       <w:r>
@@ -15031,7 +15094,7 @@
 
 <file path=word/comments.xml><?xml version="1.0" encoding="utf-8"?>
 <w:comments xmlns:wpc="http://schemas.microsoft.com/office/word/2010/wordprocessingCanvas" xmlns:cx="http://schemas.microsoft.com/office/drawing/2014/chartex" xmlns:cx1="http://schemas.microsoft.com/office/drawing/2015/9/8/chartex" xmlns:cx2="http://schemas.microsoft.com/office/drawing/2015/10/21/chartex" xmlns:cx3="http://schemas.microsoft.com/office/drawing/2016/5/9/chartex" xmlns:cx4="http://schemas.microsoft.com/office/drawing/2016/5/10/chartex" xmlns:cx5="http://schemas.microsoft.com/office/drawing/2016/5/11/chartex" xmlns:cx6="http://schemas.microsoft.com/office/drawing/2016/5/12/chartex" xmlns:cx7="http://schemas.microsoft.com/office/drawing/2016/5/13/chartex" xmlns:cx8="http://schemas.microsoft.com/office/drawing/2016/5/14/chartex" xmlns:mc="http://schemas.openxmlformats.org/markup-compatibility/2006" xmlns:aink="http://schemas.microsoft.com/office/drawing/2016/ink" xmlns:am3d="http://schemas.microsoft.com/office/drawing/2017/model3d" xmlns:o="urn:schemas-microsoft-com:office:office" xmlns:oel="http://schemas.microsoft.com/office/2019/extlst" xmlns:r="http://schemas.openxmlformats.org/officeDocument/2006/relationships" xmlns:m="http://schemas.openxmlformats.org/officeDocument/2006/math" xmlns:v="urn:schemas-microsoft-com:vml" xmlns:wp14="http://schemas.microsoft.com/office/word/2010/wordprocessingDrawing" xmlns:wp="http://schemas.openxmlformats.org/drawingml/2006/wordprocessingDrawing" xmlns:w10="urn:schemas-microsoft-com:office:word" xmlns:w="http://schemas.openxmlformats.org/wordprocessingml/2006/main" xmlns:w14="http://schemas.microsoft.com/office/word/2010/wordml" xmlns:w15="http://schemas.microsoft.com/office/word/2012/wordml" xmlns:w16cex="http://schemas.microsoft.com/office/word/2018/wordml/cex" xmlns:w16cid="http://schemas.microsoft.com/office/word/2016/wordml/cid" xmlns:w16="http://schemas.microsoft.com/office/word/2018/wordml" xmlns:w16du="http://schemas.microsoft.com/office/word/2023/wordml/word16du" xmlns:w16sdtdh="http://schemas.microsoft.com/office/word/2020/wordml/sdtdatahash" xmlns:w16sdtfl="http://schemas.microsoft.com/office/word/2024/wordml/sdtformatlock" xmlns:w16se="http://schemas.microsoft.com/office/word/2015/wordml/symex" xmlns:wpg="http://schemas.microsoft.com/office/word/2010/wordprocessingGroup" xmlns:wpi="http://schemas.microsoft.com/office/word/2010/wordprocessingInk" xmlns:wne="http://schemas.microsoft.com/office/word/2006/wordml" xmlns:wps="http://schemas.microsoft.com/office/word/2010/wordprocessingShape" mc:Ignorable="w14 w15 w16se w16cid w16 w16cex w16sdtdh w16sdtfl w16du wp14">
-  <w:comment w:id="0" w:author="Erik Christian Porse" w:date="2025-02-03T20:02:00Z" w:initials="EP">
+  <w:comment w:id="0" w:author="Erik Christian Porse" w:date="2025-02-03T20:21:00Z" w:initials="EP">
     <w:p>
       <w:r>
         <w:rPr>
@@ -15045,11 +15108,11 @@
           <w:sz w:val="20"/>
           <w:szCs w:val="20"/>
         </w:rPr>
-        <w:t>Not sure what you mean here?</w:t>
+        <w:t xml:space="preserve">How would we know? In CA, the SWP and CVP use a gradual schedule of allocations based on input, but this is subject to media criticism because it can only get to 100% is above average precipitation years because the rights are over allocated… </w:t>
       </w:r>
     </w:p>
   </w:comment>
-  <w:comment w:id="1" w:author="Erik Christian Porse" w:date="2025-02-03T20:19:00Z" w:initials="EP">
+  <w:comment w:id="1" w:author="Erik Christian Porse" w:date="2025-02-03T20:22:00Z" w:initials="EP">
     <w:p>
       <w:r>
         <w:rPr>
@@ -15063,11 +15126,11 @@
           <w:sz w:val="20"/>
           <w:szCs w:val="20"/>
         </w:rPr>
-        <w:t xml:space="preserve">Just wondering, have you or anyone done a review of any reservoir operational models that can serve as a template? We always seem to think these ideas are new, but they often can be more powerful if there are prior examples. I know that I haven’t. Could be a good student project…. </w:t>
+        <w:t>Hmmm. This could create issues with non-stationarity</w:t>
       </w:r>
     </w:p>
   </w:comment>
-  <w:comment w:id="2" w:author="Erik Christian Porse" w:date="2025-02-03T20:21:00Z" w:initials="EP">
+  <w:comment w:id="2" w:author="Erik Christian Porse" w:date="2025-02-03T20:51:00Z" w:initials="EP">
     <w:p>
       <w:r>
         <w:rPr>
@@ -15081,47 +15144,11 @@
           <w:sz w:val="20"/>
           <w:szCs w:val="20"/>
         </w:rPr>
-        <w:t xml:space="preserve">How would we know? In CA, the SWP and CVP use a gradual schedule of allocations based on input, but this is subject to media criticism because it can only get to 100% is above average precipitation years because the rights are over allocated… </w:t>
+        <w:t>Would you consider this to be accurate?</w:t>
       </w:r>
     </w:p>
   </w:comment>
-  <w:comment w:id="3" w:author="Erik Christian Porse" w:date="2025-02-03T20:22:00Z" w:initials="EP">
-    <w:p>
-      <w:r>
-        <w:rPr>
-          <w:rStyle w:val="CommentReference"/>
-        </w:rPr>
-        <w:annotationRef/>
-      </w:r>
-      <w:r>
-        <w:rPr>
-          <w:color w:val="000000"/>
-          <w:sz w:val="20"/>
-          <w:szCs w:val="20"/>
-        </w:rPr>
-        <w:t>Hmmm. This could create issues with non-stationarity</w:t>
-      </w:r>
-    </w:p>
-  </w:comment>
-  <w:comment w:id="4" w:author="Erik Christian Porse" w:date="2025-02-03T20:51:00Z" w:initials="EP">
-    <w:p>
-      <w:r>
-        <w:rPr>
-          <w:rStyle w:val="CommentReference"/>
-        </w:rPr>
-        <w:annotationRef/>
-      </w:r>
-      <w:r>
-        <w:rPr>
-          <w:color w:val="000000"/>
-          <w:sz w:val="20"/>
-          <w:szCs w:val="20"/>
-        </w:rPr>
-        <w:t>Would you consider this to be accurate?</w:t>
-      </w:r>
-    </w:p>
-  </w:comment>
-  <w:comment w:id="5" w:author="Erik Christian Porse" w:date="2025-02-03T20:53:00Z" w:initials="EP">
+  <w:comment w:id="3" w:author="Erik Christian Porse" w:date="2025-02-03T20:53:00Z" w:initials="EP">
     <w:p>
       <w:r>
         <w:rPr>
@@ -15144,8 +15171,6 @@
 
 <file path=word/commentsExtended.xml><?xml version="1.0" encoding="utf-8"?>
 <w15:commentsEx xmlns:wpc="http://schemas.microsoft.com/office/word/2010/wordprocessingCanvas" xmlns:cx="http://schemas.microsoft.com/office/drawing/2014/chartex" xmlns:cx1="http://schemas.microsoft.com/office/drawing/2015/9/8/chartex" xmlns:cx2="http://schemas.microsoft.com/office/drawing/2015/10/21/chartex" xmlns:cx3="http://schemas.microsoft.com/office/drawing/2016/5/9/chartex" xmlns:cx4="http://schemas.microsoft.com/office/drawing/2016/5/10/chartex" xmlns:cx5="http://schemas.microsoft.com/office/drawing/2016/5/11/chartex" xmlns:cx6="http://schemas.microsoft.com/office/drawing/2016/5/12/chartex" xmlns:cx7="http://schemas.microsoft.com/office/drawing/2016/5/13/chartex" xmlns:cx8="http://schemas.microsoft.com/office/drawing/2016/5/14/chartex" xmlns:mc="http://schemas.openxmlformats.org/markup-compatibility/2006" xmlns:aink="http://schemas.microsoft.com/office/drawing/2016/ink" xmlns:am3d="http://schemas.microsoft.com/office/drawing/2017/model3d" xmlns:o="urn:schemas-microsoft-com:office:office" xmlns:oel="http://schemas.microsoft.com/office/2019/extlst" xmlns:r="http://schemas.openxmlformats.org/officeDocument/2006/relationships" xmlns:m="http://schemas.openxmlformats.org/officeDocument/2006/math" xmlns:v="urn:schemas-microsoft-com:vml" xmlns:wp14="http://schemas.microsoft.com/office/word/2010/wordprocessingDrawing" xmlns:wp="http://schemas.openxmlformats.org/drawingml/2006/wordprocessingDrawing" xmlns:w10="urn:schemas-microsoft-com:office:word" xmlns:w="http://schemas.openxmlformats.org/wordprocessingml/2006/main" xmlns:w14="http://schemas.microsoft.com/office/word/2010/wordml" xmlns:w15="http://schemas.microsoft.com/office/word/2012/wordml" xmlns:w16cex="http://schemas.microsoft.com/office/word/2018/wordml/cex" xmlns:w16cid="http://schemas.microsoft.com/office/word/2016/wordml/cid" xmlns:w16="http://schemas.microsoft.com/office/word/2018/wordml" xmlns:w16du="http://schemas.microsoft.com/office/word/2023/wordml/word16du" xmlns:w16sdtdh="http://schemas.microsoft.com/office/word/2020/wordml/sdtdatahash" xmlns:w16sdtfl="http://schemas.microsoft.com/office/word/2024/wordml/sdtformatlock" xmlns:w16se="http://schemas.microsoft.com/office/word/2015/wordml/symex" xmlns:wpg="http://schemas.microsoft.com/office/word/2010/wordprocessingGroup" xmlns:wpi="http://schemas.microsoft.com/office/word/2010/wordprocessingInk" xmlns:wne="http://schemas.microsoft.com/office/word/2006/wordml" xmlns:wps="http://schemas.microsoft.com/office/word/2010/wordprocessingShape" mc:Ignorable="w14 w15 w16se w16cid w16 w16cex w16sdtdh w16sdtfl w16du wp14">
-  <w15:commentEx w15:paraId="482FD038" w15:done="0"/>
-  <w15:commentEx w15:paraId="265122DA" w15:done="0"/>
   <w15:commentEx w15:paraId="2D7AD438" w15:done="0"/>
   <w15:commentEx w15:paraId="23606AD3" w15:done="0"/>
   <w15:commentEx w15:paraId="63A323EF" w15:done="0"/>
@@ -15155,8 +15180,6 @@
 
 <file path=word/commentsExtensible.xml><?xml version="1.0" encoding="utf-8"?>
 <w16cex:commentsExtensible xmlns:wpc="http://schemas.microsoft.com/office/word/2010/wordprocessingCanvas" xmlns:cx="http://schemas.microsoft.com/office/drawing/2014/chartex" xmlns:cx1="http://schemas.microsoft.com/office/drawing/2015/9/8/chartex" xmlns:cx2="http://schemas.microsoft.com/office/drawing/2015/10/21/chartex" xmlns:cx3="http://schemas.microsoft.com/office/drawing/2016/5/9/chartex" xmlns:cx4="http://schemas.microsoft.com/office/drawing/2016/5/10/chartex" xmlns:cx5="http://schemas.microsoft.com/office/drawing/2016/5/11/chartex" xmlns:cx6="http://schemas.microsoft.com/office/drawing/2016/5/12/chartex" xmlns:cx7="http://schemas.microsoft.com/office/drawing/2016/5/13/chartex" xmlns:cx8="http://schemas.microsoft.com/office/drawing/2016/5/14/chartex" xmlns:cr="http://schemas.microsoft.com/office/comments/2020/reactions" xmlns:mc="http://schemas.openxmlformats.org/markup-compatibility/2006" xmlns:aink="http://schemas.microsoft.com/office/drawing/2016/ink" xmlns:am3d="http://schemas.microsoft.com/office/drawing/2017/model3d" xmlns:o="urn:schemas-microsoft-com:office:office" xmlns:oel="http://schemas.microsoft.com/office/2019/extlst" xmlns:r="http://schemas.openxmlformats.org/officeDocument/2006/relationships" xmlns:m="http://schemas.openxmlformats.org/officeDocument/2006/math" xmlns:v="urn:schemas-microsoft-com:vml" xmlns:wp14="http://schemas.microsoft.com/office/word/2010/wordprocessingDrawing" xmlns:wp="http://schemas.openxmlformats.org/drawingml/2006/wordprocessingDrawing" xmlns:w10="urn:schemas-microsoft-com:office:word" xmlns:w="http://schemas.openxmlformats.org/wordprocessingml/2006/main" xmlns:w14="http://schemas.microsoft.com/office/word/2010/wordml" xmlns:w15="http://schemas.microsoft.com/office/word/2012/wordml" xmlns:w16cex="http://schemas.microsoft.com/office/word/2018/wordml/cex" xmlns:w16cid="http://schemas.microsoft.com/office/word/2016/wordml/cid" xmlns:w16="http://schemas.microsoft.com/office/word/2018/wordml" xmlns:w16du="http://schemas.microsoft.com/office/word/2023/wordml/word16du" xmlns:w16sdtdh="http://schemas.microsoft.com/office/word/2020/wordml/sdtdatahash" xmlns:w16sdtfl="http://schemas.microsoft.com/office/word/2024/wordml/sdtformatlock" xmlns:w16se="http://schemas.microsoft.com/office/word/2015/wordml/symex" xmlns:wpg="http://schemas.microsoft.com/office/word/2010/wordprocessingGroup" xmlns:wpi="http://schemas.microsoft.com/office/word/2010/wordprocessingInk" xmlns:wne="http://schemas.microsoft.com/office/word/2006/wordml" xmlns:wps="http://schemas.microsoft.com/office/word/2010/wordprocessingShape" mc:Ignorable="w14 w15 w16se w16cid w16 w16cex w16sdtdh w16sdtfl cr w16du wp14">
-  <w16cex:commentExtensible w16cex:durableId="3E93D94C" w16cex:dateUtc="2025-02-03T19:02:00Z"/>
-  <w16cex:commentExtensible w16cex:durableId="24B6E594" w16cex:dateUtc="2025-02-03T19:19:00Z"/>
   <w16cex:commentExtensible w16cex:durableId="608AE14E" w16cex:dateUtc="2025-02-03T19:21:00Z"/>
   <w16cex:commentExtensible w16cex:durableId="43C82205" w16cex:dateUtc="2025-02-03T19:22:00Z"/>
   <w16cex:commentExtensible w16cex:durableId="67A0DE27" w16cex:dateUtc="2025-02-03T19:51:00Z"/>
@@ -15166,8 +15189,6 @@
 
 <file path=word/commentsIds.xml><?xml version="1.0" encoding="utf-8"?>
 <w16cid:commentsIds xmlns:wpc="http://schemas.microsoft.com/office/word/2010/wordprocessingCanvas" xmlns:cx="http://schemas.microsoft.com/office/drawing/2014/chartex" xmlns:cx1="http://schemas.microsoft.com/office/drawing/2015/9/8/chartex" xmlns:cx2="http://schemas.microsoft.com/office/drawing/2015/10/21/chartex" xmlns:cx3="http://schemas.microsoft.com/office/drawing/2016/5/9/chartex" xmlns:cx4="http://schemas.microsoft.com/office/drawing/2016/5/10/chartex" xmlns:cx5="http://schemas.microsoft.com/office/drawing/2016/5/11/chartex" xmlns:cx6="http://schemas.microsoft.com/office/drawing/2016/5/12/chartex" xmlns:cx7="http://schemas.microsoft.com/office/drawing/2016/5/13/chartex" xmlns:cx8="http://schemas.microsoft.com/office/drawing/2016/5/14/chartex" xmlns:mc="http://schemas.openxmlformats.org/markup-compatibility/2006" xmlns:aink="http://schemas.microsoft.com/office/drawing/2016/ink" xmlns:am3d="http://schemas.microsoft.com/office/drawing/2017/model3d" xmlns:o="urn:schemas-microsoft-com:office:office" xmlns:oel="http://schemas.microsoft.com/office/2019/extlst" xmlns:r="http://schemas.openxmlformats.org/officeDocument/2006/relationships" xmlns:m="http://schemas.openxmlformats.org/officeDocument/2006/math" xmlns:v="urn:schemas-microsoft-com:vml" xmlns:wp14="http://schemas.microsoft.com/office/word/2010/wordprocessingDrawing" xmlns:wp="http://schemas.openxmlformats.org/drawingml/2006/wordprocessingDrawing" xmlns:w10="urn:schemas-microsoft-com:office:word" xmlns:w="http://schemas.openxmlformats.org/wordprocessingml/2006/main" xmlns:w14="http://schemas.microsoft.com/office/word/2010/wordml" xmlns:w15="http://schemas.microsoft.com/office/word/2012/wordml" xmlns:w16cex="http://schemas.microsoft.com/office/word/2018/wordml/cex" xmlns:w16cid="http://schemas.microsoft.com/office/word/2016/wordml/cid" xmlns:w16="http://schemas.microsoft.com/office/word/2018/wordml" xmlns:w16du="http://schemas.microsoft.com/office/word/2023/wordml/word16du" xmlns:w16sdtdh="http://schemas.microsoft.com/office/word/2020/wordml/sdtdatahash" xmlns:w16sdtfl="http://schemas.microsoft.com/office/word/2024/wordml/sdtformatlock" xmlns:w16se="http://schemas.microsoft.com/office/word/2015/wordml/symex" xmlns:wpg="http://schemas.microsoft.com/office/word/2010/wordprocessingGroup" xmlns:wpi="http://schemas.microsoft.com/office/word/2010/wordprocessingInk" xmlns:wne="http://schemas.microsoft.com/office/word/2006/wordml" xmlns:wps="http://schemas.microsoft.com/office/word/2010/wordprocessingShape" mc:Ignorable="w14 w15 w16se w16cid w16 w16cex w16sdtdh w16sdtfl w16du wp14">
-  <w16cid:commentId w16cid:paraId="482FD038" w16cid:durableId="3E93D94C"/>
-  <w16cid:commentId w16cid:paraId="265122DA" w16cid:durableId="24B6E594"/>
   <w16cid:commentId w16cid:paraId="2D7AD438" w16cid:durableId="608AE14E"/>
   <w16cid:commentId w16cid:paraId="23606AD3" w16cid:durableId="43C82205"/>
   <w16cid:commentId w16cid:paraId="63A323EF" w16cid:durableId="67A0DE27"/>
@@ -18373,7 +18394,6 @@
   <w:style w:type="character" w:default="1" w:styleId="DefaultParagraphFont">
     <w:name w:val="Default Paragraph Font"/>
     <w:uiPriority w:val="1"/>
-    <w:semiHidden/>
     <w:unhideWhenUsed/>
   </w:style>
   <w:style w:type="table" w:default="1" w:styleId="TableNormal">

--- a/LakeMeadWaterConservationProgramAnalysis/LakeMeadWaterConservationProgramSuccessChallengesSuggestions_v2.docx
+++ b/LakeMeadWaterConservationProgramAnalysis/LakeMeadWaterConservationProgramSuccessChallengesSuggestions_v2.docx
@@ -13,16 +13,6 @@
           <w:szCs w:val="28"/>
         </w:rPr>
       </w:pPr>
-      <w:r>
-        <w:rPr>
-          <w:rFonts w:asciiTheme="majorBidi" w:hAnsiTheme="majorBidi" w:cstheme="majorBidi"/>
-          <w:b/>
-          <w:bCs/>
-          <w:sz w:val="28"/>
-          <w:szCs w:val="28"/>
-        </w:rPr>
-        <w:t xml:space="preserve">The </w:t>
-      </w:r>
       <w:r>
         <w:rPr>
           <w:rFonts w:asciiTheme="majorBidi" w:hAnsiTheme="majorBidi" w:cstheme="majorBidi"/>
@@ -921,16 +911,10 @@
         </w:numPr>
       </w:pPr>
       <w:r>
-        <w:t xml:space="preserve">How to improve program sustainability </w:t>
-      </w:r>
-      <w:r>
-        <w:t>in the face of</w:t>
-      </w:r>
-      <w:r>
-        <w:t xml:space="preserve"> aridity </w:t>
-      </w:r>
-      <w:r>
-        <w:t>while give users more autonomy to manage their differing and sometimes conflicting risks of water shortages</w:t>
+        <w:t>How to give users more autonomy to manage their differing and sometimes conflicting risks of water shortages</w:t>
+      </w:r>
+      <w:r>
+        <w:t xml:space="preserve"> in the face of aridity</w:t>
       </w:r>
       <w:r>
         <w:t>?</w:t>
@@ -4869,39 +4853,7 @@
           <w:sz w:val="24"/>
           <w:szCs w:val="24"/>
         </w:rPr>
-        <w:t xml:space="preserve"> described</w:t>
-      </w:r>
-      <w:r>
-        <w:rPr>
-          <w:rFonts w:asciiTheme="majorBidi" w:hAnsiTheme="majorBidi" w:cstheme="majorBidi"/>
-          <w:sz w:val="24"/>
-          <w:szCs w:val="24"/>
-        </w:rPr>
-        <w:t xml:space="preserve"> a parallel</w:t>
-      </w:r>
-      <w:r>
-        <w:rPr>
-          <w:rFonts w:asciiTheme="majorBidi" w:hAnsiTheme="majorBidi" w:cstheme="majorBidi"/>
-          <w:sz w:val="24"/>
-          <w:szCs w:val="24"/>
-        </w:rPr>
-        <w:t xml:space="preserve"> mandatory Lake Mead water use reduction (shortage) program for Lower Basin users</w:t>
-      </w:r>
-      <w:r>
-        <w:rPr>
-          <w:rFonts w:asciiTheme="majorBidi" w:hAnsiTheme="majorBidi" w:cstheme="majorBidi"/>
-          <w:sz w:val="24"/>
-          <w:szCs w:val="24"/>
-        </w:rPr>
-        <w:t xml:space="preserve"> </w:t>
-      </w:r>
-      <w:r>
-        <w:rPr>
-          <w:rFonts w:asciiTheme="majorBidi" w:hAnsiTheme="majorBidi" w:cstheme="majorBidi"/>
-          <w:sz w:val="24"/>
-          <w:szCs w:val="24"/>
-        </w:rPr>
-        <w:t xml:space="preserve">introduced in the Interim Guidelines and expanded in the Lower Basin Drought Contingency Plan </w:t>
+        <w:t xml:space="preserve"> described a parallel mandatory Lake Mead water use reduction (shortage) program for Lower Basin users introduced in the Interim Guidelines and expanded in the Lower Basin Drought Contingency Plan </w:t>
       </w:r>
       <w:r>
         <w:rPr>
@@ -4950,31 +4902,7 @@
           <w:sz w:val="24"/>
           <w:szCs w:val="24"/>
         </w:rPr>
-        <w:t xml:space="preserve">. </w:t>
-      </w:r>
-      <w:r>
-        <w:rPr>
-          <w:rFonts w:asciiTheme="majorBidi" w:hAnsiTheme="majorBidi" w:cstheme="majorBidi"/>
-          <w:sz w:val="24"/>
-          <w:szCs w:val="24"/>
-        </w:rPr>
-        <w:t>M</w:t>
-      </w:r>
-      <w:r>
-        <w:rPr>
-          <w:rFonts w:asciiTheme="majorBidi" w:hAnsiTheme="majorBidi" w:cstheme="majorBidi"/>
-          <w:sz w:val="24"/>
-          <w:szCs w:val="24"/>
-        </w:rPr>
-        <w:t>andatory water shortages increase as Lake Mead’s level declines from elevation 1,090 to 1,020 feet.</w:t>
-      </w:r>
-      <w:r>
-        <w:rPr>
-          <w:rFonts w:asciiTheme="majorBidi" w:hAnsiTheme="majorBidi" w:cstheme="majorBidi"/>
-          <w:sz w:val="24"/>
-          <w:szCs w:val="24"/>
-        </w:rPr>
-        <w:t xml:space="preserve"> Nonetheless, t</w:t>
+        <w:t>. Mandatory water shortages increase as Lake Mead’s level declines from elevation 1,090 to 1,020 feet. Nonetheless, t</w:t>
       </w:r>
       <w:r>
         <w:rPr>
@@ -5063,121 +4991,6 @@
           <w:szCs w:val="24"/>
         </w:rPr>
         <w:t>.</w:t>
-      </w:r>
-    </w:p>
-    <w:p>
-      <w:pPr>
-        <w:rPr>
-          <w:rFonts w:asciiTheme="majorBidi" w:hAnsiTheme="majorBidi" w:cstheme="majorBidi"/>
-          <w:sz w:val="24"/>
-          <w:szCs w:val="24"/>
-        </w:rPr>
-      </w:pPr>
-      <w:r>
-        <w:rPr>
-          <w:rFonts w:asciiTheme="majorBidi" w:hAnsiTheme="majorBidi" w:cstheme="majorBidi"/>
-          <w:b/>
-          <w:bCs/>
-          <w:sz w:val="24"/>
-          <w:szCs w:val="24"/>
-        </w:rPr>
-        <w:t xml:space="preserve">Program sustainability - </w:t>
-      </w:r>
-      <w:r>
-        <w:rPr>
-          <w:rFonts w:asciiTheme="majorBidi" w:hAnsiTheme="majorBidi" w:cstheme="majorBidi"/>
-          <w:sz w:val="24"/>
-          <w:szCs w:val="24"/>
-        </w:rPr>
-        <w:t xml:space="preserve">The </w:t>
-      </w:r>
-      <w:r>
-        <w:rPr>
-          <w:rFonts w:asciiTheme="majorBidi" w:hAnsiTheme="majorBidi" w:cstheme="majorBidi"/>
-          <w:sz w:val="24"/>
-          <w:szCs w:val="24"/>
-        </w:rPr>
-        <w:t xml:space="preserve">voluntary </w:t>
-      </w:r>
-      <w:r>
-        <w:rPr>
-          <w:rFonts w:asciiTheme="majorBidi" w:hAnsiTheme="majorBidi" w:cstheme="majorBidi"/>
-          <w:sz w:val="24"/>
-          <w:szCs w:val="24"/>
-        </w:rPr>
-        <w:t>water conservation program functions under the assumption that</w:t>
-      </w:r>
-      <w:r>
-        <w:rPr>
-          <w:rFonts w:asciiTheme="majorBidi" w:hAnsiTheme="majorBidi" w:cstheme="majorBidi"/>
-          <w:sz w:val="24"/>
-          <w:szCs w:val="24"/>
-        </w:rPr>
-        <w:t xml:space="preserve"> the annual</w:t>
-      </w:r>
-      <w:r>
-        <w:rPr>
-          <w:rFonts w:asciiTheme="majorBidi" w:hAnsiTheme="majorBidi" w:cstheme="majorBidi"/>
-          <w:sz w:val="24"/>
-          <w:szCs w:val="24"/>
-        </w:rPr>
-        <w:t xml:space="preserve"> Lake Mead inflow minus evaporation</w:t>
-      </w:r>
-      <w:r>
-        <w:rPr>
-          <w:rFonts w:asciiTheme="majorBidi" w:hAnsiTheme="majorBidi" w:cstheme="majorBidi"/>
-          <w:sz w:val="24"/>
-          <w:szCs w:val="24"/>
-        </w:rPr>
-        <w:t>—the annual available water—</w:t>
-      </w:r>
-      <w:r>
-        <w:rPr>
-          <w:rFonts w:asciiTheme="majorBidi" w:hAnsiTheme="majorBidi" w:cstheme="majorBidi"/>
-          <w:sz w:val="24"/>
-          <w:szCs w:val="24"/>
-        </w:rPr>
-        <w:t xml:space="preserve">exceeds the sum of the </w:t>
-      </w:r>
-      <w:r>
-        <w:rPr>
-          <w:rFonts w:asciiTheme="majorBidi" w:hAnsiTheme="majorBidi" w:cstheme="majorBidi"/>
-          <w:sz w:val="24"/>
-          <w:szCs w:val="24"/>
-        </w:rPr>
-        <w:t>legal entitlements</w:t>
-      </w:r>
-      <w:r>
-        <w:rPr>
-          <w:rFonts w:asciiTheme="majorBidi" w:hAnsiTheme="majorBidi" w:cstheme="majorBidi"/>
-          <w:sz w:val="24"/>
-          <w:szCs w:val="24"/>
-        </w:rPr>
-        <w:t xml:space="preserve"> of 9.0 million acre</w:t>
-      </w:r>
-      <w:r>
-        <w:rPr>
-          <w:rFonts w:asciiTheme="majorBidi" w:hAnsiTheme="majorBidi" w:cstheme="majorBidi"/>
-          <w:sz w:val="24"/>
-          <w:szCs w:val="24"/>
-        </w:rPr>
-        <w:t>-</w:t>
-      </w:r>
-      <w:r>
-        <w:rPr>
-          <w:rFonts w:asciiTheme="majorBidi" w:hAnsiTheme="majorBidi" w:cstheme="majorBidi"/>
-          <w:sz w:val="24"/>
-          <w:szCs w:val="24"/>
-        </w:rPr>
-        <w:t>feet per year</w:t>
-      </w:r>
-      <w:r>
-        <w:rPr>
-          <w:rFonts w:asciiTheme="majorBidi" w:hAnsiTheme="majorBidi" w:cstheme="majorBidi"/>
-          <w:sz w:val="24"/>
-          <w:szCs w:val="24"/>
-        </w:rPr>
-        <w:t>. This assumption is challenged as the Colorado River Basin becomes more arid.</w:t>
       </w:r>
     </w:p>
     <w:p>
@@ -5610,7 +5423,6 @@
         <w:rPr>
           <w:noProof/>
         </w:rPr>
-        <w:lastRenderedPageBreak/>
         <w:drawing>
           <wp:inline distT="0" distB="0" distL="0" distR="0" wp14:anchorId="2DE69148" wp14:editId="65965B80">
             <wp:extent cx="3792478" cy="2429050"/>
@@ -5694,6 +5506,7 @@
         <w:rPr>
           <w:noProof/>
         </w:rPr>
+        <w:lastRenderedPageBreak/>
         <w:drawing>
           <wp:inline distT="0" distB="0" distL="0" distR="0" wp14:anchorId="6B526E6E" wp14:editId="38FCE882">
             <wp:extent cx="4989931" cy="3256250"/>
@@ -6130,7 +5943,6 @@
         <w:rPr>
           <w:noProof/>
         </w:rPr>
-        <w:lastRenderedPageBreak/>
         <w:drawing>
           <wp:inline distT="0" distB="0" distL="0" distR="0" wp14:anchorId="1469C920" wp14:editId="5A1F6266">
             <wp:extent cx="5371106" cy="1444345"/>
@@ -6432,6 +6244,7 @@
         <w:rPr>
           <w:noProof/>
         </w:rPr>
+        <w:lastRenderedPageBreak/>
         <w:drawing>
           <wp:inline distT="0" distB="0" distL="0" distR="0" wp14:anchorId="57C79B56" wp14:editId="0FB793FE">
             <wp:extent cx="5943600" cy="4328795"/>
@@ -6567,18 +6380,7 @@
           <w:sz w:val="24"/>
           <w:szCs w:val="24"/>
         </w:rPr>
-        <w:t xml:space="preserve"> </w:t>
-      </w:r>
-      <w:r>
-        <w:rPr>
-          <w:rFonts w:asciiTheme="majorBidi" w:hAnsiTheme="majorBidi" w:cstheme="majorBidi"/>
-          <w:b/>
-          <w:bCs/>
-          <w:sz w:val="24"/>
-          <w:szCs w:val="24"/>
-        </w:rPr>
-        <w:lastRenderedPageBreak/>
-        <w:t>(dashed red line)</w:t>
+        <w:t xml:space="preserve"> (dashed red line)</w:t>
       </w:r>
       <w:r>
         <w:rPr>
@@ -7006,6 +6808,7 @@
           <w:sz w:val="24"/>
           <w:szCs w:val="24"/>
         </w:rPr>
+        <w:lastRenderedPageBreak/>
         <w:t xml:space="preserve">Motivating additional voluntary water conservation is challenging. </w:t>
       </w:r>
       <w:r>
@@ -7671,18 +7474,119 @@
     </w:p>
     <w:p>
       <w:pPr>
-        <w:pStyle w:val="NoSpacing"/>
-      </w:pPr>
-      <w:r>
-        <w:t xml:space="preserve">When a key component that defines the water available for release―reservoir inflow―is not included in the design of a water conservation program, overdraft can occur despite large systemwide storage capacity or decreasing use. In this scenario, Lake Mead would draw down </w:t>
-      </w:r>
-      <w:r>
-        <w:lastRenderedPageBreak/>
-        <w:t>even as states credit their water conservation accounts. This situation occurred over the past decade (Figure 3). This happened when the balance of Lake Mead inflows and evaporation were less than legal entitlements (Figure 4). Essentially, states got credit for voluntary water conservation activity even though the physical water never entered the reservoir. We estimated that 0.8 million acre-feet of the total 4.4 million acre-feet of program conservation efforts were credited even though sufficient water did not flow into Lake Mead (Figure 4).</w:t>
+        <w:rPr>
+          <w:rFonts w:asciiTheme="majorBidi" w:hAnsiTheme="majorBidi" w:cstheme="majorBidi"/>
+          <w:sz w:val="24"/>
+          <w:szCs w:val="24"/>
+        </w:rPr>
+      </w:pPr>
+      <w:r>
+        <w:rPr>
+          <w:rFonts w:asciiTheme="majorBidi" w:hAnsiTheme="majorBidi" w:cstheme="majorBidi"/>
+          <w:sz w:val="24"/>
+          <w:szCs w:val="24"/>
+        </w:rPr>
+        <w:t xml:space="preserve">The </w:t>
+      </w:r>
+      <w:r>
+        <w:rPr>
+          <w:rFonts w:asciiTheme="majorBidi" w:hAnsiTheme="majorBidi" w:cstheme="majorBidi"/>
+          <w:sz w:val="24"/>
+          <w:szCs w:val="24"/>
+        </w:rPr>
+        <w:t xml:space="preserve">voluntary </w:t>
+      </w:r>
+      <w:r>
+        <w:rPr>
+          <w:rFonts w:asciiTheme="majorBidi" w:hAnsiTheme="majorBidi" w:cstheme="majorBidi"/>
+          <w:sz w:val="24"/>
+          <w:szCs w:val="24"/>
+        </w:rPr>
+        <w:t>water conservation program functions under the assumption that</w:t>
+      </w:r>
+      <w:r>
+        <w:rPr>
+          <w:rFonts w:asciiTheme="majorBidi" w:hAnsiTheme="majorBidi" w:cstheme="majorBidi"/>
+          <w:sz w:val="24"/>
+          <w:szCs w:val="24"/>
+        </w:rPr>
+        <w:t xml:space="preserve"> the annual</w:t>
+      </w:r>
+      <w:r>
+        <w:rPr>
+          <w:rFonts w:asciiTheme="majorBidi" w:hAnsiTheme="majorBidi" w:cstheme="majorBidi"/>
+          <w:sz w:val="24"/>
+          <w:szCs w:val="24"/>
+        </w:rPr>
+        <w:t xml:space="preserve"> Lake Mead inflow minus evaporation</w:t>
+      </w:r>
+      <w:r>
+        <w:rPr>
+          <w:rFonts w:asciiTheme="majorBidi" w:hAnsiTheme="majorBidi" w:cstheme="majorBidi"/>
+          <w:sz w:val="24"/>
+          <w:szCs w:val="24"/>
+        </w:rPr>
+        <w:t>—the annual available water—</w:t>
+      </w:r>
+      <w:r>
+        <w:rPr>
+          <w:rFonts w:asciiTheme="majorBidi" w:hAnsiTheme="majorBidi" w:cstheme="majorBidi"/>
+          <w:sz w:val="24"/>
+          <w:szCs w:val="24"/>
+        </w:rPr>
+        <w:t xml:space="preserve">exceeds the sum of the </w:t>
+      </w:r>
+      <w:r>
+        <w:rPr>
+          <w:rFonts w:asciiTheme="majorBidi" w:hAnsiTheme="majorBidi" w:cstheme="majorBidi"/>
+          <w:sz w:val="24"/>
+          <w:szCs w:val="24"/>
+        </w:rPr>
+        <w:t>legal entitlements</w:t>
+      </w:r>
+      <w:r>
+        <w:rPr>
+          <w:rFonts w:asciiTheme="majorBidi" w:hAnsiTheme="majorBidi" w:cstheme="majorBidi"/>
+          <w:sz w:val="24"/>
+          <w:szCs w:val="24"/>
+        </w:rPr>
+        <w:t xml:space="preserve"> of 9.0 million acre</w:t>
+      </w:r>
+      <w:r>
+        <w:rPr>
+          <w:rFonts w:asciiTheme="majorBidi" w:hAnsiTheme="majorBidi" w:cstheme="majorBidi"/>
+          <w:sz w:val="24"/>
+          <w:szCs w:val="24"/>
+        </w:rPr>
+        <w:t>-</w:t>
+      </w:r>
+      <w:r>
+        <w:rPr>
+          <w:rFonts w:asciiTheme="majorBidi" w:hAnsiTheme="majorBidi" w:cstheme="majorBidi"/>
+          <w:sz w:val="24"/>
+          <w:szCs w:val="24"/>
+        </w:rPr>
+        <w:t>feet per year</w:t>
+      </w:r>
+      <w:r>
+        <w:rPr>
+          <w:rFonts w:asciiTheme="majorBidi" w:hAnsiTheme="majorBidi" w:cstheme="majorBidi"/>
+          <w:sz w:val="24"/>
+          <w:szCs w:val="24"/>
+        </w:rPr>
+        <w:t>. This assumption is challenged as the Colorado River Basin becomes more arid.</w:t>
       </w:r>
     </w:p>
     <w:p>
       <w:pPr>
+        <w:pStyle w:val="NoSpacing"/>
+      </w:pPr>
+      <w:r>
+        <w:t>When a key component that defines the water available for release―reservoir inflow―is not included in the design of a water conservation program, overdraft can occur despite large systemwide storage capacity or decreasing use. In this scenario, Lake Mead would draw down even as states credit their water conservation accounts. This situation occurred over the past decade (Figure 3). This happened when the balance of Lake Mead inflows and evaporation were less than legal entitlements (Figure 4). Essentially, states got credit for voluntary water conservation activity even though the physical water never entered the reservoir. We estimated that 0.8 million acre-feet of the total 4.4 million acre-feet of program conservation efforts were credited even though sufficient water did not flow into Lake Mead (Figure 4).</w:t>
+      </w:r>
+    </w:p>
+    <w:p>
+      <w:pPr>
         <w:pStyle w:val="ListParagraph"/>
         <w:rPr>
           <w:rFonts w:asciiTheme="majorBidi" w:hAnsiTheme="majorBidi" w:cstheme="majorBidi"/>
@@ -7694,6 +7598,7 @@
         <w:rPr>
           <w:noProof/>
         </w:rPr>
+        <w:lastRenderedPageBreak/>
         <w:drawing>
           <wp:inline distT="0" distB="0" distL="0" distR="0" wp14:anchorId="1FBC528F" wp14:editId="16B80AE6">
             <wp:extent cx="3831745" cy="2524417"/>
@@ -8628,11 +8533,7 @@
         <w:t>Total</w:t>
       </w:r>
       <w:r>
-        <w:t xml:space="preserve"> even though some or all of that water did not flow into the reservoir. Case #2 will increasingly occur as future flows become more volatile and/or decline. For example, with a total maximum mandatory shortage of 1.5 maf per year as envisioned in Reclamation’s basic coordination alternative, Lake Mead </w:t>
-      </w:r>
-      <w:r>
-        <w:lastRenderedPageBreak/>
-        <w:t xml:space="preserve">inflows below 7.8 maf (corresponding to a Lake Powell release of ~ 8.4 maf per year) will result in problems. Similarly, if the total maximum mandatory shortage is 4.0 maf per year as envisioned in Reclamation’s maximum operational flexibility alternative, Lake Mead inflows below 5.3 maf per year (corresponding to a Lake Powell release of ~ 4.7 maf) will cause problems. For sustainability in Case #2, we should only credit water that physically flowed into the reservoir and can be stored for later release. </w:t>
+        <w:t xml:space="preserve"> even though some or all of that water did not flow into the reservoir. Case #2 will increasingly occur as future flows become more volatile and/or decline. For example, with a total maximum mandatory shortage of 1.5 maf per year as envisioned in Reclamation’s basic coordination alternative, Lake Mead inflows below 7.8 maf (corresponding to a Lake Powell release of ~ 8.4 maf per year) will result in problems. Similarly, if the total maximum mandatory shortage is 4.0 maf per year as envisioned in Reclamation’s maximum operational flexibility alternative, Lake Mead inflows below 5.3 maf per year (corresponding to a Lake Powell release of ~ 4.7 maf) will cause problems. For sustainability in Case #2, we should only credit water that physically flowed into the reservoir and can be stored for later release. </w:t>
       </w:r>
       <w:r>
         <w:t>Never allow total annual</w:t>
@@ -8973,11 +8874,6 @@
     </w:p>
     <w:p>
       <w:pPr>
-        <w:pStyle w:val="NoSpacing"/>
-      </w:pPr>
-    </w:p>
-    <w:p>
-      <w:pPr>
         <w:pStyle w:val="Heading1"/>
       </w:pPr>
       <w:r>
@@ -9394,6 +9290,13 @@
           <w:szCs w:val="24"/>
         </w:rPr>
         <w:fldChar w:fldCharType="end"/>
+      </w:r>
+      <w:r>
+        <w:rPr>
+          <w:rFonts w:asciiTheme="majorBidi" w:hAnsiTheme="majorBidi" w:cstheme="majorBidi"/>
+          <w:sz w:val="24"/>
+          <w:szCs w:val="24"/>
+        </w:rPr>
       </w:r>
       <w:r>
         <w:rPr>
@@ -9580,6 +9483,13 @@
           <w:szCs w:val="24"/>
         </w:rPr>
         <w:fldChar w:fldCharType="end"/>
+      </w:r>
+      <w:r>
+        <w:rPr>
+          <w:rFonts w:asciiTheme="majorBidi" w:hAnsiTheme="majorBidi" w:cstheme="majorBidi"/>
+          <w:sz w:val="24"/>
+          <w:szCs w:val="24"/>
+        </w:rPr>
       </w:r>
       <w:r>
         <w:rPr>
@@ -10515,7 +10425,6 @@
         <w:rPr>
           <w:noProof/>
         </w:rPr>
-        <w:lastRenderedPageBreak/>
         <w:drawing>
           <wp:inline distT="0" distB="0" distL="0" distR="0" wp14:anchorId="599AECC0" wp14:editId="5E1A6AD8">
             <wp:extent cx="3853944" cy="2292603"/>
@@ -10673,7 +10582,16 @@
           <w:sz w:val="24"/>
           <w:szCs w:val="24"/>
         </w:rPr>
-        <w:t>between Total Legal Entitlements and the Physical Available Water that the Total Shortage does not fill.</w:t>
+        <w:t xml:space="preserve">between Total Legal Entitlements and the Physical Available Water </w:t>
+      </w:r>
+      <w:r>
+        <w:rPr>
+          <w:rFonts w:asciiTheme="majorBidi" w:hAnsiTheme="majorBidi" w:cstheme="majorBidi"/>
+          <w:sz w:val="24"/>
+          <w:szCs w:val="24"/>
+        </w:rPr>
+        <w:lastRenderedPageBreak/>
+        <w:t>that the Total Shortage does not fill.</w:t>
       </w:r>
       <w:r>
         <w:rPr>
@@ -10803,7 +10721,7 @@
           <w:sz w:val="24"/>
           <w:szCs w:val="24"/>
         </w:rPr>
-        <w:t>sets the protection volume to stabilize and recover Lake Mead storage. This volume defines the Reclamation water account balance. Then i</w:t>
+        <w:t>sets the protection volume to stabilize Lake Mead storage. This volume defines the Reclamation water account balance. Then i</w:t>
       </w:r>
       <w:r>
         <w:rPr>
@@ -11402,6 +11320,14 @@
           <w:sz w:val="24"/>
           <w:szCs w:val="24"/>
         </w:rPr>
+        <w:t>s</w:t>
+      </w:r>
+      <w:r>
+        <w:rPr>
+          <w:rFonts w:asciiTheme="majorBidi" w:hAnsiTheme="majorBidi" w:cstheme="majorBidi"/>
+          <w:sz w:val="24"/>
+          <w:szCs w:val="24"/>
+        </w:rPr>
         <w:t xml:space="preserve">, there is also </w:t>
       </w:r>
       <w:r>
@@ -11722,7 +11648,7 @@
           <w:sz w:val="24"/>
           <w:szCs w:val="24"/>
         </w:rPr>
-        <w:t xml:space="preserve">. </w:t>
+        <w:t xml:space="preserve"> </w:t>
       </w:r>
       <w:r>
         <w:rPr>
@@ -11746,16 +11672,7 @@
           <w:sz w:val="24"/>
           <w:szCs w:val="24"/>
         </w:rPr>
-        <w:t xml:space="preserve">Lake Powell </w:t>
-      </w:r>
-      <w:r>
-        <w:rPr>
-          <w:rFonts w:asciiTheme="majorBidi" w:hAnsiTheme="majorBidi" w:cstheme="majorBidi"/>
-          <w:sz w:val="24"/>
-          <w:szCs w:val="24"/>
-        </w:rPr>
-        <w:lastRenderedPageBreak/>
-        <w:t>release</w:t>
+        <w:t>Lake Powell release</w:t>
       </w:r>
       <w:r>
         <w:rPr>
@@ -12241,7 +12158,16 @@
           <w:sz w:val="24"/>
           <w:szCs w:val="24"/>
         </w:rPr>
-        <w:t xml:space="preserve"> because states and contractors face increasing difficulty to access and debit their </w:t>
+        <w:t xml:space="preserve"> because </w:t>
+      </w:r>
+      <w:r>
+        <w:rPr>
+          <w:rFonts w:asciiTheme="majorBidi" w:hAnsiTheme="majorBidi" w:cstheme="majorBidi"/>
+          <w:sz w:val="24"/>
+          <w:szCs w:val="24"/>
+        </w:rPr>
+        <w:lastRenderedPageBreak/>
+        <w:t xml:space="preserve">states and contractors face increasing difficulty to access and debit their </w:t>
       </w:r>
       <w:r>
         <w:rPr>
@@ -12919,7 +12845,6 @@
         <w:rPr>
           <w:noProof/>
         </w:rPr>
-        <w:lastRenderedPageBreak/>
         <w:drawing>
           <wp:inline distT="0" distB="0" distL="0" distR="0" wp14:anchorId="4CC0DC87" wp14:editId="29FFDDB0">
             <wp:extent cx="3157335" cy="2045508"/>
@@ -13056,6 +12981,7 @@
         <w:rPr>
           <w:noProof/>
         </w:rPr>
+        <w:lastRenderedPageBreak/>
         <w:drawing>
           <wp:inline distT="0" distB="0" distL="0" distR="0" wp14:anchorId="3DFF5439" wp14:editId="46D10C37">
             <wp:extent cx="5943600" cy="1592580"/>
@@ -14063,6 +13989,7 @@
         <w:pStyle w:val="Heading1"/>
       </w:pPr>
       <w:r>
+        <w:lastRenderedPageBreak/>
         <w:t>References</w:t>
       </w:r>
     </w:p>
@@ -14395,7 +14322,6 @@
         <w:ind w:left="720" w:hanging="720"/>
       </w:pPr>
       <w:r>
-        <w:lastRenderedPageBreak/>
         <w:t xml:space="preserve">Hegwood, M., Langendorf, R. E., and Burgess, M. G. (2022). "Why win–wins are rare in complex environmental management." </w:t>
       </w:r>
       <w:r>
@@ -14515,6 +14441,7 @@
         <w:ind w:left="720" w:hanging="720"/>
       </w:pPr>
       <w:r>
+        <w:lastRenderedPageBreak/>
         <w:t xml:space="preserve">Meehan, K., Jepson, W., Harris, L. M., Wutich, A., Beresford, M., Fencl, A., London, J., Pierce, G., Radonic, L., Wells, C., Wilson, N. J., Adams, E. A., Arsenault, R., Brewis, A., Harrington, V., Lambrinidou, Y., McGregor, D., Patrick, R., Pauli, B., Pearson, A. L., Shah, S., Splichalova, D., Workman, C., and Young, S. (2020). "Exposing the myths of household water insecurity in the global north: A critical review." </w:t>
       </w:r>
       <w:r>
@@ -14786,7 +14713,6 @@
         <w:ind w:left="720" w:hanging="720"/>
       </w:pPr>
       <w:r>
-        <w:lastRenderedPageBreak/>
         <w:t xml:space="preserve">Stelter, D. (2022). "Towards a Utah Intentionally Created Surplus Program." </w:t>
       </w:r>
       <w:r>
@@ -14877,6 +14803,7 @@
         <w:ind w:left="720" w:hanging="720"/>
       </w:pPr>
       <w:r>
+        <w:lastRenderedPageBreak/>
         <w:t xml:space="preserve">UCRC. (2024). "Colorado River System Conservation Pilot Program in the Upper Colorado River Basin." </w:t>
       </w:r>
       <w:r>
@@ -18394,6 +18321,7 @@
   <w:style w:type="character" w:default="1" w:styleId="DefaultParagraphFont">
     <w:name w:val="Default Paragraph Font"/>
     <w:uiPriority w:val="1"/>
+    <w:semiHidden/>
     <w:unhideWhenUsed/>
   </w:style>
   <w:style w:type="table" w:default="1" w:styleId="TableNormal">
